--- a/public/reports/sysml-ai-research-report.docx
+++ b/public/reports/sysml-ai-research-report.docx
@@ -13601,7 +13601,7 @@
           <w:color w:val="5D6B7A"/>
           <w:sz w:val="18"/>
         </w:rPr>
-        <w:t>生成时间：2026-09-13 07:27（Asia/Shanghai）</w:t>
+        <w:t>生成时间：2026-09-14 07:54（Asia/Shanghai）</w:t>
       </w:r>
     </w:p>
     <w:sectPr>

--- a/public/reports/sysml-ai-research-report.docx
+++ b/public/reports/sysml-ai-research-report.docx
@@ -13601,7 +13601,7 @@
           <w:color w:val="5D6B7A"/>
           <w:sz w:val="18"/>
         </w:rPr>
-        <w:t>生成时间：2026-09-14 07:54（Asia/Shanghai）</w:t>
+        <w:t>生成时间：2026-09-15 07:44（Asia/Shanghai）</w:t>
       </w:r>
     </w:p>
     <w:sectPr>

--- a/public/reports/sysml-ai-research-report.docx
+++ b/public/reports/sysml-ai-research-report.docx
@@ -88,7 +88,7 @@
                 <w:color w:val="0B2545"/>
                 <w:sz w:val="22"/>
               </w:rPr>
-              <w:t>2026-09-13</w:t>
+              <w:t>2026-09-16</w:t>
             </w:r>
           </w:p>
         </w:tc>
@@ -122,7 +122,7 @@
                 <w:color w:val="0B2545"/>
                 <w:sz w:val="22"/>
               </w:rPr>
-              <w:t>2026-09-16</w:t>
+              <w:t>2026-09-19</w:t>
             </w:r>
           </w:p>
         </w:tc>
@@ -158,7 +158,7 @@
                 <w:color w:val="0B2545"/>
                 <w:sz w:val="22"/>
               </w:rPr>
-              <w:t>34 个</w:t>
+              <w:t>35 个</w:t>
             </w:r>
           </w:p>
         </w:tc>
@@ -220,7 +220,7 @@
           <w:rFonts w:ascii="Microsoft YaHei" w:hAnsi="Microsoft YaHei" w:eastAsia="Microsoft YaHei"/>
           <w:color w:val="0B2545"/>
         </w:rPr>
-        <w:t xml:space="preserve"> 当前共收录 34 个项目，其中 5 个已验证、31 个确认为开源。 调研重点是这些工具在系统建模生命周期中的实际用途，而不只是在何种 AI 客户端中运行。</w:t>
+        <w:t xml:space="preserve"> 当前共收录 35 个项目，其中 5 个已验证、32 个确认为开源。 调研重点是这些工具在系统建模生命周期中的实际用途，而不只是在何种 AI 客户端中运行。</w:t>
       </w:r>
     </w:p>
     <w:p>
@@ -235,7 +235,7 @@
           <w:color w:val="0B2545"/>
           <w:sz w:val="22"/>
         </w:rPr>
-        <w:t>标准覆盖：SysML v2（18）；KerML（3）；通用 MBSE（1）；SysML (version unspecified)（10）；SysML v1（5）；UML（1）</w:t>
+        <w:t>标准覆盖：SysML v2（19）；KerML（3）；通用 MBSE（1）；SysML (version unspecified)（10）；SysML v1（5）；UML（1）</w:t>
       </w:r>
     </w:p>
     <w:p>
@@ -438,7 +438,7 @@
                 <w:color w:val="0B2545"/>
                 <w:sz w:val="17"/>
               </w:rPr>
-              <w:t>FocusTick、HL7-HSRA_E2-SFM2SysMLv2-Agent、INSPECTA-Spec-Code-Proof-Copilot、mappy_mini、mbse-local-ai-demo、mbseagent2、mora-pochettino、se-buddy-agent、sidkolapalli、SysML2-spec-gpt、sysmlv2-ai-toolkit、sysprose</w:t>
+              <w:t>FocusTick、HL7-HSRA_E2-SFM2SysMLv2-Agent、INSPECTA-Spec-Code-Proof-Copilot、keel、mappy_mini、mbse-local-ai-demo、mbseagent2、mora-pochettino、se-buddy-agent、sidkolapalli、SysML2-spec-gpt、sysmlv2-ai-toolkit、sysprose</w:t>
             </w:r>
           </w:p>
         </w:tc>
@@ -6457,7 +6457,380 @@
         <w:pageBreakBefore/>
       </w:pPr>
       <w:r>
-        <w:t>3.16 mappy_mini</w:t>
+        <w:t>3.16 keel</w:t>
+      </w:r>
+    </w:p>
+    <w:p>
+      <w:pPr>
+        <w:spacing w:after="160"/>
+      </w:pPr>
+      <w:r>
+        <w:rPr>
+          <w:rFonts w:ascii="Microsoft YaHei" w:hAnsi="Microsoft YaHei" w:eastAsia="Microsoft YaHei"/>
+          <w:b/>
+          <w:color w:val="007079"/>
+          <w:sz w:val="18"/>
+        </w:rPr>
+        <w:t>Agent · SysML v2 · 待验证 · 开源</w:t>
+      </w:r>
+    </w:p>
+    <w:tbl>
+      <w:tblPr>
+        <w:tblStyle w:val="TableGrid"/>
+        <w:tblW w:type="dxa" w:w="9360"/>
+        <w:jc w:val="left"/>
+        <w:tblLayout w:type="fixed"/>
+        <w:tblLook w:firstColumn="1" w:firstRow="1" w:lastColumn="0" w:lastRow="0" w:noHBand="0" w:noVBand="1" w:val="04A0"/>
+        <w:tblInd w:w="120" w:type="dxa"/>
+      </w:tblPr>
+      <w:tblGrid>
+        <w:gridCol w:w="1700"/>
+        <w:gridCol w:w="7660"/>
+      </w:tblGrid>
+      <w:tr>
+        <w:tc>
+          <w:tcPr>
+            <w:tcW w:type="dxa" w:w="1700"/>
+            <w:shd w:fill="E8EEF5"/>
+            <w:vAlign w:val="top"/>
+            <w:tcMar>
+              <w:top w:w="80" w:type="dxa"/>
+              <w:start w:w="120" w:type="dxa"/>
+              <w:bottom w:w="80" w:type="dxa"/>
+              <w:end w:w="120" w:type="dxa"/>
+            </w:tcMar>
+          </w:tcPr>
+          <w:p>
+            <w:r>
+              <w:rPr>
+                <w:rFonts w:ascii="Microsoft YaHei" w:hAnsi="Microsoft YaHei" w:eastAsia="Microsoft YaHei"/>
+                <w:b/>
+                <w:color w:val="0B2545"/>
+                <w:sz w:val="18"/>
+              </w:rPr>
+              <w:t>功能说明</w:t>
+            </w:r>
+          </w:p>
+        </w:tc>
+        <w:tc>
+          <w:tcPr>
+            <w:tcW w:type="dxa" w:w="7660"/>
+            <w:vAlign w:val="top"/>
+            <w:tcMar>
+              <w:top w:w="80" w:type="dxa"/>
+              <w:start w:w="120" w:type="dxa"/>
+              <w:bottom w:w="80" w:type="dxa"/>
+              <w:end w:w="120" w:type="dxa"/>
+            </w:tcMar>
+          </w:tcPr>
+          <w:p>
+            <w:r>
+              <w:rPr>
+                <w:rFonts w:ascii="Microsoft YaHei" w:hAnsi="Microsoft YaHei" w:eastAsia="Microsoft YaHei"/>
+                <w:color w:val="0B2545"/>
+                <w:sz w:val="18"/>
+              </w:rPr>
+              <w:t>公开描述：A sysmlv2-backed AI workflow template。该功能说明由规则提取，需在下一次人工复核时确认。</w:t>
+            </w:r>
+          </w:p>
+        </w:tc>
+      </w:tr>
+      <w:tr>
+        <w:tc>
+          <w:tcPr>
+            <w:tcW w:type="dxa" w:w="1700"/>
+            <w:shd w:fill="E8EEF5"/>
+            <w:vAlign w:val="top"/>
+            <w:tcMar>
+              <w:top w:w="80" w:type="dxa"/>
+              <w:start w:w="120" w:type="dxa"/>
+              <w:bottom w:w="80" w:type="dxa"/>
+              <w:end w:w="120" w:type="dxa"/>
+            </w:tcMar>
+          </w:tcPr>
+          <w:p>
+            <w:r>
+              <w:rPr>
+                <w:rFonts w:ascii="Microsoft YaHei" w:hAnsi="Microsoft YaHei" w:eastAsia="Microsoft YaHei"/>
+                <w:b/>
+                <w:color w:val="0B2545"/>
+                <w:sz w:val="18"/>
+              </w:rPr>
+              <w:t>适用场景</w:t>
+            </w:r>
+          </w:p>
+        </w:tc>
+        <w:tc>
+          <w:tcPr>
+            <w:tcW w:type="dxa" w:w="7660"/>
+            <w:vAlign w:val="top"/>
+            <w:tcMar>
+              <w:top w:w="80" w:type="dxa"/>
+              <w:start w:w="120" w:type="dxa"/>
+              <w:bottom w:w="80" w:type="dxa"/>
+              <w:end w:w="120" w:type="dxa"/>
+            </w:tcMar>
+          </w:tcPr>
+          <w:p>
+            <w:r>
+              <w:rPr>
+                <w:rFonts w:ascii="Microsoft YaHei" w:hAnsi="Microsoft YaHei" w:eastAsia="Microsoft YaHei"/>
+                <w:color w:val="0B2545"/>
+                <w:sz w:val="18"/>
+              </w:rPr>
+              <w:t>模型理解、模型审查</w:t>
+            </w:r>
+          </w:p>
+        </w:tc>
+      </w:tr>
+      <w:tr>
+        <w:tc>
+          <w:tcPr>
+            <w:tcW w:type="dxa" w:w="1700"/>
+            <w:shd w:fill="E8EEF5"/>
+            <w:vAlign w:val="top"/>
+            <w:tcMar>
+              <w:top w:w="80" w:type="dxa"/>
+              <w:start w:w="120" w:type="dxa"/>
+              <w:bottom w:w="80" w:type="dxa"/>
+              <w:end w:w="120" w:type="dxa"/>
+            </w:tcMar>
+          </w:tcPr>
+          <w:p>
+            <w:r>
+              <w:rPr>
+                <w:rFonts w:ascii="Microsoft YaHei" w:hAnsi="Microsoft YaHei" w:eastAsia="Microsoft YaHei"/>
+                <w:b/>
+                <w:color w:val="0B2545"/>
+                <w:sz w:val="18"/>
+              </w:rPr>
+              <w:t>核心能力</w:t>
+            </w:r>
+          </w:p>
+        </w:tc>
+        <w:tc>
+          <w:tcPr>
+            <w:tcW w:type="dxa" w:w="7660"/>
+            <w:vAlign w:val="top"/>
+            <w:tcMar>
+              <w:top w:w="80" w:type="dxa"/>
+              <w:start w:w="120" w:type="dxa"/>
+              <w:bottom w:w="80" w:type="dxa"/>
+              <w:end w:w="120" w:type="dxa"/>
+            </w:tcMar>
+          </w:tcPr>
+          <w:p>
+            <w:r>
+              <w:rPr>
+                <w:rFonts w:ascii="Microsoft YaHei" w:hAnsi="Microsoft YaHei" w:eastAsia="Microsoft YaHei"/>
+                <w:color w:val="0B2545"/>
+                <w:sz w:val="18"/>
+              </w:rPr>
+              <w:t>待进一步分析</w:t>
+            </w:r>
+          </w:p>
+        </w:tc>
+      </w:tr>
+      <w:tr>
+        <w:tc>
+          <w:tcPr>
+            <w:tcW w:type="dxa" w:w="1700"/>
+            <w:shd w:fill="E8EEF5"/>
+            <w:vAlign w:val="top"/>
+            <w:tcMar>
+              <w:top w:w="80" w:type="dxa"/>
+              <w:start w:w="120" w:type="dxa"/>
+              <w:bottom w:w="80" w:type="dxa"/>
+              <w:end w:w="120" w:type="dxa"/>
+            </w:tcMar>
+          </w:tcPr>
+          <w:p>
+            <w:r>
+              <w:rPr>
+                <w:rFonts w:ascii="Microsoft YaHei" w:hAnsi="Microsoft YaHei" w:eastAsia="Microsoft YaHei"/>
+                <w:b/>
+                <w:color w:val="0B2545"/>
+                <w:sz w:val="18"/>
+              </w:rPr>
+              <w:t>支持平台</w:t>
+            </w:r>
+          </w:p>
+        </w:tc>
+        <w:tc>
+          <w:tcPr>
+            <w:tcW w:type="dxa" w:w="7660"/>
+            <w:vAlign w:val="top"/>
+            <w:tcMar>
+              <w:top w:w="80" w:type="dxa"/>
+              <w:start w:w="120" w:type="dxa"/>
+              <w:bottom w:w="80" w:type="dxa"/>
+              <w:end w:w="120" w:type="dxa"/>
+            </w:tcMar>
+          </w:tcPr>
+          <w:p>
+            <w:r>
+              <w:rPr>
+                <w:rFonts w:ascii="Microsoft YaHei" w:hAnsi="Microsoft YaHei" w:eastAsia="Microsoft YaHei"/>
+                <w:color w:val="0B2545"/>
+                <w:sz w:val="18"/>
+              </w:rPr>
+              <w:t>To verify</w:t>
+            </w:r>
+          </w:p>
+        </w:tc>
+      </w:tr>
+      <w:tr>
+        <w:tc>
+          <w:tcPr>
+            <w:tcW w:type="dxa" w:w="1700"/>
+            <w:shd w:fill="E8EEF5"/>
+            <w:vAlign w:val="top"/>
+            <w:tcMar>
+              <w:top w:w="80" w:type="dxa"/>
+              <w:start w:w="120" w:type="dxa"/>
+              <w:bottom w:w="80" w:type="dxa"/>
+              <w:end w:w="120" w:type="dxa"/>
+            </w:tcMar>
+          </w:tcPr>
+          <w:p>
+            <w:r>
+              <w:rPr>
+                <w:rFonts w:ascii="Microsoft YaHei" w:hAnsi="Microsoft YaHei" w:eastAsia="Microsoft YaHei"/>
+                <w:b/>
+                <w:color w:val="0B2545"/>
+                <w:sz w:val="18"/>
+              </w:rPr>
+              <w:t>隐私与离线</w:t>
+            </w:r>
+          </w:p>
+        </w:tc>
+        <w:tc>
+          <w:tcPr>
+            <w:tcW w:type="dxa" w:w="7660"/>
+            <w:vAlign w:val="top"/>
+            <w:tcMar>
+              <w:top w:w="80" w:type="dxa"/>
+              <w:start w:w="120" w:type="dxa"/>
+              <w:bottom w:w="80" w:type="dxa"/>
+              <w:end w:w="120" w:type="dxa"/>
+            </w:tcMar>
+          </w:tcPr>
+          <w:p>
+            <w:r>
+              <w:rPr>
+                <w:rFonts w:ascii="Microsoft YaHei" w:hAnsi="Microsoft YaHei" w:eastAsia="Microsoft YaHei"/>
+                <w:color w:val="0B2545"/>
+                <w:sz w:val="18"/>
+              </w:rPr>
+              <w:t>自动发现项目，数据隐私与离线能力尚待核验。（离线能力：unknown）</w:t>
+            </w:r>
+          </w:p>
+        </w:tc>
+      </w:tr>
+      <w:tr>
+        <w:tc>
+          <w:tcPr>
+            <w:tcW w:type="dxa" w:w="1700"/>
+            <w:shd w:fill="E8EEF5"/>
+            <w:vAlign w:val="top"/>
+            <w:tcMar>
+              <w:top w:w="80" w:type="dxa"/>
+              <w:start w:w="120" w:type="dxa"/>
+              <w:bottom w:w="80" w:type="dxa"/>
+              <w:end w:w="120" w:type="dxa"/>
+            </w:tcMar>
+          </w:tcPr>
+          <w:p>
+            <w:r>
+              <w:rPr>
+                <w:rFonts w:ascii="Microsoft YaHei" w:hAnsi="Microsoft YaHei" w:eastAsia="Microsoft YaHei"/>
+                <w:b/>
+                <w:color w:val="0B2545"/>
+                <w:sz w:val="18"/>
+              </w:rPr>
+              <w:t>项目地址</w:t>
+            </w:r>
+          </w:p>
+        </w:tc>
+        <w:tc>
+          <w:tcPr>
+            <w:tcW w:type="dxa" w:w="7660"/>
+            <w:vAlign w:val="top"/>
+            <w:tcMar>
+              <w:top w:w="80" w:type="dxa"/>
+              <w:start w:w="120" w:type="dxa"/>
+              <w:bottom w:w="80" w:type="dxa"/>
+              <w:end w:w="120" w:type="dxa"/>
+            </w:tcMar>
+          </w:tcPr>
+          <w:p>
+            <w:r>
+              <w:rPr>
+                <w:rFonts w:ascii="Microsoft YaHei" w:hAnsi="Microsoft YaHei" w:eastAsia="Microsoft YaHei"/>
+                <w:color w:val="0B2545"/>
+                <w:sz w:val="18"/>
+              </w:rPr>
+              <w:t>https://github.com/williamweatherholtz/keel</w:t>
+            </w:r>
+          </w:p>
+        </w:tc>
+      </w:tr>
+      <w:tr>
+        <w:tc>
+          <w:tcPr>
+            <w:tcW w:type="dxa" w:w="1700"/>
+            <w:shd w:fill="E8EEF5"/>
+            <w:vAlign w:val="top"/>
+            <w:tcMar>
+              <w:top w:w="80" w:type="dxa"/>
+              <w:start w:w="120" w:type="dxa"/>
+              <w:bottom w:w="80" w:type="dxa"/>
+              <w:end w:w="120" w:type="dxa"/>
+            </w:tcMar>
+          </w:tcPr>
+          <w:p>
+            <w:r>
+              <w:rPr>
+                <w:rFonts w:ascii="Microsoft YaHei" w:hAnsi="Microsoft YaHei" w:eastAsia="Microsoft YaHei"/>
+                <w:b/>
+                <w:color w:val="0B2545"/>
+                <w:sz w:val="18"/>
+              </w:rPr>
+              <w:t>核验来源</w:t>
+            </w:r>
+          </w:p>
+        </w:tc>
+        <w:tc>
+          <w:tcPr>
+            <w:tcW w:type="dxa" w:w="7660"/>
+            <w:vAlign w:val="top"/>
+            <w:tcMar>
+              <w:top w:w="80" w:type="dxa"/>
+              <w:start w:w="120" w:type="dxa"/>
+              <w:bottom w:w="80" w:type="dxa"/>
+              <w:end w:w="120" w:type="dxa"/>
+            </w:tcMar>
+          </w:tcPr>
+          <w:p>
+            <w:r>
+              <w:rPr>
+                <w:rFonts w:ascii="Microsoft YaHei" w:hAnsi="Microsoft YaHei" w:eastAsia="Microsoft YaHei"/>
+                <w:color w:val="0B2545"/>
+                <w:sz w:val="18"/>
+              </w:rPr>
+              <w:t>https://github.com/williamweatherholtz/keel</w:t>
+            </w:r>
+          </w:p>
+        </w:tc>
+      </w:tr>
+    </w:tbl>
+    <w:p>
+      <w:pPr>
+        <w:pStyle w:val="Heading2"/>
+        <w:pageBreakBefore/>
+      </w:pPr>
+      <w:r>
+        <w:t>3.17 mappy_mini</w:t>
       </w:r>
     </w:p>
     <w:p>
@@ -6830,7 +7203,7 @@
         <w:pageBreakBefore/>
       </w:pPr>
       <w:r>
-        <w:t>3.17 mbse-local-ai-demo</w:t>
+        <w:t>3.18 mbse-local-ai-demo</w:t>
       </w:r>
     </w:p>
     <w:p>
@@ -7203,7 +7576,7 @@
         <w:pageBreakBefore/>
       </w:pPr>
       <w:r>
-        <w:t>3.18 mbseagent2</w:t>
+        <w:t>3.19 mbseagent2</w:t>
       </w:r>
     </w:p>
     <w:p>
@@ -7576,7 +7949,7 @@
         <w:pageBreakBefore/>
       </w:pPr>
       <w:r>
-        <w:t>3.19 mcp-syson</w:t>
+        <w:t>3.20 mcp-syson</w:t>
       </w:r>
     </w:p>
     <w:p>
@@ -7949,7 +8322,7 @@
         <w:pageBreakBefore/>
       </w:pPr>
       <w:r>
-        <w:t>3.20 mora-pochettino</w:t>
+        <w:t>3.21 mora-pochettino</w:t>
       </w:r>
     </w:p>
     <w:p>
@@ -8322,7 +8695,7 @@
         <w:pageBreakBefore/>
       </w:pPr>
       <w:r>
-        <w:t>3.21 mycelium-hypha</w:t>
+        <w:t>3.22 mycelium-hypha</w:t>
       </w:r>
     </w:p>
     <w:p>
@@ -8695,7 +9068,7 @@
         <w:pageBreakBefore/>
       </w:pPr>
       <w:r>
-        <w:t>3.22 se-buddy-agent</w:t>
+        <w:t>3.23 se-buddy-agent</w:t>
       </w:r>
     </w:p>
     <w:p>
@@ -9068,7 +9441,7 @@
         <w:pageBreakBefore/>
       </w:pPr>
       <w:r>
-        <w:t>3.23 sidkolapalli</w:t>
+        <w:t>3.24 sidkolapalli</w:t>
       </w:r>
     </w:p>
     <w:p>
@@ -9441,7 +9814,7 @@
         <w:pageBreakBefore/>
       </w:pPr>
       <w:r>
-        <w:t>3.24 SysML v2 MCP Server by Raghunath Torase</w:t>
+        <w:t>3.25 SysML v2 MCP Server by Raghunath Torase</w:t>
       </w:r>
     </w:p>
     <w:p>
@@ -9814,7 +10187,7 @@
         <w:pageBreakBefore/>
       </w:pPr>
       <w:r>
-        <w:t>3.25 sysml-ai-hub</w:t>
+        <w:t>3.26 sysml-ai-hub</w:t>
       </w:r>
     </w:p>
     <w:p>
@@ -10187,7 +10560,7 @@
         <w:pageBreakBefore/>
       </w:pPr>
       <w:r>
-        <w:t>3.26 sysml-rs</w:t>
+        <w:t>3.27 sysml-rs</w:t>
       </w:r>
     </w:p>
     <w:p>
@@ -10549,379 +10922,6 @@
                 <w:sz w:val="18"/>
               </w:rPr>
               <w:t>https://github.com/RickyMillar/sysml-rs</w:t>
-            </w:r>
-          </w:p>
-        </w:tc>
-      </w:tr>
-    </w:tbl>
-    <w:p>
-      <w:pPr>
-        <w:pStyle w:val="Heading2"/>
-        <w:pageBreakBefore/>
-      </w:pPr>
-      <w:r>
-        <w:t>3.27 sysml-v2-lsp</w:t>
-      </w:r>
-    </w:p>
-    <w:p>
-      <w:pPr>
-        <w:spacing w:after="160"/>
-      </w:pPr>
-      <w:r>
-        <w:rPr>
-          <w:rFonts w:ascii="Microsoft YaHei" w:hAnsi="Microsoft YaHei" w:eastAsia="Microsoft YaHei"/>
-          <w:b/>
-          <w:color w:val="007079"/>
-          <w:sz w:val="18"/>
-        </w:rPr>
-        <w:t>MCP Server · SysML v2 · 待验证 · 开源</w:t>
-      </w:r>
-    </w:p>
-    <w:tbl>
-      <w:tblPr>
-        <w:tblStyle w:val="TableGrid"/>
-        <w:tblW w:type="dxa" w:w="9360"/>
-        <w:jc w:val="left"/>
-        <w:tblLayout w:type="fixed"/>
-        <w:tblLook w:firstColumn="1" w:firstRow="1" w:lastColumn="0" w:lastRow="0" w:noHBand="0" w:noVBand="1" w:val="04A0"/>
-        <w:tblInd w:w="120" w:type="dxa"/>
-      </w:tblPr>
-      <w:tblGrid>
-        <w:gridCol w:w="1700"/>
-        <w:gridCol w:w="7660"/>
-      </w:tblGrid>
-      <w:tr>
-        <w:tc>
-          <w:tcPr>
-            <w:tcW w:type="dxa" w:w="1700"/>
-            <w:shd w:fill="E8EEF5"/>
-            <w:vAlign w:val="top"/>
-            <w:tcMar>
-              <w:top w:w="80" w:type="dxa"/>
-              <w:start w:w="120" w:type="dxa"/>
-              <w:bottom w:w="80" w:type="dxa"/>
-              <w:end w:w="120" w:type="dxa"/>
-            </w:tcMar>
-          </w:tcPr>
-          <w:p>
-            <w:r>
-              <w:rPr>
-                <w:rFonts w:ascii="Microsoft YaHei" w:hAnsi="Microsoft YaHei" w:eastAsia="Microsoft YaHei"/>
-                <w:b/>
-                <w:color w:val="0B2545"/>
-                <w:sz w:val="18"/>
-              </w:rPr>
-              <w:t>功能说明</w:t>
-            </w:r>
-          </w:p>
-        </w:tc>
-        <w:tc>
-          <w:tcPr>
-            <w:tcW w:type="dxa" w:w="7660"/>
-            <w:vAlign w:val="top"/>
-            <w:tcMar>
-              <w:top w:w="80" w:type="dxa"/>
-              <w:start w:w="120" w:type="dxa"/>
-              <w:bottom w:w="80" w:type="dxa"/>
-              <w:end w:w="120" w:type="dxa"/>
-            </w:tcMar>
-          </w:tcPr>
-          <w:p>
-            <w:r>
-              <w:rPr>
-                <w:rFonts w:ascii="Microsoft YaHei" w:hAnsi="Microsoft YaHei" w:eastAsia="Microsoft YaHei"/>
-                <w:color w:val="0B2545"/>
-                <w:sz w:val="18"/>
-              </w:rPr>
-              <w:t>公开描述：SysML v2 LSP/MCP server (forked from daltskin/sysml-v2-lsp)。该功能说明由规则提取，需在下一次人工复核时确认。</w:t>
-            </w:r>
-          </w:p>
-        </w:tc>
-      </w:tr>
-      <w:tr>
-        <w:tc>
-          <w:tcPr>
-            <w:tcW w:type="dxa" w:w="1700"/>
-            <w:shd w:fill="E8EEF5"/>
-            <w:vAlign w:val="top"/>
-            <w:tcMar>
-              <w:top w:w="80" w:type="dxa"/>
-              <w:start w:w="120" w:type="dxa"/>
-              <w:bottom w:w="80" w:type="dxa"/>
-              <w:end w:w="120" w:type="dxa"/>
-            </w:tcMar>
-          </w:tcPr>
-          <w:p>
-            <w:r>
-              <w:rPr>
-                <w:rFonts w:ascii="Microsoft YaHei" w:hAnsi="Microsoft YaHei" w:eastAsia="Microsoft YaHei"/>
-                <w:b/>
-                <w:color w:val="0B2545"/>
-                <w:sz w:val="18"/>
-              </w:rPr>
-              <w:t>适用场景</w:t>
-            </w:r>
-          </w:p>
-        </w:tc>
-        <w:tc>
-          <w:tcPr>
-            <w:tcW w:type="dxa" w:w="7660"/>
-            <w:vAlign w:val="top"/>
-            <w:tcMar>
-              <w:top w:w="80" w:type="dxa"/>
-              <w:start w:w="120" w:type="dxa"/>
-              <w:bottom w:w="80" w:type="dxa"/>
-              <w:end w:w="120" w:type="dxa"/>
-            </w:tcMar>
-          </w:tcPr>
-          <w:p>
-            <w:r>
-              <w:rPr>
-                <w:rFonts w:ascii="Microsoft YaHei" w:hAnsi="Microsoft YaHei" w:eastAsia="Microsoft YaHei"/>
-                <w:color w:val="0B2545"/>
-                <w:sz w:val="18"/>
-              </w:rPr>
-              <w:t>模型理解、模型审查</w:t>
-            </w:r>
-          </w:p>
-        </w:tc>
-      </w:tr>
-      <w:tr>
-        <w:tc>
-          <w:tcPr>
-            <w:tcW w:type="dxa" w:w="1700"/>
-            <w:shd w:fill="E8EEF5"/>
-            <w:vAlign w:val="top"/>
-            <w:tcMar>
-              <w:top w:w="80" w:type="dxa"/>
-              <w:start w:w="120" w:type="dxa"/>
-              <w:bottom w:w="80" w:type="dxa"/>
-              <w:end w:w="120" w:type="dxa"/>
-            </w:tcMar>
-          </w:tcPr>
-          <w:p>
-            <w:r>
-              <w:rPr>
-                <w:rFonts w:ascii="Microsoft YaHei" w:hAnsi="Microsoft YaHei" w:eastAsia="Microsoft YaHei"/>
-                <w:b/>
-                <w:color w:val="0B2545"/>
-                <w:sz w:val="18"/>
-              </w:rPr>
-              <w:t>核心能力</w:t>
-            </w:r>
-          </w:p>
-        </w:tc>
-        <w:tc>
-          <w:tcPr>
-            <w:tcW w:type="dxa" w:w="7660"/>
-            <w:vAlign w:val="top"/>
-            <w:tcMar>
-              <w:top w:w="80" w:type="dxa"/>
-              <w:start w:w="120" w:type="dxa"/>
-              <w:bottom w:w="80" w:type="dxa"/>
-              <w:end w:w="120" w:type="dxa"/>
-            </w:tcMar>
-          </w:tcPr>
-          <w:p>
-            <w:r>
-              <w:rPr>
-                <w:rFonts w:ascii="Microsoft YaHei" w:hAnsi="Microsoft YaHei" w:eastAsia="Microsoft YaHei"/>
-                <w:color w:val="0B2545"/>
-                <w:sz w:val="18"/>
-              </w:rPr>
-              <w:t>待进一步分析</w:t>
-            </w:r>
-          </w:p>
-        </w:tc>
-      </w:tr>
-      <w:tr>
-        <w:tc>
-          <w:tcPr>
-            <w:tcW w:type="dxa" w:w="1700"/>
-            <w:shd w:fill="E8EEF5"/>
-            <w:vAlign w:val="top"/>
-            <w:tcMar>
-              <w:top w:w="80" w:type="dxa"/>
-              <w:start w:w="120" w:type="dxa"/>
-              <w:bottom w:w="80" w:type="dxa"/>
-              <w:end w:w="120" w:type="dxa"/>
-            </w:tcMar>
-          </w:tcPr>
-          <w:p>
-            <w:r>
-              <w:rPr>
-                <w:rFonts w:ascii="Microsoft YaHei" w:hAnsi="Microsoft YaHei" w:eastAsia="Microsoft YaHei"/>
-                <w:b/>
-                <w:color w:val="0B2545"/>
-                <w:sz w:val="18"/>
-              </w:rPr>
-              <w:t>支持平台</w:t>
-            </w:r>
-          </w:p>
-        </w:tc>
-        <w:tc>
-          <w:tcPr>
-            <w:tcW w:type="dxa" w:w="7660"/>
-            <w:vAlign w:val="top"/>
-            <w:tcMar>
-              <w:top w:w="80" w:type="dxa"/>
-              <w:start w:w="120" w:type="dxa"/>
-              <w:bottom w:w="80" w:type="dxa"/>
-              <w:end w:w="120" w:type="dxa"/>
-            </w:tcMar>
-          </w:tcPr>
-          <w:p>
-            <w:r>
-              <w:rPr>
-                <w:rFonts w:ascii="Microsoft YaHei" w:hAnsi="Microsoft YaHei" w:eastAsia="Microsoft YaHei"/>
-                <w:color w:val="0B2545"/>
-                <w:sz w:val="18"/>
-              </w:rPr>
-              <w:t>MCP</w:t>
-            </w:r>
-          </w:p>
-        </w:tc>
-      </w:tr>
-      <w:tr>
-        <w:tc>
-          <w:tcPr>
-            <w:tcW w:type="dxa" w:w="1700"/>
-            <w:shd w:fill="E8EEF5"/>
-            <w:vAlign w:val="top"/>
-            <w:tcMar>
-              <w:top w:w="80" w:type="dxa"/>
-              <w:start w:w="120" w:type="dxa"/>
-              <w:bottom w:w="80" w:type="dxa"/>
-              <w:end w:w="120" w:type="dxa"/>
-            </w:tcMar>
-          </w:tcPr>
-          <w:p>
-            <w:r>
-              <w:rPr>
-                <w:rFonts w:ascii="Microsoft YaHei" w:hAnsi="Microsoft YaHei" w:eastAsia="Microsoft YaHei"/>
-                <w:b/>
-                <w:color w:val="0B2545"/>
-                <w:sz w:val="18"/>
-              </w:rPr>
-              <w:t>隐私与离线</w:t>
-            </w:r>
-          </w:p>
-        </w:tc>
-        <w:tc>
-          <w:tcPr>
-            <w:tcW w:type="dxa" w:w="7660"/>
-            <w:vAlign w:val="top"/>
-            <w:tcMar>
-              <w:top w:w="80" w:type="dxa"/>
-              <w:start w:w="120" w:type="dxa"/>
-              <w:bottom w:w="80" w:type="dxa"/>
-              <w:end w:w="120" w:type="dxa"/>
-            </w:tcMar>
-          </w:tcPr>
-          <w:p>
-            <w:r>
-              <w:rPr>
-                <w:rFonts w:ascii="Microsoft YaHei" w:hAnsi="Microsoft YaHei" w:eastAsia="Microsoft YaHei"/>
-                <w:color w:val="0B2545"/>
-                <w:sz w:val="18"/>
-              </w:rPr>
-              <w:t>自动发现项目，数据隐私与离线能力尚待核验。（离线能力：unknown）</w:t>
-            </w:r>
-          </w:p>
-        </w:tc>
-      </w:tr>
-      <w:tr>
-        <w:tc>
-          <w:tcPr>
-            <w:tcW w:type="dxa" w:w="1700"/>
-            <w:shd w:fill="E8EEF5"/>
-            <w:vAlign w:val="top"/>
-            <w:tcMar>
-              <w:top w:w="80" w:type="dxa"/>
-              <w:start w:w="120" w:type="dxa"/>
-              <w:bottom w:w="80" w:type="dxa"/>
-              <w:end w:w="120" w:type="dxa"/>
-            </w:tcMar>
-          </w:tcPr>
-          <w:p>
-            <w:r>
-              <w:rPr>
-                <w:rFonts w:ascii="Microsoft YaHei" w:hAnsi="Microsoft YaHei" w:eastAsia="Microsoft YaHei"/>
-                <w:b/>
-                <w:color w:val="0B2545"/>
-                <w:sz w:val="18"/>
-              </w:rPr>
-              <w:t>项目地址</w:t>
-            </w:r>
-          </w:p>
-        </w:tc>
-        <w:tc>
-          <w:tcPr>
-            <w:tcW w:type="dxa" w:w="7660"/>
-            <w:vAlign w:val="top"/>
-            <w:tcMar>
-              <w:top w:w="80" w:type="dxa"/>
-              <w:start w:w="120" w:type="dxa"/>
-              <w:bottom w:w="80" w:type="dxa"/>
-              <w:end w:w="120" w:type="dxa"/>
-            </w:tcMar>
-          </w:tcPr>
-          <w:p>
-            <w:r>
-              <w:rPr>
-                <w:rFonts w:ascii="Microsoft YaHei" w:hAnsi="Microsoft YaHei" w:eastAsia="Microsoft YaHei"/>
-                <w:color w:val="0B2545"/>
-                <w:sz w:val="18"/>
-              </w:rPr>
-              <w:t>https://github.com/debaditya-mohankudo/sysml-v2-lsp</w:t>
-            </w:r>
-          </w:p>
-        </w:tc>
-      </w:tr>
-      <w:tr>
-        <w:tc>
-          <w:tcPr>
-            <w:tcW w:type="dxa" w:w="1700"/>
-            <w:shd w:fill="E8EEF5"/>
-            <w:vAlign w:val="top"/>
-            <w:tcMar>
-              <w:top w:w="80" w:type="dxa"/>
-              <w:start w:w="120" w:type="dxa"/>
-              <w:bottom w:w="80" w:type="dxa"/>
-              <w:end w:w="120" w:type="dxa"/>
-            </w:tcMar>
-          </w:tcPr>
-          <w:p>
-            <w:r>
-              <w:rPr>
-                <w:rFonts w:ascii="Microsoft YaHei" w:hAnsi="Microsoft YaHei" w:eastAsia="Microsoft YaHei"/>
-                <w:b/>
-                <w:color w:val="0B2545"/>
-                <w:sz w:val="18"/>
-              </w:rPr>
-              <w:t>核验来源</w:t>
-            </w:r>
-          </w:p>
-        </w:tc>
-        <w:tc>
-          <w:tcPr>
-            <w:tcW w:type="dxa" w:w="7660"/>
-            <w:vAlign w:val="top"/>
-            <w:tcMar>
-              <w:top w:w="80" w:type="dxa"/>
-              <w:start w:w="120" w:type="dxa"/>
-              <w:bottom w:w="80" w:type="dxa"/>
-              <w:end w:w="120" w:type="dxa"/>
-            </w:tcMar>
-          </w:tcPr>
-          <w:p>
-            <w:r>
-              <w:rPr>
-                <w:rFonts w:ascii="Microsoft YaHei" w:hAnsi="Microsoft YaHei" w:eastAsia="Microsoft YaHei"/>
-                <w:color w:val="0B2545"/>
-                <w:sz w:val="18"/>
-              </w:rPr>
-              <w:t>https://github.com/debaditya-mohankudo/sysml-v2-lsp</w:t>
             </w:r>
           </w:p>
         </w:tc>
@@ -11006,7 +11006,7 @@
                 <w:color w:val="0B2545"/>
                 <w:sz w:val="18"/>
               </w:rPr>
-              <w:t>公开描述：SysML v2 Language Server Protocol implementation for VS Code, powered by ANTLR4. Includes MCP server for AI tool integration.。该功能说明由规则提取，需在下一次人工复核时确认。</w:t>
+              <w:t>公开描述：SysML v2 LSP/MCP server (forked from daltskin/sysml-v2-lsp)。该功能说明由规则提取，需在下一次人工复核时确认。</w:t>
             </w:r>
           </w:p>
         </w:tc>
@@ -11246,7 +11246,7 @@
                 <w:color w:val="0B2545"/>
                 <w:sz w:val="18"/>
               </w:rPr>
-              <w:t>https://github.com/daltskin/sysml-v2-lsp</w:t>
+              <w:t>https://github.com/debaditya-mohankudo/sysml-v2-lsp</w:t>
             </w:r>
           </w:p>
         </w:tc>
@@ -11294,7 +11294,7 @@
                 <w:color w:val="0B2545"/>
                 <w:sz w:val="18"/>
               </w:rPr>
-              <w:t>https://github.com/daltskin/sysml-v2-lsp</w:t>
+              <w:t>https://github.com/debaditya-mohankudo/sysml-v2-lsp</w:t>
             </w:r>
           </w:p>
         </w:tc>
@@ -11306,7 +11306,380 @@
         <w:pageBreakBefore/>
       </w:pPr>
       <w:r>
-        <w:t>3.29 sysml-v2-modeling-skill</w:t>
+        <w:t>3.29 sysml-v2-lsp</w:t>
+      </w:r>
+    </w:p>
+    <w:p>
+      <w:pPr>
+        <w:spacing w:after="160"/>
+      </w:pPr>
+      <w:r>
+        <w:rPr>
+          <w:rFonts w:ascii="Microsoft YaHei" w:hAnsi="Microsoft YaHei" w:eastAsia="Microsoft YaHei"/>
+          <w:b/>
+          <w:color w:val="007079"/>
+          <w:sz w:val="18"/>
+        </w:rPr>
+        <w:t>MCP Server · SysML v2 · 待验证 · 开源</w:t>
+      </w:r>
+    </w:p>
+    <w:tbl>
+      <w:tblPr>
+        <w:tblStyle w:val="TableGrid"/>
+        <w:tblW w:type="dxa" w:w="9360"/>
+        <w:jc w:val="left"/>
+        <w:tblLayout w:type="fixed"/>
+        <w:tblLook w:firstColumn="1" w:firstRow="1" w:lastColumn="0" w:lastRow="0" w:noHBand="0" w:noVBand="1" w:val="04A0"/>
+        <w:tblInd w:w="120" w:type="dxa"/>
+      </w:tblPr>
+      <w:tblGrid>
+        <w:gridCol w:w="1700"/>
+        <w:gridCol w:w="7660"/>
+      </w:tblGrid>
+      <w:tr>
+        <w:tc>
+          <w:tcPr>
+            <w:tcW w:type="dxa" w:w="1700"/>
+            <w:shd w:fill="E8EEF5"/>
+            <w:vAlign w:val="top"/>
+            <w:tcMar>
+              <w:top w:w="80" w:type="dxa"/>
+              <w:start w:w="120" w:type="dxa"/>
+              <w:bottom w:w="80" w:type="dxa"/>
+              <w:end w:w="120" w:type="dxa"/>
+            </w:tcMar>
+          </w:tcPr>
+          <w:p>
+            <w:r>
+              <w:rPr>
+                <w:rFonts w:ascii="Microsoft YaHei" w:hAnsi="Microsoft YaHei" w:eastAsia="Microsoft YaHei"/>
+                <w:b/>
+                <w:color w:val="0B2545"/>
+                <w:sz w:val="18"/>
+              </w:rPr>
+              <w:t>功能说明</w:t>
+            </w:r>
+          </w:p>
+        </w:tc>
+        <w:tc>
+          <w:tcPr>
+            <w:tcW w:type="dxa" w:w="7660"/>
+            <w:vAlign w:val="top"/>
+            <w:tcMar>
+              <w:top w:w="80" w:type="dxa"/>
+              <w:start w:w="120" w:type="dxa"/>
+              <w:bottom w:w="80" w:type="dxa"/>
+              <w:end w:w="120" w:type="dxa"/>
+            </w:tcMar>
+          </w:tcPr>
+          <w:p>
+            <w:r>
+              <w:rPr>
+                <w:rFonts w:ascii="Microsoft YaHei" w:hAnsi="Microsoft YaHei" w:eastAsia="Microsoft YaHei"/>
+                <w:color w:val="0B2545"/>
+                <w:sz w:val="18"/>
+              </w:rPr>
+              <w:t>公开描述：SysML v2 Language Server Protocol implementation for VS Code, powered by ANTLR4. Includes MCP server for AI tool integration.。该功能说明由规则提取，需在下一次人工复核时确认。</w:t>
+            </w:r>
+          </w:p>
+        </w:tc>
+      </w:tr>
+      <w:tr>
+        <w:tc>
+          <w:tcPr>
+            <w:tcW w:type="dxa" w:w="1700"/>
+            <w:shd w:fill="E8EEF5"/>
+            <w:vAlign w:val="top"/>
+            <w:tcMar>
+              <w:top w:w="80" w:type="dxa"/>
+              <w:start w:w="120" w:type="dxa"/>
+              <w:bottom w:w="80" w:type="dxa"/>
+              <w:end w:w="120" w:type="dxa"/>
+            </w:tcMar>
+          </w:tcPr>
+          <w:p>
+            <w:r>
+              <w:rPr>
+                <w:rFonts w:ascii="Microsoft YaHei" w:hAnsi="Microsoft YaHei" w:eastAsia="Microsoft YaHei"/>
+                <w:b/>
+                <w:color w:val="0B2545"/>
+                <w:sz w:val="18"/>
+              </w:rPr>
+              <w:t>适用场景</w:t>
+            </w:r>
+          </w:p>
+        </w:tc>
+        <w:tc>
+          <w:tcPr>
+            <w:tcW w:type="dxa" w:w="7660"/>
+            <w:vAlign w:val="top"/>
+            <w:tcMar>
+              <w:top w:w="80" w:type="dxa"/>
+              <w:start w:w="120" w:type="dxa"/>
+              <w:bottom w:w="80" w:type="dxa"/>
+              <w:end w:w="120" w:type="dxa"/>
+            </w:tcMar>
+          </w:tcPr>
+          <w:p>
+            <w:r>
+              <w:rPr>
+                <w:rFonts w:ascii="Microsoft YaHei" w:hAnsi="Microsoft YaHei" w:eastAsia="Microsoft YaHei"/>
+                <w:color w:val="0B2545"/>
+                <w:sz w:val="18"/>
+              </w:rPr>
+              <w:t>模型理解、模型审查</w:t>
+            </w:r>
+          </w:p>
+        </w:tc>
+      </w:tr>
+      <w:tr>
+        <w:tc>
+          <w:tcPr>
+            <w:tcW w:type="dxa" w:w="1700"/>
+            <w:shd w:fill="E8EEF5"/>
+            <w:vAlign w:val="top"/>
+            <w:tcMar>
+              <w:top w:w="80" w:type="dxa"/>
+              <w:start w:w="120" w:type="dxa"/>
+              <w:bottom w:w="80" w:type="dxa"/>
+              <w:end w:w="120" w:type="dxa"/>
+            </w:tcMar>
+          </w:tcPr>
+          <w:p>
+            <w:r>
+              <w:rPr>
+                <w:rFonts w:ascii="Microsoft YaHei" w:hAnsi="Microsoft YaHei" w:eastAsia="Microsoft YaHei"/>
+                <w:b/>
+                <w:color w:val="0B2545"/>
+                <w:sz w:val="18"/>
+              </w:rPr>
+              <w:t>核心能力</w:t>
+            </w:r>
+          </w:p>
+        </w:tc>
+        <w:tc>
+          <w:tcPr>
+            <w:tcW w:type="dxa" w:w="7660"/>
+            <w:vAlign w:val="top"/>
+            <w:tcMar>
+              <w:top w:w="80" w:type="dxa"/>
+              <w:start w:w="120" w:type="dxa"/>
+              <w:bottom w:w="80" w:type="dxa"/>
+              <w:end w:w="120" w:type="dxa"/>
+            </w:tcMar>
+          </w:tcPr>
+          <w:p>
+            <w:r>
+              <w:rPr>
+                <w:rFonts w:ascii="Microsoft YaHei" w:hAnsi="Microsoft YaHei" w:eastAsia="Microsoft YaHei"/>
+                <w:color w:val="0B2545"/>
+                <w:sz w:val="18"/>
+              </w:rPr>
+              <w:t>待进一步分析</w:t>
+            </w:r>
+          </w:p>
+        </w:tc>
+      </w:tr>
+      <w:tr>
+        <w:tc>
+          <w:tcPr>
+            <w:tcW w:type="dxa" w:w="1700"/>
+            <w:shd w:fill="E8EEF5"/>
+            <w:vAlign w:val="top"/>
+            <w:tcMar>
+              <w:top w:w="80" w:type="dxa"/>
+              <w:start w:w="120" w:type="dxa"/>
+              <w:bottom w:w="80" w:type="dxa"/>
+              <w:end w:w="120" w:type="dxa"/>
+            </w:tcMar>
+          </w:tcPr>
+          <w:p>
+            <w:r>
+              <w:rPr>
+                <w:rFonts w:ascii="Microsoft YaHei" w:hAnsi="Microsoft YaHei" w:eastAsia="Microsoft YaHei"/>
+                <w:b/>
+                <w:color w:val="0B2545"/>
+                <w:sz w:val="18"/>
+              </w:rPr>
+              <w:t>支持平台</w:t>
+            </w:r>
+          </w:p>
+        </w:tc>
+        <w:tc>
+          <w:tcPr>
+            <w:tcW w:type="dxa" w:w="7660"/>
+            <w:vAlign w:val="top"/>
+            <w:tcMar>
+              <w:top w:w="80" w:type="dxa"/>
+              <w:start w:w="120" w:type="dxa"/>
+              <w:bottom w:w="80" w:type="dxa"/>
+              <w:end w:w="120" w:type="dxa"/>
+            </w:tcMar>
+          </w:tcPr>
+          <w:p>
+            <w:r>
+              <w:rPr>
+                <w:rFonts w:ascii="Microsoft YaHei" w:hAnsi="Microsoft YaHei" w:eastAsia="Microsoft YaHei"/>
+                <w:color w:val="0B2545"/>
+                <w:sz w:val="18"/>
+              </w:rPr>
+              <w:t>MCP</w:t>
+            </w:r>
+          </w:p>
+        </w:tc>
+      </w:tr>
+      <w:tr>
+        <w:tc>
+          <w:tcPr>
+            <w:tcW w:type="dxa" w:w="1700"/>
+            <w:shd w:fill="E8EEF5"/>
+            <w:vAlign w:val="top"/>
+            <w:tcMar>
+              <w:top w:w="80" w:type="dxa"/>
+              <w:start w:w="120" w:type="dxa"/>
+              <w:bottom w:w="80" w:type="dxa"/>
+              <w:end w:w="120" w:type="dxa"/>
+            </w:tcMar>
+          </w:tcPr>
+          <w:p>
+            <w:r>
+              <w:rPr>
+                <w:rFonts w:ascii="Microsoft YaHei" w:hAnsi="Microsoft YaHei" w:eastAsia="Microsoft YaHei"/>
+                <w:b/>
+                <w:color w:val="0B2545"/>
+                <w:sz w:val="18"/>
+              </w:rPr>
+              <w:t>隐私与离线</w:t>
+            </w:r>
+          </w:p>
+        </w:tc>
+        <w:tc>
+          <w:tcPr>
+            <w:tcW w:type="dxa" w:w="7660"/>
+            <w:vAlign w:val="top"/>
+            <w:tcMar>
+              <w:top w:w="80" w:type="dxa"/>
+              <w:start w:w="120" w:type="dxa"/>
+              <w:bottom w:w="80" w:type="dxa"/>
+              <w:end w:w="120" w:type="dxa"/>
+            </w:tcMar>
+          </w:tcPr>
+          <w:p>
+            <w:r>
+              <w:rPr>
+                <w:rFonts w:ascii="Microsoft YaHei" w:hAnsi="Microsoft YaHei" w:eastAsia="Microsoft YaHei"/>
+                <w:color w:val="0B2545"/>
+                <w:sz w:val="18"/>
+              </w:rPr>
+              <w:t>自动发现项目，数据隐私与离线能力尚待核验。（离线能力：unknown）</w:t>
+            </w:r>
+          </w:p>
+        </w:tc>
+      </w:tr>
+      <w:tr>
+        <w:tc>
+          <w:tcPr>
+            <w:tcW w:type="dxa" w:w="1700"/>
+            <w:shd w:fill="E8EEF5"/>
+            <w:vAlign w:val="top"/>
+            <w:tcMar>
+              <w:top w:w="80" w:type="dxa"/>
+              <w:start w:w="120" w:type="dxa"/>
+              <w:bottom w:w="80" w:type="dxa"/>
+              <w:end w:w="120" w:type="dxa"/>
+            </w:tcMar>
+          </w:tcPr>
+          <w:p>
+            <w:r>
+              <w:rPr>
+                <w:rFonts w:ascii="Microsoft YaHei" w:hAnsi="Microsoft YaHei" w:eastAsia="Microsoft YaHei"/>
+                <w:b/>
+                <w:color w:val="0B2545"/>
+                <w:sz w:val="18"/>
+              </w:rPr>
+              <w:t>项目地址</w:t>
+            </w:r>
+          </w:p>
+        </w:tc>
+        <w:tc>
+          <w:tcPr>
+            <w:tcW w:type="dxa" w:w="7660"/>
+            <w:vAlign w:val="top"/>
+            <w:tcMar>
+              <w:top w:w="80" w:type="dxa"/>
+              <w:start w:w="120" w:type="dxa"/>
+              <w:bottom w:w="80" w:type="dxa"/>
+              <w:end w:w="120" w:type="dxa"/>
+            </w:tcMar>
+          </w:tcPr>
+          <w:p>
+            <w:r>
+              <w:rPr>
+                <w:rFonts w:ascii="Microsoft YaHei" w:hAnsi="Microsoft YaHei" w:eastAsia="Microsoft YaHei"/>
+                <w:color w:val="0B2545"/>
+                <w:sz w:val="18"/>
+              </w:rPr>
+              <w:t>https://github.com/daltskin/sysml-v2-lsp</w:t>
+            </w:r>
+          </w:p>
+        </w:tc>
+      </w:tr>
+      <w:tr>
+        <w:tc>
+          <w:tcPr>
+            <w:tcW w:type="dxa" w:w="1700"/>
+            <w:shd w:fill="E8EEF5"/>
+            <w:vAlign w:val="top"/>
+            <w:tcMar>
+              <w:top w:w="80" w:type="dxa"/>
+              <w:start w:w="120" w:type="dxa"/>
+              <w:bottom w:w="80" w:type="dxa"/>
+              <w:end w:w="120" w:type="dxa"/>
+            </w:tcMar>
+          </w:tcPr>
+          <w:p>
+            <w:r>
+              <w:rPr>
+                <w:rFonts w:ascii="Microsoft YaHei" w:hAnsi="Microsoft YaHei" w:eastAsia="Microsoft YaHei"/>
+                <w:b/>
+                <w:color w:val="0B2545"/>
+                <w:sz w:val="18"/>
+              </w:rPr>
+              <w:t>核验来源</w:t>
+            </w:r>
+          </w:p>
+        </w:tc>
+        <w:tc>
+          <w:tcPr>
+            <w:tcW w:type="dxa" w:w="7660"/>
+            <w:vAlign w:val="top"/>
+            <w:tcMar>
+              <w:top w:w="80" w:type="dxa"/>
+              <w:start w:w="120" w:type="dxa"/>
+              <w:bottom w:w="80" w:type="dxa"/>
+              <w:end w:w="120" w:type="dxa"/>
+            </w:tcMar>
+          </w:tcPr>
+          <w:p>
+            <w:r>
+              <w:rPr>
+                <w:rFonts w:ascii="Microsoft YaHei" w:hAnsi="Microsoft YaHei" w:eastAsia="Microsoft YaHei"/>
+                <w:color w:val="0B2545"/>
+                <w:sz w:val="18"/>
+              </w:rPr>
+              <w:t>https://github.com/daltskin/sysml-v2-lsp</w:t>
+            </w:r>
+          </w:p>
+        </w:tc>
+      </w:tr>
+    </w:tbl>
+    <w:p>
+      <w:pPr>
+        <w:pStyle w:val="Heading2"/>
+        <w:pageBreakBefore/>
+      </w:pPr>
+      <w:r>
+        <w:t>3.30 sysml-v2-modeling-skill</w:t>
       </w:r>
     </w:p>
     <w:p>
@@ -11679,7 +12052,7 @@
         <w:pageBreakBefore/>
       </w:pPr>
       <w:r>
-        <w:t>3.30 SysML2-spec-gpt</w:t>
+        <w:t>3.31 SysML2-spec-gpt</w:t>
       </w:r>
     </w:p>
     <w:p>
@@ -12052,7 +12425,7 @@
         <w:pageBreakBefore/>
       </w:pPr>
       <w:r>
-        <w:t>3.31 SysMLEdge</w:t>
+        <w:t>3.32 SysMLEdge</w:t>
       </w:r>
     </w:p>
     <w:p>
@@ -12425,7 +12798,7 @@
         <w:pageBreakBefore/>
       </w:pPr>
       <w:r>
-        <w:t>3.32 sysmlv2-ai-toolkit</w:t>
+        <w:t>3.33 sysmlv2-ai-toolkit</w:t>
       </w:r>
     </w:p>
     <w:p>
@@ -12798,7 +13171,7 @@
         <w:pageBreakBefore/>
       </w:pPr>
       <w:r>
-        <w:t>3.33 sysprose</w:t>
+        <w:t>3.34 sysprose</w:t>
       </w:r>
     </w:p>
     <w:p>
@@ -13171,7 +13544,7 @@
         <w:pageBreakBefore/>
       </w:pPr>
       <w:r>
-        <w:t>3.34 verifying_SysML_v2_agentic_rag</w:t>
+        <w:t>3.35 verifying_SysML_v2_agentic_rag</w:t>
       </w:r>
     </w:p>
     <w:p>
@@ -13601,7 +13974,7 @@
           <w:color w:val="5D6B7A"/>
           <w:sz w:val="18"/>
         </w:rPr>
-        <w:t>生成时间：2026-09-15 07:44（Asia/Shanghai）</w:t>
+        <w:t>生成时间：2026-09-16 07:41（Asia/Shanghai）</w:t>
       </w:r>
     </w:p>
     <w:sectPr>

--- a/public/reports/sysml-ai-research-report.docx
+++ b/public/reports/sysml-ai-research-report.docx
@@ -13974,7 +13974,7 @@
           <w:color w:val="5D6B7A"/>
           <w:sz w:val="18"/>
         </w:rPr>
-        <w:t>生成时间：2026-09-16 07:41（Asia/Shanghai）</w:t>
+        <w:t>生成时间：2026-09-17 07:40（Asia/Shanghai）</w:t>
       </w:r>
     </w:p>
     <w:sectPr>

--- a/public/reports/sysml-ai-research-report.docx
+++ b/public/reports/sysml-ai-research-report.docx
@@ -13974,7 +13974,7 @@
           <w:color w:val="5D6B7A"/>
           <w:sz w:val="18"/>
         </w:rPr>
-        <w:t>生成时间：2026-09-17 07:40（Asia/Shanghai）</w:t>
+        <w:t>生成时间：2026-09-18 07:24（Asia/Shanghai）</w:t>
       </w:r>
     </w:p>
     <w:sectPr>

--- a/public/reports/sysml-ai-research-report.docx
+++ b/public/reports/sysml-ai-research-report.docx
@@ -88,7 +88,7 @@
                 <w:color w:val="0B2545"/>
                 <w:sz w:val="22"/>
               </w:rPr>
-              <w:t>2026-09-16</w:t>
+              <w:t>2026-09-19</w:t>
             </w:r>
           </w:p>
         </w:tc>
@@ -122,7 +122,7 @@
                 <w:color w:val="0B2545"/>
                 <w:sz w:val="22"/>
               </w:rPr>
-              <w:t>2026-09-19</w:t>
+              <w:t>2026-09-22</w:t>
             </w:r>
           </w:p>
         </w:tc>
@@ -158,7 +158,7 @@
                 <w:color w:val="0B2545"/>
                 <w:sz w:val="22"/>
               </w:rPr>
-              <w:t>35 个</w:t>
+              <w:t>37 个</w:t>
             </w:r>
           </w:p>
         </w:tc>
@@ -220,7 +220,7 @@
           <w:rFonts w:ascii="Microsoft YaHei" w:hAnsi="Microsoft YaHei" w:eastAsia="Microsoft YaHei"/>
           <w:color w:val="0B2545"/>
         </w:rPr>
-        <w:t xml:space="preserve"> 当前共收录 35 个项目，其中 5 个已验证、32 个确认为开源。 调研重点是这些工具在系统建模生命周期中的实际用途，而不只是在何种 AI 客户端中运行。</w:t>
+        <w:t xml:space="preserve"> 当前共收录 37 个项目，其中 5 个已验证、34 个确认为开源。 调研重点是这些工具在系统建模生命周期中的实际用途，而不只是在何种 AI 客户端中运行。</w:t>
       </w:r>
     </w:p>
     <w:p>
@@ -235,7 +235,7 @@
           <w:color w:val="0B2545"/>
           <w:sz w:val="22"/>
         </w:rPr>
-        <w:t>标准覆盖：SysML v2（19）；KerML（3）；通用 MBSE（1）；SysML (version unspecified)（10）；SysML v1（5）；UML（1）</w:t>
+        <w:t>标准覆盖：SysML v2（19）；KerML（3）；通用 MBSE（1）；SysML (version unspecified)（12）；SysML v1（5）；UML（1）</w:t>
       </w:r>
     </w:p>
     <w:p>
@@ -438,7 +438,7 @@
                 <w:color w:val="0B2545"/>
                 <w:sz w:val="17"/>
               </w:rPr>
-              <w:t>FocusTick、HL7-HSRA_E2-SFM2SysMLv2-Agent、INSPECTA-Spec-Code-Proof-Copilot、keel、mappy_mini、mbse-local-ai-demo、mbseagent2、mora-pochettino、se-buddy-agent、sidkolapalli、SysML2-spec-gpt、sysmlv2-ai-toolkit、sysprose</w:t>
+              <w:t>FocusTick、HL7-HSRA_E2-SFM2SysMLv2-Agent、INSPECTA-Spec-Code-Proof-Copilot、keel、mappy_mini、mbse-local-ai-demo、mbseagent2、modelwrite、mora-pochettino、se-buddy-agent、sidkolapalli、SysML2-spec-gpt、sysmlv2-ai-toolkit、sysprose</w:t>
             </w:r>
           </w:p>
         </w:tc>
@@ -798,7 +798,7 @@
                 <w:color w:val="0B2545"/>
                 <w:sz w:val="17"/>
               </w:rPr>
-              <w:t>sysmlv2 Claude Skill、drawio-skill、Formal Specification Claude Plugin、jgs-magic-sysmlv1-read-skills、mycelium-hypha、sysml-ai-hub、sysml-v2-modeling-skill</w:t>
+              <w:t>sysmlv2 Claude Skill、drawio-skill、Formal Specification Claude Plugin、jgs-magic-sysmlv1-read-skills、jgsystemsconsulting-website、mycelium-hypha、sysml-ai-hub、sysml-v2-modeling-skill</w:t>
             </w:r>
           </w:p>
         </w:tc>
@@ -6457,7 +6457,380 @@
         <w:pageBreakBefore/>
       </w:pPr>
       <w:r>
-        <w:t>3.16 keel</w:t>
+        <w:t>3.16 jgsystemsconsulting-website</w:t>
+      </w:r>
+    </w:p>
+    <w:p>
+      <w:pPr>
+        <w:spacing w:after="160"/>
+      </w:pPr>
+      <w:r>
+        <w:rPr>
+          <w:rFonts w:ascii="Microsoft YaHei" w:hAnsi="Microsoft YaHei" w:eastAsia="Microsoft YaHei"/>
+          <w:b/>
+          <w:color w:val="007079"/>
+          <w:sz w:val="18"/>
+        </w:rPr>
+        <w:t>Skill · SysML (version unspecified) · 待验证 · 开源</w:t>
+      </w:r>
+    </w:p>
+    <w:tbl>
+      <w:tblPr>
+        <w:tblStyle w:val="TableGrid"/>
+        <w:tblW w:type="dxa" w:w="9360"/>
+        <w:jc w:val="left"/>
+        <w:tblLayout w:type="fixed"/>
+        <w:tblLook w:firstColumn="1" w:firstRow="1" w:lastColumn="0" w:lastRow="0" w:noHBand="0" w:noVBand="1" w:val="04A0"/>
+        <w:tblInd w:w="120" w:type="dxa"/>
+      </w:tblPr>
+      <w:tblGrid>
+        <w:gridCol w:w="1700"/>
+        <w:gridCol w:w="7660"/>
+      </w:tblGrid>
+      <w:tr>
+        <w:tc>
+          <w:tcPr>
+            <w:tcW w:type="dxa" w:w="1700"/>
+            <w:shd w:fill="E8EEF5"/>
+            <w:vAlign w:val="top"/>
+            <w:tcMar>
+              <w:top w:w="80" w:type="dxa"/>
+              <w:start w:w="120" w:type="dxa"/>
+              <w:bottom w:w="80" w:type="dxa"/>
+              <w:end w:w="120" w:type="dxa"/>
+            </w:tcMar>
+          </w:tcPr>
+          <w:p>
+            <w:r>
+              <w:rPr>
+                <w:rFonts w:ascii="Microsoft YaHei" w:hAnsi="Microsoft YaHei" w:eastAsia="Microsoft YaHei"/>
+                <w:b/>
+                <w:color w:val="0B2545"/>
+                <w:sz w:val="18"/>
+              </w:rPr>
+              <w:t>功能说明</w:t>
+            </w:r>
+          </w:p>
+        </w:tc>
+        <w:tc>
+          <w:tcPr>
+            <w:tcW w:type="dxa" w:w="7660"/>
+            <w:vAlign w:val="top"/>
+            <w:tcMar>
+              <w:top w:w="80" w:type="dxa"/>
+              <w:start w:w="120" w:type="dxa"/>
+              <w:bottom w:w="80" w:type="dxa"/>
+              <w:end w:w="120" w:type="dxa"/>
+            </w:tcMar>
+          </w:tcPr>
+          <w:p>
+            <w:r>
+              <w:rPr>
+                <w:rFonts w:ascii="Microsoft YaHei" w:hAnsi="Microsoft YaHei" w:eastAsia="Microsoft YaHei"/>
+                <w:color w:val="0B2545"/>
+                <w:sz w:val="18"/>
+              </w:rPr>
+              <w:t>公开描述：JG Systems Consulting Labs - open-source AI tooling for systems engineering: MCP bridges and skills for SysML and Sparx EA. Source for labs.jgsystemsconsulting.com.。该功能说明由规则提取，需在下一次人工复核时确认。</w:t>
+            </w:r>
+          </w:p>
+        </w:tc>
+      </w:tr>
+      <w:tr>
+        <w:tc>
+          <w:tcPr>
+            <w:tcW w:type="dxa" w:w="1700"/>
+            <w:shd w:fill="E8EEF5"/>
+            <w:vAlign w:val="top"/>
+            <w:tcMar>
+              <w:top w:w="80" w:type="dxa"/>
+              <w:start w:w="120" w:type="dxa"/>
+              <w:bottom w:w="80" w:type="dxa"/>
+              <w:end w:w="120" w:type="dxa"/>
+            </w:tcMar>
+          </w:tcPr>
+          <w:p>
+            <w:r>
+              <w:rPr>
+                <w:rFonts w:ascii="Microsoft YaHei" w:hAnsi="Microsoft YaHei" w:eastAsia="Microsoft YaHei"/>
+                <w:b/>
+                <w:color w:val="0B2545"/>
+                <w:sz w:val="18"/>
+              </w:rPr>
+              <w:t>适用场景</w:t>
+            </w:r>
+          </w:p>
+        </w:tc>
+        <w:tc>
+          <w:tcPr>
+            <w:tcW w:type="dxa" w:w="7660"/>
+            <w:vAlign w:val="top"/>
+            <w:tcMar>
+              <w:top w:w="80" w:type="dxa"/>
+              <w:start w:w="120" w:type="dxa"/>
+              <w:bottom w:w="80" w:type="dxa"/>
+              <w:end w:w="120" w:type="dxa"/>
+            </w:tcMar>
+          </w:tcPr>
+          <w:p>
+            <w:r>
+              <w:rPr>
+                <w:rFonts w:ascii="Microsoft YaHei" w:hAnsi="Microsoft YaHei" w:eastAsia="Microsoft YaHei"/>
+                <w:color w:val="0B2545"/>
+                <w:sz w:val="18"/>
+              </w:rPr>
+              <w:t>模型理解、模型审查</w:t>
+            </w:r>
+          </w:p>
+        </w:tc>
+      </w:tr>
+      <w:tr>
+        <w:tc>
+          <w:tcPr>
+            <w:tcW w:type="dxa" w:w="1700"/>
+            <w:shd w:fill="E8EEF5"/>
+            <w:vAlign w:val="top"/>
+            <w:tcMar>
+              <w:top w:w="80" w:type="dxa"/>
+              <w:start w:w="120" w:type="dxa"/>
+              <w:bottom w:w="80" w:type="dxa"/>
+              <w:end w:w="120" w:type="dxa"/>
+            </w:tcMar>
+          </w:tcPr>
+          <w:p>
+            <w:r>
+              <w:rPr>
+                <w:rFonts w:ascii="Microsoft YaHei" w:hAnsi="Microsoft YaHei" w:eastAsia="Microsoft YaHei"/>
+                <w:b/>
+                <w:color w:val="0B2545"/>
+                <w:sz w:val="18"/>
+              </w:rPr>
+              <w:t>核心能力</w:t>
+            </w:r>
+          </w:p>
+        </w:tc>
+        <w:tc>
+          <w:tcPr>
+            <w:tcW w:type="dxa" w:w="7660"/>
+            <w:vAlign w:val="top"/>
+            <w:tcMar>
+              <w:top w:w="80" w:type="dxa"/>
+              <w:start w:w="120" w:type="dxa"/>
+              <w:bottom w:w="80" w:type="dxa"/>
+              <w:end w:w="120" w:type="dxa"/>
+            </w:tcMar>
+          </w:tcPr>
+          <w:p>
+            <w:r>
+              <w:rPr>
+                <w:rFonts w:ascii="Microsoft YaHei" w:hAnsi="Microsoft YaHei" w:eastAsia="Microsoft YaHei"/>
+                <w:color w:val="0B2545"/>
+                <w:sz w:val="18"/>
+              </w:rPr>
+              <w:t>待进一步分析</w:t>
+            </w:r>
+          </w:p>
+        </w:tc>
+      </w:tr>
+      <w:tr>
+        <w:tc>
+          <w:tcPr>
+            <w:tcW w:type="dxa" w:w="1700"/>
+            <w:shd w:fill="E8EEF5"/>
+            <w:vAlign w:val="top"/>
+            <w:tcMar>
+              <w:top w:w="80" w:type="dxa"/>
+              <w:start w:w="120" w:type="dxa"/>
+              <w:bottom w:w="80" w:type="dxa"/>
+              <w:end w:w="120" w:type="dxa"/>
+            </w:tcMar>
+          </w:tcPr>
+          <w:p>
+            <w:r>
+              <w:rPr>
+                <w:rFonts w:ascii="Microsoft YaHei" w:hAnsi="Microsoft YaHei" w:eastAsia="Microsoft YaHei"/>
+                <w:b/>
+                <w:color w:val="0B2545"/>
+                <w:sz w:val="18"/>
+              </w:rPr>
+              <w:t>支持平台</w:t>
+            </w:r>
+          </w:p>
+        </w:tc>
+        <w:tc>
+          <w:tcPr>
+            <w:tcW w:type="dxa" w:w="7660"/>
+            <w:vAlign w:val="top"/>
+            <w:tcMar>
+              <w:top w:w="80" w:type="dxa"/>
+              <w:start w:w="120" w:type="dxa"/>
+              <w:bottom w:w="80" w:type="dxa"/>
+              <w:end w:w="120" w:type="dxa"/>
+            </w:tcMar>
+          </w:tcPr>
+          <w:p>
+            <w:r>
+              <w:rPr>
+                <w:rFonts w:ascii="Microsoft YaHei" w:hAnsi="Microsoft YaHei" w:eastAsia="Microsoft YaHei"/>
+                <w:color w:val="0B2545"/>
+                <w:sz w:val="18"/>
+              </w:rPr>
+              <w:t>MCP</w:t>
+            </w:r>
+          </w:p>
+        </w:tc>
+      </w:tr>
+      <w:tr>
+        <w:tc>
+          <w:tcPr>
+            <w:tcW w:type="dxa" w:w="1700"/>
+            <w:shd w:fill="E8EEF5"/>
+            <w:vAlign w:val="top"/>
+            <w:tcMar>
+              <w:top w:w="80" w:type="dxa"/>
+              <w:start w:w="120" w:type="dxa"/>
+              <w:bottom w:w="80" w:type="dxa"/>
+              <w:end w:w="120" w:type="dxa"/>
+            </w:tcMar>
+          </w:tcPr>
+          <w:p>
+            <w:r>
+              <w:rPr>
+                <w:rFonts w:ascii="Microsoft YaHei" w:hAnsi="Microsoft YaHei" w:eastAsia="Microsoft YaHei"/>
+                <w:b/>
+                <w:color w:val="0B2545"/>
+                <w:sz w:val="18"/>
+              </w:rPr>
+              <w:t>隐私与离线</w:t>
+            </w:r>
+          </w:p>
+        </w:tc>
+        <w:tc>
+          <w:tcPr>
+            <w:tcW w:type="dxa" w:w="7660"/>
+            <w:vAlign w:val="top"/>
+            <w:tcMar>
+              <w:top w:w="80" w:type="dxa"/>
+              <w:start w:w="120" w:type="dxa"/>
+              <w:bottom w:w="80" w:type="dxa"/>
+              <w:end w:w="120" w:type="dxa"/>
+            </w:tcMar>
+          </w:tcPr>
+          <w:p>
+            <w:r>
+              <w:rPr>
+                <w:rFonts w:ascii="Microsoft YaHei" w:hAnsi="Microsoft YaHei" w:eastAsia="Microsoft YaHei"/>
+                <w:color w:val="0B2545"/>
+                <w:sz w:val="18"/>
+              </w:rPr>
+              <w:t>自动发现项目，数据隐私与离线能力尚待核验。（离线能力：unknown）</w:t>
+            </w:r>
+          </w:p>
+        </w:tc>
+      </w:tr>
+      <w:tr>
+        <w:tc>
+          <w:tcPr>
+            <w:tcW w:type="dxa" w:w="1700"/>
+            <w:shd w:fill="E8EEF5"/>
+            <w:vAlign w:val="top"/>
+            <w:tcMar>
+              <w:top w:w="80" w:type="dxa"/>
+              <w:start w:w="120" w:type="dxa"/>
+              <w:bottom w:w="80" w:type="dxa"/>
+              <w:end w:w="120" w:type="dxa"/>
+            </w:tcMar>
+          </w:tcPr>
+          <w:p>
+            <w:r>
+              <w:rPr>
+                <w:rFonts w:ascii="Microsoft YaHei" w:hAnsi="Microsoft YaHei" w:eastAsia="Microsoft YaHei"/>
+                <w:b/>
+                <w:color w:val="0B2545"/>
+                <w:sz w:val="18"/>
+              </w:rPr>
+              <w:t>项目地址</w:t>
+            </w:r>
+          </w:p>
+        </w:tc>
+        <w:tc>
+          <w:tcPr>
+            <w:tcW w:type="dxa" w:w="7660"/>
+            <w:vAlign w:val="top"/>
+            <w:tcMar>
+              <w:top w:w="80" w:type="dxa"/>
+              <w:start w:w="120" w:type="dxa"/>
+              <w:bottom w:w="80" w:type="dxa"/>
+              <w:end w:w="120" w:type="dxa"/>
+            </w:tcMar>
+          </w:tcPr>
+          <w:p>
+            <w:r>
+              <w:rPr>
+                <w:rFonts w:ascii="Microsoft YaHei" w:hAnsi="Microsoft YaHei" w:eastAsia="Microsoft YaHei"/>
+                <w:color w:val="0B2545"/>
+                <w:sz w:val="18"/>
+              </w:rPr>
+              <w:t>https://github.com/jgsystemsconsulting/jgsystemsconsulting-website</w:t>
+            </w:r>
+          </w:p>
+        </w:tc>
+      </w:tr>
+      <w:tr>
+        <w:tc>
+          <w:tcPr>
+            <w:tcW w:type="dxa" w:w="1700"/>
+            <w:shd w:fill="E8EEF5"/>
+            <w:vAlign w:val="top"/>
+            <w:tcMar>
+              <w:top w:w="80" w:type="dxa"/>
+              <w:start w:w="120" w:type="dxa"/>
+              <w:bottom w:w="80" w:type="dxa"/>
+              <w:end w:w="120" w:type="dxa"/>
+            </w:tcMar>
+          </w:tcPr>
+          <w:p>
+            <w:r>
+              <w:rPr>
+                <w:rFonts w:ascii="Microsoft YaHei" w:hAnsi="Microsoft YaHei" w:eastAsia="Microsoft YaHei"/>
+                <w:b/>
+                <w:color w:val="0B2545"/>
+                <w:sz w:val="18"/>
+              </w:rPr>
+              <w:t>核验来源</w:t>
+            </w:r>
+          </w:p>
+        </w:tc>
+        <w:tc>
+          <w:tcPr>
+            <w:tcW w:type="dxa" w:w="7660"/>
+            <w:vAlign w:val="top"/>
+            <w:tcMar>
+              <w:top w:w="80" w:type="dxa"/>
+              <w:start w:w="120" w:type="dxa"/>
+              <w:bottom w:w="80" w:type="dxa"/>
+              <w:end w:w="120" w:type="dxa"/>
+            </w:tcMar>
+          </w:tcPr>
+          <w:p>
+            <w:r>
+              <w:rPr>
+                <w:rFonts w:ascii="Microsoft YaHei" w:hAnsi="Microsoft YaHei" w:eastAsia="Microsoft YaHei"/>
+                <w:color w:val="0B2545"/>
+                <w:sz w:val="18"/>
+              </w:rPr>
+              <w:t>https://github.com/jgsystemsconsulting/jgsystemsconsulting-website</w:t>
+            </w:r>
+          </w:p>
+        </w:tc>
+      </w:tr>
+    </w:tbl>
+    <w:p>
+      <w:pPr>
+        <w:pStyle w:val="Heading2"/>
+        <w:pageBreakBefore/>
+      </w:pPr>
+      <w:r>
+        <w:t>3.17 keel</w:t>
       </w:r>
     </w:p>
     <w:p>
@@ -6830,7 +7203,7 @@
         <w:pageBreakBefore/>
       </w:pPr>
       <w:r>
-        <w:t>3.17 mappy_mini</w:t>
+        <w:t>3.18 mappy_mini</w:t>
       </w:r>
     </w:p>
     <w:p>
@@ -7203,7 +7576,7 @@
         <w:pageBreakBefore/>
       </w:pPr>
       <w:r>
-        <w:t>3.18 mbse-local-ai-demo</w:t>
+        <w:t>3.19 mbse-local-ai-demo</w:t>
       </w:r>
     </w:p>
     <w:p>
@@ -7576,7 +7949,7 @@
         <w:pageBreakBefore/>
       </w:pPr>
       <w:r>
-        <w:t>3.19 mbseagent2</w:t>
+        <w:t>3.20 mbseagent2</w:t>
       </w:r>
     </w:p>
     <w:p>
@@ -7949,7 +8322,7 @@
         <w:pageBreakBefore/>
       </w:pPr>
       <w:r>
-        <w:t>3.20 mcp-syson</w:t>
+        <w:t>3.21 mcp-syson</w:t>
       </w:r>
     </w:p>
     <w:p>
@@ -8322,7 +8695,7 @@
         <w:pageBreakBefore/>
       </w:pPr>
       <w:r>
-        <w:t>3.21 mora-pochettino</w:t>
+        <w:t>3.22 modelwrite</w:t>
       </w:r>
     </w:p>
     <w:p>
@@ -8395,7 +8768,7 @@
                 <w:color w:val="0B2545"/>
                 <w:sz w:val="18"/>
               </w:rPr>
-              <w:t>公开描述：Systems Engineer building AI-enabled tooling for defense &amp; space systems — MBSE, requirements engineering, and V&amp;V accelerated with LLMs。该功能说明由规则提取，需在下一次人工复核时确认。</w:t>
+              <w:t>公开描述：The model you can prove. Open-source MBSE platform: an open knowledge format, a provable round-trip fidelity gate, and AI-generated MBSE.。该功能说明由规则提取，需在下一次人工复核时确认。</w:t>
             </w:r>
           </w:p>
         </w:tc>
@@ -8443,7 +8816,7 @@
                 <w:color w:val="0B2545"/>
                 <w:sz w:val="18"/>
               </w:rPr>
-              <w:t>需求建模</w:t>
+              <w:t>模型理解、模型审查</w:t>
             </w:r>
           </w:p>
         </w:tc>
@@ -8491,7 +8864,7 @@
                 <w:color w:val="0B2545"/>
                 <w:sz w:val="18"/>
               </w:rPr>
-              <w:t>待进一步分析</w:t>
+              <w:t>模型生成</w:t>
             </w:r>
           </w:p>
         </w:tc>
@@ -8635,7 +9008,7 @@
                 <w:color w:val="0B2545"/>
                 <w:sz w:val="18"/>
               </w:rPr>
-              <w:t>https://github.com/mora-pochettino/mora-pochettino</w:t>
+              <w:t>https://github.com/modelwrite/modelwrite</w:t>
             </w:r>
           </w:p>
         </w:tc>
@@ -8683,7 +9056,7 @@
                 <w:color w:val="0B2545"/>
                 <w:sz w:val="18"/>
               </w:rPr>
-              <w:t>https://github.com/mora-pochettino/mora-pochettino</w:t>
+              <w:t>https://github.com/modelwrite/modelwrite</w:t>
             </w:r>
           </w:p>
         </w:tc>
@@ -8695,7 +9068,380 @@
         <w:pageBreakBefore/>
       </w:pPr>
       <w:r>
-        <w:t>3.22 mycelium-hypha</w:t>
+        <w:t>3.23 mora-pochettino</w:t>
+      </w:r>
+    </w:p>
+    <w:p>
+      <w:pPr>
+        <w:spacing w:after="160"/>
+      </w:pPr>
+      <w:r>
+        <w:rPr>
+          <w:rFonts w:ascii="Microsoft YaHei" w:hAnsi="Microsoft YaHei" w:eastAsia="Microsoft YaHei"/>
+          <w:b/>
+          <w:color w:val="007079"/>
+          <w:sz w:val="18"/>
+        </w:rPr>
+        <w:t>Agent · SysML (version unspecified) · 待验证 · 开源</w:t>
+      </w:r>
+    </w:p>
+    <w:tbl>
+      <w:tblPr>
+        <w:tblStyle w:val="TableGrid"/>
+        <w:tblW w:type="dxa" w:w="9360"/>
+        <w:jc w:val="left"/>
+        <w:tblLayout w:type="fixed"/>
+        <w:tblLook w:firstColumn="1" w:firstRow="1" w:lastColumn="0" w:lastRow="0" w:noHBand="0" w:noVBand="1" w:val="04A0"/>
+        <w:tblInd w:w="120" w:type="dxa"/>
+      </w:tblPr>
+      <w:tblGrid>
+        <w:gridCol w:w="1700"/>
+        <w:gridCol w:w="7660"/>
+      </w:tblGrid>
+      <w:tr>
+        <w:tc>
+          <w:tcPr>
+            <w:tcW w:type="dxa" w:w="1700"/>
+            <w:shd w:fill="E8EEF5"/>
+            <w:vAlign w:val="top"/>
+            <w:tcMar>
+              <w:top w:w="80" w:type="dxa"/>
+              <w:start w:w="120" w:type="dxa"/>
+              <w:bottom w:w="80" w:type="dxa"/>
+              <w:end w:w="120" w:type="dxa"/>
+            </w:tcMar>
+          </w:tcPr>
+          <w:p>
+            <w:r>
+              <w:rPr>
+                <w:rFonts w:ascii="Microsoft YaHei" w:hAnsi="Microsoft YaHei" w:eastAsia="Microsoft YaHei"/>
+                <w:b/>
+                <w:color w:val="0B2545"/>
+                <w:sz w:val="18"/>
+              </w:rPr>
+              <w:t>功能说明</w:t>
+            </w:r>
+          </w:p>
+        </w:tc>
+        <w:tc>
+          <w:tcPr>
+            <w:tcW w:type="dxa" w:w="7660"/>
+            <w:vAlign w:val="top"/>
+            <w:tcMar>
+              <w:top w:w="80" w:type="dxa"/>
+              <w:start w:w="120" w:type="dxa"/>
+              <w:bottom w:w="80" w:type="dxa"/>
+              <w:end w:w="120" w:type="dxa"/>
+            </w:tcMar>
+          </w:tcPr>
+          <w:p>
+            <w:r>
+              <w:rPr>
+                <w:rFonts w:ascii="Microsoft YaHei" w:hAnsi="Microsoft YaHei" w:eastAsia="Microsoft YaHei"/>
+                <w:color w:val="0B2545"/>
+                <w:sz w:val="18"/>
+              </w:rPr>
+              <w:t>公开描述：Systems Engineer building AI-enabled tooling for defense &amp; space systems — MBSE, requirements engineering, and V&amp;V accelerated with LLMs。该功能说明由规则提取，需在下一次人工复核时确认。</w:t>
+            </w:r>
+          </w:p>
+        </w:tc>
+      </w:tr>
+      <w:tr>
+        <w:tc>
+          <w:tcPr>
+            <w:tcW w:type="dxa" w:w="1700"/>
+            <w:shd w:fill="E8EEF5"/>
+            <w:vAlign w:val="top"/>
+            <w:tcMar>
+              <w:top w:w="80" w:type="dxa"/>
+              <w:start w:w="120" w:type="dxa"/>
+              <w:bottom w:w="80" w:type="dxa"/>
+              <w:end w:w="120" w:type="dxa"/>
+            </w:tcMar>
+          </w:tcPr>
+          <w:p>
+            <w:r>
+              <w:rPr>
+                <w:rFonts w:ascii="Microsoft YaHei" w:hAnsi="Microsoft YaHei" w:eastAsia="Microsoft YaHei"/>
+                <w:b/>
+                <w:color w:val="0B2545"/>
+                <w:sz w:val="18"/>
+              </w:rPr>
+              <w:t>适用场景</w:t>
+            </w:r>
+          </w:p>
+        </w:tc>
+        <w:tc>
+          <w:tcPr>
+            <w:tcW w:type="dxa" w:w="7660"/>
+            <w:vAlign w:val="top"/>
+            <w:tcMar>
+              <w:top w:w="80" w:type="dxa"/>
+              <w:start w:w="120" w:type="dxa"/>
+              <w:bottom w:w="80" w:type="dxa"/>
+              <w:end w:w="120" w:type="dxa"/>
+            </w:tcMar>
+          </w:tcPr>
+          <w:p>
+            <w:r>
+              <w:rPr>
+                <w:rFonts w:ascii="Microsoft YaHei" w:hAnsi="Microsoft YaHei" w:eastAsia="Microsoft YaHei"/>
+                <w:color w:val="0B2545"/>
+                <w:sz w:val="18"/>
+              </w:rPr>
+              <w:t>需求建模</w:t>
+            </w:r>
+          </w:p>
+        </w:tc>
+      </w:tr>
+      <w:tr>
+        <w:tc>
+          <w:tcPr>
+            <w:tcW w:type="dxa" w:w="1700"/>
+            <w:shd w:fill="E8EEF5"/>
+            <w:vAlign w:val="top"/>
+            <w:tcMar>
+              <w:top w:w="80" w:type="dxa"/>
+              <w:start w:w="120" w:type="dxa"/>
+              <w:bottom w:w="80" w:type="dxa"/>
+              <w:end w:w="120" w:type="dxa"/>
+            </w:tcMar>
+          </w:tcPr>
+          <w:p>
+            <w:r>
+              <w:rPr>
+                <w:rFonts w:ascii="Microsoft YaHei" w:hAnsi="Microsoft YaHei" w:eastAsia="Microsoft YaHei"/>
+                <w:b/>
+                <w:color w:val="0B2545"/>
+                <w:sz w:val="18"/>
+              </w:rPr>
+              <w:t>核心能力</w:t>
+            </w:r>
+          </w:p>
+        </w:tc>
+        <w:tc>
+          <w:tcPr>
+            <w:tcW w:type="dxa" w:w="7660"/>
+            <w:vAlign w:val="top"/>
+            <w:tcMar>
+              <w:top w:w="80" w:type="dxa"/>
+              <w:start w:w="120" w:type="dxa"/>
+              <w:bottom w:w="80" w:type="dxa"/>
+              <w:end w:w="120" w:type="dxa"/>
+            </w:tcMar>
+          </w:tcPr>
+          <w:p>
+            <w:r>
+              <w:rPr>
+                <w:rFonts w:ascii="Microsoft YaHei" w:hAnsi="Microsoft YaHei" w:eastAsia="Microsoft YaHei"/>
+                <w:color w:val="0B2545"/>
+                <w:sz w:val="18"/>
+              </w:rPr>
+              <w:t>待进一步分析</w:t>
+            </w:r>
+          </w:p>
+        </w:tc>
+      </w:tr>
+      <w:tr>
+        <w:tc>
+          <w:tcPr>
+            <w:tcW w:type="dxa" w:w="1700"/>
+            <w:shd w:fill="E8EEF5"/>
+            <w:vAlign w:val="top"/>
+            <w:tcMar>
+              <w:top w:w="80" w:type="dxa"/>
+              <w:start w:w="120" w:type="dxa"/>
+              <w:bottom w:w="80" w:type="dxa"/>
+              <w:end w:w="120" w:type="dxa"/>
+            </w:tcMar>
+          </w:tcPr>
+          <w:p>
+            <w:r>
+              <w:rPr>
+                <w:rFonts w:ascii="Microsoft YaHei" w:hAnsi="Microsoft YaHei" w:eastAsia="Microsoft YaHei"/>
+                <w:b/>
+                <w:color w:val="0B2545"/>
+                <w:sz w:val="18"/>
+              </w:rPr>
+              <w:t>支持平台</w:t>
+            </w:r>
+          </w:p>
+        </w:tc>
+        <w:tc>
+          <w:tcPr>
+            <w:tcW w:type="dxa" w:w="7660"/>
+            <w:vAlign w:val="top"/>
+            <w:tcMar>
+              <w:top w:w="80" w:type="dxa"/>
+              <w:start w:w="120" w:type="dxa"/>
+              <w:bottom w:w="80" w:type="dxa"/>
+              <w:end w:w="120" w:type="dxa"/>
+            </w:tcMar>
+          </w:tcPr>
+          <w:p>
+            <w:r>
+              <w:rPr>
+                <w:rFonts w:ascii="Microsoft YaHei" w:hAnsi="Microsoft YaHei" w:eastAsia="Microsoft YaHei"/>
+                <w:color w:val="0B2545"/>
+                <w:sz w:val="18"/>
+              </w:rPr>
+              <w:t>To verify</w:t>
+            </w:r>
+          </w:p>
+        </w:tc>
+      </w:tr>
+      <w:tr>
+        <w:tc>
+          <w:tcPr>
+            <w:tcW w:type="dxa" w:w="1700"/>
+            <w:shd w:fill="E8EEF5"/>
+            <w:vAlign w:val="top"/>
+            <w:tcMar>
+              <w:top w:w="80" w:type="dxa"/>
+              <w:start w:w="120" w:type="dxa"/>
+              <w:bottom w:w="80" w:type="dxa"/>
+              <w:end w:w="120" w:type="dxa"/>
+            </w:tcMar>
+          </w:tcPr>
+          <w:p>
+            <w:r>
+              <w:rPr>
+                <w:rFonts w:ascii="Microsoft YaHei" w:hAnsi="Microsoft YaHei" w:eastAsia="Microsoft YaHei"/>
+                <w:b/>
+                <w:color w:val="0B2545"/>
+                <w:sz w:val="18"/>
+              </w:rPr>
+              <w:t>隐私与离线</w:t>
+            </w:r>
+          </w:p>
+        </w:tc>
+        <w:tc>
+          <w:tcPr>
+            <w:tcW w:type="dxa" w:w="7660"/>
+            <w:vAlign w:val="top"/>
+            <w:tcMar>
+              <w:top w:w="80" w:type="dxa"/>
+              <w:start w:w="120" w:type="dxa"/>
+              <w:bottom w:w="80" w:type="dxa"/>
+              <w:end w:w="120" w:type="dxa"/>
+            </w:tcMar>
+          </w:tcPr>
+          <w:p>
+            <w:r>
+              <w:rPr>
+                <w:rFonts w:ascii="Microsoft YaHei" w:hAnsi="Microsoft YaHei" w:eastAsia="Microsoft YaHei"/>
+                <w:color w:val="0B2545"/>
+                <w:sz w:val="18"/>
+              </w:rPr>
+              <w:t>自动发现项目，数据隐私与离线能力尚待核验。（离线能力：unknown）</w:t>
+            </w:r>
+          </w:p>
+        </w:tc>
+      </w:tr>
+      <w:tr>
+        <w:tc>
+          <w:tcPr>
+            <w:tcW w:type="dxa" w:w="1700"/>
+            <w:shd w:fill="E8EEF5"/>
+            <w:vAlign w:val="top"/>
+            <w:tcMar>
+              <w:top w:w="80" w:type="dxa"/>
+              <w:start w:w="120" w:type="dxa"/>
+              <w:bottom w:w="80" w:type="dxa"/>
+              <w:end w:w="120" w:type="dxa"/>
+            </w:tcMar>
+          </w:tcPr>
+          <w:p>
+            <w:r>
+              <w:rPr>
+                <w:rFonts w:ascii="Microsoft YaHei" w:hAnsi="Microsoft YaHei" w:eastAsia="Microsoft YaHei"/>
+                <w:b/>
+                <w:color w:val="0B2545"/>
+                <w:sz w:val="18"/>
+              </w:rPr>
+              <w:t>项目地址</w:t>
+            </w:r>
+          </w:p>
+        </w:tc>
+        <w:tc>
+          <w:tcPr>
+            <w:tcW w:type="dxa" w:w="7660"/>
+            <w:vAlign w:val="top"/>
+            <w:tcMar>
+              <w:top w:w="80" w:type="dxa"/>
+              <w:start w:w="120" w:type="dxa"/>
+              <w:bottom w:w="80" w:type="dxa"/>
+              <w:end w:w="120" w:type="dxa"/>
+            </w:tcMar>
+          </w:tcPr>
+          <w:p>
+            <w:r>
+              <w:rPr>
+                <w:rFonts w:ascii="Microsoft YaHei" w:hAnsi="Microsoft YaHei" w:eastAsia="Microsoft YaHei"/>
+                <w:color w:val="0B2545"/>
+                <w:sz w:val="18"/>
+              </w:rPr>
+              <w:t>https://github.com/mora-pochettino/mora-pochettino</w:t>
+            </w:r>
+          </w:p>
+        </w:tc>
+      </w:tr>
+      <w:tr>
+        <w:tc>
+          <w:tcPr>
+            <w:tcW w:type="dxa" w:w="1700"/>
+            <w:shd w:fill="E8EEF5"/>
+            <w:vAlign w:val="top"/>
+            <w:tcMar>
+              <w:top w:w="80" w:type="dxa"/>
+              <w:start w:w="120" w:type="dxa"/>
+              <w:bottom w:w="80" w:type="dxa"/>
+              <w:end w:w="120" w:type="dxa"/>
+            </w:tcMar>
+          </w:tcPr>
+          <w:p>
+            <w:r>
+              <w:rPr>
+                <w:rFonts w:ascii="Microsoft YaHei" w:hAnsi="Microsoft YaHei" w:eastAsia="Microsoft YaHei"/>
+                <w:b/>
+                <w:color w:val="0B2545"/>
+                <w:sz w:val="18"/>
+              </w:rPr>
+              <w:t>核验来源</w:t>
+            </w:r>
+          </w:p>
+        </w:tc>
+        <w:tc>
+          <w:tcPr>
+            <w:tcW w:type="dxa" w:w="7660"/>
+            <w:vAlign w:val="top"/>
+            <w:tcMar>
+              <w:top w:w="80" w:type="dxa"/>
+              <w:start w:w="120" w:type="dxa"/>
+              <w:bottom w:w="80" w:type="dxa"/>
+              <w:end w:w="120" w:type="dxa"/>
+            </w:tcMar>
+          </w:tcPr>
+          <w:p>
+            <w:r>
+              <w:rPr>
+                <w:rFonts w:ascii="Microsoft YaHei" w:hAnsi="Microsoft YaHei" w:eastAsia="Microsoft YaHei"/>
+                <w:color w:val="0B2545"/>
+                <w:sz w:val="18"/>
+              </w:rPr>
+              <w:t>https://github.com/mora-pochettino/mora-pochettino</w:t>
+            </w:r>
+          </w:p>
+        </w:tc>
+      </w:tr>
+    </w:tbl>
+    <w:p>
+      <w:pPr>
+        <w:pStyle w:val="Heading2"/>
+        <w:pageBreakBefore/>
+      </w:pPr>
+      <w:r>
+        <w:t>3.24 mycelium-hypha</w:t>
       </w:r>
     </w:p>
     <w:p>
@@ -9068,7 +9814,7 @@
         <w:pageBreakBefore/>
       </w:pPr>
       <w:r>
-        <w:t>3.23 se-buddy-agent</w:t>
+        <w:t>3.25 se-buddy-agent</w:t>
       </w:r>
     </w:p>
     <w:p>
@@ -9441,7 +10187,7 @@
         <w:pageBreakBefore/>
       </w:pPr>
       <w:r>
-        <w:t>3.24 sidkolapalli</w:t>
+        <w:t>3.26 sidkolapalli</w:t>
       </w:r>
     </w:p>
     <w:p>
@@ -9814,7 +10560,7 @@
         <w:pageBreakBefore/>
       </w:pPr>
       <w:r>
-        <w:t>3.25 SysML v2 MCP Server by Raghunath Torase</w:t>
+        <w:t>3.27 SysML v2 MCP Server by Raghunath Torase</w:t>
       </w:r>
     </w:p>
     <w:p>
@@ -10187,7 +10933,7 @@
         <w:pageBreakBefore/>
       </w:pPr>
       <w:r>
-        <w:t>3.26 sysml-ai-hub</w:t>
+        <w:t>3.28 sysml-ai-hub</w:t>
       </w:r>
     </w:p>
     <w:p>
@@ -10560,7 +11306,7 @@
         <w:pageBreakBefore/>
       </w:pPr>
       <w:r>
-        <w:t>3.27 sysml-rs</w:t>
+        <w:t>3.29 sysml-rs</w:t>
       </w:r>
     </w:p>
     <w:p>
@@ -10933,7 +11679,7 @@
         <w:pageBreakBefore/>
       </w:pPr>
       <w:r>
-        <w:t>3.28 sysml-v2-lsp</w:t>
+        <w:t>3.30 sysml-v2-lsp</w:t>
       </w:r>
     </w:p>
     <w:p>
@@ -11306,7 +12052,7 @@
         <w:pageBreakBefore/>
       </w:pPr>
       <w:r>
-        <w:t>3.29 sysml-v2-lsp</w:t>
+        <w:t>3.31 sysml-v2-lsp</w:t>
       </w:r>
     </w:p>
     <w:p>
@@ -11679,7 +12425,7 @@
         <w:pageBreakBefore/>
       </w:pPr>
       <w:r>
-        <w:t>3.30 sysml-v2-modeling-skill</w:t>
+        <w:t>3.32 sysml-v2-modeling-skill</w:t>
       </w:r>
     </w:p>
     <w:p>
@@ -12052,7 +12798,7 @@
         <w:pageBreakBefore/>
       </w:pPr>
       <w:r>
-        <w:t>3.31 SysML2-spec-gpt</w:t>
+        <w:t>3.33 SysML2-spec-gpt</w:t>
       </w:r>
     </w:p>
     <w:p>
@@ -12425,7 +13171,7 @@
         <w:pageBreakBefore/>
       </w:pPr>
       <w:r>
-        <w:t>3.32 SysMLEdge</w:t>
+        <w:t>3.34 SysMLEdge</w:t>
       </w:r>
     </w:p>
     <w:p>
@@ -12798,7 +13544,7 @@
         <w:pageBreakBefore/>
       </w:pPr>
       <w:r>
-        <w:t>3.33 sysmlv2-ai-toolkit</w:t>
+        <w:t>3.35 sysmlv2-ai-toolkit</w:t>
       </w:r>
     </w:p>
     <w:p>
@@ -13171,7 +13917,7 @@
         <w:pageBreakBefore/>
       </w:pPr>
       <w:r>
-        <w:t>3.34 sysprose</w:t>
+        <w:t>3.36 sysprose</w:t>
       </w:r>
     </w:p>
     <w:p>
@@ -13544,7 +14290,7 @@
         <w:pageBreakBefore/>
       </w:pPr>
       <w:r>
-        <w:t>3.35 verifying_SysML_v2_agentic_rag</w:t>
+        <w:t>3.37 verifying_SysML_v2_agentic_rag</w:t>
       </w:r>
     </w:p>
     <w:p>
@@ -13974,7 +14720,7 @@
           <w:color w:val="5D6B7A"/>
           <w:sz w:val="18"/>
         </w:rPr>
-        <w:t>生成时间：2026-09-18 07:24（Asia/Shanghai）</w:t>
+        <w:t>生成时间：2026-09-19 07:20（Asia/Shanghai）</w:t>
       </w:r>
     </w:p>
     <w:sectPr>

--- a/public/reports/sysml-ai-research-report.docx
+++ b/public/reports/sysml-ai-research-report.docx
@@ -14720,7 +14720,7 @@
           <w:color w:val="5D6B7A"/>
           <w:sz w:val="18"/>
         </w:rPr>
-        <w:t>生成时间：2026-09-19 07:20（Asia/Shanghai）</w:t>
+        <w:t>生成时间：2026-09-20 07:44（Asia/Shanghai）</w:t>
       </w:r>
     </w:p>
     <w:sectPr>

--- a/public/reports/sysml-ai-research-report.docx
+++ b/public/reports/sysml-ai-research-report.docx
@@ -14720,7 +14720,7 @@
           <w:color w:val="5D6B7A"/>
           <w:sz w:val="18"/>
         </w:rPr>
-        <w:t>生成时间：2026-09-20 07:44（Asia/Shanghai）</w:t>
+        <w:t>生成时间：2026-09-21 07:57（Asia/Shanghai）</w:t>
       </w:r>
     </w:p>
     <w:sectPr>

--- a/public/reports/sysml-ai-research-report.docx
+++ b/public/reports/sysml-ai-research-report.docx
@@ -88,7 +88,7 @@
                 <w:color w:val="0B2545"/>
                 <w:sz w:val="22"/>
               </w:rPr>
-              <w:t>2026-09-19</w:t>
+              <w:t>2026-09-22</w:t>
             </w:r>
           </w:p>
         </w:tc>
@@ -122,7 +122,7 @@
                 <w:color w:val="0B2545"/>
                 <w:sz w:val="22"/>
               </w:rPr>
-              <w:t>2026-09-22</w:t>
+              <w:t>2026-09-25</w:t>
             </w:r>
           </w:p>
         </w:tc>
@@ -14720,7 +14720,7 @@
           <w:color w:val="5D6B7A"/>
           <w:sz w:val="18"/>
         </w:rPr>
-        <w:t>生成时间：2026-09-21 07:57（Asia/Shanghai）</w:t>
+        <w:t>生成时间：2026-09-22 07:42（Asia/Shanghai）</w:t>
       </w:r>
     </w:p>
     <w:sectPr>

--- a/public/reports/sysml-ai-research-report.docx
+++ b/public/reports/sysml-ai-research-report.docx
@@ -14720,7 +14720,7 @@
           <w:color w:val="5D6B7A"/>
           <w:sz w:val="18"/>
         </w:rPr>
-        <w:t>生成时间：2026-09-22 07:42（Asia/Shanghai）</w:t>
+        <w:t>生成时间：2026-09-23 07:45（Asia/Shanghai）</w:t>
       </w:r>
     </w:p>
     <w:sectPr>

--- a/public/reports/sysml-ai-research-report.docx
+++ b/public/reports/sysml-ai-research-report.docx
@@ -14720,7 +14720,7 @@
           <w:color w:val="5D6B7A"/>
           <w:sz w:val="18"/>
         </w:rPr>
-        <w:t>生成时间：2026-09-23 07:45（Asia/Shanghai）</w:t>
+        <w:t>生成时间：2026-09-24 07:36（Asia/Shanghai）</w:t>
       </w:r>
     </w:p>
     <w:sectPr>

--- a/public/reports/sysml-ai-research-report.docx
+++ b/public/reports/sysml-ai-research-report.docx
@@ -88,7 +88,7 @@
                 <w:color w:val="0B2545"/>
                 <w:sz w:val="22"/>
               </w:rPr>
-              <w:t>2026-09-22</w:t>
+              <w:t>2026-09-25</w:t>
             </w:r>
           </w:p>
         </w:tc>
@@ -122,7 +122,7 @@
                 <w:color w:val="0B2545"/>
                 <w:sz w:val="22"/>
               </w:rPr>
-              <w:t>2026-09-25</w:t>
+              <w:t>2026-09-28</w:t>
             </w:r>
           </w:p>
         </w:tc>
@@ -158,7 +158,7 @@
                 <w:color w:val="0B2545"/>
                 <w:sz w:val="22"/>
               </w:rPr>
-              <w:t>37 个</w:t>
+              <w:t>39 个</w:t>
             </w:r>
           </w:p>
         </w:tc>
@@ -220,7 +220,7 @@
           <w:rFonts w:ascii="Microsoft YaHei" w:hAnsi="Microsoft YaHei" w:eastAsia="Microsoft YaHei"/>
           <w:color w:val="0B2545"/>
         </w:rPr>
-        <w:t xml:space="preserve"> 当前共收录 37 个项目，其中 5 个已验证、34 个确认为开源。 调研重点是这些工具在系统建模生命周期中的实际用途，而不只是在何种 AI 客户端中运行。</w:t>
+        <w:t xml:space="preserve"> 当前共收录 39 个项目，其中 5 个已验证、36 个确认为开源。 调研重点是这些工具在系统建模生命周期中的实际用途，而不只是在何种 AI 客户端中运行。</w:t>
       </w:r>
     </w:p>
     <w:p>
@@ -235,7 +235,7 @@
           <w:color w:val="0B2545"/>
           <w:sz w:val="22"/>
         </w:rPr>
-        <w:t>标准覆盖：SysML v2（19）；KerML（3）；通用 MBSE（1）；SysML (version unspecified)（12）；SysML v1（5）；UML（1）</w:t>
+        <w:t>标准覆盖：SysML v2（19）；KerML（3）；通用 MBSE（1）；SysML (version unspecified)（14）；SysML v1（5）；UML（1）</w:t>
       </w:r>
     </w:p>
     <w:p>
@@ -438,7 +438,7 @@
                 <w:color w:val="0B2545"/>
                 <w:sz w:val="17"/>
               </w:rPr>
-              <w:t>FocusTick、HL7-HSRA_E2-SFM2SysMLv2-Agent、INSPECTA-Spec-Code-Proof-Copilot、keel、mappy_mini、mbse-local-ai-demo、mbseagent2、modelwrite、mora-pochettino、se-buddy-agent、sidkolapalli、SysML2-spec-gpt、sysmlv2-ai-toolkit、sysprose</w:t>
+              <w:t>FocusTick、HL7-HSRA_E2-SFM2SysMLv2-Agent、INSPECTA-Spec-Code-Proof-Copilot、keel、mappy_mini、mbse-local-ai-demo、mbse-workflow、mbseagent2、modelwrite、mora-pochettino、se-buddy-agent、sidkolapalli、SysML2-spec-gpt、sysmlv2-ai-toolkit、sysprose</w:t>
             </w:r>
           </w:p>
         </w:tc>
@@ -460,7 +460,7 @@
                 <w:color w:val="0B2545"/>
                 <w:sz w:val="17"/>
               </w:rPr>
-              <w:t>模型理解、模型审查、架构设计、需求建模</w:t>
+              <w:t>模型理解、模型审查、架构设计、模型验证</w:t>
             </w:r>
           </w:p>
         </w:tc>
@@ -482,7 +482,7 @@
                 <w:color w:val="0B2545"/>
                 <w:sz w:val="17"/>
               </w:rPr>
-              <w:t>待进一步分析、模型生成、模型查询</w:t>
+              <w:t>待进一步分析、模型生成、模型验证、模型查询</w:t>
             </w:r>
           </w:p>
         </w:tc>
@@ -798,7 +798,7 @@
                 <w:color w:val="0B2545"/>
                 <w:sz w:val="17"/>
               </w:rPr>
-              <w:t>sysmlv2 Claude Skill、drawio-skill、Formal Specification Claude Plugin、jgs-magic-sysmlv1-read-skills、jgsystemsconsulting-website、mycelium-hypha、sysml-ai-hub、sysml-v2-modeling-skill</w:t>
+              <w:t>sysmlv2 Claude Skill、drawio-skill、Formal Specification Claude Plugin、jgs-magic-sysmlv1-read-skills、jgsystemsconsulting、jgsystemsconsulting-website、mycelium-hypha、sysml-ai-hub、sysml-v2-modeling-skill</w:t>
             </w:r>
           </w:p>
         </w:tc>
@@ -6457,7 +6457,7 @@
         <w:pageBreakBefore/>
       </w:pPr>
       <w:r>
-        <w:t>3.16 jgsystemsconsulting-website</w:t>
+        <w:t>3.16 jgsystemsconsulting</w:t>
       </w:r>
     </w:p>
     <w:p>
@@ -6530,7 +6530,7 @@
                 <w:color w:val="0B2545"/>
                 <w:sz w:val="18"/>
               </w:rPr>
-              <w:t>公开描述：JG Systems Consulting Labs - open-source AI tooling for systems engineering: MCP bridges and skills for SysML and Sparx EA. Source for labs.jgsystemsconsulting.com.。该功能说明由规则提取，需在下一次人工复核时确认。</w:t>
+              <w:t>公开描述：Profile landing page for JG Systems Consulting Ltd: curated index of MBSE lists, MCP bridges, agent skills, and labs.。该功能说明由规则提取，需在下一次人工复核时确认。</w:t>
             </w:r>
           </w:p>
         </w:tc>
@@ -6770,7 +6770,7 @@
                 <w:color w:val="0B2545"/>
                 <w:sz w:val="18"/>
               </w:rPr>
-              <w:t>https://github.com/jgsystemsconsulting/jgsystemsconsulting-website</w:t>
+              <w:t>https://github.com/jgsystemsconsulting/jgsystemsconsulting</w:t>
             </w:r>
           </w:p>
         </w:tc>
@@ -6818,7 +6818,7 @@
                 <w:color w:val="0B2545"/>
                 <w:sz w:val="18"/>
               </w:rPr>
-              <w:t>https://github.com/jgsystemsconsulting/jgsystemsconsulting-website</w:t>
+              <w:t>https://github.com/jgsystemsconsulting/jgsystemsconsulting</w:t>
             </w:r>
           </w:p>
         </w:tc>
@@ -6830,7 +6830,380 @@
         <w:pageBreakBefore/>
       </w:pPr>
       <w:r>
-        <w:t>3.17 keel</w:t>
+        <w:t>3.17 jgsystemsconsulting-website</w:t>
+      </w:r>
+    </w:p>
+    <w:p>
+      <w:pPr>
+        <w:spacing w:after="160"/>
+      </w:pPr>
+      <w:r>
+        <w:rPr>
+          <w:rFonts w:ascii="Microsoft YaHei" w:hAnsi="Microsoft YaHei" w:eastAsia="Microsoft YaHei"/>
+          <w:b/>
+          <w:color w:val="007079"/>
+          <w:sz w:val="18"/>
+        </w:rPr>
+        <w:t>Skill · SysML (version unspecified) · 待验证 · 开源</w:t>
+      </w:r>
+    </w:p>
+    <w:tbl>
+      <w:tblPr>
+        <w:tblStyle w:val="TableGrid"/>
+        <w:tblW w:type="dxa" w:w="9360"/>
+        <w:jc w:val="left"/>
+        <w:tblLayout w:type="fixed"/>
+        <w:tblLook w:firstColumn="1" w:firstRow="1" w:lastColumn="0" w:lastRow="0" w:noHBand="0" w:noVBand="1" w:val="04A0"/>
+        <w:tblInd w:w="120" w:type="dxa"/>
+      </w:tblPr>
+      <w:tblGrid>
+        <w:gridCol w:w="1700"/>
+        <w:gridCol w:w="7660"/>
+      </w:tblGrid>
+      <w:tr>
+        <w:tc>
+          <w:tcPr>
+            <w:tcW w:type="dxa" w:w="1700"/>
+            <w:shd w:fill="E8EEF5"/>
+            <w:vAlign w:val="top"/>
+            <w:tcMar>
+              <w:top w:w="80" w:type="dxa"/>
+              <w:start w:w="120" w:type="dxa"/>
+              <w:bottom w:w="80" w:type="dxa"/>
+              <w:end w:w="120" w:type="dxa"/>
+            </w:tcMar>
+          </w:tcPr>
+          <w:p>
+            <w:r>
+              <w:rPr>
+                <w:rFonts w:ascii="Microsoft YaHei" w:hAnsi="Microsoft YaHei" w:eastAsia="Microsoft YaHei"/>
+                <w:b/>
+                <w:color w:val="0B2545"/>
+                <w:sz w:val="18"/>
+              </w:rPr>
+              <w:t>功能说明</w:t>
+            </w:r>
+          </w:p>
+        </w:tc>
+        <w:tc>
+          <w:tcPr>
+            <w:tcW w:type="dxa" w:w="7660"/>
+            <w:vAlign w:val="top"/>
+            <w:tcMar>
+              <w:top w:w="80" w:type="dxa"/>
+              <w:start w:w="120" w:type="dxa"/>
+              <w:bottom w:w="80" w:type="dxa"/>
+              <w:end w:w="120" w:type="dxa"/>
+            </w:tcMar>
+          </w:tcPr>
+          <w:p>
+            <w:r>
+              <w:rPr>
+                <w:rFonts w:ascii="Microsoft YaHei" w:hAnsi="Microsoft YaHei" w:eastAsia="Microsoft YaHei"/>
+                <w:color w:val="0B2545"/>
+                <w:sz w:val="18"/>
+              </w:rPr>
+              <w:t>公开描述：JG Systems Consulting Labs - open-source AI tooling for systems engineering: MCP bridges and skills for SysML and Sparx EA. Source for labs.jgsystemsconsulting.com.。该功能说明由规则提取，需在下一次人工复核时确认。</w:t>
+            </w:r>
+          </w:p>
+        </w:tc>
+      </w:tr>
+      <w:tr>
+        <w:tc>
+          <w:tcPr>
+            <w:tcW w:type="dxa" w:w="1700"/>
+            <w:shd w:fill="E8EEF5"/>
+            <w:vAlign w:val="top"/>
+            <w:tcMar>
+              <w:top w:w="80" w:type="dxa"/>
+              <w:start w:w="120" w:type="dxa"/>
+              <w:bottom w:w="80" w:type="dxa"/>
+              <w:end w:w="120" w:type="dxa"/>
+            </w:tcMar>
+          </w:tcPr>
+          <w:p>
+            <w:r>
+              <w:rPr>
+                <w:rFonts w:ascii="Microsoft YaHei" w:hAnsi="Microsoft YaHei" w:eastAsia="Microsoft YaHei"/>
+                <w:b/>
+                <w:color w:val="0B2545"/>
+                <w:sz w:val="18"/>
+              </w:rPr>
+              <w:t>适用场景</w:t>
+            </w:r>
+          </w:p>
+        </w:tc>
+        <w:tc>
+          <w:tcPr>
+            <w:tcW w:type="dxa" w:w="7660"/>
+            <w:vAlign w:val="top"/>
+            <w:tcMar>
+              <w:top w:w="80" w:type="dxa"/>
+              <w:start w:w="120" w:type="dxa"/>
+              <w:bottom w:w="80" w:type="dxa"/>
+              <w:end w:w="120" w:type="dxa"/>
+            </w:tcMar>
+          </w:tcPr>
+          <w:p>
+            <w:r>
+              <w:rPr>
+                <w:rFonts w:ascii="Microsoft YaHei" w:hAnsi="Microsoft YaHei" w:eastAsia="Microsoft YaHei"/>
+                <w:color w:val="0B2545"/>
+                <w:sz w:val="18"/>
+              </w:rPr>
+              <w:t>模型理解、模型审查</w:t>
+            </w:r>
+          </w:p>
+        </w:tc>
+      </w:tr>
+      <w:tr>
+        <w:tc>
+          <w:tcPr>
+            <w:tcW w:type="dxa" w:w="1700"/>
+            <w:shd w:fill="E8EEF5"/>
+            <w:vAlign w:val="top"/>
+            <w:tcMar>
+              <w:top w:w="80" w:type="dxa"/>
+              <w:start w:w="120" w:type="dxa"/>
+              <w:bottom w:w="80" w:type="dxa"/>
+              <w:end w:w="120" w:type="dxa"/>
+            </w:tcMar>
+          </w:tcPr>
+          <w:p>
+            <w:r>
+              <w:rPr>
+                <w:rFonts w:ascii="Microsoft YaHei" w:hAnsi="Microsoft YaHei" w:eastAsia="Microsoft YaHei"/>
+                <w:b/>
+                <w:color w:val="0B2545"/>
+                <w:sz w:val="18"/>
+              </w:rPr>
+              <w:t>核心能力</w:t>
+            </w:r>
+          </w:p>
+        </w:tc>
+        <w:tc>
+          <w:tcPr>
+            <w:tcW w:type="dxa" w:w="7660"/>
+            <w:vAlign w:val="top"/>
+            <w:tcMar>
+              <w:top w:w="80" w:type="dxa"/>
+              <w:start w:w="120" w:type="dxa"/>
+              <w:bottom w:w="80" w:type="dxa"/>
+              <w:end w:w="120" w:type="dxa"/>
+            </w:tcMar>
+          </w:tcPr>
+          <w:p>
+            <w:r>
+              <w:rPr>
+                <w:rFonts w:ascii="Microsoft YaHei" w:hAnsi="Microsoft YaHei" w:eastAsia="Microsoft YaHei"/>
+                <w:color w:val="0B2545"/>
+                <w:sz w:val="18"/>
+              </w:rPr>
+              <w:t>待进一步分析</w:t>
+            </w:r>
+          </w:p>
+        </w:tc>
+      </w:tr>
+      <w:tr>
+        <w:tc>
+          <w:tcPr>
+            <w:tcW w:type="dxa" w:w="1700"/>
+            <w:shd w:fill="E8EEF5"/>
+            <w:vAlign w:val="top"/>
+            <w:tcMar>
+              <w:top w:w="80" w:type="dxa"/>
+              <w:start w:w="120" w:type="dxa"/>
+              <w:bottom w:w="80" w:type="dxa"/>
+              <w:end w:w="120" w:type="dxa"/>
+            </w:tcMar>
+          </w:tcPr>
+          <w:p>
+            <w:r>
+              <w:rPr>
+                <w:rFonts w:ascii="Microsoft YaHei" w:hAnsi="Microsoft YaHei" w:eastAsia="Microsoft YaHei"/>
+                <w:b/>
+                <w:color w:val="0B2545"/>
+                <w:sz w:val="18"/>
+              </w:rPr>
+              <w:t>支持平台</w:t>
+            </w:r>
+          </w:p>
+        </w:tc>
+        <w:tc>
+          <w:tcPr>
+            <w:tcW w:type="dxa" w:w="7660"/>
+            <w:vAlign w:val="top"/>
+            <w:tcMar>
+              <w:top w:w="80" w:type="dxa"/>
+              <w:start w:w="120" w:type="dxa"/>
+              <w:bottom w:w="80" w:type="dxa"/>
+              <w:end w:w="120" w:type="dxa"/>
+            </w:tcMar>
+          </w:tcPr>
+          <w:p>
+            <w:r>
+              <w:rPr>
+                <w:rFonts w:ascii="Microsoft YaHei" w:hAnsi="Microsoft YaHei" w:eastAsia="Microsoft YaHei"/>
+                <w:color w:val="0B2545"/>
+                <w:sz w:val="18"/>
+              </w:rPr>
+              <w:t>MCP</w:t>
+            </w:r>
+          </w:p>
+        </w:tc>
+      </w:tr>
+      <w:tr>
+        <w:tc>
+          <w:tcPr>
+            <w:tcW w:type="dxa" w:w="1700"/>
+            <w:shd w:fill="E8EEF5"/>
+            <w:vAlign w:val="top"/>
+            <w:tcMar>
+              <w:top w:w="80" w:type="dxa"/>
+              <w:start w:w="120" w:type="dxa"/>
+              <w:bottom w:w="80" w:type="dxa"/>
+              <w:end w:w="120" w:type="dxa"/>
+            </w:tcMar>
+          </w:tcPr>
+          <w:p>
+            <w:r>
+              <w:rPr>
+                <w:rFonts w:ascii="Microsoft YaHei" w:hAnsi="Microsoft YaHei" w:eastAsia="Microsoft YaHei"/>
+                <w:b/>
+                <w:color w:val="0B2545"/>
+                <w:sz w:val="18"/>
+              </w:rPr>
+              <w:t>隐私与离线</w:t>
+            </w:r>
+          </w:p>
+        </w:tc>
+        <w:tc>
+          <w:tcPr>
+            <w:tcW w:type="dxa" w:w="7660"/>
+            <w:vAlign w:val="top"/>
+            <w:tcMar>
+              <w:top w:w="80" w:type="dxa"/>
+              <w:start w:w="120" w:type="dxa"/>
+              <w:bottom w:w="80" w:type="dxa"/>
+              <w:end w:w="120" w:type="dxa"/>
+            </w:tcMar>
+          </w:tcPr>
+          <w:p>
+            <w:r>
+              <w:rPr>
+                <w:rFonts w:ascii="Microsoft YaHei" w:hAnsi="Microsoft YaHei" w:eastAsia="Microsoft YaHei"/>
+                <w:color w:val="0B2545"/>
+                <w:sz w:val="18"/>
+              </w:rPr>
+              <w:t>自动发现项目，数据隐私与离线能力尚待核验。（离线能力：unknown）</w:t>
+            </w:r>
+          </w:p>
+        </w:tc>
+      </w:tr>
+      <w:tr>
+        <w:tc>
+          <w:tcPr>
+            <w:tcW w:type="dxa" w:w="1700"/>
+            <w:shd w:fill="E8EEF5"/>
+            <w:vAlign w:val="top"/>
+            <w:tcMar>
+              <w:top w:w="80" w:type="dxa"/>
+              <w:start w:w="120" w:type="dxa"/>
+              <w:bottom w:w="80" w:type="dxa"/>
+              <w:end w:w="120" w:type="dxa"/>
+            </w:tcMar>
+          </w:tcPr>
+          <w:p>
+            <w:r>
+              <w:rPr>
+                <w:rFonts w:ascii="Microsoft YaHei" w:hAnsi="Microsoft YaHei" w:eastAsia="Microsoft YaHei"/>
+                <w:b/>
+                <w:color w:val="0B2545"/>
+                <w:sz w:val="18"/>
+              </w:rPr>
+              <w:t>项目地址</w:t>
+            </w:r>
+          </w:p>
+        </w:tc>
+        <w:tc>
+          <w:tcPr>
+            <w:tcW w:type="dxa" w:w="7660"/>
+            <w:vAlign w:val="top"/>
+            <w:tcMar>
+              <w:top w:w="80" w:type="dxa"/>
+              <w:start w:w="120" w:type="dxa"/>
+              <w:bottom w:w="80" w:type="dxa"/>
+              <w:end w:w="120" w:type="dxa"/>
+            </w:tcMar>
+          </w:tcPr>
+          <w:p>
+            <w:r>
+              <w:rPr>
+                <w:rFonts w:ascii="Microsoft YaHei" w:hAnsi="Microsoft YaHei" w:eastAsia="Microsoft YaHei"/>
+                <w:color w:val="0B2545"/>
+                <w:sz w:val="18"/>
+              </w:rPr>
+              <w:t>https://github.com/jgsystemsconsulting/jgsystemsconsulting-website</w:t>
+            </w:r>
+          </w:p>
+        </w:tc>
+      </w:tr>
+      <w:tr>
+        <w:tc>
+          <w:tcPr>
+            <w:tcW w:type="dxa" w:w="1700"/>
+            <w:shd w:fill="E8EEF5"/>
+            <w:vAlign w:val="top"/>
+            <w:tcMar>
+              <w:top w:w="80" w:type="dxa"/>
+              <w:start w:w="120" w:type="dxa"/>
+              <w:bottom w:w="80" w:type="dxa"/>
+              <w:end w:w="120" w:type="dxa"/>
+            </w:tcMar>
+          </w:tcPr>
+          <w:p>
+            <w:r>
+              <w:rPr>
+                <w:rFonts w:ascii="Microsoft YaHei" w:hAnsi="Microsoft YaHei" w:eastAsia="Microsoft YaHei"/>
+                <w:b/>
+                <w:color w:val="0B2545"/>
+                <w:sz w:val="18"/>
+              </w:rPr>
+              <w:t>核验来源</w:t>
+            </w:r>
+          </w:p>
+        </w:tc>
+        <w:tc>
+          <w:tcPr>
+            <w:tcW w:type="dxa" w:w="7660"/>
+            <w:vAlign w:val="top"/>
+            <w:tcMar>
+              <w:top w:w="80" w:type="dxa"/>
+              <w:start w:w="120" w:type="dxa"/>
+              <w:bottom w:w="80" w:type="dxa"/>
+              <w:end w:w="120" w:type="dxa"/>
+            </w:tcMar>
+          </w:tcPr>
+          <w:p>
+            <w:r>
+              <w:rPr>
+                <w:rFonts w:ascii="Microsoft YaHei" w:hAnsi="Microsoft YaHei" w:eastAsia="Microsoft YaHei"/>
+                <w:color w:val="0B2545"/>
+                <w:sz w:val="18"/>
+              </w:rPr>
+              <w:t>https://github.com/jgsystemsconsulting/jgsystemsconsulting-website</w:t>
+            </w:r>
+          </w:p>
+        </w:tc>
+      </w:tr>
+    </w:tbl>
+    <w:p>
+      <w:pPr>
+        <w:pStyle w:val="Heading2"/>
+        <w:pageBreakBefore/>
+      </w:pPr>
+      <w:r>
+        <w:t>3.18 keel</w:t>
       </w:r>
     </w:p>
     <w:p>
@@ -7203,7 +7576,7 @@
         <w:pageBreakBefore/>
       </w:pPr>
       <w:r>
-        <w:t>3.18 mappy_mini</w:t>
+        <w:t>3.19 mappy_mini</w:t>
       </w:r>
     </w:p>
     <w:p>
@@ -7576,7 +7949,7 @@
         <w:pageBreakBefore/>
       </w:pPr>
       <w:r>
-        <w:t>3.19 mbse-local-ai-demo</w:t>
+        <w:t>3.20 mbse-local-ai-demo</w:t>
       </w:r>
     </w:p>
     <w:p>
@@ -7949,7 +8322,7 @@
         <w:pageBreakBefore/>
       </w:pPr>
       <w:r>
-        <w:t>3.20 mbseagent2</w:t>
+        <w:t>3.21 mbse-workflow</w:t>
       </w:r>
     </w:p>
     <w:p>
@@ -8022,7 +8395,7 @@
                 <w:color w:val="0B2545"/>
                 <w:sz w:val="18"/>
               </w:rPr>
-              <w:t>公开描述：自动检索发现的 SysML/MBSE AI 候选项目，等待进一步核验。。该功能说明由规则提取，需在下一次人工复核时确认。</w:t>
+              <w:t>公开描述：LLM-agent workflow that authors layered, SysML-like models and gates every step on Sysprose checks。该功能说明由规则提取，需在下一次人工复核时确认。</w:t>
             </w:r>
           </w:p>
         </w:tc>
@@ -8070,7 +8443,7 @@
                 <w:color w:val="0B2545"/>
                 <w:sz w:val="18"/>
               </w:rPr>
-              <w:t>模型理解</w:t>
+              <w:t>模型验证</w:t>
             </w:r>
           </w:p>
         </w:tc>
@@ -8118,7 +8491,7 @@
                 <w:color w:val="0B2545"/>
                 <w:sz w:val="18"/>
               </w:rPr>
-              <w:t>待进一步分析</w:t>
+              <w:t>模型验证</w:t>
             </w:r>
           </w:p>
         </w:tc>
@@ -8262,7 +8635,7 @@
                 <w:color w:val="0B2545"/>
                 <w:sz w:val="18"/>
               </w:rPr>
-              <w:t>https://github.com/denis71/mbseagent2</w:t>
+              <w:t>https://github.com/cosmindxu/mbse-workflow</w:t>
             </w:r>
           </w:p>
         </w:tc>
@@ -8310,7 +8683,7 @@
                 <w:color w:val="0B2545"/>
                 <w:sz w:val="18"/>
               </w:rPr>
-              <w:t>https://github.com/denis71/mbseagent2</w:t>
+              <w:t>https://github.com/cosmindxu/mbse-workflow</w:t>
             </w:r>
           </w:p>
         </w:tc>
@@ -8322,7 +8695,380 @@
         <w:pageBreakBefore/>
       </w:pPr>
       <w:r>
-        <w:t>3.21 mcp-syson</w:t>
+        <w:t>3.22 mbseagent2</w:t>
+      </w:r>
+    </w:p>
+    <w:p>
+      <w:pPr>
+        <w:spacing w:after="160"/>
+      </w:pPr>
+      <w:r>
+        <w:rPr>
+          <w:rFonts w:ascii="Microsoft YaHei" w:hAnsi="Microsoft YaHei" w:eastAsia="Microsoft YaHei"/>
+          <w:b/>
+          <w:color w:val="007079"/>
+          <w:sz w:val="18"/>
+        </w:rPr>
+        <w:t>Agent · SysML (version unspecified) · 待验证 · 开源</w:t>
+      </w:r>
+    </w:p>
+    <w:tbl>
+      <w:tblPr>
+        <w:tblStyle w:val="TableGrid"/>
+        <w:tblW w:type="dxa" w:w="9360"/>
+        <w:jc w:val="left"/>
+        <w:tblLayout w:type="fixed"/>
+        <w:tblLook w:firstColumn="1" w:firstRow="1" w:lastColumn="0" w:lastRow="0" w:noHBand="0" w:noVBand="1" w:val="04A0"/>
+        <w:tblInd w:w="120" w:type="dxa"/>
+      </w:tblPr>
+      <w:tblGrid>
+        <w:gridCol w:w="1700"/>
+        <w:gridCol w:w="7660"/>
+      </w:tblGrid>
+      <w:tr>
+        <w:tc>
+          <w:tcPr>
+            <w:tcW w:type="dxa" w:w="1700"/>
+            <w:shd w:fill="E8EEF5"/>
+            <w:vAlign w:val="top"/>
+            <w:tcMar>
+              <w:top w:w="80" w:type="dxa"/>
+              <w:start w:w="120" w:type="dxa"/>
+              <w:bottom w:w="80" w:type="dxa"/>
+              <w:end w:w="120" w:type="dxa"/>
+            </w:tcMar>
+          </w:tcPr>
+          <w:p>
+            <w:r>
+              <w:rPr>
+                <w:rFonts w:ascii="Microsoft YaHei" w:hAnsi="Microsoft YaHei" w:eastAsia="Microsoft YaHei"/>
+                <w:b/>
+                <w:color w:val="0B2545"/>
+                <w:sz w:val="18"/>
+              </w:rPr>
+              <w:t>功能说明</w:t>
+            </w:r>
+          </w:p>
+        </w:tc>
+        <w:tc>
+          <w:tcPr>
+            <w:tcW w:type="dxa" w:w="7660"/>
+            <w:vAlign w:val="top"/>
+            <w:tcMar>
+              <w:top w:w="80" w:type="dxa"/>
+              <w:start w:w="120" w:type="dxa"/>
+              <w:bottom w:w="80" w:type="dxa"/>
+              <w:end w:w="120" w:type="dxa"/>
+            </w:tcMar>
+          </w:tcPr>
+          <w:p>
+            <w:r>
+              <w:rPr>
+                <w:rFonts w:ascii="Microsoft YaHei" w:hAnsi="Microsoft YaHei" w:eastAsia="Microsoft YaHei"/>
+                <w:color w:val="0B2545"/>
+                <w:sz w:val="18"/>
+              </w:rPr>
+              <w:t>公开描述：自动检索发现的 SysML/MBSE AI 候选项目，等待进一步核验。。该功能说明由规则提取，需在下一次人工复核时确认。</w:t>
+            </w:r>
+          </w:p>
+        </w:tc>
+      </w:tr>
+      <w:tr>
+        <w:tc>
+          <w:tcPr>
+            <w:tcW w:type="dxa" w:w="1700"/>
+            <w:shd w:fill="E8EEF5"/>
+            <w:vAlign w:val="top"/>
+            <w:tcMar>
+              <w:top w:w="80" w:type="dxa"/>
+              <w:start w:w="120" w:type="dxa"/>
+              <w:bottom w:w="80" w:type="dxa"/>
+              <w:end w:w="120" w:type="dxa"/>
+            </w:tcMar>
+          </w:tcPr>
+          <w:p>
+            <w:r>
+              <w:rPr>
+                <w:rFonts w:ascii="Microsoft YaHei" w:hAnsi="Microsoft YaHei" w:eastAsia="Microsoft YaHei"/>
+                <w:b/>
+                <w:color w:val="0B2545"/>
+                <w:sz w:val="18"/>
+              </w:rPr>
+              <w:t>适用场景</w:t>
+            </w:r>
+          </w:p>
+        </w:tc>
+        <w:tc>
+          <w:tcPr>
+            <w:tcW w:type="dxa" w:w="7660"/>
+            <w:vAlign w:val="top"/>
+            <w:tcMar>
+              <w:top w:w="80" w:type="dxa"/>
+              <w:start w:w="120" w:type="dxa"/>
+              <w:bottom w:w="80" w:type="dxa"/>
+              <w:end w:w="120" w:type="dxa"/>
+            </w:tcMar>
+          </w:tcPr>
+          <w:p>
+            <w:r>
+              <w:rPr>
+                <w:rFonts w:ascii="Microsoft YaHei" w:hAnsi="Microsoft YaHei" w:eastAsia="Microsoft YaHei"/>
+                <w:color w:val="0B2545"/>
+                <w:sz w:val="18"/>
+              </w:rPr>
+              <w:t>模型理解</w:t>
+            </w:r>
+          </w:p>
+        </w:tc>
+      </w:tr>
+      <w:tr>
+        <w:tc>
+          <w:tcPr>
+            <w:tcW w:type="dxa" w:w="1700"/>
+            <w:shd w:fill="E8EEF5"/>
+            <w:vAlign w:val="top"/>
+            <w:tcMar>
+              <w:top w:w="80" w:type="dxa"/>
+              <w:start w:w="120" w:type="dxa"/>
+              <w:bottom w:w="80" w:type="dxa"/>
+              <w:end w:w="120" w:type="dxa"/>
+            </w:tcMar>
+          </w:tcPr>
+          <w:p>
+            <w:r>
+              <w:rPr>
+                <w:rFonts w:ascii="Microsoft YaHei" w:hAnsi="Microsoft YaHei" w:eastAsia="Microsoft YaHei"/>
+                <w:b/>
+                <w:color w:val="0B2545"/>
+                <w:sz w:val="18"/>
+              </w:rPr>
+              <w:t>核心能力</w:t>
+            </w:r>
+          </w:p>
+        </w:tc>
+        <w:tc>
+          <w:tcPr>
+            <w:tcW w:type="dxa" w:w="7660"/>
+            <w:vAlign w:val="top"/>
+            <w:tcMar>
+              <w:top w:w="80" w:type="dxa"/>
+              <w:start w:w="120" w:type="dxa"/>
+              <w:bottom w:w="80" w:type="dxa"/>
+              <w:end w:w="120" w:type="dxa"/>
+            </w:tcMar>
+          </w:tcPr>
+          <w:p>
+            <w:r>
+              <w:rPr>
+                <w:rFonts w:ascii="Microsoft YaHei" w:hAnsi="Microsoft YaHei" w:eastAsia="Microsoft YaHei"/>
+                <w:color w:val="0B2545"/>
+                <w:sz w:val="18"/>
+              </w:rPr>
+              <w:t>待进一步分析</w:t>
+            </w:r>
+          </w:p>
+        </w:tc>
+      </w:tr>
+      <w:tr>
+        <w:tc>
+          <w:tcPr>
+            <w:tcW w:type="dxa" w:w="1700"/>
+            <w:shd w:fill="E8EEF5"/>
+            <w:vAlign w:val="top"/>
+            <w:tcMar>
+              <w:top w:w="80" w:type="dxa"/>
+              <w:start w:w="120" w:type="dxa"/>
+              <w:bottom w:w="80" w:type="dxa"/>
+              <w:end w:w="120" w:type="dxa"/>
+            </w:tcMar>
+          </w:tcPr>
+          <w:p>
+            <w:r>
+              <w:rPr>
+                <w:rFonts w:ascii="Microsoft YaHei" w:hAnsi="Microsoft YaHei" w:eastAsia="Microsoft YaHei"/>
+                <w:b/>
+                <w:color w:val="0B2545"/>
+                <w:sz w:val="18"/>
+              </w:rPr>
+              <w:t>支持平台</w:t>
+            </w:r>
+          </w:p>
+        </w:tc>
+        <w:tc>
+          <w:tcPr>
+            <w:tcW w:type="dxa" w:w="7660"/>
+            <w:vAlign w:val="top"/>
+            <w:tcMar>
+              <w:top w:w="80" w:type="dxa"/>
+              <w:start w:w="120" w:type="dxa"/>
+              <w:bottom w:w="80" w:type="dxa"/>
+              <w:end w:w="120" w:type="dxa"/>
+            </w:tcMar>
+          </w:tcPr>
+          <w:p>
+            <w:r>
+              <w:rPr>
+                <w:rFonts w:ascii="Microsoft YaHei" w:hAnsi="Microsoft YaHei" w:eastAsia="Microsoft YaHei"/>
+                <w:color w:val="0B2545"/>
+                <w:sz w:val="18"/>
+              </w:rPr>
+              <w:t>To verify</w:t>
+            </w:r>
+          </w:p>
+        </w:tc>
+      </w:tr>
+      <w:tr>
+        <w:tc>
+          <w:tcPr>
+            <w:tcW w:type="dxa" w:w="1700"/>
+            <w:shd w:fill="E8EEF5"/>
+            <w:vAlign w:val="top"/>
+            <w:tcMar>
+              <w:top w:w="80" w:type="dxa"/>
+              <w:start w:w="120" w:type="dxa"/>
+              <w:bottom w:w="80" w:type="dxa"/>
+              <w:end w:w="120" w:type="dxa"/>
+            </w:tcMar>
+          </w:tcPr>
+          <w:p>
+            <w:r>
+              <w:rPr>
+                <w:rFonts w:ascii="Microsoft YaHei" w:hAnsi="Microsoft YaHei" w:eastAsia="Microsoft YaHei"/>
+                <w:b/>
+                <w:color w:val="0B2545"/>
+                <w:sz w:val="18"/>
+              </w:rPr>
+              <w:t>隐私与离线</w:t>
+            </w:r>
+          </w:p>
+        </w:tc>
+        <w:tc>
+          <w:tcPr>
+            <w:tcW w:type="dxa" w:w="7660"/>
+            <w:vAlign w:val="top"/>
+            <w:tcMar>
+              <w:top w:w="80" w:type="dxa"/>
+              <w:start w:w="120" w:type="dxa"/>
+              <w:bottom w:w="80" w:type="dxa"/>
+              <w:end w:w="120" w:type="dxa"/>
+            </w:tcMar>
+          </w:tcPr>
+          <w:p>
+            <w:r>
+              <w:rPr>
+                <w:rFonts w:ascii="Microsoft YaHei" w:hAnsi="Microsoft YaHei" w:eastAsia="Microsoft YaHei"/>
+                <w:color w:val="0B2545"/>
+                <w:sz w:val="18"/>
+              </w:rPr>
+              <w:t>自动发现项目，数据隐私与离线能力尚待核验。（离线能力：unknown）</w:t>
+            </w:r>
+          </w:p>
+        </w:tc>
+      </w:tr>
+      <w:tr>
+        <w:tc>
+          <w:tcPr>
+            <w:tcW w:type="dxa" w:w="1700"/>
+            <w:shd w:fill="E8EEF5"/>
+            <w:vAlign w:val="top"/>
+            <w:tcMar>
+              <w:top w:w="80" w:type="dxa"/>
+              <w:start w:w="120" w:type="dxa"/>
+              <w:bottom w:w="80" w:type="dxa"/>
+              <w:end w:w="120" w:type="dxa"/>
+            </w:tcMar>
+          </w:tcPr>
+          <w:p>
+            <w:r>
+              <w:rPr>
+                <w:rFonts w:ascii="Microsoft YaHei" w:hAnsi="Microsoft YaHei" w:eastAsia="Microsoft YaHei"/>
+                <w:b/>
+                <w:color w:val="0B2545"/>
+                <w:sz w:val="18"/>
+              </w:rPr>
+              <w:t>项目地址</w:t>
+            </w:r>
+          </w:p>
+        </w:tc>
+        <w:tc>
+          <w:tcPr>
+            <w:tcW w:type="dxa" w:w="7660"/>
+            <w:vAlign w:val="top"/>
+            <w:tcMar>
+              <w:top w:w="80" w:type="dxa"/>
+              <w:start w:w="120" w:type="dxa"/>
+              <w:bottom w:w="80" w:type="dxa"/>
+              <w:end w:w="120" w:type="dxa"/>
+            </w:tcMar>
+          </w:tcPr>
+          <w:p>
+            <w:r>
+              <w:rPr>
+                <w:rFonts w:ascii="Microsoft YaHei" w:hAnsi="Microsoft YaHei" w:eastAsia="Microsoft YaHei"/>
+                <w:color w:val="0B2545"/>
+                <w:sz w:val="18"/>
+              </w:rPr>
+              <w:t>https://github.com/denis71/mbseagent2</w:t>
+            </w:r>
+          </w:p>
+        </w:tc>
+      </w:tr>
+      <w:tr>
+        <w:tc>
+          <w:tcPr>
+            <w:tcW w:type="dxa" w:w="1700"/>
+            <w:shd w:fill="E8EEF5"/>
+            <w:vAlign w:val="top"/>
+            <w:tcMar>
+              <w:top w:w="80" w:type="dxa"/>
+              <w:start w:w="120" w:type="dxa"/>
+              <w:bottom w:w="80" w:type="dxa"/>
+              <w:end w:w="120" w:type="dxa"/>
+            </w:tcMar>
+          </w:tcPr>
+          <w:p>
+            <w:r>
+              <w:rPr>
+                <w:rFonts w:ascii="Microsoft YaHei" w:hAnsi="Microsoft YaHei" w:eastAsia="Microsoft YaHei"/>
+                <w:b/>
+                <w:color w:val="0B2545"/>
+                <w:sz w:val="18"/>
+              </w:rPr>
+              <w:t>核验来源</w:t>
+            </w:r>
+          </w:p>
+        </w:tc>
+        <w:tc>
+          <w:tcPr>
+            <w:tcW w:type="dxa" w:w="7660"/>
+            <w:vAlign w:val="top"/>
+            <w:tcMar>
+              <w:top w:w="80" w:type="dxa"/>
+              <w:start w:w="120" w:type="dxa"/>
+              <w:bottom w:w="80" w:type="dxa"/>
+              <w:end w:w="120" w:type="dxa"/>
+            </w:tcMar>
+          </w:tcPr>
+          <w:p>
+            <w:r>
+              <w:rPr>
+                <w:rFonts w:ascii="Microsoft YaHei" w:hAnsi="Microsoft YaHei" w:eastAsia="Microsoft YaHei"/>
+                <w:color w:val="0B2545"/>
+                <w:sz w:val="18"/>
+              </w:rPr>
+              <w:t>https://github.com/denis71/mbseagent2</w:t>
+            </w:r>
+          </w:p>
+        </w:tc>
+      </w:tr>
+    </w:tbl>
+    <w:p>
+      <w:pPr>
+        <w:pStyle w:val="Heading2"/>
+        <w:pageBreakBefore/>
+      </w:pPr>
+      <w:r>
+        <w:t>3.23 mcp-syson</w:t>
       </w:r>
     </w:p>
     <w:p>
@@ -8695,7 +9441,7 @@
         <w:pageBreakBefore/>
       </w:pPr>
       <w:r>
-        <w:t>3.22 modelwrite</w:t>
+        <w:t>3.24 modelwrite</w:t>
       </w:r>
     </w:p>
     <w:p>
@@ -9068,7 +9814,7 @@
         <w:pageBreakBefore/>
       </w:pPr>
       <w:r>
-        <w:t>3.23 mora-pochettino</w:t>
+        <w:t>3.25 mora-pochettino</w:t>
       </w:r>
     </w:p>
     <w:p>
@@ -9441,7 +10187,7 @@
         <w:pageBreakBefore/>
       </w:pPr>
       <w:r>
-        <w:t>3.24 mycelium-hypha</w:t>
+        <w:t>3.26 mycelium-hypha</w:t>
       </w:r>
     </w:p>
     <w:p>
@@ -9814,7 +10560,7 @@
         <w:pageBreakBefore/>
       </w:pPr>
       <w:r>
-        <w:t>3.25 se-buddy-agent</w:t>
+        <w:t>3.27 se-buddy-agent</w:t>
       </w:r>
     </w:p>
     <w:p>
@@ -10187,7 +10933,7 @@
         <w:pageBreakBefore/>
       </w:pPr>
       <w:r>
-        <w:t>3.26 sidkolapalli</w:t>
+        <w:t>3.28 sidkolapalli</w:t>
       </w:r>
     </w:p>
     <w:p>
@@ -10560,7 +11306,7 @@
         <w:pageBreakBefore/>
       </w:pPr>
       <w:r>
-        <w:t>3.27 SysML v2 MCP Server by Raghunath Torase</w:t>
+        <w:t>3.29 SysML v2 MCP Server by Raghunath Torase</w:t>
       </w:r>
     </w:p>
     <w:p>
@@ -10933,7 +11679,7 @@
         <w:pageBreakBefore/>
       </w:pPr>
       <w:r>
-        <w:t>3.28 sysml-ai-hub</w:t>
+        <w:t>3.30 sysml-ai-hub</w:t>
       </w:r>
     </w:p>
     <w:p>
@@ -11306,7 +12052,7 @@
         <w:pageBreakBefore/>
       </w:pPr>
       <w:r>
-        <w:t>3.29 sysml-rs</w:t>
+        <w:t>3.31 sysml-rs</w:t>
       </w:r>
     </w:p>
     <w:p>
@@ -11679,7 +12425,7 @@
         <w:pageBreakBefore/>
       </w:pPr>
       <w:r>
-        <w:t>3.30 sysml-v2-lsp</w:t>
+        <w:t>3.32 sysml-v2-lsp</w:t>
       </w:r>
     </w:p>
     <w:p>
@@ -12052,7 +12798,7 @@
         <w:pageBreakBefore/>
       </w:pPr>
       <w:r>
-        <w:t>3.31 sysml-v2-lsp</w:t>
+        <w:t>3.33 sysml-v2-lsp</w:t>
       </w:r>
     </w:p>
     <w:p>
@@ -12425,7 +13171,7 @@
         <w:pageBreakBefore/>
       </w:pPr>
       <w:r>
-        <w:t>3.32 sysml-v2-modeling-skill</w:t>
+        <w:t>3.34 sysml-v2-modeling-skill</w:t>
       </w:r>
     </w:p>
     <w:p>
@@ -12798,7 +13544,7 @@
         <w:pageBreakBefore/>
       </w:pPr>
       <w:r>
-        <w:t>3.33 SysML2-spec-gpt</w:t>
+        <w:t>3.35 SysML2-spec-gpt</w:t>
       </w:r>
     </w:p>
     <w:p>
@@ -13171,7 +13917,7 @@
         <w:pageBreakBefore/>
       </w:pPr>
       <w:r>
-        <w:t>3.34 SysMLEdge</w:t>
+        <w:t>3.36 SysMLEdge</w:t>
       </w:r>
     </w:p>
     <w:p>
@@ -13544,7 +14290,7 @@
         <w:pageBreakBefore/>
       </w:pPr>
       <w:r>
-        <w:t>3.35 sysmlv2-ai-toolkit</w:t>
+        <w:t>3.37 sysmlv2-ai-toolkit</w:t>
       </w:r>
     </w:p>
     <w:p>
@@ -13917,7 +14663,7 @@
         <w:pageBreakBefore/>
       </w:pPr>
       <w:r>
-        <w:t>3.36 sysprose</w:t>
+        <w:t>3.38 sysprose</w:t>
       </w:r>
     </w:p>
     <w:p>
@@ -14290,7 +15036,7 @@
         <w:pageBreakBefore/>
       </w:pPr>
       <w:r>
-        <w:t>3.37 verifying_SysML_v2_agentic_rag</w:t>
+        <w:t>3.39 verifying_SysML_v2_agentic_rag</w:t>
       </w:r>
     </w:p>
     <w:p>
@@ -14720,7 +15466,7 @@
           <w:color w:val="5D6B7A"/>
           <w:sz w:val="18"/>
         </w:rPr>
-        <w:t>生成时间：2026-09-24 07:36（Asia/Shanghai）</w:t>
+        <w:t>生成时间：2026-09-25 07:49（Asia/Shanghai）</w:t>
       </w:r>
     </w:p>
     <w:sectPr>

--- a/public/reports/sysml-ai-research-report.docx
+++ b/public/reports/sysml-ai-research-report.docx
@@ -15466,7 +15466,7 @@
           <w:color w:val="5D6B7A"/>
           <w:sz w:val="18"/>
         </w:rPr>
-        <w:t>生成时间：2026-09-25 07:49（Asia/Shanghai）</w:t>
+        <w:t>生成时间：2026-09-26 07:41（Asia/Shanghai）</w:t>
       </w:r>
     </w:p>
     <w:sectPr>

--- a/public/reports/sysml-ai-research-report.docx
+++ b/public/reports/sysml-ai-research-report.docx
@@ -15466,7 +15466,7 @@
           <w:color w:val="5D6B7A"/>
           <w:sz w:val="18"/>
         </w:rPr>
-        <w:t>生成时间：2026-09-26 07:41（Asia/Shanghai）</w:t>
+        <w:t>生成时间：2026-09-27 08:10（Asia/Shanghai）</w:t>
       </w:r>
     </w:p>
     <w:sectPr>

--- a/public/reports/sysml-ai-research-report.docx
+++ b/public/reports/sysml-ai-research-report.docx
@@ -88,7 +88,7 @@
                 <w:color w:val="0B2545"/>
                 <w:sz w:val="22"/>
               </w:rPr>
-              <w:t>2026-09-25</w:t>
+              <w:t>2026-09-28</w:t>
             </w:r>
           </w:p>
         </w:tc>
@@ -122,7 +122,7 @@
                 <w:color w:val="0B2545"/>
                 <w:sz w:val="22"/>
               </w:rPr>
-              <w:t>2026-09-28</w:t>
+              <w:t>2026-10-01</w:t>
             </w:r>
           </w:p>
         </w:tc>
@@ -158,7 +158,7 @@
                 <w:color w:val="0B2545"/>
                 <w:sz w:val="22"/>
               </w:rPr>
-              <w:t>39 个</w:t>
+              <w:t>41 个</w:t>
             </w:r>
           </w:p>
         </w:tc>
@@ -220,7 +220,7 @@
           <w:rFonts w:ascii="Microsoft YaHei" w:hAnsi="Microsoft YaHei" w:eastAsia="Microsoft YaHei"/>
           <w:color w:val="0B2545"/>
         </w:rPr>
-        <w:t xml:space="preserve"> 当前共收录 39 个项目，其中 5 个已验证、36 个确认为开源。 调研重点是这些工具在系统建模生命周期中的实际用途，而不只是在何种 AI 客户端中运行。</w:t>
+        <w:t xml:space="preserve"> 当前共收录 41 个项目，其中 5 个已验证、38 个确认为开源。 调研重点是这些工具在系统建模生命周期中的实际用途，而不只是在何种 AI 客户端中运行。</w:t>
       </w:r>
     </w:p>
     <w:p>
@@ -235,7 +235,7 @@
           <w:color w:val="0B2545"/>
           <w:sz w:val="22"/>
         </w:rPr>
-        <w:t>标准覆盖：SysML v2（19）；KerML（3）；通用 MBSE（1）；SysML (version unspecified)（14）；SysML v1（5）；UML（1）</w:t>
+        <w:t>标准覆盖：SysML v2（21）；KerML（3）；通用 MBSE（1）；SysML (version unspecified)（14）；SysML v1（5）；UML（1）</w:t>
       </w:r>
     </w:p>
     <w:p>
@@ -438,7 +438,7 @@
                 <w:color w:val="0B2545"/>
                 <w:sz w:val="17"/>
               </w:rPr>
-              <w:t>FocusTick、HL7-HSRA_E2-SFM2SysMLv2-Agent、INSPECTA-Spec-Code-Proof-Copilot、keel、mappy_mini、mbse-local-ai-demo、mbse-workflow、mbseagent2、modelwrite、mora-pochettino、se-buddy-agent、sidkolapalli、SysML2-spec-gpt、sysmlv2-ai-toolkit、sysprose</w:t>
+              <w:t>epistemic-adequacy-probe、FocusTick、HL7-HSRA_E2-SFM2SysMLv2-Agent、INSPECTA-Spec-Code-Proof-Copilot、keel、mappy_mini、mbse-local-ai-demo、mbse-workflow、mbseagent2、modelwrite、mora-pochettino、se-buddy-agent、sidkolapalli、SysML2-spec-gpt、sysmlv2-ai-toolkit、sysprose</w:t>
             </w:r>
           </w:p>
         </w:tc>
@@ -708,7 +708,7 @@
                 <w:color w:val="0B2545"/>
                 <w:sz w:val="17"/>
               </w:rPr>
-              <w:t>@engineer-fumi/sysml-v2-mcp、SysMLV2-MCP、@engineer-fumi/sysml-v2-mcp、cameo-mcp-bridge、jgs-magic-sysmlv1-mcp、jgs-magic-sysmlv1-pro、mcp-syson、SysML v2 MCP Server by Raghunath Torase、sysml-rs、sysml-v2-lsp、sysml-v2-lsp、SysMLEdge、verifying_SysML_v2_agentic_rag</w:t>
+              <w:t>@engineer-fumi/sysml-v2-mcp、SysMLV2-MCP、@engineer-fumi/sysml-v2-mcp、cameo-mcp-bridge、jgs-magic-sysmlv1-mcp、jgs-magic-sysmlv1-pro、jgs-sysmlv2-api-mcp、mcp-syson、SysML v2 MCP Server by Raghunath Torase、sysml-rs、sysml-v2-lsp、sysml-v2-lsp、SysMLEdge、verifying_SysML_v2_agentic_rag</w:t>
             </w:r>
           </w:p>
         </w:tc>
@@ -3846,7 +3846,380 @@
         <w:pageBreakBefore/>
       </w:pPr>
       <w:r>
-        <w:t>3.9 FocusTick</w:t>
+        <w:t>3.9 epistemic-adequacy-probe</w:t>
+      </w:r>
+    </w:p>
+    <w:p>
+      <w:pPr>
+        <w:spacing w:after="160"/>
+      </w:pPr>
+      <w:r>
+        <w:rPr>
+          <w:rFonts w:ascii="Microsoft YaHei" w:hAnsi="Microsoft YaHei" w:eastAsia="Microsoft YaHei"/>
+          <w:b/>
+          <w:color w:val="007079"/>
+          <w:sz w:val="18"/>
+        </w:rPr>
+        <w:t>Agent · SysML v2 · 待验证 · 开源</w:t>
+      </w:r>
+    </w:p>
+    <w:tbl>
+      <w:tblPr>
+        <w:tblStyle w:val="TableGrid"/>
+        <w:tblW w:type="dxa" w:w="9360"/>
+        <w:jc w:val="left"/>
+        <w:tblLayout w:type="fixed"/>
+        <w:tblLook w:firstColumn="1" w:firstRow="1" w:lastColumn="0" w:lastRow="0" w:noHBand="0" w:noVBand="1" w:val="04A0"/>
+        <w:tblInd w:w="120" w:type="dxa"/>
+      </w:tblPr>
+      <w:tblGrid>
+        <w:gridCol w:w="1700"/>
+        <w:gridCol w:w="7660"/>
+      </w:tblGrid>
+      <w:tr>
+        <w:tc>
+          <w:tcPr>
+            <w:tcW w:type="dxa" w:w="1700"/>
+            <w:shd w:fill="E8EEF5"/>
+            <w:vAlign w:val="top"/>
+            <w:tcMar>
+              <w:top w:w="80" w:type="dxa"/>
+              <w:start w:w="120" w:type="dxa"/>
+              <w:bottom w:w="80" w:type="dxa"/>
+              <w:end w:w="120" w:type="dxa"/>
+            </w:tcMar>
+          </w:tcPr>
+          <w:p>
+            <w:r>
+              <w:rPr>
+                <w:rFonts w:ascii="Microsoft YaHei" w:hAnsi="Microsoft YaHei" w:eastAsia="Microsoft YaHei"/>
+                <w:b/>
+                <w:color w:val="0B2545"/>
+                <w:sz w:val="18"/>
+              </w:rPr>
+              <w:t>功能说明</w:t>
+            </w:r>
+          </w:p>
+        </w:tc>
+        <w:tc>
+          <w:tcPr>
+            <w:tcW w:type="dxa" w:w="7660"/>
+            <w:vAlign w:val="top"/>
+            <w:tcMar>
+              <w:top w:w="80" w:type="dxa"/>
+              <w:start w:w="120" w:type="dxa"/>
+              <w:bottom w:w="80" w:type="dxa"/>
+              <w:end w:w="120" w:type="dxa"/>
+            </w:tcMar>
+          </w:tcPr>
+          <w:p>
+            <w:r>
+              <w:rPr>
+                <w:rFonts w:ascii="Microsoft YaHei" w:hAnsi="Microsoft YaHei" w:eastAsia="Microsoft YaHei"/>
+                <w:color w:val="0B2545"/>
+                <w:sz w:val="18"/>
+              </w:rPr>
+              <w:t>公开描述：Companion artefact to the MODELS 2026 (NIER) paper. Does epistemic metadata change how AI consumers answer derivation questions over an MBSE model? 3 LLMs x 120 judged answers over the public Apollo 11 SysML v2 model. doi:10.1145/3822455.3838783。该功能说明由规则提取，需在下一次人工复核时确认。</w:t>
+            </w:r>
+          </w:p>
+        </w:tc>
+      </w:tr>
+      <w:tr>
+        <w:tc>
+          <w:tcPr>
+            <w:tcW w:type="dxa" w:w="1700"/>
+            <w:shd w:fill="E8EEF5"/>
+            <w:vAlign w:val="top"/>
+            <w:tcMar>
+              <w:top w:w="80" w:type="dxa"/>
+              <w:start w:w="120" w:type="dxa"/>
+              <w:bottom w:w="80" w:type="dxa"/>
+              <w:end w:w="120" w:type="dxa"/>
+            </w:tcMar>
+          </w:tcPr>
+          <w:p>
+            <w:r>
+              <w:rPr>
+                <w:rFonts w:ascii="Microsoft YaHei" w:hAnsi="Microsoft YaHei" w:eastAsia="Microsoft YaHei"/>
+                <w:b/>
+                <w:color w:val="0B2545"/>
+                <w:sz w:val="18"/>
+              </w:rPr>
+              <w:t>适用场景</w:t>
+            </w:r>
+          </w:p>
+        </w:tc>
+        <w:tc>
+          <w:tcPr>
+            <w:tcW w:type="dxa" w:w="7660"/>
+            <w:vAlign w:val="top"/>
+            <w:tcMar>
+              <w:top w:w="80" w:type="dxa"/>
+              <w:start w:w="120" w:type="dxa"/>
+              <w:bottom w:w="80" w:type="dxa"/>
+              <w:end w:w="120" w:type="dxa"/>
+            </w:tcMar>
+          </w:tcPr>
+          <w:p>
+            <w:r>
+              <w:rPr>
+                <w:rFonts w:ascii="Microsoft YaHei" w:hAnsi="Microsoft YaHei" w:eastAsia="Microsoft YaHei"/>
+                <w:color w:val="0B2545"/>
+                <w:sz w:val="18"/>
+              </w:rPr>
+              <w:t>模型理解、模型审查</w:t>
+            </w:r>
+          </w:p>
+        </w:tc>
+      </w:tr>
+      <w:tr>
+        <w:tc>
+          <w:tcPr>
+            <w:tcW w:type="dxa" w:w="1700"/>
+            <w:shd w:fill="E8EEF5"/>
+            <w:vAlign w:val="top"/>
+            <w:tcMar>
+              <w:top w:w="80" w:type="dxa"/>
+              <w:start w:w="120" w:type="dxa"/>
+              <w:bottom w:w="80" w:type="dxa"/>
+              <w:end w:w="120" w:type="dxa"/>
+            </w:tcMar>
+          </w:tcPr>
+          <w:p>
+            <w:r>
+              <w:rPr>
+                <w:rFonts w:ascii="Microsoft YaHei" w:hAnsi="Microsoft YaHei" w:eastAsia="Microsoft YaHei"/>
+                <w:b/>
+                <w:color w:val="0B2545"/>
+                <w:sz w:val="18"/>
+              </w:rPr>
+              <w:t>核心能力</w:t>
+            </w:r>
+          </w:p>
+        </w:tc>
+        <w:tc>
+          <w:tcPr>
+            <w:tcW w:type="dxa" w:w="7660"/>
+            <w:vAlign w:val="top"/>
+            <w:tcMar>
+              <w:top w:w="80" w:type="dxa"/>
+              <w:start w:w="120" w:type="dxa"/>
+              <w:bottom w:w="80" w:type="dxa"/>
+              <w:end w:w="120" w:type="dxa"/>
+            </w:tcMar>
+          </w:tcPr>
+          <w:p>
+            <w:r>
+              <w:rPr>
+                <w:rFonts w:ascii="Microsoft YaHei" w:hAnsi="Microsoft YaHei" w:eastAsia="Microsoft YaHei"/>
+                <w:color w:val="0B2545"/>
+                <w:sz w:val="18"/>
+              </w:rPr>
+              <w:t>待进一步分析</w:t>
+            </w:r>
+          </w:p>
+        </w:tc>
+      </w:tr>
+      <w:tr>
+        <w:tc>
+          <w:tcPr>
+            <w:tcW w:type="dxa" w:w="1700"/>
+            <w:shd w:fill="E8EEF5"/>
+            <w:vAlign w:val="top"/>
+            <w:tcMar>
+              <w:top w:w="80" w:type="dxa"/>
+              <w:start w:w="120" w:type="dxa"/>
+              <w:bottom w:w="80" w:type="dxa"/>
+              <w:end w:w="120" w:type="dxa"/>
+            </w:tcMar>
+          </w:tcPr>
+          <w:p>
+            <w:r>
+              <w:rPr>
+                <w:rFonts w:ascii="Microsoft YaHei" w:hAnsi="Microsoft YaHei" w:eastAsia="Microsoft YaHei"/>
+                <w:b/>
+                <w:color w:val="0B2545"/>
+                <w:sz w:val="18"/>
+              </w:rPr>
+              <w:t>支持平台</w:t>
+            </w:r>
+          </w:p>
+        </w:tc>
+        <w:tc>
+          <w:tcPr>
+            <w:tcW w:type="dxa" w:w="7660"/>
+            <w:vAlign w:val="top"/>
+            <w:tcMar>
+              <w:top w:w="80" w:type="dxa"/>
+              <w:start w:w="120" w:type="dxa"/>
+              <w:bottom w:w="80" w:type="dxa"/>
+              <w:end w:w="120" w:type="dxa"/>
+            </w:tcMar>
+          </w:tcPr>
+          <w:p>
+            <w:r>
+              <w:rPr>
+                <w:rFonts w:ascii="Microsoft YaHei" w:hAnsi="Microsoft YaHei" w:eastAsia="Microsoft YaHei"/>
+                <w:color w:val="0B2545"/>
+                <w:sz w:val="18"/>
+              </w:rPr>
+              <w:t>To verify</w:t>
+            </w:r>
+          </w:p>
+        </w:tc>
+      </w:tr>
+      <w:tr>
+        <w:tc>
+          <w:tcPr>
+            <w:tcW w:type="dxa" w:w="1700"/>
+            <w:shd w:fill="E8EEF5"/>
+            <w:vAlign w:val="top"/>
+            <w:tcMar>
+              <w:top w:w="80" w:type="dxa"/>
+              <w:start w:w="120" w:type="dxa"/>
+              <w:bottom w:w="80" w:type="dxa"/>
+              <w:end w:w="120" w:type="dxa"/>
+            </w:tcMar>
+          </w:tcPr>
+          <w:p>
+            <w:r>
+              <w:rPr>
+                <w:rFonts w:ascii="Microsoft YaHei" w:hAnsi="Microsoft YaHei" w:eastAsia="Microsoft YaHei"/>
+                <w:b/>
+                <w:color w:val="0B2545"/>
+                <w:sz w:val="18"/>
+              </w:rPr>
+              <w:t>隐私与离线</w:t>
+            </w:r>
+          </w:p>
+        </w:tc>
+        <w:tc>
+          <w:tcPr>
+            <w:tcW w:type="dxa" w:w="7660"/>
+            <w:vAlign w:val="top"/>
+            <w:tcMar>
+              <w:top w:w="80" w:type="dxa"/>
+              <w:start w:w="120" w:type="dxa"/>
+              <w:bottom w:w="80" w:type="dxa"/>
+              <w:end w:w="120" w:type="dxa"/>
+            </w:tcMar>
+          </w:tcPr>
+          <w:p>
+            <w:r>
+              <w:rPr>
+                <w:rFonts w:ascii="Microsoft YaHei" w:hAnsi="Microsoft YaHei" w:eastAsia="Microsoft YaHei"/>
+                <w:color w:val="0B2545"/>
+                <w:sz w:val="18"/>
+              </w:rPr>
+              <w:t>自动发现项目，数据隐私与离线能力尚待核验。（离线能力：unknown）</w:t>
+            </w:r>
+          </w:p>
+        </w:tc>
+      </w:tr>
+      <w:tr>
+        <w:tc>
+          <w:tcPr>
+            <w:tcW w:type="dxa" w:w="1700"/>
+            <w:shd w:fill="E8EEF5"/>
+            <w:vAlign w:val="top"/>
+            <w:tcMar>
+              <w:top w:w="80" w:type="dxa"/>
+              <w:start w:w="120" w:type="dxa"/>
+              <w:bottom w:w="80" w:type="dxa"/>
+              <w:end w:w="120" w:type="dxa"/>
+            </w:tcMar>
+          </w:tcPr>
+          <w:p>
+            <w:r>
+              <w:rPr>
+                <w:rFonts w:ascii="Microsoft YaHei" w:hAnsi="Microsoft YaHei" w:eastAsia="Microsoft YaHei"/>
+                <w:b/>
+                <w:color w:val="0B2545"/>
+                <w:sz w:val="18"/>
+              </w:rPr>
+              <w:t>项目地址</w:t>
+            </w:r>
+          </w:p>
+        </w:tc>
+        <w:tc>
+          <w:tcPr>
+            <w:tcW w:type="dxa" w:w="7660"/>
+            <w:vAlign w:val="top"/>
+            <w:tcMar>
+              <w:top w:w="80" w:type="dxa"/>
+              <w:start w:w="120" w:type="dxa"/>
+              <w:bottom w:w="80" w:type="dxa"/>
+              <w:end w:w="120" w:type="dxa"/>
+            </w:tcMar>
+          </w:tcPr>
+          <w:p>
+            <w:r>
+              <w:rPr>
+                <w:rFonts w:ascii="Microsoft YaHei" w:hAnsi="Microsoft YaHei" w:eastAsia="Microsoft YaHei"/>
+                <w:color w:val="0B2545"/>
+                <w:sz w:val="18"/>
+              </w:rPr>
+              <w:t>https://github.com/systems-researcher/epistemic-adequacy-probe</w:t>
+            </w:r>
+          </w:p>
+        </w:tc>
+      </w:tr>
+      <w:tr>
+        <w:tc>
+          <w:tcPr>
+            <w:tcW w:type="dxa" w:w="1700"/>
+            <w:shd w:fill="E8EEF5"/>
+            <w:vAlign w:val="top"/>
+            <w:tcMar>
+              <w:top w:w="80" w:type="dxa"/>
+              <w:start w:w="120" w:type="dxa"/>
+              <w:bottom w:w="80" w:type="dxa"/>
+              <w:end w:w="120" w:type="dxa"/>
+            </w:tcMar>
+          </w:tcPr>
+          <w:p>
+            <w:r>
+              <w:rPr>
+                <w:rFonts w:ascii="Microsoft YaHei" w:hAnsi="Microsoft YaHei" w:eastAsia="Microsoft YaHei"/>
+                <w:b/>
+                <w:color w:val="0B2545"/>
+                <w:sz w:val="18"/>
+              </w:rPr>
+              <w:t>核验来源</w:t>
+            </w:r>
+          </w:p>
+        </w:tc>
+        <w:tc>
+          <w:tcPr>
+            <w:tcW w:type="dxa" w:w="7660"/>
+            <w:vAlign w:val="top"/>
+            <w:tcMar>
+              <w:top w:w="80" w:type="dxa"/>
+              <w:start w:w="120" w:type="dxa"/>
+              <w:bottom w:w="80" w:type="dxa"/>
+              <w:end w:w="120" w:type="dxa"/>
+            </w:tcMar>
+          </w:tcPr>
+          <w:p>
+            <w:r>
+              <w:rPr>
+                <w:rFonts w:ascii="Microsoft YaHei" w:hAnsi="Microsoft YaHei" w:eastAsia="Microsoft YaHei"/>
+                <w:color w:val="0B2545"/>
+                <w:sz w:val="18"/>
+              </w:rPr>
+              <w:t>https://github.com/systems-researcher/epistemic-adequacy-probe</w:t>
+            </w:r>
+          </w:p>
+        </w:tc>
+      </w:tr>
+    </w:tbl>
+    <w:p>
+      <w:pPr>
+        <w:pStyle w:val="Heading2"/>
+        <w:pageBreakBefore/>
+      </w:pPr>
+      <w:r>
+        <w:t>3.10 FocusTick</w:t>
       </w:r>
     </w:p>
     <w:p>
@@ -4219,7 +4592,7 @@
         <w:pageBreakBefore/>
       </w:pPr>
       <w:r>
-        <w:t>3.10 Formal Specification Claude Plugin</w:t>
+        <w:t>3.11 Formal Specification Claude Plugin</w:t>
       </w:r>
     </w:p>
     <w:p>
@@ -4592,7 +4965,7 @@
         <w:pageBreakBefore/>
       </w:pPr>
       <w:r>
-        <w:t>3.11 HL7-HSRA_E2-SFM2SysMLv2-Agent</w:t>
+        <w:t>3.12 HL7-HSRA_E2-SFM2SysMLv2-Agent</w:t>
       </w:r>
     </w:p>
     <w:p>
@@ -4965,7 +5338,7 @@
         <w:pageBreakBefore/>
       </w:pPr>
       <w:r>
-        <w:t>3.12 INSPECTA-Spec-Code-Proof-Copilot</w:t>
+        <w:t>3.13 INSPECTA-Spec-Code-Proof-Copilot</w:t>
       </w:r>
     </w:p>
     <w:p>
@@ -5338,7 +5711,7 @@
         <w:pageBreakBefore/>
       </w:pPr>
       <w:r>
-        <w:t>3.13 jgs-magic-sysmlv1-mcp</w:t>
+        <w:t>3.14 jgs-magic-sysmlv1-mcp</w:t>
       </w:r>
     </w:p>
     <w:p>
@@ -5711,7 +6084,7 @@
         <w:pageBreakBefore/>
       </w:pPr>
       <w:r>
-        <w:t>3.14 jgs-magic-sysmlv1-pro</w:t>
+        <w:t>3.15 jgs-magic-sysmlv1-pro</w:t>
       </w:r>
     </w:p>
     <w:p>
@@ -6084,7 +6457,7 @@
         <w:pageBreakBefore/>
       </w:pPr>
       <w:r>
-        <w:t>3.15 jgs-magic-sysmlv1-read-skills</w:t>
+        <w:t>3.16 jgs-magic-sysmlv1-read-skills</w:t>
       </w:r>
     </w:p>
     <w:p>
@@ -6457,7 +6830,380 @@
         <w:pageBreakBefore/>
       </w:pPr>
       <w:r>
-        <w:t>3.16 jgsystemsconsulting</w:t>
+        <w:t>3.17 jgs-sysmlv2-api-mcp</w:t>
+      </w:r>
+    </w:p>
+    <w:p>
+      <w:pPr>
+        <w:spacing w:after="160"/>
+      </w:pPr>
+      <w:r>
+        <w:rPr>
+          <w:rFonts w:ascii="Microsoft YaHei" w:hAnsi="Microsoft YaHei" w:eastAsia="Microsoft YaHei"/>
+          <w:b/>
+          <w:color w:val="007079"/>
+          <w:sz w:val="18"/>
+        </w:rPr>
+        <w:t>MCP Server · SysML v2 · 待验证 · 开源</w:t>
+      </w:r>
+    </w:p>
+    <w:tbl>
+      <w:tblPr>
+        <w:tblStyle w:val="TableGrid"/>
+        <w:tblW w:type="dxa" w:w="9360"/>
+        <w:jc w:val="left"/>
+        <w:tblLayout w:type="fixed"/>
+        <w:tblLook w:firstColumn="1" w:firstRow="1" w:lastColumn="0" w:lastRow="0" w:noHBand="0" w:noVBand="1" w:val="04A0"/>
+        <w:tblInd w:w="120" w:type="dxa"/>
+      </w:tblPr>
+      <w:tblGrid>
+        <w:gridCol w:w="1700"/>
+        <w:gridCol w:w="7660"/>
+      </w:tblGrid>
+      <w:tr>
+        <w:tc>
+          <w:tcPr>
+            <w:tcW w:type="dxa" w:w="1700"/>
+            <w:shd w:fill="E8EEF5"/>
+            <w:vAlign w:val="top"/>
+            <w:tcMar>
+              <w:top w:w="80" w:type="dxa"/>
+              <w:start w:w="120" w:type="dxa"/>
+              <w:bottom w:w="80" w:type="dxa"/>
+              <w:end w:w="120" w:type="dxa"/>
+            </w:tcMar>
+          </w:tcPr>
+          <w:p>
+            <w:r>
+              <w:rPr>
+                <w:rFonts w:ascii="Microsoft YaHei" w:hAnsi="Microsoft YaHei" w:eastAsia="Microsoft YaHei"/>
+                <w:b/>
+                <w:color w:val="0B2545"/>
+                <w:sz w:val="18"/>
+              </w:rPr>
+              <w:t>功能说明</w:t>
+            </w:r>
+          </w:p>
+        </w:tc>
+        <w:tc>
+          <w:tcPr>
+            <w:tcW w:type="dxa" w:w="7660"/>
+            <w:vAlign w:val="top"/>
+            <w:tcMar>
+              <w:top w:w="80" w:type="dxa"/>
+              <w:start w:w="120" w:type="dxa"/>
+              <w:bottom w:w="80" w:type="dxa"/>
+              <w:end w:w="120" w:type="dxa"/>
+            </w:tcMar>
+          </w:tcPr>
+          <w:p>
+            <w:r>
+              <w:rPr>
+                <w:rFonts w:ascii="Microsoft YaHei" w:hAnsi="Microsoft YaHei" w:eastAsia="Microsoft YaHei"/>
+                <w:color w:val="0B2545"/>
+                <w:sz w:val="18"/>
+              </w:rPr>
+              <w:t>公开描述：MCP server for the OMG SysML v2 REST API: 35 tools for navigating, versioning, and authoring SysML v2 models with staged, token-confirmed commits.。该功能说明由规则提取，需在下一次人工复核时确认。</w:t>
+            </w:r>
+          </w:p>
+        </w:tc>
+      </w:tr>
+      <w:tr>
+        <w:tc>
+          <w:tcPr>
+            <w:tcW w:type="dxa" w:w="1700"/>
+            <w:shd w:fill="E8EEF5"/>
+            <w:vAlign w:val="top"/>
+            <w:tcMar>
+              <w:top w:w="80" w:type="dxa"/>
+              <w:start w:w="120" w:type="dxa"/>
+              <w:bottom w:w="80" w:type="dxa"/>
+              <w:end w:w="120" w:type="dxa"/>
+            </w:tcMar>
+          </w:tcPr>
+          <w:p>
+            <w:r>
+              <w:rPr>
+                <w:rFonts w:ascii="Microsoft YaHei" w:hAnsi="Microsoft YaHei" w:eastAsia="Microsoft YaHei"/>
+                <w:b/>
+                <w:color w:val="0B2545"/>
+                <w:sz w:val="18"/>
+              </w:rPr>
+              <w:t>适用场景</w:t>
+            </w:r>
+          </w:p>
+        </w:tc>
+        <w:tc>
+          <w:tcPr>
+            <w:tcW w:type="dxa" w:w="7660"/>
+            <w:vAlign w:val="top"/>
+            <w:tcMar>
+              <w:top w:w="80" w:type="dxa"/>
+              <w:start w:w="120" w:type="dxa"/>
+              <w:bottom w:w="80" w:type="dxa"/>
+              <w:end w:w="120" w:type="dxa"/>
+            </w:tcMar>
+          </w:tcPr>
+          <w:p>
+            <w:r>
+              <w:rPr>
+                <w:rFonts w:ascii="Microsoft YaHei" w:hAnsi="Microsoft YaHei" w:eastAsia="Microsoft YaHei"/>
+                <w:color w:val="0B2545"/>
+                <w:sz w:val="18"/>
+              </w:rPr>
+              <w:t>模型理解、模型审查</w:t>
+            </w:r>
+          </w:p>
+        </w:tc>
+      </w:tr>
+      <w:tr>
+        <w:tc>
+          <w:tcPr>
+            <w:tcW w:type="dxa" w:w="1700"/>
+            <w:shd w:fill="E8EEF5"/>
+            <w:vAlign w:val="top"/>
+            <w:tcMar>
+              <w:top w:w="80" w:type="dxa"/>
+              <w:start w:w="120" w:type="dxa"/>
+              <w:bottom w:w="80" w:type="dxa"/>
+              <w:end w:w="120" w:type="dxa"/>
+            </w:tcMar>
+          </w:tcPr>
+          <w:p>
+            <w:r>
+              <w:rPr>
+                <w:rFonts w:ascii="Microsoft YaHei" w:hAnsi="Microsoft YaHei" w:eastAsia="Microsoft YaHei"/>
+                <w:b/>
+                <w:color w:val="0B2545"/>
+                <w:sz w:val="18"/>
+              </w:rPr>
+              <w:t>核心能力</w:t>
+            </w:r>
+          </w:p>
+        </w:tc>
+        <w:tc>
+          <w:tcPr>
+            <w:tcW w:type="dxa" w:w="7660"/>
+            <w:vAlign w:val="top"/>
+            <w:tcMar>
+              <w:top w:w="80" w:type="dxa"/>
+              <w:start w:w="120" w:type="dxa"/>
+              <w:bottom w:w="80" w:type="dxa"/>
+              <w:end w:w="120" w:type="dxa"/>
+            </w:tcMar>
+          </w:tcPr>
+          <w:p>
+            <w:r>
+              <w:rPr>
+                <w:rFonts w:ascii="Microsoft YaHei" w:hAnsi="Microsoft YaHei" w:eastAsia="Microsoft YaHei"/>
+                <w:color w:val="0B2545"/>
+                <w:sz w:val="18"/>
+              </w:rPr>
+              <w:t>待进一步分析</w:t>
+            </w:r>
+          </w:p>
+        </w:tc>
+      </w:tr>
+      <w:tr>
+        <w:tc>
+          <w:tcPr>
+            <w:tcW w:type="dxa" w:w="1700"/>
+            <w:shd w:fill="E8EEF5"/>
+            <w:vAlign w:val="top"/>
+            <w:tcMar>
+              <w:top w:w="80" w:type="dxa"/>
+              <w:start w:w="120" w:type="dxa"/>
+              <w:bottom w:w="80" w:type="dxa"/>
+              <w:end w:w="120" w:type="dxa"/>
+            </w:tcMar>
+          </w:tcPr>
+          <w:p>
+            <w:r>
+              <w:rPr>
+                <w:rFonts w:ascii="Microsoft YaHei" w:hAnsi="Microsoft YaHei" w:eastAsia="Microsoft YaHei"/>
+                <w:b/>
+                <w:color w:val="0B2545"/>
+                <w:sz w:val="18"/>
+              </w:rPr>
+              <w:t>支持平台</w:t>
+            </w:r>
+          </w:p>
+        </w:tc>
+        <w:tc>
+          <w:tcPr>
+            <w:tcW w:type="dxa" w:w="7660"/>
+            <w:vAlign w:val="top"/>
+            <w:tcMar>
+              <w:top w:w="80" w:type="dxa"/>
+              <w:start w:w="120" w:type="dxa"/>
+              <w:bottom w:w="80" w:type="dxa"/>
+              <w:end w:w="120" w:type="dxa"/>
+            </w:tcMar>
+          </w:tcPr>
+          <w:p>
+            <w:r>
+              <w:rPr>
+                <w:rFonts w:ascii="Microsoft YaHei" w:hAnsi="Microsoft YaHei" w:eastAsia="Microsoft YaHei"/>
+                <w:color w:val="0B2545"/>
+                <w:sz w:val="18"/>
+              </w:rPr>
+              <w:t>MCP</w:t>
+            </w:r>
+          </w:p>
+        </w:tc>
+      </w:tr>
+      <w:tr>
+        <w:tc>
+          <w:tcPr>
+            <w:tcW w:type="dxa" w:w="1700"/>
+            <w:shd w:fill="E8EEF5"/>
+            <w:vAlign w:val="top"/>
+            <w:tcMar>
+              <w:top w:w="80" w:type="dxa"/>
+              <w:start w:w="120" w:type="dxa"/>
+              <w:bottom w:w="80" w:type="dxa"/>
+              <w:end w:w="120" w:type="dxa"/>
+            </w:tcMar>
+          </w:tcPr>
+          <w:p>
+            <w:r>
+              <w:rPr>
+                <w:rFonts w:ascii="Microsoft YaHei" w:hAnsi="Microsoft YaHei" w:eastAsia="Microsoft YaHei"/>
+                <w:b/>
+                <w:color w:val="0B2545"/>
+                <w:sz w:val="18"/>
+              </w:rPr>
+              <w:t>隐私与离线</w:t>
+            </w:r>
+          </w:p>
+        </w:tc>
+        <w:tc>
+          <w:tcPr>
+            <w:tcW w:type="dxa" w:w="7660"/>
+            <w:vAlign w:val="top"/>
+            <w:tcMar>
+              <w:top w:w="80" w:type="dxa"/>
+              <w:start w:w="120" w:type="dxa"/>
+              <w:bottom w:w="80" w:type="dxa"/>
+              <w:end w:w="120" w:type="dxa"/>
+            </w:tcMar>
+          </w:tcPr>
+          <w:p>
+            <w:r>
+              <w:rPr>
+                <w:rFonts w:ascii="Microsoft YaHei" w:hAnsi="Microsoft YaHei" w:eastAsia="Microsoft YaHei"/>
+                <w:color w:val="0B2545"/>
+                <w:sz w:val="18"/>
+              </w:rPr>
+              <w:t>自动发现项目，数据隐私与离线能力尚待核验。（离线能力：unknown）</w:t>
+            </w:r>
+          </w:p>
+        </w:tc>
+      </w:tr>
+      <w:tr>
+        <w:tc>
+          <w:tcPr>
+            <w:tcW w:type="dxa" w:w="1700"/>
+            <w:shd w:fill="E8EEF5"/>
+            <w:vAlign w:val="top"/>
+            <w:tcMar>
+              <w:top w:w="80" w:type="dxa"/>
+              <w:start w:w="120" w:type="dxa"/>
+              <w:bottom w:w="80" w:type="dxa"/>
+              <w:end w:w="120" w:type="dxa"/>
+            </w:tcMar>
+          </w:tcPr>
+          <w:p>
+            <w:r>
+              <w:rPr>
+                <w:rFonts w:ascii="Microsoft YaHei" w:hAnsi="Microsoft YaHei" w:eastAsia="Microsoft YaHei"/>
+                <w:b/>
+                <w:color w:val="0B2545"/>
+                <w:sz w:val="18"/>
+              </w:rPr>
+              <w:t>项目地址</w:t>
+            </w:r>
+          </w:p>
+        </w:tc>
+        <w:tc>
+          <w:tcPr>
+            <w:tcW w:type="dxa" w:w="7660"/>
+            <w:vAlign w:val="top"/>
+            <w:tcMar>
+              <w:top w:w="80" w:type="dxa"/>
+              <w:start w:w="120" w:type="dxa"/>
+              <w:bottom w:w="80" w:type="dxa"/>
+              <w:end w:w="120" w:type="dxa"/>
+            </w:tcMar>
+          </w:tcPr>
+          <w:p>
+            <w:r>
+              <w:rPr>
+                <w:rFonts w:ascii="Microsoft YaHei" w:hAnsi="Microsoft YaHei" w:eastAsia="Microsoft YaHei"/>
+                <w:color w:val="0B2545"/>
+                <w:sz w:val="18"/>
+              </w:rPr>
+              <w:t>https://github.com/jgsystemsconsulting/jgs-sysmlv2-api-mcp</w:t>
+            </w:r>
+          </w:p>
+        </w:tc>
+      </w:tr>
+      <w:tr>
+        <w:tc>
+          <w:tcPr>
+            <w:tcW w:type="dxa" w:w="1700"/>
+            <w:shd w:fill="E8EEF5"/>
+            <w:vAlign w:val="top"/>
+            <w:tcMar>
+              <w:top w:w="80" w:type="dxa"/>
+              <w:start w:w="120" w:type="dxa"/>
+              <w:bottom w:w="80" w:type="dxa"/>
+              <w:end w:w="120" w:type="dxa"/>
+            </w:tcMar>
+          </w:tcPr>
+          <w:p>
+            <w:r>
+              <w:rPr>
+                <w:rFonts w:ascii="Microsoft YaHei" w:hAnsi="Microsoft YaHei" w:eastAsia="Microsoft YaHei"/>
+                <w:b/>
+                <w:color w:val="0B2545"/>
+                <w:sz w:val="18"/>
+              </w:rPr>
+              <w:t>核验来源</w:t>
+            </w:r>
+          </w:p>
+        </w:tc>
+        <w:tc>
+          <w:tcPr>
+            <w:tcW w:type="dxa" w:w="7660"/>
+            <w:vAlign w:val="top"/>
+            <w:tcMar>
+              <w:top w:w="80" w:type="dxa"/>
+              <w:start w:w="120" w:type="dxa"/>
+              <w:bottom w:w="80" w:type="dxa"/>
+              <w:end w:w="120" w:type="dxa"/>
+            </w:tcMar>
+          </w:tcPr>
+          <w:p>
+            <w:r>
+              <w:rPr>
+                <w:rFonts w:ascii="Microsoft YaHei" w:hAnsi="Microsoft YaHei" w:eastAsia="Microsoft YaHei"/>
+                <w:color w:val="0B2545"/>
+                <w:sz w:val="18"/>
+              </w:rPr>
+              <w:t>https://github.com/jgsystemsconsulting/jgs-sysmlv2-api-mcp</w:t>
+            </w:r>
+          </w:p>
+        </w:tc>
+      </w:tr>
+    </w:tbl>
+    <w:p>
+      <w:pPr>
+        <w:pStyle w:val="Heading2"/>
+        <w:pageBreakBefore/>
+      </w:pPr>
+      <w:r>
+        <w:t>3.18 jgsystemsconsulting</w:t>
       </w:r>
     </w:p>
     <w:p>
@@ -6830,7 +7576,7 @@
         <w:pageBreakBefore/>
       </w:pPr>
       <w:r>
-        <w:t>3.17 jgsystemsconsulting-website</w:t>
+        <w:t>3.19 jgsystemsconsulting-website</w:t>
       </w:r>
     </w:p>
     <w:p>
@@ -7203,7 +7949,7 @@
         <w:pageBreakBefore/>
       </w:pPr>
       <w:r>
-        <w:t>3.18 keel</w:t>
+        <w:t>3.20 keel</w:t>
       </w:r>
     </w:p>
     <w:p>
@@ -7576,7 +8322,7 @@
         <w:pageBreakBefore/>
       </w:pPr>
       <w:r>
-        <w:t>3.19 mappy_mini</w:t>
+        <w:t>3.21 mappy_mini</w:t>
       </w:r>
     </w:p>
     <w:p>
@@ -7949,7 +8695,7 @@
         <w:pageBreakBefore/>
       </w:pPr>
       <w:r>
-        <w:t>3.20 mbse-local-ai-demo</w:t>
+        <w:t>3.22 mbse-local-ai-demo</w:t>
       </w:r>
     </w:p>
     <w:p>
@@ -8322,7 +9068,7 @@
         <w:pageBreakBefore/>
       </w:pPr>
       <w:r>
-        <w:t>3.21 mbse-workflow</w:t>
+        <w:t>3.23 mbse-workflow</w:t>
       </w:r>
     </w:p>
     <w:p>
@@ -8695,7 +9441,7 @@
         <w:pageBreakBefore/>
       </w:pPr>
       <w:r>
-        <w:t>3.22 mbseagent2</w:t>
+        <w:t>3.24 mbseagent2</w:t>
       </w:r>
     </w:p>
     <w:p>
@@ -9068,7 +9814,7 @@
         <w:pageBreakBefore/>
       </w:pPr>
       <w:r>
-        <w:t>3.23 mcp-syson</w:t>
+        <w:t>3.25 mcp-syson</w:t>
       </w:r>
     </w:p>
     <w:p>
@@ -9441,7 +10187,7 @@
         <w:pageBreakBefore/>
       </w:pPr>
       <w:r>
-        <w:t>3.24 modelwrite</w:t>
+        <w:t>3.26 modelwrite</w:t>
       </w:r>
     </w:p>
     <w:p>
@@ -9814,7 +10560,7 @@
         <w:pageBreakBefore/>
       </w:pPr>
       <w:r>
-        <w:t>3.25 mora-pochettino</w:t>
+        <w:t>3.27 mora-pochettino</w:t>
       </w:r>
     </w:p>
     <w:p>
@@ -10187,7 +10933,7 @@
         <w:pageBreakBefore/>
       </w:pPr>
       <w:r>
-        <w:t>3.26 mycelium-hypha</w:t>
+        <w:t>3.28 mycelium-hypha</w:t>
       </w:r>
     </w:p>
     <w:p>
@@ -10560,7 +11306,7 @@
         <w:pageBreakBefore/>
       </w:pPr>
       <w:r>
-        <w:t>3.27 se-buddy-agent</w:t>
+        <w:t>3.29 se-buddy-agent</w:t>
       </w:r>
     </w:p>
     <w:p>
@@ -10933,7 +11679,7 @@
         <w:pageBreakBefore/>
       </w:pPr>
       <w:r>
-        <w:t>3.28 sidkolapalli</w:t>
+        <w:t>3.30 sidkolapalli</w:t>
       </w:r>
     </w:p>
     <w:p>
@@ -11306,7 +12052,7 @@
         <w:pageBreakBefore/>
       </w:pPr>
       <w:r>
-        <w:t>3.29 SysML v2 MCP Server by Raghunath Torase</w:t>
+        <w:t>3.31 SysML v2 MCP Server by Raghunath Torase</w:t>
       </w:r>
     </w:p>
     <w:p>
@@ -11679,7 +12425,7 @@
         <w:pageBreakBefore/>
       </w:pPr>
       <w:r>
-        <w:t>3.30 sysml-ai-hub</w:t>
+        <w:t>3.32 sysml-ai-hub</w:t>
       </w:r>
     </w:p>
     <w:p>
@@ -12052,7 +12798,7 @@
         <w:pageBreakBefore/>
       </w:pPr>
       <w:r>
-        <w:t>3.31 sysml-rs</w:t>
+        <w:t>3.33 sysml-rs</w:t>
       </w:r>
     </w:p>
     <w:p>
@@ -12425,7 +13171,7 @@
         <w:pageBreakBefore/>
       </w:pPr>
       <w:r>
-        <w:t>3.32 sysml-v2-lsp</w:t>
+        <w:t>3.34 sysml-v2-lsp</w:t>
       </w:r>
     </w:p>
     <w:p>
@@ -12798,7 +13544,7 @@
         <w:pageBreakBefore/>
       </w:pPr>
       <w:r>
-        <w:t>3.33 sysml-v2-lsp</w:t>
+        <w:t>3.35 sysml-v2-lsp</w:t>
       </w:r>
     </w:p>
     <w:p>
@@ -13171,7 +13917,7 @@
         <w:pageBreakBefore/>
       </w:pPr>
       <w:r>
-        <w:t>3.34 sysml-v2-modeling-skill</w:t>
+        <w:t>3.36 sysml-v2-modeling-skill</w:t>
       </w:r>
     </w:p>
     <w:p>
@@ -13544,7 +14290,7 @@
         <w:pageBreakBefore/>
       </w:pPr>
       <w:r>
-        <w:t>3.35 SysML2-spec-gpt</w:t>
+        <w:t>3.37 SysML2-spec-gpt</w:t>
       </w:r>
     </w:p>
     <w:p>
@@ -13917,7 +14663,7 @@
         <w:pageBreakBefore/>
       </w:pPr>
       <w:r>
-        <w:t>3.36 SysMLEdge</w:t>
+        <w:t>3.38 SysMLEdge</w:t>
       </w:r>
     </w:p>
     <w:p>
@@ -14290,7 +15036,7 @@
         <w:pageBreakBefore/>
       </w:pPr>
       <w:r>
-        <w:t>3.37 sysmlv2-ai-toolkit</w:t>
+        <w:t>3.39 sysmlv2-ai-toolkit</w:t>
       </w:r>
     </w:p>
     <w:p>
@@ -14663,7 +15409,7 @@
         <w:pageBreakBefore/>
       </w:pPr>
       <w:r>
-        <w:t>3.38 sysprose</w:t>
+        <w:t>3.40 sysprose</w:t>
       </w:r>
     </w:p>
     <w:p>
@@ -15036,7 +15782,7 @@
         <w:pageBreakBefore/>
       </w:pPr>
       <w:r>
-        <w:t>3.39 verifying_SysML_v2_agentic_rag</w:t>
+        <w:t>3.41 verifying_SysML_v2_agentic_rag</w:t>
       </w:r>
     </w:p>
     <w:p>
@@ -15466,7 +16212,7 @@
           <w:color w:val="5D6B7A"/>
           <w:sz w:val="18"/>
         </w:rPr>
-        <w:t>生成时间：2026-09-27 08:10（Asia/Shanghai）</w:t>
+        <w:t>生成时间：2026-09-28 08:42（Asia/Shanghai）</w:t>
       </w:r>
     </w:p>
     <w:sectPr>

--- a/public/reports/sysml-ai-research-report.docx
+++ b/public/reports/sysml-ai-research-report.docx
@@ -16212,7 +16212,7 @@
           <w:color w:val="5D6B7A"/>
           <w:sz w:val="18"/>
         </w:rPr>
-        <w:t>生成时间：2026-09-28 08:42（Asia/Shanghai）</w:t>
+        <w:t>生成时间：2026-09-29 08:31（Asia/Shanghai）</w:t>
       </w:r>
     </w:p>
     <w:sectPr>

--- a/public/reports/sysml-ai-research-report.docx
+++ b/public/reports/sysml-ai-research-report.docx
@@ -16212,7 +16212,7 @@
           <w:color w:val="5D6B7A"/>
           <w:sz w:val="18"/>
         </w:rPr>
-        <w:t>生成时间：2026-09-29 08:31（Asia/Shanghai）</w:t>
+        <w:t>生成时间：2026-09-30 08:34（Asia/Shanghai）</w:t>
       </w:r>
     </w:p>
     <w:sectPr>

--- a/public/reports/sysml-ai-research-report.docx
+++ b/public/reports/sysml-ai-research-report.docx
@@ -88,7 +88,7 @@
                 <w:color w:val="0B2545"/>
                 <w:sz w:val="22"/>
               </w:rPr>
-              <w:t>2026-09-28</w:t>
+              <w:t>2026-10-01</w:t>
             </w:r>
           </w:p>
         </w:tc>
@@ -122,7 +122,7 @@
                 <w:color w:val="0B2545"/>
                 <w:sz w:val="22"/>
               </w:rPr>
-              <w:t>2026-10-01</w:t>
+              <w:t>2026-10-04</w:t>
             </w:r>
           </w:p>
         </w:tc>
@@ -16212,7 +16212,7 @@
           <w:color w:val="5D6B7A"/>
           <w:sz w:val="18"/>
         </w:rPr>
-        <w:t>生成时间：2026-09-30 08:34（Asia/Shanghai）</w:t>
+        <w:t>生成时间：2026-10-01 08:57（Asia/Shanghai）</w:t>
       </w:r>
     </w:p>
     <w:sectPr>

--- a/public/reports/sysml-ai-research-report.docx
+++ b/public/reports/sysml-ai-research-report.docx
@@ -16212,7 +16212,7 @@
           <w:color w:val="5D6B7A"/>
           <w:sz w:val="18"/>
         </w:rPr>
-        <w:t>生成时间：2026-10-01 08:57（Asia/Shanghai）</w:t>
+        <w:t>生成时间：2026-10-02 08:32（Asia/Shanghai）</w:t>
       </w:r>
     </w:p>
     <w:sectPr>

--- a/public/reports/sysml-ai-research-report.docx
+++ b/public/reports/sysml-ai-research-report.docx
@@ -16212,7 +16212,7 @@
           <w:color w:val="5D6B7A"/>
           <w:sz w:val="18"/>
         </w:rPr>
-        <w:t>生成时间：2026-10-02 08:32（Asia/Shanghai）</w:t>
+        <w:t>生成时间：2026-10-03 08:06（Asia/Shanghai）</w:t>
       </w:r>
     </w:p>
     <w:sectPr>

--- a/public/reports/sysml-ai-research-report.docx
+++ b/public/reports/sysml-ai-research-report.docx
@@ -88,7 +88,7 @@
                 <w:color w:val="0B2545"/>
                 <w:sz w:val="22"/>
               </w:rPr>
-              <w:t>2026-10-01</w:t>
+              <w:t>2026-10-04</w:t>
             </w:r>
           </w:p>
         </w:tc>
@@ -122,7 +122,7 @@
                 <w:color w:val="0B2545"/>
                 <w:sz w:val="22"/>
               </w:rPr>
-              <w:t>2026-10-04</w:t>
+              <w:t>2026-10-07</w:t>
             </w:r>
           </w:p>
         </w:tc>
@@ -158,7 +158,7 @@
                 <w:color w:val="0B2545"/>
                 <w:sz w:val="22"/>
               </w:rPr>
-              <w:t>41 个</w:t>
+              <w:t>42 个</w:t>
             </w:r>
           </w:p>
         </w:tc>
@@ -220,7 +220,7 @@
           <w:rFonts w:ascii="Microsoft YaHei" w:hAnsi="Microsoft YaHei" w:eastAsia="Microsoft YaHei"/>
           <w:color w:val="0B2545"/>
         </w:rPr>
-        <w:t xml:space="preserve"> 当前共收录 41 个项目，其中 5 个已验证、38 个确认为开源。 调研重点是这些工具在系统建模生命周期中的实际用途，而不只是在何种 AI 客户端中运行。</w:t>
+        <w:t xml:space="preserve"> 当前共收录 42 个项目，其中 5 个已验证、39 个确认为开源。 调研重点是这些工具在系统建模生命周期中的实际用途，而不只是在何种 AI 客户端中运行。</w:t>
       </w:r>
     </w:p>
     <w:p>
@@ -235,7 +235,7 @@
           <w:color w:val="0B2545"/>
           <w:sz w:val="22"/>
         </w:rPr>
-        <w:t>标准覆盖：SysML v2（21）；KerML（3）；通用 MBSE（1）；SysML (version unspecified)（14）；SysML v1（5）；UML（1）</w:t>
+        <w:t>标准覆盖：SysML v2（21）；KerML（3）；通用 MBSE（1）；SysML (version unspecified)（15）；SysML v1（5）；UML（1）</w:t>
       </w:r>
     </w:p>
     <w:p>
@@ -798,7 +798,7 @@
                 <w:color w:val="0B2545"/>
                 <w:sz w:val="17"/>
               </w:rPr>
-              <w:t>sysmlv2 Claude Skill、drawio-skill、Formal Specification Claude Plugin、jgs-magic-sysmlv1-read-skills、jgsystemsconsulting、jgsystemsconsulting-website、mycelium-hypha、sysml-ai-hub、sysml-v2-modeling-skill</w:t>
+              <w:t>sysmlv2 Claude Skill、drawio-skill、Formal Specification Claude Plugin、jgs-magic-sysmlv1-read-skills、jgsystemsconsulting、jgsystemsconsulting-website、memnet-lite、mycelium-hypha、sysml-ai-hub、sysml-v2-modeling-skill</w:t>
             </w:r>
           </w:p>
         </w:tc>
@@ -10187,7 +10187,380 @@
         <w:pageBreakBefore/>
       </w:pPr>
       <w:r>
-        <w:t>3.26 modelwrite</w:t>
+        <w:t>3.26 memnet-lite</w:t>
+      </w:r>
+    </w:p>
+    <w:p>
+      <w:pPr>
+        <w:spacing w:after="160"/>
+      </w:pPr>
+      <w:r>
+        <w:rPr>
+          <w:rFonts w:ascii="Microsoft YaHei" w:hAnsi="Microsoft YaHei" w:eastAsia="Microsoft YaHei"/>
+          <w:b/>
+          <w:color w:val="007079"/>
+          <w:sz w:val="18"/>
+        </w:rPr>
+        <w:t>Skill · SysML (version unspecified) · 待验证 · 开源</w:t>
+      </w:r>
+    </w:p>
+    <w:tbl>
+      <w:tblPr>
+        <w:tblStyle w:val="TableGrid"/>
+        <w:tblW w:type="dxa" w:w="9360"/>
+        <w:jc w:val="left"/>
+        <w:tblLayout w:type="fixed"/>
+        <w:tblLook w:firstColumn="1" w:firstRow="1" w:lastColumn="0" w:lastRow="0" w:noHBand="0" w:noVBand="1" w:val="04A0"/>
+        <w:tblInd w:w="120" w:type="dxa"/>
+      </w:tblPr>
+      <w:tblGrid>
+        <w:gridCol w:w="1700"/>
+        <w:gridCol w:w="7660"/>
+      </w:tblGrid>
+      <w:tr>
+        <w:tc>
+          <w:tcPr>
+            <w:tcW w:type="dxa" w:w="1700"/>
+            <w:shd w:fill="E8EEF5"/>
+            <w:vAlign w:val="top"/>
+            <w:tcMar>
+              <w:top w:w="80" w:type="dxa"/>
+              <w:start w:w="120" w:type="dxa"/>
+              <w:bottom w:w="80" w:type="dxa"/>
+              <w:end w:w="120" w:type="dxa"/>
+            </w:tcMar>
+          </w:tcPr>
+          <w:p>
+            <w:r>
+              <w:rPr>
+                <w:rFonts w:ascii="Microsoft YaHei" w:hAnsi="Microsoft YaHei" w:eastAsia="Microsoft YaHei"/>
+                <w:b/>
+                <w:color w:val="0B2545"/>
+                <w:sz w:val="18"/>
+              </w:rPr>
+              <w:t>功能说明</w:t>
+            </w:r>
+          </w:p>
+        </w:tc>
+        <w:tc>
+          <w:tcPr>
+            <w:tcW w:type="dxa" w:w="7660"/>
+            <w:vAlign w:val="top"/>
+            <w:tcMar>
+              <w:top w:w="80" w:type="dxa"/>
+              <w:start w:w="120" w:type="dxa"/>
+              <w:bottom w:w="80" w:type="dxa"/>
+              <w:end w:w="120" w:type="dxa"/>
+            </w:tcMar>
+          </w:tcPr>
+          <w:p>
+            <w:r>
+              <w:rPr>
+                <w:rFonts w:ascii="Microsoft YaHei" w:hAnsi="Microsoft YaHei" w:eastAsia="Microsoft YaHei"/>
+                <w:color w:val="0B2545"/>
+                <w:sz w:val="18"/>
+              </w:rPr>
+              <w:t>公开描述：MemNet Lite — solo-user local memory graph Cursor plugin (MCP + memnet-llm). Not tip MemNet / not SysMLEdge.。该功能说明由规则提取，需在下一次人工复核时确认。</w:t>
+            </w:r>
+          </w:p>
+        </w:tc>
+      </w:tr>
+      <w:tr>
+        <w:tc>
+          <w:tcPr>
+            <w:tcW w:type="dxa" w:w="1700"/>
+            <w:shd w:fill="E8EEF5"/>
+            <w:vAlign w:val="top"/>
+            <w:tcMar>
+              <w:top w:w="80" w:type="dxa"/>
+              <w:start w:w="120" w:type="dxa"/>
+              <w:bottom w:w="80" w:type="dxa"/>
+              <w:end w:w="120" w:type="dxa"/>
+            </w:tcMar>
+          </w:tcPr>
+          <w:p>
+            <w:r>
+              <w:rPr>
+                <w:rFonts w:ascii="Microsoft YaHei" w:hAnsi="Microsoft YaHei" w:eastAsia="Microsoft YaHei"/>
+                <w:b/>
+                <w:color w:val="0B2545"/>
+                <w:sz w:val="18"/>
+              </w:rPr>
+              <w:t>适用场景</w:t>
+            </w:r>
+          </w:p>
+        </w:tc>
+        <w:tc>
+          <w:tcPr>
+            <w:tcW w:type="dxa" w:w="7660"/>
+            <w:vAlign w:val="top"/>
+            <w:tcMar>
+              <w:top w:w="80" w:type="dxa"/>
+              <w:start w:w="120" w:type="dxa"/>
+              <w:bottom w:w="80" w:type="dxa"/>
+              <w:end w:w="120" w:type="dxa"/>
+            </w:tcMar>
+          </w:tcPr>
+          <w:p>
+            <w:r>
+              <w:rPr>
+                <w:rFonts w:ascii="Microsoft YaHei" w:hAnsi="Microsoft YaHei" w:eastAsia="Microsoft YaHei"/>
+                <w:color w:val="0B2545"/>
+                <w:sz w:val="18"/>
+              </w:rPr>
+              <w:t>模型理解、模型审查</w:t>
+            </w:r>
+          </w:p>
+        </w:tc>
+      </w:tr>
+      <w:tr>
+        <w:tc>
+          <w:tcPr>
+            <w:tcW w:type="dxa" w:w="1700"/>
+            <w:shd w:fill="E8EEF5"/>
+            <w:vAlign w:val="top"/>
+            <w:tcMar>
+              <w:top w:w="80" w:type="dxa"/>
+              <w:start w:w="120" w:type="dxa"/>
+              <w:bottom w:w="80" w:type="dxa"/>
+              <w:end w:w="120" w:type="dxa"/>
+            </w:tcMar>
+          </w:tcPr>
+          <w:p>
+            <w:r>
+              <w:rPr>
+                <w:rFonts w:ascii="Microsoft YaHei" w:hAnsi="Microsoft YaHei" w:eastAsia="Microsoft YaHei"/>
+                <w:b/>
+                <w:color w:val="0B2545"/>
+                <w:sz w:val="18"/>
+              </w:rPr>
+              <w:t>核心能力</w:t>
+            </w:r>
+          </w:p>
+        </w:tc>
+        <w:tc>
+          <w:tcPr>
+            <w:tcW w:type="dxa" w:w="7660"/>
+            <w:vAlign w:val="top"/>
+            <w:tcMar>
+              <w:top w:w="80" w:type="dxa"/>
+              <w:start w:w="120" w:type="dxa"/>
+              <w:bottom w:w="80" w:type="dxa"/>
+              <w:end w:w="120" w:type="dxa"/>
+            </w:tcMar>
+          </w:tcPr>
+          <w:p>
+            <w:r>
+              <w:rPr>
+                <w:rFonts w:ascii="Microsoft YaHei" w:hAnsi="Microsoft YaHei" w:eastAsia="Microsoft YaHei"/>
+                <w:color w:val="0B2545"/>
+                <w:sz w:val="18"/>
+              </w:rPr>
+              <w:t>待进一步分析</w:t>
+            </w:r>
+          </w:p>
+        </w:tc>
+      </w:tr>
+      <w:tr>
+        <w:tc>
+          <w:tcPr>
+            <w:tcW w:type="dxa" w:w="1700"/>
+            <w:shd w:fill="E8EEF5"/>
+            <w:vAlign w:val="top"/>
+            <w:tcMar>
+              <w:top w:w="80" w:type="dxa"/>
+              <w:start w:w="120" w:type="dxa"/>
+              <w:bottom w:w="80" w:type="dxa"/>
+              <w:end w:w="120" w:type="dxa"/>
+            </w:tcMar>
+          </w:tcPr>
+          <w:p>
+            <w:r>
+              <w:rPr>
+                <w:rFonts w:ascii="Microsoft YaHei" w:hAnsi="Microsoft YaHei" w:eastAsia="Microsoft YaHei"/>
+                <w:b/>
+                <w:color w:val="0B2545"/>
+                <w:sz w:val="18"/>
+              </w:rPr>
+              <w:t>支持平台</w:t>
+            </w:r>
+          </w:p>
+        </w:tc>
+        <w:tc>
+          <w:tcPr>
+            <w:tcW w:type="dxa" w:w="7660"/>
+            <w:vAlign w:val="top"/>
+            <w:tcMar>
+              <w:top w:w="80" w:type="dxa"/>
+              <w:start w:w="120" w:type="dxa"/>
+              <w:bottom w:w="80" w:type="dxa"/>
+              <w:end w:w="120" w:type="dxa"/>
+            </w:tcMar>
+          </w:tcPr>
+          <w:p>
+            <w:r>
+              <w:rPr>
+                <w:rFonts w:ascii="Microsoft YaHei" w:hAnsi="Microsoft YaHei" w:eastAsia="Microsoft YaHei"/>
+                <w:color w:val="0B2545"/>
+                <w:sz w:val="18"/>
+              </w:rPr>
+              <w:t>MCP</w:t>
+            </w:r>
+          </w:p>
+        </w:tc>
+      </w:tr>
+      <w:tr>
+        <w:tc>
+          <w:tcPr>
+            <w:tcW w:type="dxa" w:w="1700"/>
+            <w:shd w:fill="E8EEF5"/>
+            <w:vAlign w:val="top"/>
+            <w:tcMar>
+              <w:top w:w="80" w:type="dxa"/>
+              <w:start w:w="120" w:type="dxa"/>
+              <w:bottom w:w="80" w:type="dxa"/>
+              <w:end w:w="120" w:type="dxa"/>
+            </w:tcMar>
+          </w:tcPr>
+          <w:p>
+            <w:r>
+              <w:rPr>
+                <w:rFonts w:ascii="Microsoft YaHei" w:hAnsi="Microsoft YaHei" w:eastAsia="Microsoft YaHei"/>
+                <w:b/>
+                <w:color w:val="0B2545"/>
+                <w:sz w:val="18"/>
+              </w:rPr>
+              <w:t>隐私与离线</w:t>
+            </w:r>
+          </w:p>
+        </w:tc>
+        <w:tc>
+          <w:tcPr>
+            <w:tcW w:type="dxa" w:w="7660"/>
+            <w:vAlign w:val="top"/>
+            <w:tcMar>
+              <w:top w:w="80" w:type="dxa"/>
+              <w:start w:w="120" w:type="dxa"/>
+              <w:bottom w:w="80" w:type="dxa"/>
+              <w:end w:w="120" w:type="dxa"/>
+            </w:tcMar>
+          </w:tcPr>
+          <w:p>
+            <w:r>
+              <w:rPr>
+                <w:rFonts w:ascii="Microsoft YaHei" w:hAnsi="Microsoft YaHei" w:eastAsia="Microsoft YaHei"/>
+                <w:color w:val="0B2545"/>
+                <w:sz w:val="18"/>
+              </w:rPr>
+              <w:t>自动发现项目，数据隐私与离线能力尚待核验。（离线能力：unknown）</w:t>
+            </w:r>
+          </w:p>
+        </w:tc>
+      </w:tr>
+      <w:tr>
+        <w:tc>
+          <w:tcPr>
+            <w:tcW w:type="dxa" w:w="1700"/>
+            <w:shd w:fill="E8EEF5"/>
+            <w:vAlign w:val="top"/>
+            <w:tcMar>
+              <w:top w:w="80" w:type="dxa"/>
+              <w:start w:w="120" w:type="dxa"/>
+              <w:bottom w:w="80" w:type="dxa"/>
+              <w:end w:w="120" w:type="dxa"/>
+            </w:tcMar>
+          </w:tcPr>
+          <w:p>
+            <w:r>
+              <w:rPr>
+                <w:rFonts w:ascii="Microsoft YaHei" w:hAnsi="Microsoft YaHei" w:eastAsia="Microsoft YaHei"/>
+                <w:b/>
+                <w:color w:val="0B2545"/>
+                <w:sz w:val="18"/>
+              </w:rPr>
+              <w:t>项目地址</w:t>
+            </w:r>
+          </w:p>
+        </w:tc>
+        <w:tc>
+          <w:tcPr>
+            <w:tcW w:type="dxa" w:w="7660"/>
+            <w:vAlign w:val="top"/>
+            <w:tcMar>
+              <w:top w:w="80" w:type="dxa"/>
+              <w:start w:w="120" w:type="dxa"/>
+              <w:bottom w:w="80" w:type="dxa"/>
+              <w:end w:w="120" w:type="dxa"/>
+            </w:tcMar>
+          </w:tcPr>
+          <w:p>
+            <w:r>
+              <w:rPr>
+                <w:rFonts w:ascii="Microsoft YaHei" w:hAnsi="Microsoft YaHei" w:eastAsia="Microsoft YaHei"/>
+                <w:color w:val="0B2545"/>
+                <w:sz w:val="18"/>
+              </w:rPr>
+              <w:t>https://github.com/chouswei/memnet-lite</w:t>
+            </w:r>
+          </w:p>
+        </w:tc>
+      </w:tr>
+      <w:tr>
+        <w:tc>
+          <w:tcPr>
+            <w:tcW w:type="dxa" w:w="1700"/>
+            <w:shd w:fill="E8EEF5"/>
+            <w:vAlign w:val="top"/>
+            <w:tcMar>
+              <w:top w:w="80" w:type="dxa"/>
+              <w:start w:w="120" w:type="dxa"/>
+              <w:bottom w:w="80" w:type="dxa"/>
+              <w:end w:w="120" w:type="dxa"/>
+            </w:tcMar>
+          </w:tcPr>
+          <w:p>
+            <w:r>
+              <w:rPr>
+                <w:rFonts w:ascii="Microsoft YaHei" w:hAnsi="Microsoft YaHei" w:eastAsia="Microsoft YaHei"/>
+                <w:b/>
+                <w:color w:val="0B2545"/>
+                <w:sz w:val="18"/>
+              </w:rPr>
+              <w:t>核验来源</w:t>
+            </w:r>
+          </w:p>
+        </w:tc>
+        <w:tc>
+          <w:tcPr>
+            <w:tcW w:type="dxa" w:w="7660"/>
+            <w:vAlign w:val="top"/>
+            <w:tcMar>
+              <w:top w:w="80" w:type="dxa"/>
+              <w:start w:w="120" w:type="dxa"/>
+              <w:bottom w:w="80" w:type="dxa"/>
+              <w:end w:w="120" w:type="dxa"/>
+            </w:tcMar>
+          </w:tcPr>
+          <w:p>
+            <w:r>
+              <w:rPr>
+                <w:rFonts w:ascii="Microsoft YaHei" w:hAnsi="Microsoft YaHei" w:eastAsia="Microsoft YaHei"/>
+                <w:color w:val="0B2545"/>
+                <w:sz w:val="18"/>
+              </w:rPr>
+              <w:t>https://github.com/chouswei/memnet-lite</w:t>
+            </w:r>
+          </w:p>
+        </w:tc>
+      </w:tr>
+    </w:tbl>
+    <w:p>
+      <w:pPr>
+        <w:pStyle w:val="Heading2"/>
+        <w:pageBreakBefore/>
+      </w:pPr>
+      <w:r>
+        <w:t>3.27 modelwrite</w:t>
       </w:r>
     </w:p>
     <w:p>
@@ -10560,7 +10933,7 @@
         <w:pageBreakBefore/>
       </w:pPr>
       <w:r>
-        <w:t>3.27 mora-pochettino</w:t>
+        <w:t>3.28 mora-pochettino</w:t>
       </w:r>
     </w:p>
     <w:p>
@@ -10933,7 +11306,7 @@
         <w:pageBreakBefore/>
       </w:pPr>
       <w:r>
-        <w:t>3.28 mycelium-hypha</w:t>
+        <w:t>3.29 mycelium-hypha</w:t>
       </w:r>
     </w:p>
     <w:p>
@@ -11306,7 +11679,7 @@
         <w:pageBreakBefore/>
       </w:pPr>
       <w:r>
-        <w:t>3.29 se-buddy-agent</w:t>
+        <w:t>3.30 se-buddy-agent</w:t>
       </w:r>
     </w:p>
     <w:p>
@@ -11679,7 +12052,7 @@
         <w:pageBreakBefore/>
       </w:pPr>
       <w:r>
-        <w:t>3.30 sidkolapalli</w:t>
+        <w:t>3.31 sidkolapalli</w:t>
       </w:r>
     </w:p>
     <w:p>
@@ -12052,7 +12425,7 @@
         <w:pageBreakBefore/>
       </w:pPr>
       <w:r>
-        <w:t>3.31 SysML v2 MCP Server by Raghunath Torase</w:t>
+        <w:t>3.32 SysML v2 MCP Server by Raghunath Torase</w:t>
       </w:r>
     </w:p>
     <w:p>
@@ -12425,7 +12798,7 @@
         <w:pageBreakBefore/>
       </w:pPr>
       <w:r>
-        <w:t>3.32 sysml-ai-hub</w:t>
+        <w:t>3.33 sysml-ai-hub</w:t>
       </w:r>
     </w:p>
     <w:p>
@@ -12798,7 +13171,7 @@
         <w:pageBreakBefore/>
       </w:pPr>
       <w:r>
-        <w:t>3.33 sysml-rs</w:t>
+        <w:t>3.34 sysml-rs</w:t>
       </w:r>
     </w:p>
     <w:p>
@@ -13160,379 +13533,6 @@
                 <w:sz w:val="18"/>
               </w:rPr>
               <w:t>https://github.com/RickyMillar/sysml-rs</w:t>
-            </w:r>
-          </w:p>
-        </w:tc>
-      </w:tr>
-    </w:tbl>
-    <w:p>
-      <w:pPr>
-        <w:pStyle w:val="Heading2"/>
-        <w:pageBreakBefore/>
-      </w:pPr>
-      <w:r>
-        <w:t>3.34 sysml-v2-lsp</w:t>
-      </w:r>
-    </w:p>
-    <w:p>
-      <w:pPr>
-        <w:spacing w:after="160"/>
-      </w:pPr>
-      <w:r>
-        <w:rPr>
-          <w:rFonts w:ascii="Microsoft YaHei" w:hAnsi="Microsoft YaHei" w:eastAsia="Microsoft YaHei"/>
-          <w:b/>
-          <w:color w:val="007079"/>
-          <w:sz w:val="18"/>
-        </w:rPr>
-        <w:t>MCP Server · SysML v2 · 待验证 · 开源</w:t>
-      </w:r>
-    </w:p>
-    <w:tbl>
-      <w:tblPr>
-        <w:tblStyle w:val="TableGrid"/>
-        <w:tblW w:type="dxa" w:w="9360"/>
-        <w:jc w:val="left"/>
-        <w:tblLayout w:type="fixed"/>
-        <w:tblLook w:firstColumn="1" w:firstRow="1" w:lastColumn="0" w:lastRow="0" w:noHBand="0" w:noVBand="1" w:val="04A0"/>
-        <w:tblInd w:w="120" w:type="dxa"/>
-      </w:tblPr>
-      <w:tblGrid>
-        <w:gridCol w:w="1700"/>
-        <w:gridCol w:w="7660"/>
-      </w:tblGrid>
-      <w:tr>
-        <w:tc>
-          <w:tcPr>
-            <w:tcW w:type="dxa" w:w="1700"/>
-            <w:shd w:fill="E8EEF5"/>
-            <w:vAlign w:val="top"/>
-            <w:tcMar>
-              <w:top w:w="80" w:type="dxa"/>
-              <w:start w:w="120" w:type="dxa"/>
-              <w:bottom w:w="80" w:type="dxa"/>
-              <w:end w:w="120" w:type="dxa"/>
-            </w:tcMar>
-          </w:tcPr>
-          <w:p>
-            <w:r>
-              <w:rPr>
-                <w:rFonts w:ascii="Microsoft YaHei" w:hAnsi="Microsoft YaHei" w:eastAsia="Microsoft YaHei"/>
-                <w:b/>
-                <w:color w:val="0B2545"/>
-                <w:sz w:val="18"/>
-              </w:rPr>
-              <w:t>功能说明</w:t>
-            </w:r>
-          </w:p>
-        </w:tc>
-        <w:tc>
-          <w:tcPr>
-            <w:tcW w:type="dxa" w:w="7660"/>
-            <w:vAlign w:val="top"/>
-            <w:tcMar>
-              <w:top w:w="80" w:type="dxa"/>
-              <w:start w:w="120" w:type="dxa"/>
-              <w:bottom w:w="80" w:type="dxa"/>
-              <w:end w:w="120" w:type="dxa"/>
-            </w:tcMar>
-          </w:tcPr>
-          <w:p>
-            <w:r>
-              <w:rPr>
-                <w:rFonts w:ascii="Microsoft YaHei" w:hAnsi="Microsoft YaHei" w:eastAsia="Microsoft YaHei"/>
-                <w:color w:val="0B2545"/>
-                <w:sz w:val="18"/>
-              </w:rPr>
-              <w:t>公开描述：SysML v2 LSP/MCP server (forked from daltskin/sysml-v2-lsp)。该功能说明由规则提取，需在下一次人工复核时确认。</w:t>
-            </w:r>
-          </w:p>
-        </w:tc>
-      </w:tr>
-      <w:tr>
-        <w:tc>
-          <w:tcPr>
-            <w:tcW w:type="dxa" w:w="1700"/>
-            <w:shd w:fill="E8EEF5"/>
-            <w:vAlign w:val="top"/>
-            <w:tcMar>
-              <w:top w:w="80" w:type="dxa"/>
-              <w:start w:w="120" w:type="dxa"/>
-              <w:bottom w:w="80" w:type="dxa"/>
-              <w:end w:w="120" w:type="dxa"/>
-            </w:tcMar>
-          </w:tcPr>
-          <w:p>
-            <w:r>
-              <w:rPr>
-                <w:rFonts w:ascii="Microsoft YaHei" w:hAnsi="Microsoft YaHei" w:eastAsia="Microsoft YaHei"/>
-                <w:b/>
-                <w:color w:val="0B2545"/>
-                <w:sz w:val="18"/>
-              </w:rPr>
-              <w:t>适用场景</w:t>
-            </w:r>
-          </w:p>
-        </w:tc>
-        <w:tc>
-          <w:tcPr>
-            <w:tcW w:type="dxa" w:w="7660"/>
-            <w:vAlign w:val="top"/>
-            <w:tcMar>
-              <w:top w:w="80" w:type="dxa"/>
-              <w:start w:w="120" w:type="dxa"/>
-              <w:bottom w:w="80" w:type="dxa"/>
-              <w:end w:w="120" w:type="dxa"/>
-            </w:tcMar>
-          </w:tcPr>
-          <w:p>
-            <w:r>
-              <w:rPr>
-                <w:rFonts w:ascii="Microsoft YaHei" w:hAnsi="Microsoft YaHei" w:eastAsia="Microsoft YaHei"/>
-                <w:color w:val="0B2545"/>
-                <w:sz w:val="18"/>
-              </w:rPr>
-              <w:t>模型理解、模型审查</w:t>
-            </w:r>
-          </w:p>
-        </w:tc>
-      </w:tr>
-      <w:tr>
-        <w:tc>
-          <w:tcPr>
-            <w:tcW w:type="dxa" w:w="1700"/>
-            <w:shd w:fill="E8EEF5"/>
-            <w:vAlign w:val="top"/>
-            <w:tcMar>
-              <w:top w:w="80" w:type="dxa"/>
-              <w:start w:w="120" w:type="dxa"/>
-              <w:bottom w:w="80" w:type="dxa"/>
-              <w:end w:w="120" w:type="dxa"/>
-            </w:tcMar>
-          </w:tcPr>
-          <w:p>
-            <w:r>
-              <w:rPr>
-                <w:rFonts w:ascii="Microsoft YaHei" w:hAnsi="Microsoft YaHei" w:eastAsia="Microsoft YaHei"/>
-                <w:b/>
-                <w:color w:val="0B2545"/>
-                <w:sz w:val="18"/>
-              </w:rPr>
-              <w:t>核心能力</w:t>
-            </w:r>
-          </w:p>
-        </w:tc>
-        <w:tc>
-          <w:tcPr>
-            <w:tcW w:type="dxa" w:w="7660"/>
-            <w:vAlign w:val="top"/>
-            <w:tcMar>
-              <w:top w:w="80" w:type="dxa"/>
-              <w:start w:w="120" w:type="dxa"/>
-              <w:bottom w:w="80" w:type="dxa"/>
-              <w:end w:w="120" w:type="dxa"/>
-            </w:tcMar>
-          </w:tcPr>
-          <w:p>
-            <w:r>
-              <w:rPr>
-                <w:rFonts w:ascii="Microsoft YaHei" w:hAnsi="Microsoft YaHei" w:eastAsia="Microsoft YaHei"/>
-                <w:color w:val="0B2545"/>
-                <w:sz w:val="18"/>
-              </w:rPr>
-              <w:t>待进一步分析</w:t>
-            </w:r>
-          </w:p>
-        </w:tc>
-      </w:tr>
-      <w:tr>
-        <w:tc>
-          <w:tcPr>
-            <w:tcW w:type="dxa" w:w="1700"/>
-            <w:shd w:fill="E8EEF5"/>
-            <w:vAlign w:val="top"/>
-            <w:tcMar>
-              <w:top w:w="80" w:type="dxa"/>
-              <w:start w:w="120" w:type="dxa"/>
-              <w:bottom w:w="80" w:type="dxa"/>
-              <w:end w:w="120" w:type="dxa"/>
-            </w:tcMar>
-          </w:tcPr>
-          <w:p>
-            <w:r>
-              <w:rPr>
-                <w:rFonts w:ascii="Microsoft YaHei" w:hAnsi="Microsoft YaHei" w:eastAsia="Microsoft YaHei"/>
-                <w:b/>
-                <w:color w:val="0B2545"/>
-                <w:sz w:val="18"/>
-              </w:rPr>
-              <w:t>支持平台</w:t>
-            </w:r>
-          </w:p>
-        </w:tc>
-        <w:tc>
-          <w:tcPr>
-            <w:tcW w:type="dxa" w:w="7660"/>
-            <w:vAlign w:val="top"/>
-            <w:tcMar>
-              <w:top w:w="80" w:type="dxa"/>
-              <w:start w:w="120" w:type="dxa"/>
-              <w:bottom w:w="80" w:type="dxa"/>
-              <w:end w:w="120" w:type="dxa"/>
-            </w:tcMar>
-          </w:tcPr>
-          <w:p>
-            <w:r>
-              <w:rPr>
-                <w:rFonts w:ascii="Microsoft YaHei" w:hAnsi="Microsoft YaHei" w:eastAsia="Microsoft YaHei"/>
-                <w:color w:val="0B2545"/>
-                <w:sz w:val="18"/>
-              </w:rPr>
-              <w:t>MCP</w:t>
-            </w:r>
-          </w:p>
-        </w:tc>
-      </w:tr>
-      <w:tr>
-        <w:tc>
-          <w:tcPr>
-            <w:tcW w:type="dxa" w:w="1700"/>
-            <w:shd w:fill="E8EEF5"/>
-            <w:vAlign w:val="top"/>
-            <w:tcMar>
-              <w:top w:w="80" w:type="dxa"/>
-              <w:start w:w="120" w:type="dxa"/>
-              <w:bottom w:w="80" w:type="dxa"/>
-              <w:end w:w="120" w:type="dxa"/>
-            </w:tcMar>
-          </w:tcPr>
-          <w:p>
-            <w:r>
-              <w:rPr>
-                <w:rFonts w:ascii="Microsoft YaHei" w:hAnsi="Microsoft YaHei" w:eastAsia="Microsoft YaHei"/>
-                <w:b/>
-                <w:color w:val="0B2545"/>
-                <w:sz w:val="18"/>
-              </w:rPr>
-              <w:t>隐私与离线</w:t>
-            </w:r>
-          </w:p>
-        </w:tc>
-        <w:tc>
-          <w:tcPr>
-            <w:tcW w:type="dxa" w:w="7660"/>
-            <w:vAlign w:val="top"/>
-            <w:tcMar>
-              <w:top w:w="80" w:type="dxa"/>
-              <w:start w:w="120" w:type="dxa"/>
-              <w:bottom w:w="80" w:type="dxa"/>
-              <w:end w:w="120" w:type="dxa"/>
-            </w:tcMar>
-          </w:tcPr>
-          <w:p>
-            <w:r>
-              <w:rPr>
-                <w:rFonts w:ascii="Microsoft YaHei" w:hAnsi="Microsoft YaHei" w:eastAsia="Microsoft YaHei"/>
-                <w:color w:val="0B2545"/>
-                <w:sz w:val="18"/>
-              </w:rPr>
-              <w:t>自动发现项目，数据隐私与离线能力尚待核验。（离线能力：unknown）</w:t>
-            </w:r>
-          </w:p>
-        </w:tc>
-      </w:tr>
-      <w:tr>
-        <w:tc>
-          <w:tcPr>
-            <w:tcW w:type="dxa" w:w="1700"/>
-            <w:shd w:fill="E8EEF5"/>
-            <w:vAlign w:val="top"/>
-            <w:tcMar>
-              <w:top w:w="80" w:type="dxa"/>
-              <w:start w:w="120" w:type="dxa"/>
-              <w:bottom w:w="80" w:type="dxa"/>
-              <w:end w:w="120" w:type="dxa"/>
-            </w:tcMar>
-          </w:tcPr>
-          <w:p>
-            <w:r>
-              <w:rPr>
-                <w:rFonts w:ascii="Microsoft YaHei" w:hAnsi="Microsoft YaHei" w:eastAsia="Microsoft YaHei"/>
-                <w:b/>
-                <w:color w:val="0B2545"/>
-                <w:sz w:val="18"/>
-              </w:rPr>
-              <w:t>项目地址</w:t>
-            </w:r>
-          </w:p>
-        </w:tc>
-        <w:tc>
-          <w:tcPr>
-            <w:tcW w:type="dxa" w:w="7660"/>
-            <w:vAlign w:val="top"/>
-            <w:tcMar>
-              <w:top w:w="80" w:type="dxa"/>
-              <w:start w:w="120" w:type="dxa"/>
-              <w:bottom w:w="80" w:type="dxa"/>
-              <w:end w:w="120" w:type="dxa"/>
-            </w:tcMar>
-          </w:tcPr>
-          <w:p>
-            <w:r>
-              <w:rPr>
-                <w:rFonts w:ascii="Microsoft YaHei" w:hAnsi="Microsoft YaHei" w:eastAsia="Microsoft YaHei"/>
-                <w:color w:val="0B2545"/>
-                <w:sz w:val="18"/>
-              </w:rPr>
-              <w:t>https://github.com/debaditya-mohankudo/sysml-v2-lsp</w:t>
-            </w:r>
-          </w:p>
-        </w:tc>
-      </w:tr>
-      <w:tr>
-        <w:tc>
-          <w:tcPr>
-            <w:tcW w:type="dxa" w:w="1700"/>
-            <w:shd w:fill="E8EEF5"/>
-            <w:vAlign w:val="top"/>
-            <w:tcMar>
-              <w:top w:w="80" w:type="dxa"/>
-              <w:start w:w="120" w:type="dxa"/>
-              <w:bottom w:w="80" w:type="dxa"/>
-              <w:end w:w="120" w:type="dxa"/>
-            </w:tcMar>
-          </w:tcPr>
-          <w:p>
-            <w:r>
-              <w:rPr>
-                <w:rFonts w:ascii="Microsoft YaHei" w:hAnsi="Microsoft YaHei" w:eastAsia="Microsoft YaHei"/>
-                <w:b/>
-                <w:color w:val="0B2545"/>
-                <w:sz w:val="18"/>
-              </w:rPr>
-              <w:t>核验来源</w:t>
-            </w:r>
-          </w:p>
-        </w:tc>
-        <w:tc>
-          <w:tcPr>
-            <w:tcW w:type="dxa" w:w="7660"/>
-            <w:vAlign w:val="top"/>
-            <w:tcMar>
-              <w:top w:w="80" w:type="dxa"/>
-              <w:start w:w="120" w:type="dxa"/>
-              <w:bottom w:w="80" w:type="dxa"/>
-              <w:end w:w="120" w:type="dxa"/>
-            </w:tcMar>
-          </w:tcPr>
-          <w:p>
-            <w:r>
-              <w:rPr>
-                <w:rFonts w:ascii="Microsoft YaHei" w:hAnsi="Microsoft YaHei" w:eastAsia="Microsoft YaHei"/>
-                <w:color w:val="0B2545"/>
-                <w:sz w:val="18"/>
-              </w:rPr>
-              <w:t>https://github.com/debaditya-mohankudo/sysml-v2-lsp</w:t>
             </w:r>
           </w:p>
         </w:tc>
@@ -13617,7 +13617,7 @@
                 <w:color w:val="0B2545"/>
                 <w:sz w:val="18"/>
               </w:rPr>
-              <w:t>公开描述：SysML v2 Language Server Protocol implementation for VS Code, powered by ANTLR4. Includes MCP server for AI tool integration.。该功能说明由规则提取，需在下一次人工复核时确认。</w:t>
+              <w:t>公开描述：SysML v2 LSP/MCP server (forked from daltskin/sysml-v2-lsp)。该功能说明由规则提取，需在下一次人工复核时确认。</w:t>
             </w:r>
           </w:p>
         </w:tc>
@@ -13857,7 +13857,7 @@
                 <w:color w:val="0B2545"/>
                 <w:sz w:val="18"/>
               </w:rPr>
-              <w:t>https://github.com/daltskin/sysml-v2-lsp</w:t>
+              <w:t>https://github.com/debaditya-mohankudo/sysml-v2-lsp</w:t>
             </w:r>
           </w:p>
         </w:tc>
@@ -13905,7 +13905,7 @@
                 <w:color w:val="0B2545"/>
                 <w:sz w:val="18"/>
               </w:rPr>
-              <w:t>https://github.com/daltskin/sysml-v2-lsp</w:t>
+              <w:t>https://github.com/debaditya-mohankudo/sysml-v2-lsp</w:t>
             </w:r>
           </w:p>
         </w:tc>
@@ -13917,7 +13917,380 @@
         <w:pageBreakBefore/>
       </w:pPr>
       <w:r>
-        <w:t>3.36 sysml-v2-modeling-skill</w:t>
+        <w:t>3.36 sysml-v2-lsp</w:t>
+      </w:r>
+    </w:p>
+    <w:p>
+      <w:pPr>
+        <w:spacing w:after="160"/>
+      </w:pPr>
+      <w:r>
+        <w:rPr>
+          <w:rFonts w:ascii="Microsoft YaHei" w:hAnsi="Microsoft YaHei" w:eastAsia="Microsoft YaHei"/>
+          <w:b/>
+          <w:color w:val="007079"/>
+          <w:sz w:val="18"/>
+        </w:rPr>
+        <w:t>MCP Server · SysML v2 · 待验证 · 开源</w:t>
+      </w:r>
+    </w:p>
+    <w:tbl>
+      <w:tblPr>
+        <w:tblStyle w:val="TableGrid"/>
+        <w:tblW w:type="dxa" w:w="9360"/>
+        <w:jc w:val="left"/>
+        <w:tblLayout w:type="fixed"/>
+        <w:tblLook w:firstColumn="1" w:firstRow="1" w:lastColumn="0" w:lastRow="0" w:noHBand="0" w:noVBand="1" w:val="04A0"/>
+        <w:tblInd w:w="120" w:type="dxa"/>
+      </w:tblPr>
+      <w:tblGrid>
+        <w:gridCol w:w="1700"/>
+        <w:gridCol w:w="7660"/>
+      </w:tblGrid>
+      <w:tr>
+        <w:tc>
+          <w:tcPr>
+            <w:tcW w:type="dxa" w:w="1700"/>
+            <w:shd w:fill="E8EEF5"/>
+            <w:vAlign w:val="top"/>
+            <w:tcMar>
+              <w:top w:w="80" w:type="dxa"/>
+              <w:start w:w="120" w:type="dxa"/>
+              <w:bottom w:w="80" w:type="dxa"/>
+              <w:end w:w="120" w:type="dxa"/>
+            </w:tcMar>
+          </w:tcPr>
+          <w:p>
+            <w:r>
+              <w:rPr>
+                <w:rFonts w:ascii="Microsoft YaHei" w:hAnsi="Microsoft YaHei" w:eastAsia="Microsoft YaHei"/>
+                <w:b/>
+                <w:color w:val="0B2545"/>
+                <w:sz w:val="18"/>
+              </w:rPr>
+              <w:t>功能说明</w:t>
+            </w:r>
+          </w:p>
+        </w:tc>
+        <w:tc>
+          <w:tcPr>
+            <w:tcW w:type="dxa" w:w="7660"/>
+            <w:vAlign w:val="top"/>
+            <w:tcMar>
+              <w:top w:w="80" w:type="dxa"/>
+              <w:start w:w="120" w:type="dxa"/>
+              <w:bottom w:w="80" w:type="dxa"/>
+              <w:end w:w="120" w:type="dxa"/>
+            </w:tcMar>
+          </w:tcPr>
+          <w:p>
+            <w:r>
+              <w:rPr>
+                <w:rFonts w:ascii="Microsoft YaHei" w:hAnsi="Microsoft YaHei" w:eastAsia="Microsoft YaHei"/>
+                <w:color w:val="0B2545"/>
+                <w:sz w:val="18"/>
+              </w:rPr>
+              <w:t>公开描述：SysML v2 Language Server Protocol implementation for VS Code, powered by ANTLR4. Includes MCP server for AI tool integration.。该功能说明由规则提取，需在下一次人工复核时确认。</w:t>
+            </w:r>
+          </w:p>
+        </w:tc>
+      </w:tr>
+      <w:tr>
+        <w:tc>
+          <w:tcPr>
+            <w:tcW w:type="dxa" w:w="1700"/>
+            <w:shd w:fill="E8EEF5"/>
+            <w:vAlign w:val="top"/>
+            <w:tcMar>
+              <w:top w:w="80" w:type="dxa"/>
+              <w:start w:w="120" w:type="dxa"/>
+              <w:bottom w:w="80" w:type="dxa"/>
+              <w:end w:w="120" w:type="dxa"/>
+            </w:tcMar>
+          </w:tcPr>
+          <w:p>
+            <w:r>
+              <w:rPr>
+                <w:rFonts w:ascii="Microsoft YaHei" w:hAnsi="Microsoft YaHei" w:eastAsia="Microsoft YaHei"/>
+                <w:b/>
+                <w:color w:val="0B2545"/>
+                <w:sz w:val="18"/>
+              </w:rPr>
+              <w:t>适用场景</w:t>
+            </w:r>
+          </w:p>
+        </w:tc>
+        <w:tc>
+          <w:tcPr>
+            <w:tcW w:type="dxa" w:w="7660"/>
+            <w:vAlign w:val="top"/>
+            <w:tcMar>
+              <w:top w:w="80" w:type="dxa"/>
+              <w:start w:w="120" w:type="dxa"/>
+              <w:bottom w:w="80" w:type="dxa"/>
+              <w:end w:w="120" w:type="dxa"/>
+            </w:tcMar>
+          </w:tcPr>
+          <w:p>
+            <w:r>
+              <w:rPr>
+                <w:rFonts w:ascii="Microsoft YaHei" w:hAnsi="Microsoft YaHei" w:eastAsia="Microsoft YaHei"/>
+                <w:color w:val="0B2545"/>
+                <w:sz w:val="18"/>
+              </w:rPr>
+              <w:t>模型理解、模型审查</w:t>
+            </w:r>
+          </w:p>
+        </w:tc>
+      </w:tr>
+      <w:tr>
+        <w:tc>
+          <w:tcPr>
+            <w:tcW w:type="dxa" w:w="1700"/>
+            <w:shd w:fill="E8EEF5"/>
+            <w:vAlign w:val="top"/>
+            <w:tcMar>
+              <w:top w:w="80" w:type="dxa"/>
+              <w:start w:w="120" w:type="dxa"/>
+              <w:bottom w:w="80" w:type="dxa"/>
+              <w:end w:w="120" w:type="dxa"/>
+            </w:tcMar>
+          </w:tcPr>
+          <w:p>
+            <w:r>
+              <w:rPr>
+                <w:rFonts w:ascii="Microsoft YaHei" w:hAnsi="Microsoft YaHei" w:eastAsia="Microsoft YaHei"/>
+                <w:b/>
+                <w:color w:val="0B2545"/>
+                <w:sz w:val="18"/>
+              </w:rPr>
+              <w:t>核心能力</w:t>
+            </w:r>
+          </w:p>
+        </w:tc>
+        <w:tc>
+          <w:tcPr>
+            <w:tcW w:type="dxa" w:w="7660"/>
+            <w:vAlign w:val="top"/>
+            <w:tcMar>
+              <w:top w:w="80" w:type="dxa"/>
+              <w:start w:w="120" w:type="dxa"/>
+              <w:bottom w:w="80" w:type="dxa"/>
+              <w:end w:w="120" w:type="dxa"/>
+            </w:tcMar>
+          </w:tcPr>
+          <w:p>
+            <w:r>
+              <w:rPr>
+                <w:rFonts w:ascii="Microsoft YaHei" w:hAnsi="Microsoft YaHei" w:eastAsia="Microsoft YaHei"/>
+                <w:color w:val="0B2545"/>
+                <w:sz w:val="18"/>
+              </w:rPr>
+              <w:t>待进一步分析</w:t>
+            </w:r>
+          </w:p>
+        </w:tc>
+      </w:tr>
+      <w:tr>
+        <w:tc>
+          <w:tcPr>
+            <w:tcW w:type="dxa" w:w="1700"/>
+            <w:shd w:fill="E8EEF5"/>
+            <w:vAlign w:val="top"/>
+            <w:tcMar>
+              <w:top w:w="80" w:type="dxa"/>
+              <w:start w:w="120" w:type="dxa"/>
+              <w:bottom w:w="80" w:type="dxa"/>
+              <w:end w:w="120" w:type="dxa"/>
+            </w:tcMar>
+          </w:tcPr>
+          <w:p>
+            <w:r>
+              <w:rPr>
+                <w:rFonts w:ascii="Microsoft YaHei" w:hAnsi="Microsoft YaHei" w:eastAsia="Microsoft YaHei"/>
+                <w:b/>
+                <w:color w:val="0B2545"/>
+                <w:sz w:val="18"/>
+              </w:rPr>
+              <w:t>支持平台</w:t>
+            </w:r>
+          </w:p>
+        </w:tc>
+        <w:tc>
+          <w:tcPr>
+            <w:tcW w:type="dxa" w:w="7660"/>
+            <w:vAlign w:val="top"/>
+            <w:tcMar>
+              <w:top w:w="80" w:type="dxa"/>
+              <w:start w:w="120" w:type="dxa"/>
+              <w:bottom w:w="80" w:type="dxa"/>
+              <w:end w:w="120" w:type="dxa"/>
+            </w:tcMar>
+          </w:tcPr>
+          <w:p>
+            <w:r>
+              <w:rPr>
+                <w:rFonts w:ascii="Microsoft YaHei" w:hAnsi="Microsoft YaHei" w:eastAsia="Microsoft YaHei"/>
+                <w:color w:val="0B2545"/>
+                <w:sz w:val="18"/>
+              </w:rPr>
+              <w:t>MCP</w:t>
+            </w:r>
+          </w:p>
+        </w:tc>
+      </w:tr>
+      <w:tr>
+        <w:tc>
+          <w:tcPr>
+            <w:tcW w:type="dxa" w:w="1700"/>
+            <w:shd w:fill="E8EEF5"/>
+            <w:vAlign w:val="top"/>
+            <w:tcMar>
+              <w:top w:w="80" w:type="dxa"/>
+              <w:start w:w="120" w:type="dxa"/>
+              <w:bottom w:w="80" w:type="dxa"/>
+              <w:end w:w="120" w:type="dxa"/>
+            </w:tcMar>
+          </w:tcPr>
+          <w:p>
+            <w:r>
+              <w:rPr>
+                <w:rFonts w:ascii="Microsoft YaHei" w:hAnsi="Microsoft YaHei" w:eastAsia="Microsoft YaHei"/>
+                <w:b/>
+                <w:color w:val="0B2545"/>
+                <w:sz w:val="18"/>
+              </w:rPr>
+              <w:t>隐私与离线</w:t>
+            </w:r>
+          </w:p>
+        </w:tc>
+        <w:tc>
+          <w:tcPr>
+            <w:tcW w:type="dxa" w:w="7660"/>
+            <w:vAlign w:val="top"/>
+            <w:tcMar>
+              <w:top w:w="80" w:type="dxa"/>
+              <w:start w:w="120" w:type="dxa"/>
+              <w:bottom w:w="80" w:type="dxa"/>
+              <w:end w:w="120" w:type="dxa"/>
+            </w:tcMar>
+          </w:tcPr>
+          <w:p>
+            <w:r>
+              <w:rPr>
+                <w:rFonts w:ascii="Microsoft YaHei" w:hAnsi="Microsoft YaHei" w:eastAsia="Microsoft YaHei"/>
+                <w:color w:val="0B2545"/>
+                <w:sz w:val="18"/>
+              </w:rPr>
+              <w:t>自动发现项目，数据隐私与离线能力尚待核验。（离线能力：unknown）</w:t>
+            </w:r>
+          </w:p>
+        </w:tc>
+      </w:tr>
+      <w:tr>
+        <w:tc>
+          <w:tcPr>
+            <w:tcW w:type="dxa" w:w="1700"/>
+            <w:shd w:fill="E8EEF5"/>
+            <w:vAlign w:val="top"/>
+            <w:tcMar>
+              <w:top w:w="80" w:type="dxa"/>
+              <w:start w:w="120" w:type="dxa"/>
+              <w:bottom w:w="80" w:type="dxa"/>
+              <w:end w:w="120" w:type="dxa"/>
+            </w:tcMar>
+          </w:tcPr>
+          <w:p>
+            <w:r>
+              <w:rPr>
+                <w:rFonts w:ascii="Microsoft YaHei" w:hAnsi="Microsoft YaHei" w:eastAsia="Microsoft YaHei"/>
+                <w:b/>
+                <w:color w:val="0B2545"/>
+                <w:sz w:val="18"/>
+              </w:rPr>
+              <w:t>项目地址</w:t>
+            </w:r>
+          </w:p>
+        </w:tc>
+        <w:tc>
+          <w:tcPr>
+            <w:tcW w:type="dxa" w:w="7660"/>
+            <w:vAlign w:val="top"/>
+            <w:tcMar>
+              <w:top w:w="80" w:type="dxa"/>
+              <w:start w:w="120" w:type="dxa"/>
+              <w:bottom w:w="80" w:type="dxa"/>
+              <w:end w:w="120" w:type="dxa"/>
+            </w:tcMar>
+          </w:tcPr>
+          <w:p>
+            <w:r>
+              <w:rPr>
+                <w:rFonts w:ascii="Microsoft YaHei" w:hAnsi="Microsoft YaHei" w:eastAsia="Microsoft YaHei"/>
+                <w:color w:val="0B2545"/>
+                <w:sz w:val="18"/>
+              </w:rPr>
+              <w:t>https://github.com/daltskin/sysml-v2-lsp</w:t>
+            </w:r>
+          </w:p>
+        </w:tc>
+      </w:tr>
+      <w:tr>
+        <w:tc>
+          <w:tcPr>
+            <w:tcW w:type="dxa" w:w="1700"/>
+            <w:shd w:fill="E8EEF5"/>
+            <w:vAlign w:val="top"/>
+            <w:tcMar>
+              <w:top w:w="80" w:type="dxa"/>
+              <w:start w:w="120" w:type="dxa"/>
+              <w:bottom w:w="80" w:type="dxa"/>
+              <w:end w:w="120" w:type="dxa"/>
+            </w:tcMar>
+          </w:tcPr>
+          <w:p>
+            <w:r>
+              <w:rPr>
+                <w:rFonts w:ascii="Microsoft YaHei" w:hAnsi="Microsoft YaHei" w:eastAsia="Microsoft YaHei"/>
+                <w:b/>
+                <w:color w:val="0B2545"/>
+                <w:sz w:val="18"/>
+              </w:rPr>
+              <w:t>核验来源</w:t>
+            </w:r>
+          </w:p>
+        </w:tc>
+        <w:tc>
+          <w:tcPr>
+            <w:tcW w:type="dxa" w:w="7660"/>
+            <w:vAlign w:val="top"/>
+            <w:tcMar>
+              <w:top w:w="80" w:type="dxa"/>
+              <w:start w:w="120" w:type="dxa"/>
+              <w:bottom w:w="80" w:type="dxa"/>
+              <w:end w:w="120" w:type="dxa"/>
+            </w:tcMar>
+          </w:tcPr>
+          <w:p>
+            <w:r>
+              <w:rPr>
+                <w:rFonts w:ascii="Microsoft YaHei" w:hAnsi="Microsoft YaHei" w:eastAsia="Microsoft YaHei"/>
+                <w:color w:val="0B2545"/>
+                <w:sz w:val="18"/>
+              </w:rPr>
+              <w:t>https://github.com/daltskin/sysml-v2-lsp</w:t>
+            </w:r>
+          </w:p>
+        </w:tc>
+      </w:tr>
+    </w:tbl>
+    <w:p>
+      <w:pPr>
+        <w:pStyle w:val="Heading2"/>
+        <w:pageBreakBefore/>
+      </w:pPr>
+      <w:r>
+        <w:t>3.37 sysml-v2-modeling-skill</w:t>
       </w:r>
     </w:p>
     <w:p>
@@ -14290,7 +14663,7 @@
         <w:pageBreakBefore/>
       </w:pPr>
       <w:r>
-        <w:t>3.37 SysML2-spec-gpt</w:t>
+        <w:t>3.38 SysML2-spec-gpt</w:t>
       </w:r>
     </w:p>
     <w:p>
@@ -14663,7 +15036,7 @@
         <w:pageBreakBefore/>
       </w:pPr>
       <w:r>
-        <w:t>3.38 SysMLEdge</w:t>
+        <w:t>3.39 SysMLEdge</w:t>
       </w:r>
     </w:p>
     <w:p>
@@ -15036,7 +15409,7 @@
         <w:pageBreakBefore/>
       </w:pPr>
       <w:r>
-        <w:t>3.39 sysmlv2-ai-toolkit</w:t>
+        <w:t>3.40 sysmlv2-ai-toolkit</w:t>
       </w:r>
     </w:p>
     <w:p>
@@ -15409,7 +15782,7 @@
         <w:pageBreakBefore/>
       </w:pPr>
       <w:r>
-        <w:t>3.40 sysprose</w:t>
+        <w:t>3.41 sysprose</w:t>
       </w:r>
     </w:p>
     <w:p>
@@ -15782,7 +16155,7 @@
         <w:pageBreakBefore/>
       </w:pPr>
       <w:r>
-        <w:t>3.41 verifying_SysML_v2_agentic_rag</w:t>
+        <w:t>3.42 verifying_SysML_v2_agentic_rag</w:t>
       </w:r>
     </w:p>
     <w:p>
@@ -16212,7 +16585,7 @@
           <w:color w:val="5D6B7A"/>
           <w:sz w:val="18"/>
         </w:rPr>
-        <w:t>生成时间：2026-10-03 08:06（Asia/Shanghai）</w:t>
+        <w:t>生成时间：2026-10-04 08:27（Asia/Shanghai）</w:t>
       </w:r>
     </w:p>
     <w:sectPr>

--- a/public/reports/sysml-ai-research-report.docx
+++ b/public/reports/sysml-ai-research-report.docx
@@ -16585,7 +16585,7 @@
           <w:color w:val="5D6B7A"/>
           <w:sz w:val="18"/>
         </w:rPr>
-        <w:t>生成时间：2026-10-04 08:27（Asia/Shanghai）</w:t>
+        <w:t>生成时间：2026-10-05 09:04（Asia/Shanghai）</w:t>
       </w:r>
     </w:p>
     <w:sectPr>

--- a/public/reports/sysml-ai-research-report.docx
+++ b/public/reports/sysml-ai-research-report.docx
@@ -16585,7 +16585,7 @@
           <w:color w:val="5D6B7A"/>
           <w:sz w:val="18"/>
         </w:rPr>
-        <w:t>生成时间：2026-10-05 09:04（Asia/Shanghai）</w:t>
+        <w:t>生成时间：2026-10-06 08:59（Asia/Shanghai）</w:t>
       </w:r>
     </w:p>
     <w:sectPr>

--- a/public/reports/sysml-ai-research-report.docx
+++ b/public/reports/sysml-ai-research-report.docx
@@ -88,7 +88,7 @@
                 <w:color w:val="0B2545"/>
                 <w:sz w:val="22"/>
               </w:rPr>
-              <w:t>2026-10-04</w:t>
+              <w:t>2026-10-07</w:t>
             </w:r>
           </w:p>
         </w:tc>
@@ -122,7 +122,7 @@
                 <w:color w:val="0B2545"/>
                 <w:sz w:val="22"/>
               </w:rPr>
-              <w:t>2026-10-07</w:t>
+              <w:t>2026-10-10</w:t>
             </w:r>
           </w:p>
         </w:tc>
@@ -158,7 +158,7 @@
                 <w:color w:val="0B2545"/>
                 <w:sz w:val="22"/>
               </w:rPr>
-              <w:t>42 个</w:t>
+              <w:t>44 个</w:t>
             </w:r>
           </w:p>
         </w:tc>
@@ -220,7 +220,7 @@
           <w:rFonts w:ascii="Microsoft YaHei" w:hAnsi="Microsoft YaHei" w:eastAsia="Microsoft YaHei"/>
           <w:color w:val="0B2545"/>
         </w:rPr>
-        <w:t xml:space="preserve"> 当前共收录 42 个项目，其中 5 个已验证、39 个确认为开源。 调研重点是这些工具在系统建模生命周期中的实际用途，而不只是在何种 AI 客户端中运行。</w:t>
+        <w:t xml:space="preserve"> 当前共收录 44 个项目，其中 5 个已验证、41 个确认为开源。 调研重点是这些工具在系统建模生命周期中的实际用途，而不只是在何种 AI 客户端中运行。</w:t>
       </w:r>
     </w:p>
     <w:p>
@@ -235,7 +235,7 @@
           <w:color w:val="0B2545"/>
           <w:sz w:val="22"/>
         </w:rPr>
-        <w:t>标准覆盖：SysML v2（21）；KerML（3）；通用 MBSE（1）；SysML (version unspecified)（15）；SysML v1（5）；UML（1）</w:t>
+        <w:t>标准覆盖：SysML v2（23）；KerML（3）；通用 MBSE（1）；SysML (version unspecified)（15）；SysML v1（5）；UML（1）</w:t>
       </w:r>
     </w:p>
     <w:p>
@@ -708,7 +708,7 @@
                 <w:color w:val="0B2545"/>
                 <w:sz w:val="17"/>
               </w:rPr>
-              <w:t>@engineer-fumi/sysml-v2-mcp、SysMLV2-MCP、@engineer-fumi/sysml-v2-mcp、cameo-mcp-bridge、jgs-magic-sysmlv1-mcp、jgs-magic-sysmlv1-pro、jgs-sysmlv2-api-mcp、mcp-syson、SysML v2 MCP Server by Raghunath Torase、sysml-rs、sysml-v2-lsp、sysml-v2-lsp、SysMLEdge、verifying_SysML_v2_agentic_rag</w:t>
+              <w:t>@engineer-fumi/sysml-v2-mcp、SysMLV2-MCP、@engineer-fumi/sysml-v2-mcp、cameo-mcp-bridge、jgs-magic-sysmlv1-mcp、jgs-magic-sysmlv1-pro、jgs-sysmlv2-api-mcp、mcp-syson、mcp-syson、syscribe、SysML v2 MCP Server by Raghunath Torase、sysml-rs、sysml-v2-lsp、sysml-v2-lsp、SysMLEdge、verifying_SysML_v2_agentic_rag</w:t>
             </w:r>
           </w:p>
         </w:tc>
@@ -10187,7 +10187,380 @@
         <w:pageBreakBefore/>
       </w:pPr>
       <w:r>
-        <w:t>3.26 memnet-lite</w:t>
+        <w:t>3.26 mcp-syson</w:t>
+      </w:r>
+    </w:p>
+    <w:p>
+      <w:pPr>
+        <w:spacing w:after="160"/>
+      </w:pPr>
+      <w:r>
+        <w:rPr>
+          <w:rFonts w:ascii="Microsoft YaHei" w:hAnsi="Microsoft YaHei" w:eastAsia="Microsoft YaHei"/>
+          <w:b/>
+          <w:color w:val="007079"/>
+          <w:sz w:val="18"/>
+        </w:rPr>
+        <w:t>MCP Server · SysML v2 · 待验证 · 开源</w:t>
+      </w:r>
+    </w:p>
+    <w:tbl>
+      <w:tblPr>
+        <w:tblStyle w:val="TableGrid"/>
+        <w:tblW w:type="dxa" w:w="9360"/>
+        <w:jc w:val="left"/>
+        <w:tblLayout w:type="fixed"/>
+        <w:tblLook w:firstColumn="1" w:firstRow="1" w:lastColumn="0" w:lastRow="0" w:noHBand="0" w:noVBand="1" w:val="04A0"/>
+        <w:tblInd w:w="120" w:type="dxa"/>
+      </w:tblPr>
+      <w:tblGrid>
+        <w:gridCol w:w="1700"/>
+        <w:gridCol w:w="7660"/>
+      </w:tblGrid>
+      <w:tr>
+        <w:tc>
+          <w:tcPr>
+            <w:tcW w:type="dxa" w:w="1700"/>
+            <w:shd w:fill="E8EEF5"/>
+            <w:vAlign w:val="top"/>
+            <w:tcMar>
+              <w:top w:w="80" w:type="dxa"/>
+              <w:start w:w="120" w:type="dxa"/>
+              <w:bottom w:w="80" w:type="dxa"/>
+              <w:end w:w="120" w:type="dxa"/>
+            </w:tcMar>
+          </w:tcPr>
+          <w:p>
+            <w:r>
+              <w:rPr>
+                <w:rFonts w:ascii="Microsoft YaHei" w:hAnsi="Microsoft YaHei" w:eastAsia="Microsoft YaHei"/>
+                <w:b/>
+                <w:color w:val="0B2545"/>
+                <w:sz w:val="18"/>
+              </w:rPr>
+              <w:t>功能说明</w:t>
+            </w:r>
+          </w:p>
+        </w:tc>
+        <w:tc>
+          <w:tcPr>
+            <w:tcW w:type="dxa" w:w="7660"/>
+            <w:vAlign w:val="top"/>
+            <w:tcMar>
+              <w:top w:w="80" w:type="dxa"/>
+              <w:start w:w="120" w:type="dxa"/>
+              <w:bottom w:w="80" w:type="dxa"/>
+              <w:end w:w="120" w:type="dxa"/>
+            </w:tcMar>
+          </w:tcPr>
+          <w:p>
+            <w:r>
+              <w:rPr>
+                <w:rFonts w:ascii="Microsoft YaHei" w:hAnsi="Microsoft YaHei" w:eastAsia="Microsoft YaHei"/>
+                <w:color w:val="0B2545"/>
+                <w:sz w:val="18"/>
+              </w:rPr>
+              <w:t>公开描述：MCP server for SysON — SysML v2 MBSE modelling, AQL queries, requirements tracing, and interactive MCP App viewers for AI agents.。该功能说明由规则提取，需在下一次人工复核时确认。</w:t>
+            </w:r>
+          </w:p>
+        </w:tc>
+      </w:tr>
+      <w:tr>
+        <w:tc>
+          <w:tcPr>
+            <w:tcW w:type="dxa" w:w="1700"/>
+            <w:shd w:fill="E8EEF5"/>
+            <w:vAlign w:val="top"/>
+            <w:tcMar>
+              <w:top w:w="80" w:type="dxa"/>
+              <w:start w:w="120" w:type="dxa"/>
+              <w:bottom w:w="80" w:type="dxa"/>
+              <w:end w:w="120" w:type="dxa"/>
+            </w:tcMar>
+          </w:tcPr>
+          <w:p>
+            <w:r>
+              <w:rPr>
+                <w:rFonts w:ascii="Microsoft YaHei" w:hAnsi="Microsoft YaHei" w:eastAsia="Microsoft YaHei"/>
+                <w:b/>
+                <w:color w:val="0B2545"/>
+                <w:sz w:val="18"/>
+              </w:rPr>
+              <w:t>适用场景</w:t>
+            </w:r>
+          </w:p>
+        </w:tc>
+        <w:tc>
+          <w:tcPr>
+            <w:tcW w:type="dxa" w:w="7660"/>
+            <w:vAlign w:val="top"/>
+            <w:tcMar>
+              <w:top w:w="80" w:type="dxa"/>
+              <w:start w:w="120" w:type="dxa"/>
+              <w:bottom w:w="80" w:type="dxa"/>
+              <w:end w:w="120" w:type="dxa"/>
+            </w:tcMar>
+          </w:tcPr>
+          <w:p>
+            <w:r>
+              <w:rPr>
+                <w:rFonts w:ascii="Microsoft YaHei" w:hAnsi="Microsoft YaHei" w:eastAsia="Microsoft YaHei"/>
+                <w:color w:val="0B2545"/>
+                <w:sz w:val="18"/>
+              </w:rPr>
+              <w:t>需求建模</w:t>
+            </w:r>
+          </w:p>
+        </w:tc>
+      </w:tr>
+      <w:tr>
+        <w:tc>
+          <w:tcPr>
+            <w:tcW w:type="dxa" w:w="1700"/>
+            <w:shd w:fill="E8EEF5"/>
+            <w:vAlign w:val="top"/>
+            <w:tcMar>
+              <w:top w:w="80" w:type="dxa"/>
+              <w:start w:w="120" w:type="dxa"/>
+              <w:bottom w:w="80" w:type="dxa"/>
+              <w:end w:w="120" w:type="dxa"/>
+            </w:tcMar>
+          </w:tcPr>
+          <w:p>
+            <w:r>
+              <w:rPr>
+                <w:rFonts w:ascii="Microsoft YaHei" w:hAnsi="Microsoft YaHei" w:eastAsia="Microsoft YaHei"/>
+                <w:b/>
+                <w:color w:val="0B2545"/>
+                <w:sz w:val="18"/>
+              </w:rPr>
+              <w:t>核心能力</w:t>
+            </w:r>
+          </w:p>
+        </w:tc>
+        <w:tc>
+          <w:tcPr>
+            <w:tcW w:type="dxa" w:w="7660"/>
+            <w:vAlign w:val="top"/>
+            <w:tcMar>
+              <w:top w:w="80" w:type="dxa"/>
+              <w:start w:w="120" w:type="dxa"/>
+              <w:bottom w:w="80" w:type="dxa"/>
+              <w:end w:w="120" w:type="dxa"/>
+            </w:tcMar>
+          </w:tcPr>
+          <w:p>
+            <w:r>
+              <w:rPr>
+                <w:rFonts w:ascii="Microsoft YaHei" w:hAnsi="Microsoft YaHei" w:eastAsia="Microsoft YaHei"/>
+                <w:color w:val="0B2545"/>
+                <w:sz w:val="18"/>
+              </w:rPr>
+              <w:t>待进一步分析</w:t>
+            </w:r>
+          </w:p>
+        </w:tc>
+      </w:tr>
+      <w:tr>
+        <w:tc>
+          <w:tcPr>
+            <w:tcW w:type="dxa" w:w="1700"/>
+            <w:shd w:fill="E8EEF5"/>
+            <w:vAlign w:val="top"/>
+            <w:tcMar>
+              <w:top w:w="80" w:type="dxa"/>
+              <w:start w:w="120" w:type="dxa"/>
+              <w:bottom w:w="80" w:type="dxa"/>
+              <w:end w:w="120" w:type="dxa"/>
+            </w:tcMar>
+          </w:tcPr>
+          <w:p>
+            <w:r>
+              <w:rPr>
+                <w:rFonts w:ascii="Microsoft YaHei" w:hAnsi="Microsoft YaHei" w:eastAsia="Microsoft YaHei"/>
+                <w:b/>
+                <w:color w:val="0B2545"/>
+                <w:sz w:val="18"/>
+              </w:rPr>
+              <w:t>支持平台</w:t>
+            </w:r>
+          </w:p>
+        </w:tc>
+        <w:tc>
+          <w:tcPr>
+            <w:tcW w:type="dxa" w:w="7660"/>
+            <w:vAlign w:val="top"/>
+            <w:tcMar>
+              <w:top w:w="80" w:type="dxa"/>
+              <w:start w:w="120" w:type="dxa"/>
+              <w:bottom w:w="80" w:type="dxa"/>
+              <w:end w:w="120" w:type="dxa"/>
+            </w:tcMar>
+          </w:tcPr>
+          <w:p>
+            <w:r>
+              <w:rPr>
+                <w:rFonts w:ascii="Microsoft YaHei" w:hAnsi="Microsoft YaHei" w:eastAsia="Microsoft YaHei"/>
+                <w:color w:val="0B2545"/>
+                <w:sz w:val="18"/>
+              </w:rPr>
+              <w:t>MCP</w:t>
+            </w:r>
+          </w:p>
+        </w:tc>
+      </w:tr>
+      <w:tr>
+        <w:tc>
+          <w:tcPr>
+            <w:tcW w:type="dxa" w:w="1700"/>
+            <w:shd w:fill="E8EEF5"/>
+            <w:vAlign w:val="top"/>
+            <w:tcMar>
+              <w:top w:w="80" w:type="dxa"/>
+              <w:start w:w="120" w:type="dxa"/>
+              <w:bottom w:w="80" w:type="dxa"/>
+              <w:end w:w="120" w:type="dxa"/>
+            </w:tcMar>
+          </w:tcPr>
+          <w:p>
+            <w:r>
+              <w:rPr>
+                <w:rFonts w:ascii="Microsoft YaHei" w:hAnsi="Microsoft YaHei" w:eastAsia="Microsoft YaHei"/>
+                <w:b/>
+                <w:color w:val="0B2545"/>
+                <w:sz w:val="18"/>
+              </w:rPr>
+              <w:t>隐私与离线</w:t>
+            </w:r>
+          </w:p>
+        </w:tc>
+        <w:tc>
+          <w:tcPr>
+            <w:tcW w:type="dxa" w:w="7660"/>
+            <w:vAlign w:val="top"/>
+            <w:tcMar>
+              <w:top w:w="80" w:type="dxa"/>
+              <w:start w:w="120" w:type="dxa"/>
+              <w:bottom w:w="80" w:type="dxa"/>
+              <w:end w:w="120" w:type="dxa"/>
+            </w:tcMar>
+          </w:tcPr>
+          <w:p>
+            <w:r>
+              <w:rPr>
+                <w:rFonts w:ascii="Microsoft YaHei" w:hAnsi="Microsoft YaHei" w:eastAsia="Microsoft YaHei"/>
+                <w:color w:val="0B2545"/>
+                <w:sz w:val="18"/>
+              </w:rPr>
+              <w:t>自动发现项目，数据隐私与离线能力尚待核验。（离线能力：unknown）</w:t>
+            </w:r>
+          </w:p>
+        </w:tc>
+      </w:tr>
+      <w:tr>
+        <w:tc>
+          <w:tcPr>
+            <w:tcW w:type="dxa" w:w="1700"/>
+            <w:shd w:fill="E8EEF5"/>
+            <w:vAlign w:val="top"/>
+            <w:tcMar>
+              <w:top w:w="80" w:type="dxa"/>
+              <w:start w:w="120" w:type="dxa"/>
+              <w:bottom w:w="80" w:type="dxa"/>
+              <w:end w:w="120" w:type="dxa"/>
+            </w:tcMar>
+          </w:tcPr>
+          <w:p>
+            <w:r>
+              <w:rPr>
+                <w:rFonts w:ascii="Microsoft YaHei" w:hAnsi="Microsoft YaHei" w:eastAsia="Microsoft YaHei"/>
+                <w:b/>
+                <w:color w:val="0B2545"/>
+                <w:sz w:val="18"/>
+              </w:rPr>
+              <w:t>项目地址</w:t>
+            </w:r>
+          </w:p>
+        </w:tc>
+        <w:tc>
+          <w:tcPr>
+            <w:tcW w:type="dxa" w:w="7660"/>
+            <w:vAlign w:val="top"/>
+            <w:tcMar>
+              <w:top w:w="80" w:type="dxa"/>
+              <w:start w:w="120" w:type="dxa"/>
+              <w:bottom w:w="80" w:type="dxa"/>
+              <w:end w:w="120" w:type="dxa"/>
+            </w:tcMar>
+          </w:tcPr>
+          <w:p>
+            <w:r>
+              <w:rPr>
+                <w:rFonts w:ascii="Microsoft YaHei" w:hAnsi="Microsoft YaHei" w:eastAsia="Microsoft YaHei"/>
+                <w:color w:val="0B2545"/>
+                <w:sz w:val="18"/>
+              </w:rPr>
+              <w:t>https://github.com/superWorldSavior/mcp-syson</w:t>
+            </w:r>
+          </w:p>
+        </w:tc>
+      </w:tr>
+      <w:tr>
+        <w:tc>
+          <w:tcPr>
+            <w:tcW w:type="dxa" w:w="1700"/>
+            <w:shd w:fill="E8EEF5"/>
+            <w:vAlign w:val="top"/>
+            <w:tcMar>
+              <w:top w:w="80" w:type="dxa"/>
+              <w:start w:w="120" w:type="dxa"/>
+              <w:bottom w:w="80" w:type="dxa"/>
+              <w:end w:w="120" w:type="dxa"/>
+            </w:tcMar>
+          </w:tcPr>
+          <w:p>
+            <w:r>
+              <w:rPr>
+                <w:rFonts w:ascii="Microsoft YaHei" w:hAnsi="Microsoft YaHei" w:eastAsia="Microsoft YaHei"/>
+                <w:b/>
+                <w:color w:val="0B2545"/>
+                <w:sz w:val="18"/>
+              </w:rPr>
+              <w:t>核验来源</w:t>
+            </w:r>
+          </w:p>
+        </w:tc>
+        <w:tc>
+          <w:tcPr>
+            <w:tcW w:type="dxa" w:w="7660"/>
+            <w:vAlign w:val="top"/>
+            <w:tcMar>
+              <w:top w:w="80" w:type="dxa"/>
+              <w:start w:w="120" w:type="dxa"/>
+              <w:bottom w:w="80" w:type="dxa"/>
+              <w:end w:w="120" w:type="dxa"/>
+            </w:tcMar>
+          </w:tcPr>
+          <w:p>
+            <w:r>
+              <w:rPr>
+                <w:rFonts w:ascii="Microsoft YaHei" w:hAnsi="Microsoft YaHei" w:eastAsia="Microsoft YaHei"/>
+                <w:color w:val="0B2545"/>
+                <w:sz w:val="18"/>
+              </w:rPr>
+              <w:t>https://github.com/superWorldSavior/mcp-syson</w:t>
+            </w:r>
+          </w:p>
+        </w:tc>
+      </w:tr>
+    </w:tbl>
+    <w:p>
+      <w:pPr>
+        <w:pStyle w:val="Heading2"/>
+        <w:pageBreakBefore/>
+      </w:pPr>
+      <w:r>
+        <w:t>3.27 memnet-lite</w:t>
       </w:r>
     </w:p>
     <w:p>
@@ -10560,7 +10933,7 @@
         <w:pageBreakBefore/>
       </w:pPr>
       <w:r>
-        <w:t>3.27 modelwrite</w:t>
+        <w:t>3.28 modelwrite</w:t>
       </w:r>
     </w:p>
     <w:p>
@@ -10933,7 +11306,7 @@
         <w:pageBreakBefore/>
       </w:pPr>
       <w:r>
-        <w:t>3.28 mora-pochettino</w:t>
+        <w:t>3.29 mora-pochettino</w:t>
       </w:r>
     </w:p>
     <w:p>
@@ -11306,7 +11679,7 @@
         <w:pageBreakBefore/>
       </w:pPr>
       <w:r>
-        <w:t>3.29 mycelium-hypha</w:t>
+        <w:t>3.30 mycelium-hypha</w:t>
       </w:r>
     </w:p>
     <w:p>
@@ -11679,7 +12052,7 @@
         <w:pageBreakBefore/>
       </w:pPr>
       <w:r>
-        <w:t>3.30 se-buddy-agent</w:t>
+        <w:t>3.31 se-buddy-agent</w:t>
       </w:r>
     </w:p>
     <w:p>
@@ -12052,7 +12425,7 @@
         <w:pageBreakBefore/>
       </w:pPr>
       <w:r>
-        <w:t>3.31 sidkolapalli</w:t>
+        <w:t>3.32 sidkolapalli</w:t>
       </w:r>
     </w:p>
     <w:p>
@@ -12425,7 +12798,380 @@
         <w:pageBreakBefore/>
       </w:pPr>
       <w:r>
-        <w:t>3.32 SysML v2 MCP Server by Raghunath Torase</w:t>
+        <w:t>3.33 syscribe</w:t>
+      </w:r>
+    </w:p>
+    <w:p>
+      <w:pPr>
+        <w:spacing w:after="160"/>
+      </w:pPr>
+      <w:r>
+        <w:rPr>
+          <w:rFonts w:ascii="Microsoft YaHei" w:hAnsi="Microsoft YaHei" w:eastAsia="Microsoft YaHei"/>
+          <w:b/>
+          <w:color w:val="007079"/>
+          <w:sz w:val="18"/>
+        </w:rPr>
+        <w:t>MCP Server · SysML v2 · 待验证 · 开源</w:t>
+      </w:r>
+    </w:p>
+    <w:tbl>
+      <w:tblPr>
+        <w:tblStyle w:val="TableGrid"/>
+        <w:tblW w:type="dxa" w:w="9360"/>
+        <w:jc w:val="left"/>
+        <w:tblLayout w:type="fixed"/>
+        <w:tblLook w:firstColumn="1" w:firstRow="1" w:lastColumn="0" w:lastRow="0" w:noHBand="0" w:noVBand="1" w:val="04A0"/>
+        <w:tblInd w:w="120" w:type="dxa"/>
+      </w:tblPr>
+      <w:tblGrid>
+        <w:gridCol w:w="1700"/>
+        <w:gridCol w:w="7660"/>
+      </w:tblGrid>
+      <w:tr>
+        <w:tc>
+          <w:tcPr>
+            <w:tcW w:type="dxa" w:w="1700"/>
+            <w:shd w:fill="E8EEF5"/>
+            <w:vAlign w:val="top"/>
+            <w:tcMar>
+              <w:top w:w="80" w:type="dxa"/>
+              <w:start w:w="120" w:type="dxa"/>
+              <w:bottom w:w="80" w:type="dxa"/>
+              <w:end w:w="120" w:type="dxa"/>
+            </w:tcMar>
+          </w:tcPr>
+          <w:p>
+            <w:r>
+              <w:rPr>
+                <w:rFonts w:ascii="Microsoft YaHei" w:hAnsi="Microsoft YaHei" w:eastAsia="Microsoft YaHei"/>
+                <w:b/>
+                <w:color w:val="0B2545"/>
+                <w:sz w:val="18"/>
+              </w:rPr>
+              <w:t>功能说明</w:t>
+            </w:r>
+          </w:p>
+        </w:tc>
+        <w:tc>
+          <w:tcPr>
+            <w:tcW w:type="dxa" w:w="7660"/>
+            <w:vAlign w:val="top"/>
+            <w:tcMar>
+              <w:top w:w="80" w:type="dxa"/>
+              <w:start w:w="120" w:type="dxa"/>
+              <w:bottom w:w="80" w:type="dxa"/>
+              <w:end w:w="120" w:type="dxa"/>
+            </w:tcMar>
+          </w:tcPr>
+          <w:p>
+            <w:r>
+              <w:rPr>
+                <w:rFonts w:ascii="Microsoft YaHei" w:hAnsi="Microsoft YaHei" w:eastAsia="Microsoft YaHei"/>
+                <w:color w:val="0B2545"/>
+                <w:sz w:val="18"/>
+              </w:rPr>
+              <w:t>公开描述：SysMLv2 systems modeling in Markdown + YAML, with a Rust validator, traceability, safety/security analysis, and MCP/LSP support for LLM authoring.。该功能说明由规则提取，需在下一次人工复核时确认。</w:t>
+            </w:r>
+          </w:p>
+        </w:tc>
+      </w:tr>
+      <w:tr>
+        <w:tc>
+          <w:tcPr>
+            <w:tcW w:type="dxa" w:w="1700"/>
+            <w:shd w:fill="E8EEF5"/>
+            <w:vAlign w:val="top"/>
+            <w:tcMar>
+              <w:top w:w="80" w:type="dxa"/>
+              <w:start w:w="120" w:type="dxa"/>
+              <w:bottom w:w="80" w:type="dxa"/>
+              <w:end w:w="120" w:type="dxa"/>
+            </w:tcMar>
+          </w:tcPr>
+          <w:p>
+            <w:r>
+              <w:rPr>
+                <w:rFonts w:ascii="Microsoft YaHei" w:hAnsi="Microsoft YaHei" w:eastAsia="Microsoft YaHei"/>
+                <w:b/>
+                <w:color w:val="0B2545"/>
+                <w:sz w:val="18"/>
+              </w:rPr>
+              <w:t>适用场景</w:t>
+            </w:r>
+          </w:p>
+        </w:tc>
+        <w:tc>
+          <w:tcPr>
+            <w:tcW w:type="dxa" w:w="7660"/>
+            <w:vAlign w:val="top"/>
+            <w:tcMar>
+              <w:top w:w="80" w:type="dxa"/>
+              <w:start w:w="120" w:type="dxa"/>
+              <w:bottom w:w="80" w:type="dxa"/>
+              <w:end w:w="120" w:type="dxa"/>
+            </w:tcMar>
+          </w:tcPr>
+          <w:p>
+            <w:r>
+              <w:rPr>
+                <w:rFonts w:ascii="Microsoft YaHei" w:hAnsi="Microsoft YaHei" w:eastAsia="Microsoft YaHei"/>
+                <w:color w:val="0B2545"/>
+                <w:sz w:val="18"/>
+              </w:rPr>
+              <w:t>模型验证</w:t>
+            </w:r>
+          </w:p>
+        </w:tc>
+      </w:tr>
+      <w:tr>
+        <w:tc>
+          <w:tcPr>
+            <w:tcW w:type="dxa" w:w="1700"/>
+            <w:shd w:fill="E8EEF5"/>
+            <w:vAlign w:val="top"/>
+            <w:tcMar>
+              <w:top w:w="80" w:type="dxa"/>
+              <w:start w:w="120" w:type="dxa"/>
+              <w:bottom w:w="80" w:type="dxa"/>
+              <w:end w:w="120" w:type="dxa"/>
+            </w:tcMar>
+          </w:tcPr>
+          <w:p>
+            <w:r>
+              <w:rPr>
+                <w:rFonts w:ascii="Microsoft YaHei" w:hAnsi="Microsoft YaHei" w:eastAsia="Microsoft YaHei"/>
+                <w:b/>
+                <w:color w:val="0B2545"/>
+                <w:sz w:val="18"/>
+              </w:rPr>
+              <w:t>核心能力</w:t>
+            </w:r>
+          </w:p>
+        </w:tc>
+        <w:tc>
+          <w:tcPr>
+            <w:tcW w:type="dxa" w:w="7660"/>
+            <w:vAlign w:val="top"/>
+            <w:tcMar>
+              <w:top w:w="80" w:type="dxa"/>
+              <w:start w:w="120" w:type="dxa"/>
+              <w:bottom w:w="80" w:type="dxa"/>
+              <w:end w:w="120" w:type="dxa"/>
+            </w:tcMar>
+          </w:tcPr>
+          <w:p>
+            <w:r>
+              <w:rPr>
+                <w:rFonts w:ascii="Microsoft YaHei" w:hAnsi="Microsoft YaHei" w:eastAsia="Microsoft YaHei"/>
+                <w:color w:val="0B2545"/>
+                <w:sz w:val="18"/>
+              </w:rPr>
+              <w:t>模型验证</w:t>
+            </w:r>
+          </w:p>
+        </w:tc>
+      </w:tr>
+      <w:tr>
+        <w:tc>
+          <w:tcPr>
+            <w:tcW w:type="dxa" w:w="1700"/>
+            <w:shd w:fill="E8EEF5"/>
+            <w:vAlign w:val="top"/>
+            <w:tcMar>
+              <w:top w:w="80" w:type="dxa"/>
+              <w:start w:w="120" w:type="dxa"/>
+              <w:bottom w:w="80" w:type="dxa"/>
+              <w:end w:w="120" w:type="dxa"/>
+            </w:tcMar>
+          </w:tcPr>
+          <w:p>
+            <w:r>
+              <w:rPr>
+                <w:rFonts w:ascii="Microsoft YaHei" w:hAnsi="Microsoft YaHei" w:eastAsia="Microsoft YaHei"/>
+                <w:b/>
+                <w:color w:val="0B2545"/>
+                <w:sz w:val="18"/>
+              </w:rPr>
+              <w:t>支持平台</w:t>
+            </w:r>
+          </w:p>
+        </w:tc>
+        <w:tc>
+          <w:tcPr>
+            <w:tcW w:type="dxa" w:w="7660"/>
+            <w:vAlign w:val="top"/>
+            <w:tcMar>
+              <w:top w:w="80" w:type="dxa"/>
+              <w:start w:w="120" w:type="dxa"/>
+              <w:bottom w:w="80" w:type="dxa"/>
+              <w:end w:w="120" w:type="dxa"/>
+            </w:tcMar>
+          </w:tcPr>
+          <w:p>
+            <w:r>
+              <w:rPr>
+                <w:rFonts w:ascii="Microsoft YaHei" w:hAnsi="Microsoft YaHei" w:eastAsia="Microsoft YaHei"/>
+                <w:color w:val="0B2545"/>
+                <w:sz w:val="18"/>
+              </w:rPr>
+              <w:t>MCP</w:t>
+            </w:r>
+          </w:p>
+        </w:tc>
+      </w:tr>
+      <w:tr>
+        <w:tc>
+          <w:tcPr>
+            <w:tcW w:type="dxa" w:w="1700"/>
+            <w:shd w:fill="E8EEF5"/>
+            <w:vAlign w:val="top"/>
+            <w:tcMar>
+              <w:top w:w="80" w:type="dxa"/>
+              <w:start w:w="120" w:type="dxa"/>
+              <w:bottom w:w="80" w:type="dxa"/>
+              <w:end w:w="120" w:type="dxa"/>
+            </w:tcMar>
+          </w:tcPr>
+          <w:p>
+            <w:r>
+              <w:rPr>
+                <w:rFonts w:ascii="Microsoft YaHei" w:hAnsi="Microsoft YaHei" w:eastAsia="Microsoft YaHei"/>
+                <w:b/>
+                <w:color w:val="0B2545"/>
+                <w:sz w:val="18"/>
+              </w:rPr>
+              <w:t>隐私与离线</w:t>
+            </w:r>
+          </w:p>
+        </w:tc>
+        <w:tc>
+          <w:tcPr>
+            <w:tcW w:type="dxa" w:w="7660"/>
+            <w:vAlign w:val="top"/>
+            <w:tcMar>
+              <w:top w:w="80" w:type="dxa"/>
+              <w:start w:w="120" w:type="dxa"/>
+              <w:bottom w:w="80" w:type="dxa"/>
+              <w:end w:w="120" w:type="dxa"/>
+            </w:tcMar>
+          </w:tcPr>
+          <w:p>
+            <w:r>
+              <w:rPr>
+                <w:rFonts w:ascii="Microsoft YaHei" w:hAnsi="Microsoft YaHei" w:eastAsia="Microsoft YaHei"/>
+                <w:color w:val="0B2545"/>
+                <w:sz w:val="18"/>
+              </w:rPr>
+              <w:t>自动发现项目，数据隐私与离线能力尚待核验。（离线能力：unknown）</w:t>
+            </w:r>
+          </w:p>
+        </w:tc>
+      </w:tr>
+      <w:tr>
+        <w:tc>
+          <w:tcPr>
+            <w:tcW w:type="dxa" w:w="1700"/>
+            <w:shd w:fill="E8EEF5"/>
+            <w:vAlign w:val="top"/>
+            <w:tcMar>
+              <w:top w:w="80" w:type="dxa"/>
+              <w:start w:w="120" w:type="dxa"/>
+              <w:bottom w:w="80" w:type="dxa"/>
+              <w:end w:w="120" w:type="dxa"/>
+            </w:tcMar>
+          </w:tcPr>
+          <w:p>
+            <w:r>
+              <w:rPr>
+                <w:rFonts w:ascii="Microsoft YaHei" w:hAnsi="Microsoft YaHei" w:eastAsia="Microsoft YaHei"/>
+                <w:b/>
+                <w:color w:val="0B2545"/>
+                <w:sz w:val="18"/>
+              </w:rPr>
+              <w:t>项目地址</w:t>
+            </w:r>
+          </w:p>
+        </w:tc>
+        <w:tc>
+          <w:tcPr>
+            <w:tcW w:type="dxa" w:w="7660"/>
+            <w:vAlign w:val="top"/>
+            <w:tcMar>
+              <w:top w:w="80" w:type="dxa"/>
+              <w:start w:w="120" w:type="dxa"/>
+              <w:bottom w:w="80" w:type="dxa"/>
+              <w:end w:w="120" w:type="dxa"/>
+            </w:tcMar>
+          </w:tcPr>
+          <w:p>
+            <w:r>
+              <w:rPr>
+                <w:rFonts w:ascii="Microsoft YaHei" w:hAnsi="Microsoft YaHei" w:eastAsia="Microsoft YaHei"/>
+                <w:color w:val="0B2545"/>
+                <w:sz w:val="18"/>
+              </w:rPr>
+              <w:t>https://github.com/sjames/syscribe</w:t>
+            </w:r>
+          </w:p>
+        </w:tc>
+      </w:tr>
+      <w:tr>
+        <w:tc>
+          <w:tcPr>
+            <w:tcW w:type="dxa" w:w="1700"/>
+            <w:shd w:fill="E8EEF5"/>
+            <w:vAlign w:val="top"/>
+            <w:tcMar>
+              <w:top w:w="80" w:type="dxa"/>
+              <w:start w:w="120" w:type="dxa"/>
+              <w:bottom w:w="80" w:type="dxa"/>
+              <w:end w:w="120" w:type="dxa"/>
+            </w:tcMar>
+          </w:tcPr>
+          <w:p>
+            <w:r>
+              <w:rPr>
+                <w:rFonts w:ascii="Microsoft YaHei" w:hAnsi="Microsoft YaHei" w:eastAsia="Microsoft YaHei"/>
+                <w:b/>
+                <w:color w:val="0B2545"/>
+                <w:sz w:val="18"/>
+              </w:rPr>
+              <w:t>核验来源</w:t>
+            </w:r>
+          </w:p>
+        </w:tc>
+        <w:tc>
+          <w:tcPr>
+            <w:tcW w:type="dxa" w:w="7660"/>
+            <w:vAlign w:val="top"/>
+            <w:tcMar>
+              <w:top w:w="80" w:type="dxa"/>
+              <w:start w:w="120" w:type="dxa"/>
+              <w:bottom w:w="80" w:type="dxa"/>
+              <w:end w:w="120" w:type="dxa"/>
+            </w:tcMar>
+          </w:tcPr>
+          <w:p>
+            <w:r>
+              <w:rPr>
+                <w:rFonts w:ascii="Microsoft YaHei" w:hAnsi="Microsoft YaHei" w:eastAsia="Microsoft YaHei"/>
+                <w:color w:val="0B2545"/>
+                <w:sz w:val="18"/>
+              </w:rPr>
+              <w:t>https://github.com/sjames/syscribe</w:t>
+            </w:r>
+          </w:p>
+        </w:tc>
+      </w:tr>
+    </w:tbl>
+    <w:p>
+      <w:pPr>
+        <w:pStyle w:val="Heading2"/>
+        <w:pageBreakBefore/>
+      </w:pPr>
+      <w:r>
+        <w:t>3.34 SysML v2 MCP Server by Raghunath Torase</w:t>
       </w:r>
     </w:p>
     <w:p>
@@ -12798,7 +13544,7 @@
         <w:pageBreakBefore/>
       </w:pPr>
       <w:r>
-        <w:t>3.33 sysml-ai-hub</w:t>
+        <w:t>3.35 sysml-ai-hub</w:t>
       </w:r>
     </w:p>
     <w:p>
@@ -13171,7 +13917,7 @@
         <w:pageBreakBefore/>
       </w:pPr>
       <w:r>
-        <w:t>3.34 sysml-rs</w:t>
+        <w:t>3.36 sysml-rs</w:t>
       </w:r>
     </w:p>
     <w:p>
@@ -13544,7 +14290,7 @@
         <w:pageBreakBefore/>
       </w:pPr>
       <w:r>
-        <w:t>3.35 sysml-v2-lsp</w:t>
+        <w:t>3.37 sysml-v2-lsp</w:t>
       </w:r>
     </w:p>
     <w:p>
@@ -13917,7 +14663,7 @@
         <w:pageBreakBefore/>
       </w:pPr>
       <w:r>
-        <w:t>3.36 sysml-v2-lsp</w:t>
+        <w:t>3.38 sysml-v2-lsp</w:t>
       </w:r>
     </w:p>
     <w:p>
@@ -14290,7 +15036,7 @@
         <w:pageBreakBefore/>
       </w:pPr>
       <w:r>
-        <w:t>3.37 sysml-v2-modeling-skill</w:t>
+        <w:t>3.39 sysml-v2-modeling-skill</w:t>
       </w:r>
     </w:p>
     <w:p>
@@ -14663,7 +15409,7 @@
         <w:pageBreakBefore/>
       </w:pPr>
       <w:r>
-        <w:t>3.38 SysML2-spec-gpt</w:t>
+        <w:t>3.40 SysML2-spec-gpt</w:t>
       </w:r>
     </w:p>
     <w:p>
@@ -15036,7 +15782,7 @@
         <w:pageBreakBefore/>
       </w:pPr>
       <w:r>
-        <w:t>3.39 SysMLEdge</w:t>
+        <w:t>3.41 SysMLEdge</w:t>
       </w:r>
     </w:p>
     <w:p>
@@ -15409,7 +16155,7 @@
         <w:pageBreakBefore/>
       </w:pPr>
       <w:r>
-        <w:t>3.40 sysmlv2-ai-toolkit</w:t>
+        <w:t>3.42 sysmlv2-ai-toolkit</w:t>
       </w:r>
     </w:p>
     <w:p>
@@ -15782,7 +16528,7 @@
         <w:pageBreakBefore/>
       </w:pPr>
       <w:r>
-        <w:t>3.41 sysprose</w:t>
+        <w:t>3.43 sysprose</w:t>
       </w:r>
     </w:p>
     <w:p>
@@ -16155,7 +16901,7 @@
         <w:pageBreakBefore/>
       </w:pPr>
       <w:r>
-        <w:t>3.42 verifying_SysML_v2_agentic_rag</w:t>
+        <w:t>3.44 verifying_SysML_v2_agentic_rag</w:t>
       </w:r>
     </w:p>
     <w:p>
@@ -16585,7 +17331,7 @@
           <w:color w:val="5D6B7A"/>
           <w:sz w:val="18"/>
         </w:rPr>
-        <w:t>生成时间：2026-10-06 08:59（Asia/Shanghai）</w:t>
+        <w:t>生成时间：2026-10-07 08:39（Asia/Shanghai）</w:t>
       </w:r>
     </w:p>
     <w:sectPr>

--- a/public/reports/sysml-ai-research-report.docx
+++ b/public/reports/sysml-ai-research-report.docx
@@ -17331,7 +17331,7 @@
           <w:color w:val="5D6B7A"/>
           <w:sz w:val="18"/>
         </w:rPr>
-        <w:t>生成时间：2026-10-07 08:39（Asia/Shanghai）</w:t>
+        <w:t>生成时间：2026-10-08 08:58（Asia/Shanghai）</w:t>
       </w:r>
     </w:p>
     <w:sectPr>

--- a/public/reports/sysml-ai-research-report.docx
+++ b/public/reports/sysml-ai-research-report.docx
@@ -17331,7 +17331,7 @@
           <w:color w:val="5D6B7A"/>
           <w:sz w:val="18"/>
         </w:rPr>
-        <w:t>生成时间：2026-10-08 08:58（Asia/Shanghai）</w:t>
+        <w:t>生成时间：2026-10-09 09:05（Asia/Shanghai）</w:t>
       </w:r>
     </w:p>
     <w:sectPr>

--- a/public/reports/sysml-ai-research-report.docx
+++ b/public/reports/sysml-ai-research-report.docx
@@ -88,7 +88,7 @@
                 <w:color w:val="0B2545"/>
                 <w:sz w:val="22"/>
               </w:rPr>
-              <w:t>2026-10-07</w:t>
+              <w:t>2026-10-10</w:t>
             </w:r>
           </w:p>
         </w:tc>
@@ -122,7 +122,7 @@
                 <w:color w:val="0B2545"/>
                 <w:sz w:val="22"/>
               </w:rPr>
-              <w:t>2026-10-10</w:t>
+              <w:t>2026-10-13</w:t>
             </w:r>
           </w:p>
         </w:tc>
@@ -17331,7 +17331,7 @@
           <w:color w:val="5D6B7A"/>
           <w:sz w:val="18"/>
         </w:rPr>
-        <w:t>生成时间：2026-10-09 09:05（Asia/Shanghai）</w:t>
+        <w:t>生成时间：2026-10-10 08:30（Asia/Shanghai）</w:t>
       </w:r>
     </w:p>
     <w:sectPr>

--- a/public/reports/sysml-ai-research-report.docx
+++ b/public/reports/sysml-ai-research-report.docx
@@ -17331,7 +17331,7 @@
           <w:color w:val="5D6B7A"/>
           <w:sz w:val="18"/>
         </w:rPr>
-        <w:t>生成时间：2026-10-10 08:30（Asia/Shanghai）</w:t>
+        <w:t>生成时间：2026-10-11 08:51（Asia/Shanghai）</w:t>
       </w:r>
     </w:p>
     <w:sectPr>

--- a/public/reports/sysml-ai-research-report.docx
+++ b/public/reports/sysml-ai-research-report.docx
@@ -17331,7 +17331,7 @@
           <w:color w:val="5D6B7A"/>
           <w:sz w:val="18"/>
         </w:rPr>
-        <w:t>生成时间：2026-10-11 08:51（Asia/Shanghai）</w:t>
+        <w:t>生成时间：2026-10-12 09:13（Asia/Shanghai）</w:t>
       </w:r>
     </w:p>
     <w:sectPr>

--- a/public/reports/sysml-ai-research-report.docx
+++ b/public/reports/sysml-ai-research-report.docx
@@ -88,7 +88,7 @@
                 <w:color w:val="0B2545"/>
                 <w:sz w:val="22"/>
               </w:rPr>
-              <w:t>2026-10-10</w:t>
+              <w:t>2026-10-13</w:t>
             </w:r>
           </w:p>
         </w:tc>
@@ -122,7 +122,7 @@
                 <w:color w:val="0B2545"/>
                 <w:sz w:val="22"/>
               </w:rPr>
-              <w:t>2026-10-13</w:t>
+              <w:t>2026-10-16</w:t>
             </w:r>
           </w:p>
         </w:tc>
@@ -158,7 +158,7 @@
                 <w:color w:val="0B2545"/>
                 <w:sz w:val="22"/>
               </w:rPr>
-              <w:t>44 个</w:t>
+              <w:t>45 个</w:t>
             </w:r>
           </w:p>
         </w:tc>
@@ -220,7 +220,7 @@
           <w:rFonts w:ascii="Microsoft YaHei" w:hAnsi="Microsoft YaHei" w:eastAsia="Microsoft YaHei"/>
           <w:color w:val="0B2545"/>
         </w:rPr>
-        <w:t xml:space="preserve"> 当前共收录 44 个项目，其中 5 个已验证、41 个确认为开源。 调研重点是这些工具在系统建模生命周期中的实际用途，而不只是在何种 AI 客户端中运行。</w:t>
+        <w:t xml:space="preserve"> 当前共收录 45 个项目，其中 5 个已验证、42 个确认为开源。 调研重点是这些工具在系统建模生命周期中的实际用途，而不只是在何种 AI 客户端中运行。</w:t>
       </w:r>
     </w:p>
     <w:p>
@@ -235,7 +235,7 @@
           <w:color w:val="0B2545"/>
           <w:sz w:val="22"/>
         </w:rPr>
-        <w:t>标准覆盖：SysML v2（23）；KerML（3）；通用 MBSE（1）；SysML (version unspecified)（15）；SysML v1（5）；UML（1）</w:t>
+        <w:t>标准覆盖：SysML v2（23）；KerML（3）；通用 MBSE（1）；SysML (version unspecified)（16）；SysML v1（5）；UML（1）</w:t>
       </w:r>
     </w:p>
     <w:p>
@@ -438,7 +438,7 @@
                 <w:color w:val="0B2545"/>
                 <w:sz w:val="17"/>
               </w:rPr>
-              <w:t>epistemic-adequacy-probe、FocusTick、HL7-HSRA_E2-SFM2SysMLv2-Agent、INSPECTA-Spec-Code-Proof-Copilot、keel、mappy_mini、mbse-local-ai-demo、mbse-workflow、mbseagent2、modelwrite、mora-pochettino、se-buddy-agent、sidkolapalli、SysML2-spec-gpt、sysmlv2-ai-toolkit、sysprose</w:t>
+              <w:t>agentic-mbse、epistemic-adequacy-probe、FocusTick、HL7-HSRA_E2-SFM2SysMLv2-Agent、INSPECTA-Spec-Code-Proof-Copilot、keel、mappy_mini、mbse-local-ai-demo、mbse-workflow、mbseagent2、modelwrite、mora-pochettino、se-buddy-agent、sidkolapalli、SysML2-spec-gpt、sysmlv2-ai-toolkit、sysprose</w:t>
             </w:r>
           </w:p>
         </w:tc>
@@ -460,7 +460,7 @@
                 <w:color w:val="0B2545"/>
                 <w:sz w:val="17"/>
               </w:rPr>
-              <w:t>模型理解、模型审查、架构设计、模型验证</w:t>
+              <w:t>模型验证、模型理解、模型审查、架构设计</w:t>
             </w:r>
           </w:p>
         </w:tc>
@@ -482,7 +482,7 @@
                 <w:color w:val="0B2545"/>
                 <w:sz w:val="17"/>
               </w:rPr>
-              <w:t>待进一步分析、模型生成、模型验证、模型查询</w:t>
+              <w:t>模型验证、待进一步分析、模型生成、模型查询</w:t>
             </w:r>
           </w:p>
         </w:tc>
@@ -3100,7 +3100,380 @@
         <w:pageBreakBefore/>
       </w:pPr>
       <w:r>
-        <w:t>3.7 cameo-mcp-bridge</w:t>
+        <w:t>3.7 agentic-mbse</w:t>
+      </w:r>
+    </w:p>
+    <w:p>
+      <w:pPr>
+        <w:spacing w:after="160"/>
+      </w:pPr>
+      <w:r>
+        <w:rPr>
+          <w:rFonts w:ascii="Microsoft YaHei" w:hAnsi="Microsoft YaHei" w:eastAsia="Microsoft YaHei"/>
+          <w:b/>
+          <w:color w:val="007079"/>
+          <w:sz w:val="18"/>
+        </w:rPr>
+        <w:t>Agent · SysML (version unspecified) · 待验证 · 开源</w:t>
+      </w:r>
+    </w:p>
+    <w:tbl>
+      <w:tblPr>
+        <w:tblStyle w:val="TableGrid"/>
+        <w:tblW w:type="dxa" w:w="9360"/>
+        <w:jc w:val="left"/>
+        <w:tblLayout w:type="fixed"/>
+        <w:tblLook w:firstColumn="1" w:firstRow="1" w:lastColumn="0" w:lastRow="0" w:noHBand="0" w:noVBand="1" w:val="04A0"/>
+        <w:tblInd w:w="120" w:type="dxa"/>
+      </w:tblPr>
+      <w:tblGrid>
+        <w:gridCol w:w="1700"/>
+        <w:gridCol w:w="7660"/>
+      </w:tblGrid>
+      <w:tr>
+        <w:tc>
+          <w:tcPr>
+            <w:tcW w:type="dxa" w:w="1700"/>
+            <w:shd w:fill="E8EEF5"/>
+            <w:vAlign w:val="top"/>
+            <w:tcMar>
+              <w:top w:w="80" w:type="dxa"/>
+              <w:start w:w="120" w:type="dxa"/>
+              <w:bottom w:w="80" w:type="dxa"/>
+              <w:end w:w="120" w:type="dxa"/>
+            </w:tcMar>
+          </w:tcPr>
+          <w:p>
+            <w:r>
+              <w:rPr>
+                <w:rFonts w:ascii="Microsoft YaHei" w:hAnsi="Microsoft YaHei" w:eastAsia="Microsoft YaHei"/>
+                <w:b/>
+                <w:color w:val="0B2545"/>
+                <w:sz w:val="18"/>
+              </w:rPr>
+              <w:t>功能说明</w:t>
+            </w:r>
+          </w:p>
+        </w:tc>
+        <w:tc>
+          <w:tcPr>
+            <w:tcW w:type="dxa" w:w="7660"/>
+            <w:vAlign w:val="top"/>
+            <w:tcMar>
+              <w:top w:w="80" w:type="dxa"/>
+              <w:start w:w="120" w:type="dxa"/>
+              <w:bottom w:w="80" w:type="dxa"/>
+              <w:end w:w="120" w:type="dxa"/>
+            </w:tcMar>
+          </w:tcPr>
+          <w:p>
+            <w:r>
+              <w:rPr>
+                <w:rFonts w:ascii="Microsoft YaHei" w:hAnsi="Microsoft YaHei" w:eastAsia="Microsoft YaHei"/>
+                <w:color w:val="0B2545"/>
+                <w:sz w:val="18"/>
+              </w:rPr>
+              <w:t>公开描述：Toolkit for AI-assisted systems engineering, including SysML model validation and modeling workflows.。该功能说明由规则提取，需在下一次人工复核时确认。</w:t>
+            </w:r>
+          </w:p>
+        </w:tc>
+      </w:tr>
+      <w:tr>
+        <w:tc>
+          <w:tcPr>
+            <w:tcW w:type="dxa" w:w="1700"/>
+            <w:shd w:fill="E8EEF5"/>
+            <w:vAlign w:val="top"/>
+            <w:tcMar>
+              <w:top w:w="80" w:type="dxa"/>
+              <w:start w:w="120" w:type="dxa"/>
+              <w:bottom w:w="80" w:type="dxa"/>
+              <w:end w:w="120" w:type="dxa"/>
+            </w:tcMar>
+          </w:tcPr>
+          <w:p>
+            <w:r>
+              <w:rPr>
+                <w:rFonts w:ascii="Microsoft YaHei" w:hAnsi="Microsoft YaHei" w:eastAsia="Microsoft YaHei"/>
+                <w:b/>
+                <w:color w:val="0B2545"/>
+                <w:sz w:val="18"/>
+              </w:rPr>
+              <w:t>适用场景</w:t>
+            </w:r>
+          </w:p>
+        </w:tc>
+        <w:tc>
+          <w:tcPr>
+            <w:tcW w:type="dxa" w:w="7660"/>
+            <w:vAlign w:val="top"/>
+            <w:tcMar>
+              <w:top w:w="80" w:type="dxa"/>
+              <w:start w:w="120" w:type="dxa"/>
+              <w:bottom w:w="80" w:type="dxa"/>
+              <w:end w:w="120" w:type="dxa"/>
+            </w:tcMar>
+          </w:tcPr>
+          <w:p>
+            <w:r>
+              <w:rPr>
+                <w:rFonts w:ascii="Microsoft YaHei" w:hAnsi="Microsoft YaHei" w:eastAsia="Microsoft YaHei"/>
+                <w:color w:val="0B2545"/>
+                <w:sz w:val="18"/>
+              </w:rPr>
+              <w:t>模型验证</w:t>
+            </w:r>
+          </w:p>
+        </w:tc>
+      </w:tr>
+      <w:tr>
+        <w:tc>
+          <w:tcPr>
+            <w:tcW w:type="dxa" w:w="1700"/>
+            <w:shd w:fill="E8EEF5"/>
+            <w:vAlign w:val="top"/>
+            <w:tcMar>
+              <w:top w:w="80" w:type="dxa"/>
+              <w:start w:w="120" w:type="dxa"/>
+              <w:bottom w:w="80" w:type="dxa"/>
+              <w:end w:w="120" w:type="dxa"/>
+            </w:tcMar>
+          </w:tcPr>
+          <w:p>
+            <w:r>
+              <w:rPr>
+                <w:rFonts w:ascii="Microsoft YaHei" w:hAnsi="Microsoft YaHei" w:eastAsia="Microsoft YaHei"/>
+                <w:b/>
+                <w:color w:val="0B2545"/>
+                <w:sz w:val="18"/>
+              </w:rPr>
+              <w:t>核心能力</w:t>
+            </w:r>
+          </w:p>
+        </w:tc>
+        <w:tc>
+          <w:tcPr>
+            <w:tcW w:type="dxa" w:w="7660"/>
+            <w:vAlign w:val="top"/>
+            <w:tcMar>
+              <w:top w:w="80" w:type="dxa"/>
+              <w:start w:w="120" w:type="dxa"/>
+              <w:bottom w:w="80" w:type="dxa"/>
+              <w:end w:w="120" w:type="dxa"/>
+            </w:tcMar>
+          </w:tcPr>
+          <w:p>
+            <w:r>
+              <w:rPr>
+                <w:rFonts w:ascii="Microsoft YaHei" w:hAnsi="Microsoft YaHei" w:eastAsia="Microsoft YaHei"/>
+                <w:color w:val="0B2545"/>
+                <w:sz w:val="18"/>
+              </w:rPr>
+              <w:t>模型验证</w:t>
+            </w:r>
+          </w:p>
+        </w:tc>
+      </w:tr>
+      <w:tr>
+        <w:tc>
+          <w:tcPr>
+            <w:tcW w:type="dxa" w:w="1700"/>
+            <w:shd w:fill="E8EEF5"/>
+            <w:vAlign w:val="top"/>
+            <w:tcMar>
+              <w:top w:w="80" w:type="dxa"/>
+              <w:start w:w="120" w:type="dxa"/>
+              <w:bottom w:w="80" w:type="dxa"/>
+              <w:end w:w="120" w:type="dxa"/>
+            </w:tcMar>
+          </w:tcPr>
+          <w:p>
+            <w:r>
+              <w:rPr>
+                <w:rFonts w:ascii="Microsoft YaHei" w:hAnsi="Microsoft YaHei" w:eastAsia="Microsoft YaHei"/>
+                <w:b/>
+                <w:color w:val="0B2545"/>
+                <w:sz w:val="18"/>
+              </w:rPr>
+              <w:t>支持平台</w:t>
+            </w:r>
+          </w:p>
+        </w:tc>
+        <w:tc>
+          <w:tcPr>
+            <w:tcW w:type="dxa" w:w="7660"/>
+            <w:vAlign w:val="top"/>
+            <w:tcMar>
+              <w:top w:w="80" w:type="dxa"/>
+              <w:start w:w="120" w:type="dxa"/>
+              <w:bottom w:w="80" w:type="dxa"/>
+              <w:end w:w="120" w:type="dxa"/>
+            </w:tcMar>
+          </w:tcPr>
+          <w:p>
+            <w:r>
+              <w:rPr>
+                <w:rFonts w:ascii="Microsoft YaHei" w:hAnsi="Microsoft YaHei" w:eastAsia="Microsoft YaHei"/>
+                <w:color w:val="0B2545"/>
+                <w:sz w:val="18"/>
+              </w:rPr>
+              <w:t>To verify</w:t>
+            </w:r>
+          </w:p>
+        </w:tc>
+      </w:tr>
+      <w:tr>
+        <w:tc>
+          <w:tcPr>
+            <w:tcW w:type="dxa" w:w="1700"/>
+            <w:shd w:fill="E8EEF5"/>
+            <w:vAlign w:val="top"/>
+            <w:tcMar>
+              <w:top w:w="80" w:type="dxa"/>
+              <w:start w:w="120" w:type="dxa"/>
+              <w:bottom w:w="80" w:type="dxa"/>
+              <w:end w:w="120" w:type="dxa"/>
+            </w:tcMar>
+          </w:tcPr>
+          <w:p>
+            <w:r>
+              <w:rPr>
+                <w:rFonts w:ascii="Microsoft YaHei" w:hAnsi="Microsoft YaHei" w:eastAsia="Microsoft YaHei"/>
+                <w:b/>
+                <w:color w:val="0B2545"/>
+                <w:sz w:val="18"/>
+              </w:rPr>
+              <w:t>隐私与离线</w:t>
+            </w:r>
+          </w:p>
+        </w:tc>
+        <w:tc>
+          <w:tcPr>
+            <w:tcW w:type="dxa" w:w="7660"/>
+            <w:vAlign w:val="top"/>
+            <w:tcMar>
+              <w:top w:w="80" w:type="dxa"/>
+              <w:start w:w="120" w:type="dxa"/>
+              <w:bottom w:w="80" w:type="dxa"/>
+              <w:end w:w="120" w:type="dxa"/>
+            </w:tcMar>
+          </w:tcPr>
+          <w:p>
+            <w:r>
+              <w:rPr>
+                <w:rFonts w:ascii="Microsoft YaHei" w:hAnsi="Microsoft YaHei" w:eastAsia="Microsoft YaHei"/>
+                <w:color w:val="0B2545"/>
+                <w:sz w:val="18"/>
+              </w:rPr>
+              <w:t>自动发现项目，数据隐私与离线能力尚待核验。（离线能力：unknown）</w:t>
+            </w:r>
+          </w:p>
+        </w:tc>
+      </w:tr>
+      <w:tr>
+        <w:tc>
+          <w:tcPr>
+            <w:tcW w:type="dxa" w:w="1700"/>
+            <w:shd w:fill="E8EEF5"/>
+            <w:vAlign w:val="top"/>
+            <w:tcMar>
+              <w:top w:w="80" w:type="dxa"/>
+              <w:start w:w="120" w:type="dxa"/>
+              <w:bottom w:w="80" w:type="dxa"/>
+              <w:end w:w="120" w:type="dxa"/>
+            </w:tcMar>
+          </w:tcPr>
+          <w:p>
+            <w:r>
+              <w:rPr>
+                <w:rFonts w:ascii="Microsoft YaHei" w:hAnsi="Microsoft YaHei" w:eastAsia="Microsoft YaHei"/>
+                <w:b/>
+                <w:color w:val="0B2545"/>
+                <w:sz w:val="18"/>
+              </w:rPr>
+              <w:t>项目地址</w:t>
+            </w:r>
+          </w:p>
+        </w:tc>
+        <w:tc>
+          <w:tcPr>
+            <w:tcW w:type="dxa" w:w="7660"/>
+            <w:vAlign w:val="top"/>
+            <w:tcMar>
+              <w:top w:w="80" w:type="dxa"/>
+              <w:start w:w="120" w:type="dxa"/>
+              <w:bottom w:w="80" w:type="dxa"/>
+              <w:end w:w="120" w:type="dxa"/>
+            </w:tcMar>
+          </w:tcPr>
+          <w:p>
+            <w:r>
+              <w:rPr>
+                <w:rFonts w:ascii="Microsoft YaHei" w:hAnsi="Microsoft YaHei" w:eastAsia="Microsoft YaHei"/>
+                <w:color w:val="0B2545"/>
+                <w:sz w:val="18"/>
+              </w:rPr>
+              <w:t>https://github.com/1cFE/agentic-mbse</w:t>
+            </w:r>
+          </w:p>
+        </w:tc>
+      </w:tr>
+      <w:tr>
+        <w:tc>
+          <w:tcPr>
+            <w:tcW w:type="dxa" w:w="1700"/>
+            <w:shd w:fill="E8EEF5"/>
+            <w:vAlign w:val="top"/>
+            <w:tcMar>
+              <w:top w:w="80" w:type="dxa"/>
+              <w:start w:w="120" w:type="dxa"/>
+              <w:bottom w:w="80" w:type="dxa"/>
+              <w:end w:w="120" w:type="dxa"/>
+            </w:tcMar>
+          </w:tcPr>
+          <w:p>
+            <w:r>
+              <w:rPr>
+                <w:rFonts w:ascii="Microsoft YaHei" w:hAnsi="Microsoft YaHei" w:eastAsia="Microsoft YaHei"/>
+                <w:b/>
+                <w:color w:val="0B2545"/>
+                <w:sz w:val="18"/>
+              </w:rPr>
+              <w:t>核验来源</w:t>
+            </w:r>
+          </w:p>
+        </w:tc>
+        <w:tc>
+          <w:tcPr>
+            <w:tcW w:type="dxa" w:w="7660"/>
+            <w:vAlign w:val="top"/>
+            <w:tcMar>
+              <w:top w:w="80" w:type="dxa"/>
+              <w:start w:w="120" w:type="dxa"/>
+              <w:bottom w:w="80" w:type="dxa"/>
+              <w:end w:w="120" w:type="dxa"/>
+            </w:tcMar>
+          </w:tcPr>
+          <w:p>
+            <w:r>
+              <w:rPr>
+                <w:rFonts w:ascii="Microsoft YaHei" w:hAnsi="Microsoft YaHei" w:eastAsia="Microsoft YaHei"/>
+                <w:color w:val="0B2545"/>
+                <w:sz w:val="18"/>
+              </w:rPr>
+              <w:t>https://github.com/1cFE/agentic-mbse</w:t>
+            </w:r>
+          </w:p>
+        </w:tc>
+      </w:tr>
+    </w:tbl>
+    <w:p>
+      <w:pPr>
+        <w:pStyle w:val="Heading2"/>
+        <w:pageBreakBefore/>
+      </w:pPr>
+      <w:r>
+        <w:t>3.8 cameo-mcp-bridge</w:t>
       </w:r>
     </w:p>
     <w:p>
@@ -3473,7 +3846,7 @@
         <w:pageBreakBefore/>
       </w:pPr>
       <w:r>
-        <w:t>3.8 drawio-skill</w:t>
+        <w:t>3.9 drawio-skill</w:t>
       </w:r>
     </w:p>
     <w:p>
@@ -3846,7 +4219,7 @@
         <w:pageBreakBefore/>
       </w:pPr>
       <w:r>
-        <w:t>3.9 epistemic-adequacy-probe</w:t>
+        <w:t>3.10 epistemic-adequacy-probe</w:t>
       </w:r>
     </w:p>
     <w:p>
@@ -4219,7 +4592,7 @@
         <w:pageBreakBefore/>
       </w:pPr>
       <w:r>
-        <w:t>3.10 FocusTick</w:t>
+        <w:t>3.11 FocusTick</w:t>
       </w:r>
     </w:p>
     <w:p>
@@ -4592,7 +4965,7 @@
         <w:pageBreakBefore/>
       </w:pPr>
       <w:r>
-        <w:t>3.11 Formal Specification Claude Plugin</w:t>
+        <w:t>3.12 Formal Specification Claude Plugin</w:t>
       </w:r>
     </w:p>
     <w:p>
@@ -4965,7 +5338,7 @@
         <w:pageBreakBefore/>
       </w:pPr>
       <w:r>
-        <w:t>3.12 HL7-HSRA_E2-SFM2SysMLv2-Agent</w:t>
+        <w:t>3.13 HL7-HSRA_E2-SFM2SysMLv2-Agent</w:t>
       </w:r>
     </w:p>
     <w:p>
@@ -5338,7 +5711,7 @@
         <w:pageBreakBefore/>
       </w:pPr>
       <w:r>
-        <w:t>3.13 INSPECTA-Spec-Code-Proof-Copilot</w:t>
+        <w:t>3.14 INSPECTA-Spec-Code-Proof-Copilot</w:t>
       </w:r>
     </w:p>
     <w:p>
@@ -5711,7 +6084,7 @@
         <w:pageBreakBefore/>
       </w:pPr>
       <w:r>
-        <w:t>3.14 jgs-magic-sysmlv1-mcp</w:t>
+        <w:t>3.15 jgs-magic-sysmlv1-mcp</w:t>
       </w:r>
     </w:p>
     <w:p>
@@ -6084,7 +6457,7 @@
         <w:pageBreakBefore/>
       </w:pPr>
       <w:r>
-        <w:t>3.15 jgs-magic-sysmlv1-pro</w:t>
+        <w:t>3.16 jgs-magic-sysmlv1-pro</w:t>
       </w:r>
     </w:p>
     <w:p>
@@ -6457,7 +6830,7 @@
         <w:pageBreakBefore/>
       </w:pPr>
       <w:r>
-        <w:t>3.16 jgs-magic-sysmlv1-read-skills</w:t>
+        <w:t>3.17 jgs-magic-sysmlv1-read-skills</w:t>
       </w:r>
     </w:p>
     <w:p>
@@ -6830,7 +7203,7 @@
         <w:pageBreakBefore/>
       </w:pPr>
       <w:r>
-        <w:t>3.17 jgs-sysmlv2-api-mcp</w:t>
+        <w:t>3.18 jgs-sysmlv2-api-mcp</w:t>
       </w:r>
     </w:p>
     <w:p>
@@ -7203,7 +7576,7 @@
         <w:pageBreakBefore/>
       </w:pPr>
       <w:r>
-        <w:t>3.18 jgsystemsconsulting</w:t>
+        <w:t>3.19 jgsystemsconsulting</w:t>
       </w:r>
     </w:p>
     <w:p>
@@ -7576,7 +7949,7 @@
         <w:pageBreakBefore/>
       </w:pPr>
       <w:r>
-        <w:t>3.19 jgsystemsconsulting-website</w:t>
+        <w:t>3.20 jgsystemsconsulting-website</w:t>
       </w:r>
     </w:p>
     <w:p>
@@ -7949,7 +8322,7 @@
         <w:pageBreakBefore/>
       </w:pPr>
       <w:r>
-        <w:t>3.20 keel</w:t>
+        <w:t>3.21 keel</w:t>
       </w:r>
     </w:p>
     <w:p>
@@ -8322,7 +8695,7 @@
         <w:pageBreakBefore/>
       </w:pPr>
       <w:r>
-        <w:t>3.21 mappy_mini</w:t>
+        <w:t>3.22 mappy_mini</w:t>
       </w:r>
     </w:p>
     <w:p>
@@ -8695,7 +9068,7 @@
         <w:pageBreakBefore/>
       </w:pPr>
       <w:r>
-        <w:t>3.22 mbse-local-ai-demo</w:t>
+        <w:t>3.23 mbse-local-ai-demo</w:t>
       </w:r>
     </w:p>
     <w:p>
@@ -9068,7 +9441,7 @@
         <w:pageBreakBefore/>
       </w:pPr>
       <w:r>
-        <w:t>3.23 mbse-workflow</w:t>
+        <w:t>3.24 mbse-workflow</w:t>
       </w:r>
     </w:p>
     <w:p>
@@ -9441,7 +9814,7 @@
         <w:pageBreakBefore/>
       </w:pPr>
       <w:r>
-        <w:t>3.24 mbseagent2</w:t>
+        <w:t>3.25 mbseagent2</w:t>
       </w:r>
     </w:p>
     <w:p>
@@ -9803,379 +10176,6 @@
                 <w:sz w:val="18"/>
               </w:rPr>
               <w:t>https://github.com/denis71/mbseagent2</w:t>
-            </w:r>
-          </w:p>
-        </w:tc>
-      </w:tr>
-    </w:tbl>
-    <w:p>
-      <w:pPr>
-        <w:pStyle w:val="Heading2"/>
-        <w:pageBreakBefore/>
-      </w:pPr>
-      <w:r>
-        <w:t>3.25 mcp-syson</w:t>
-      </w:r>
-    </w:p>
-    <w:p>
-      <w:pPr>
-        <w:spacing w:after="160"/>
-      </w:pPr>
-      <w:r>
-        <w:rPr>
-          <w:rFonts w:ascii="Microsoft YaHei" w:hAnsi="Microsoft YaHei" w:eastAsia="Microsoft YaHei"/>
-          <w:b/>
-          <w:color w:val="007079"/>
-          <w:sz w:val="18"/>
-        </w:rPr>
-        <w:t>MCP Server · SysML v2 · 待验证 · 开源</w:t>
-      </w:r>
-    </w:p>
-    <w:tbl>
-      <w:tblPr>
-        <w:tblStyle w:val="TableGrid"/>
-        <w:tblW w:type="dxa" w:w="9360"/>
-        <w:jc w:val="left"/>
-        <w:tblLayout w:type="fixed"/>
-        <w:tblLook w:firstColumn="1" w:firstRow="1" w:lastColumn="0" w:lastRow="0" w:noHBand="0" w:noVBand="1" w:val="04A0"/>
-        <w:tblInd w:w="120" w:type="dxa"/>
-      </w:tblPr>
-      <w:tblGrid>
-        <w:gridCol w:w="1700"/>
-        <w:gridCol w:w="7660"/>
-      </w:tblGrid>
-      <w:tr>
-        <w:tc>
-          <w:tcPr>
-            <w:tcW w:type="dxa" w:w="1700"/>
-            <w:shd w:fill="E8EEF5"/>
-            <w:vAlign w:val="top"/>
-            <w:tcMar>
-              <w:top w:w="80" w:type="dxa"/>
-              <w:start w:w="120" w:type="dxa"/>
-              <w:bottom w:w="80" w:type="dxa"/>
-              <w:end w:w="120" w:type="dxa"/>
-            </w:tcMar>
-          </w:tcPr>
-          <w:p>
-            <w:r>
-              <w:rPr>
-                <w:rFonts w:ascii="Microsoft YaHei" w:hAnsi="Microsoft YaHei" w:eastAsia="Microsoft YaHei"/>
-                <w:b/>
-                <w:color w:val="0B2545"/>
-                <w:sz w:val="18"/>
-              </w:rPr>
-              <w:t>功能说明</w:t>
-            </w:r>
-          </w:p>
-        </w:tc>
-        <w:tc>
-          <w:tcPr>
-            <w:tcW w:type="dxa" w:w="7660"/>
-            <w:vAlign w:val="top"/>
-            <w:tcMar>
-              <w:top w:w="80" w:type="dxa"/>
-              <w:start w:w="120" w:type="dxa"/>
-              <w:bottom w:w="80" w:type="dxa"/>
-              <w:end w:w="120" w:type="dxa"/>
-            </w:tcMar>
-          </w:tcPr>
-          <w:p>
-            <w:r>
-              <w:rPr>
-                <w:rFonts w:ascii="Microsoft YaHei" w:hAnsi="Microsoft YaHei" w:eastAsia="Microsoft YaHei"/>
-                <w:color w:val="0B2545"/>
-                <w:sz w:val="18"/>
-              </w:rPr>
-              <w:t>公开描述：MCP server for SysON — SysML v2 MBSE modelling, AQL queries and requirements tracing for AI agents. 29 tools, 4 interactive UI viewers, docker-compose included。该功能说明由规则提取，需在下一次人工复核时确认。</w:t>
-            </w:r>
-          </w:p>
-        </w:tc>
-      </w:tr>
-      <w:tr>
-        <w:tc>
-          <w:tcPr>
-            <w:tcW w:type="dxa" w:w="1700"/>
-            <w:shd w:fill="E8EEF5"/>
-            <w:vAlign w:val="top"/>
-            <w:tcMar>
-              <w:top w:w="80" w:type="dxa"/>
-              <w:start w:w="120" w:type="dxa"/>
-              <w:bottom w:w="80" w:type="dxa"/>
-              <w:end w:w="120" w:type="dxa"/>
-            </w:tcMar>
-          </w:tcPr>
-          <w:p>
-            <w:r>
-              <w:rPr>
-                <w:rFonts w:ascii="Microsoft YaHei" w:hAnsi="Microsoft YaHei" w:eastAsia="Microsoft YaHei"/>
-                <w:b/>
-                <w:color w:val="0B2545"/>
-                <w:sz w:val="18"/>
-              </w:rPr>
-              <w:t>适用场景</w:t>
-            </w:r>
-          </w:p>
-        </w:tc>
-        <w:tc>
-          <w:tcPr>
-            <w:tcW w:type="dxa" w:w="7660"/>
-            <w:vAlign w:val="top"/>
-            <w:tcMar>
-              <w:top w:w="80" w:type="dxa"/>
-              <w:start w:w="120" w:type="dxa"/>
-              <w:bottom w:w="80" w:type="dxa"/>
-              <w:end w:w="120" w:type="dxa"/>
-            </w:tcMar>
-          </w:tcPr>
-          <w:p>
-            <w:r>
-              <w:rPr>
-                <w:rFonts w:ascii="Microsoft YaHei" w:hAnsi="Microsoft YaHei" w:eastAsia="Microsoft YaHei"/>
-                <w:color w:val="0B2545"/>
-                <w:sz w:val="18"/>
-              </w:rPr>
-              <w:t>需求建模</w:t>
-            </w:r>
-          </w:p>
-        </w:tc>
-      </w:tr>
-      <w:tr>
-        <w:tc>
-          <w:tcPr>
-            <w:tcW w:type="dxa" w:w="1700"/>
-            <w:shd w:fill="E8EEF5"/>
-            <w:vAlign w:val="top"/>
-            <w:tcMar>
-              <w:top w:w="80" w:type="dxa"/>
-              <w:start w:w="120" w:type="dxa"/>
-              <w:bottom w:w="80" w:type="dxa"/>
-              <w:end w:w="120" w:type="dxa"/>
-            </w:tcMar>
-          </w:tcPr>
-          <w:p>
-            <w:r>
-              <w:rPr>
-                <w:rFonts w:ascii="Microsoft YaHei" w:hAnsi="Microsoft YaHei" w:eastAsia="Microsoft YaHei"/>
-                <w:b/>
-                <w:color w:val="0B2545"/>
-                <w:sz w:val="18"/>
-              </w:rPr>
-              <w:t>核心能力</w:t>
-            </w:r>
-          </w:p>
-        </w:tc>
-        <w:tc>
-          <w:tcPr>
-            <w:tcW w:type="dxa" w:w="7660"/>
-            <w:vAlign w:val="top"/>
-            <w:tcMar>
-              <w:top w:w="80" w:type="dxa"/>
-              <w:start w:w="120" w:type="dxa"/>
-              <w:bottom w:w="80" w:type="dxa"/>
-              <w:end w:w="120" w:type="dxa"/>
-            </w:tcMar>
-          </w:tcPr>
-          <w:p>
-            <w:r>
-              <w:rPr>
-                <w:rFonts w:ascii="Microsoft YaHei" w:hAnsi="Microsoft YaHei" w:eastAsia="Microsoft YaHei"/>
-                <w:color w:val="0B2545"/>
-                <w:sz w:val="18"/>
-              </w:rPr>
-              <w:t>待进一步分析</w:t>
-            </w:r>
-          </w:p>
-        </w:tc>
-      </w:tr>
-      <w:tr>
-        <w:tc>
-          <w:tcPr>
-            <w:tcW w:type="dxa" w:w="1700"/>
-            <w:shd w:fill="E8EEF5"/>
-            <w:vAlign w:val="top"/>
-            <w:tcMar>
-              <w:top w:w="80" w:type="dxa"/>
-              <w:start w:w="120" w:type="dxa"/>
-              <w:bottom w:w="80" w:type="dxa"/>
-              <w:end w:w="120" w:type="dxa"/>
-            </w:tcMar>
-          </w:tcPr>
-          <w:p>
-            <w:r>
-              <w:rPr>
-                <w:rFonts w:ascii="Microsoft YaHei" w:hAnsi="Microsoft YaHei" w:eastAsia="Microsoft YaHei"/>
-                <w:b/>
-                <w:color w:val="0B2545"/>
-                <w:sz w:val="18"/>
-              </w:rPr>
-              <w:t>支持平台</w:t>
-            </w:r>
-          </w:p>
-        </w:tc>
-        <w:tc>
-          <w:tcPr>
-            <w:tcW w:type="dxa" w:w="7660"/>
-            <w:vAlign w:val="top"/>
-            <w:tcMar>
-              <w:top w:w="80" w:type="dxa"/>
-              <w:start w:w="120" w:type="dxa"/>
-              <w:bottom w:w="80" w:type="dxa"/>
-              <w:end w:w="120" w:type="dxa"/>
-            </w:tcMar>
-          </w:tcPr>
-          <w:p>
-            <w:r>
-              <w:rPr>
-                <w:rFonts w:ascii="Microsoft YaHei" w:hAnsi="Microsoft YaHei" w:eastAsia="Microsoft YaHei"/>
-                <w:color w:val="0B2545"/>
-                <w:sz w:val="18"/>
-              </w:rPr>
-              <w:t>MCP</w:t>
-            </w:r>
-          </w:p>
-        </w:tc>
-      </w:tr>
-      <w:tr>
-        <w:tc>
-          <w:tcPr>
-            <w:tcW w:type="dxa" w:w="1700"/>
-            <w:shd w:fill="E8EEF5"/>
-            <w:vAlign w:val="top"/>
-            <w:tcMar>
-              <w:top w:w="80" w:type="dxa"/>
-              <w:start w:w="120" w:type="dxa"/>
-              <w:bottom w:w="80" w:type="dxa"/>
-              <w:end w:w="120" w:type="dxa"/>
-            </w:tcMar>
-          </w:tcPr>
-          <w:p>
-            <w:r>
-              <w:rPr>
-                <w:rFonts w:ascii="Microsoft YaHei" w:hAnsi="Microsoft YaHei" w:eastAsia="Microsoft YaHei"/>
-                <w:b/>
-                <w:color w:val="0B2545"/>
-                <w:sz w:val="18"/>
-              </w:rPr>
-              <w:t>隐私与离线</w:t>
-            </w:r>
-          </w:p>
-        </w:tc>
-        <w:tc>
-          <w:tcPr>
-            <w:tcW w:type="dxa" w:w="7660"/>
-            <w:vAlign w:val="top"/>
-            <w:tcMar>
-              <w:top w:w="80" w:type="dxa"/>
-              <w:start w:w="120" w:type="dxa"/>
-              <w:bottom w:w="80" w:type="dxa"/>
-              <w:end w:w="120" w:type="dxa"/>
-            </w:tcMar>
-          </w:tcPr>
-          <w:p>
-            <w:r>
-              <w:rPr>
-                <w:rFonts w:ascii="Microsoft YaHei" w:hAnsi="Microsoft YaHei" w:eastAsia="Microsoft YaHei"/>
-                <w:color w:val="0B2545"/>
-                <w:sz w:val="18"/>
-              </w:rPr>
-              <w:t>自动发现项目，数据隐私与离线能力尚待核验。（离线能力：unknown）</w:t>
-            </w:r>
-          </w:p>
-        </w:tc>
-      </w:tr>
-      <w:tr>
-        <w:tc>
-          <w:tcPr>
-            <w:tcW w:type="dxa" w:w="1700"/>
-            <w:shd w:fill="E8EEF5"/>
-            <w:vAlign w:val="top"/>
-            <w:tcMar>
-              <w:top w:w="80" w:type="dxa"/>
-              <w:start w:w="120" w:type="dxa"/>
-              <w:bottom w:w="80" w:type="dxa"/>
-              <w:end w:w="120" w:type="dxa"/>
-            </w:tcMar>
-          </w:tcPr>
-          <w:p>
-            <w:r>
-              <w:rPr>
-                <w:rFonts w:ascii="Microsoft YaHei" w:hAnsi="Microsoft YaHei" w:eastAsia="Microsoft YaHei"/>
-                <w:b/>
-                <w:color w:val="0B2545"/>
-                <w:sz w:val="18"/>
-              </w:rPr>
-              <w:t>项目地址</w:t>
-            </w:r>
-          </w:p>
-        </w:tc>
-        <w:tc>
-          <w:tcPr>
-            <w:tcW w:type="dxa" w:w="7660"/>
-            <w:vAlign w:val="top"/>
-            <w:tcMar>
-              <w:top w:w="80" w:type="dxa"/>
-              <w:start w:w="120" w:type="dxa"/>
-              <w:bottom w:w="80" w:type="dxa"/>
-              <w:end w:w="120" w:type="dxa"/>
-            </w:tcMar>
-          </w:tcPr>
-          <w:p>
-            <w:r>
-              <w:rPr>
-                <w:rFonts w:ascii="Microsoft YaHei" w:hAnsi="Microsoft YaHei" w:eastAsia="Microsoft YaHei"/>
-                <w:color w:val="0B2545"/>
-                <w:sz w:val="18"/>
-              </w:rPr>
-              <w:t>https://github.com/Casys-AI/mcp-syson</w:t>
-            </w:r>
-          </w:p>
-        </w:tc>
-      </w:tr>
-      <w:tr>
-        <w:tc>
-          <w:tcPr>
-            <w:tcW w:type="dxa" w:w="1700"/>
-            <w:shd w:fill="E8EEF5"/>
-            <w:vAlign w:val="top"/>
-            <w:tcMar>
-              <w:top w:w="80" w:type="dxa"/>
-              <w:start w:w="120" w:type="dxa"/>
-              <w:bottom w:w="80" w:type="dxa"/>
-              <w:end w:w="120" w:type="dxa"/>
-            </w:tcMar>
-          </w:tcPr>
-          <w:p>
-            <w:r>
-              <w:rPr>
-                <w:rFonts w:ascii="Microsoft YaHei" w:hAnsi="Microsoft YaHei" w:eastAsia="Microsoft YaHei"/>
-                <w:b/>
-                <w:color w:val="0B2545"/>
-                <w:sz w:val="18"/>
-              </w:rPr>
-              <w:t>核验来源</w:t>
-            </w:r>
-          </w:p>
-        </w:tc>
-        <w:tc>
-          <w:tcPr>
-            <w:tcW w:type="dxa" w:w="7660"/>
-            <w:vAlign w:val="top"/>
-            <w:tcMar>
-              <w:top w:w="80" w:type="dxa"/>
-              <w:start w:w="120" w:type="dxa"/>
-              <w:bottom w:w="80" w:type="dxa"/>
-              <w:end w:w="120" w:type="dxa"/>
-            </w:tcMar>
-          </w:tcPr>
-          <w:p>
-            <w:r>
-              <w:rPr>
-                <w:rFonts w:ascii="Microsoft YaHei" w:hAnsi="Microsoft YaHei" w:eastAsia="Microsoft YaHei"/>
-                <w:color w:val="0B2545"/>
-                <w:sz w:val="18"/>
-              </w:rPr>
-              <w:t>https://github.com/Casys-AI/mcp-syson</w:t>
             </w:r>
           </w:p>
         </w:tc>
@@ -10260,7 +10260,7 @@
                 <w:color w:val="0B2545"/>
                 <w:sz w:val="18"/>
               </w:rPr>
-              <w:t>公开描述：MCP server for SysON — SysML v2 MBSE modelling, AQL queries, requirements tracing, and interactive MCP App viewers for AI agents.。该功能说明由规则提取，需在下一次人工复核时确认。</w:t>
+              <w:t>公开描述：MCP server for SysON — SysML v2 MBSE modelling, AQL queries and requirements tracing for AI agents. 29 tools, 4 interactive UI viewers, docker-compose included。该功能说明由规则提取，需在下一次人工复核时确认。</w:t>
             </w:r>
           </w:p>
         </w:tc>
@@ -10500,7 +10500,7 @@
                 <w:color w:val="0B2545"/>
                 <w:sz w:val="18"/>
               </w:rPr>
-              <w:t>https://github.com/superWorldSavior/mcp-syson</w:t>
+              <w:t>https://github.com/Casys-AI/mcp-syson</w:t>
             </w:r>
           </w:p>
         </w:tc>
@@ -10548,7 +10548,7 @@
                 <w:color w:val="0B2545"/>
                 <w:sz w:val="18"/>
               </w:rPr>
-              <w:t>https://github.com/superWorldSavior/mcp-syson</w:t>
+              <w:t>https://github.com/Casys-AI/mcp-syson</w:t>
             </w:r>
           </w:p>
         </w:tc>
@@ -10560,7 +10560,380 @@
         <w:pageBreakBefore/>
       </w:pPr>
       <w:r>
-        <w:t>3.27 memnet-lite</w:t>
+        <w:t>3.27 mcp-syson</w:t>
+      </w:r>
+    </w:p>
+    <w:p>
+      <w:pPr>
+        <w:spacing w:after="160"/>
+      </w:pPr>
+      <w:r>
+        <w:rPr>
+          <w:rFonts w:ascii="Microsoft YaHei" w:hAnsi="Microsoft YaHei" w:eastAsia="Microsoft YaHei"/>
+          <w:b/>
+          <w:color w:val="007079"/>
+          <w:sz w:val="18"/>
+        </w:rPr>
+        <w:t>MCP Server · SysML v2 · 待验证 · 开源</w:t>
+      </w:r>
+    </w:p>
+    <w:tbl>
+      <w:tblPr>
+        <w:tblStyle w:val="TableGrid"/>
+        <w:tblW w:type="dxa" w:w="9360"/>
+        <w:jc w:val="left"/>
+        <w:tblLayout w:type="fixed"/>
+        <w:tblLook w:firstColumn="1" w:firstRow="1" w:lastColumn="0" w:lastRow="0" w:noHBand="0" w:noVBand="1" w:val="04A0"/>
+        <w:tblInd w:w="120" w:type="dxa"/>
+      </w:tblPr>
+      <w:tblGrid>
+        <w:gridCol w:w="1700"/>
+        <w:gridCol w:w="7660"/>
+      </w:tblGrid>
+      <w:tr>
+        <w:tc>
+          <w:tcPr>
+            <w:tcW w:type="dxa" w:w="1700"/>
+            <w:shd w:fill="E8EEF5"/>
+            <w:vAlign w:val="top"/>
+            <w:tcMar>
+              <w:top w:w="80" w:type="dxa"/>
+              <w:start w:w="120" w:type="dxa"/>
+              <w:bottom w:w="80" w:type="dxa"/>
+              <w:end w:w="120" w:type="dxa"/>
+            </w:tcMar>
+          </w:tcPr>
+          <w:p>
+            <w:r>
+              <w:rPr>
+                <w:rFonts w:ascii="Microsoft YaHei" w:hAnsi="Microsoft YaHei" w:eastAsia="Microsoft YaHei"/>
+                <w:b/>
+                <w:color w:val="0B2545"/>
+                <w:sz w:val="18"/>
+              </w:rPr>
+              <w:t>功能说明</w:t>
+            </w:r>
+          </w:p>
+        </w:tc>
+        <w:tc>
+          <w:tcPr>
+            <w:tcW w:type="dxa" w:w="7660"/>
+            <w:vAlign w:val="top"/>
+            <w:tcMar>
+              <w:top w:w="80" w:type="dxa"/>
+              <w:start w:w="120" w:type="dxa"/>
+              <w:bottom w:w="80" w:type="dxa"/>
+              <w:end w:w="120" w:type="dxa"/>
+            </w:tcMar>
+          </w:tcPr>
+          <w:p>
+            <w:r>
+              <w:rPr>
+                <w:rFonts w:ascii="Microsoft YaHei" w:hAnsi="Microsoft YaHei" w:eastAsia="Microsoft YaHei"/>
+                <w:color w:val="0B2545"/>
+                <w:sz w:val="18"/>
+              </w:rPr>
+              <w:t>公开描述：MCP server for SysON — SysML v2 MBSE modelling, AQL queries, requirements tracing, and interactive MCP App viewers for AI agents.。该功能说明由规则提取，需在下一次人工复核时确认。</w:t>
+            </w:r>
+          </w:p>
+        </w:tc>
+      </w:tr>
+      <w:tr>
+        <w:tc>
+          <w:tcPr>
+            <w:tcW w:type="dxa" w:w="1700"/>
+            <w:shd w:fill="E8EEF5"/>
+            <w:vAlign w:val="top"/>
+            <w:tcMar>
+              <w:top w:w="80" w:type="dxa"/>
+              <w:start w:w="120" w:type="dxa"/>
+              <w:bottom w:w="80" w:type="dxa"/>
+              <w:end w:w="120" w:type="dxa"/>
+            </w:tcMar>
+          </w:tcPr>
+          <w:p>
+            <w:r>
+              <w:rPr>
+                <w:rFonts w:ascii="Microsoft YaHei" w:hAnsi="Microsoft YaHei" w:eastAsia="Microsoft YaHei"/>
+                <w:b/>
+                <w:color w:val="0B2545"/>
+                <w:sz w:val="18"/>
+              </w:rPr>
+              <w:t>适用场景</w:t>
+            </w:r>
+          </w:p>
+        </w:tc>
+        <w:tc>
+          <w:tcPr>
+            <w:tcW w:type="dxa" w:w="7660"/>
+            <w:vAlign w:val="top"/>
+            <w:tcMar>
+              <w:top w:w="80" w:type="dxa"/>
+              <w:start w:w="120" w:type="dxa"/>
+              <w:bottom w:w="80" w:type="dxa"/>
+              <w:end w:w="120" w:type="dxa"/>
+            </w:tcMar>
+          </w:tcPr>
+          <w:p>
+            <w:r>
+              <w:rPr>
+                <w:rFonts w:ascii="Microsoft YaHei" w:hAnsi="Microsoft YaHei" w:eastAsia="Microsoft YaHei"/>
+                <w:color w:val="0B2545"/>
+                <w:sz w:val="18"/>
+              </w:rPr>
+              <w:t>需求建模</w:t>
+            </w:r>
+          </w:p>
+        </w:tc>
+      </w:tr>
+      <w:tr>
+        <w:tc>
+          <w:tcPr>
+            <w:tcW w:type="dxa" w:w="1700"/>
+            <w:shd w:fill="E8EEF5"/>
+            <w:vAlign w:val="top"/>
+            <w:tcMar>
+              <w:top w:w="80" w:type="dxa"/>
+              <w:start w:w="120" w:type="dxa"/>
+              <w:bottom w:w="80" w:type="dxa"/>
+              <w:end w:w="120" w:type="dxa"/>
+            </w:tcMar>
+          </w:tcPr>
+          <w:p>
+            <w:r>
+              <w:rPr>
+                <w:rFonts w:ascii="Microsoft YaHei" w:hAnsi="Microsoft YaHei" w:eastAsia="Microsoft YaHei"/>
+                <w:b/>
+                <w:color w:val="0B2545"/>
+                <w:sz w:val="18"/>
+              </w:rPr>
+              <w:t>核心能力</w:t>
+            </w:r>
+          </w:p>
+        </w:tc>
+        <w:tc>
+          <w:tcPr>
+            <w:tcW w:type="dxa" w:w="7660"/>
+            <w:vAlign w:val="top"/>
+            <w:tcMar>
+              <w:top w:w="80" w:type="dxa"/>
+              <w:start w:w="120" w:type="dxa"/>
+              <w:bottom w:w="80" w:type="dxa"/>
+              <w:end w:w="120" w:type="dxa"/>
+            </w:tcMar>
+          </w:tcPr>
+          <w:p>
+            <w:r>
+              <w:rPr>
+                <w:rFonts w:ascii="Microsoft YaHei" w:hAnsi="Microsoft YaHei" w:eastAsia="Microsoft YaHei"/>
+                <w:color w:val="0B2545"/>
+                <w:sz w:val="18"/>
+              </w:rPr>
+              <w:t>待进一步分析</w:t>
+            </w:r>
+          </w:p>
+        </w:tc>
+      </w:tr>
+      <w:tr>
+        <w:tc>
+          <w:tcPr>
+            <w:tcW w:type="dxa" w:w="1700"/>
+            <w:shd w:fill="E8EEF5"/>
+            <w:vAlign w:val="top"/>
+            <w:tcMar>
+              <w:top w:w="80" w:type="dxa"/>
+              <w:start w:w="120" w:type="dxa"/>
+              <w:bottom w:w="80" w:type="dxa"/>
+              <w:end w:w="120" w:type="dxa"/>
+            </w:tcMar>
+          </w:tcPr>
+          <w:p>
+            <w:r>
+              <w:rPr>
+                <w:rFonts w:ascii="Microsoft YaHei" w:hAnsi="Microsoft YaHei" w:eastAsia="Microsoft YaHei"/>
+                <w:b/>
+                <w:color w:val="0B2545"/>
+                <w:sz w:val="18"/>
+              </w:rPr>
+              <w:t>支持平台</w:t>
+            </w:r>
+          </w:p>
+        </w:tc>
+        <w:tc>
+          <w:tcPr>
+            <w:tcW w:type="dxa" w:w="7660"/>
+            <w:vAlign w:val="top"/>
+            <w:tcMar>
+              <w:top w:w="80" w:type="dxa"/>
+              <w:start w:w="120" w:type="dxa"/>
+              <w:bottom w:w="80" w:type="dxa"/>
+              <w:end w:w="120" w:type="dxa"/>
+            </w:tcMar>
+          </w:tcPr>
+          <w:p>
+            <w:r>
+              <w:rPr>
+                <w:rFonts w:ascii="Microsoft YaHei" w:hAnsi="Microsoft YaHei" w:eastAsia="Microsoft YaHei"/>
+                <w:color w:val="0B2545"/>
+                <w:sz w:val="18"/>
+              </w:rPr>
+              <w:t>MCP</w:t>
+            </w:r>
+          </w:p>
+        </w:tc>
+      </w:tr>
+      <w:tr>
+        <w:tc>
+          <w:tcPr>
+            <w:tcW w:type="dxa" w:w="1700"/>
+            <w:shd w:fill="E8EEF5"/>
+            <w:vAlign w:val="top"/>
+            <w:tcMar>
+              <w:top w:w="80" w:type="dxa"/>
+              <w:start w:w="120" w:type="dxa"/>
+              <w:bottom w:w="80" w:type="dxa"/>
+              <w:end w:w="120" w:type="dxa"/>
+            </w:tcMar>
+          </w:tcPr>
+          <w:p>
+            <w:r>
+              <w:rPr>
+                <w:rFonts w:ascii="Microsoft YaHei" w:hAnsi="Microsoft YaHei" w:eastAsia="Microsoft YaHei"/>
+                <w:b/>
+                <w:color w:val="0B2545"/>
+                <w:sz w:val="18"/>
+              </w:rPr>
+              <w:t>隐私与离线</w:t>
+            </w:r>
+          </w:p>
+        </w:tc>
+        <w:tc>
+          <w:tcPr>
+            <w:tcW w:type="dxa" w:w="7660"/>
+            <w:vAlign w:val="top"/>
+            <w:tcMar>
+              <w:top w:w="80" w:type="dxa"/>
+              <w:start w:w="120" w:type="dxa"/>
+              <w:bottom w:w="80" w:type="dxa"/>
+              <w:end w:w="120" w:type="dxa"/>
+            </w:tcMar>
+          </w:tcPr>
+          <w:p>
+            <w:r>
+              <w:rPr>
+                <w:rFonts w:ascii="Microsoft YaHei" w:hAnsi="Microsoft YaHei" w:eastAsia="Microsoft YaHei"/>
+                <w:color w:val="0B2545"/>
+                <w:sz w:val="18"/>
+              </w:rPr>
+              <w:t>自动发现项目，数据隐私与离线能力尚待核验。（离线能力：unknown）</w:t>
+            </w:r>
+          </w:p>
+        </w:tc>
+      </w:tr>
+      <w:tr>
+        <w:tc>
+          <w:tcPr>
+            <w:tcW w:type="dxa" w:w="1700"/>
+            <w:shd w:fill="E8EEF5"/>
+            <w:vAlign w:val="top"/>
+            <w:tcMar>
+              <w:top w:w="80" w:type="dxa"/>
+              <w:start w:w="120" w:type="dxa"/>
+              <w:bottom w:w="80" w:type="dxa"/>
+              <w:end w:w="120" w:type="dxa"/>
+            </w:tcMar>
+          </w:tcPr>
+          <w:p>
+            <w:r>
+              <w:rPr>
+                <w:rFonts w:ascii="Microsoft YaHei" w:hAnsi="Microsoft YaHei" w:eastAsia="Microsoft YaHei"/>
+                <w:b/>
+                <w:color w:val="0B2545"/>
+                <w:sz w:val="18"/>
+              </w:rPr>
+              <w:t>项目地址</w:t>
+            </w:r>
+          </w:p>
+        </w:tc>
+        <w:tc>
+          <w:tcPr>
+            <w:tcW w:type="dxa" w:w="7660"/>
+            <w:vAlign w:val="top"/>
+            <w:tcMar>
+              <w:top w:w="80" w:type="dxa"/>
+              <w:start w:w="120" w:type="dxa"/>
+              <w:bottom w:w="80" w:type="dxa"/>
+              <w:end w:w="120" w:type="dxa"/>
+            </w:tcMar>
+          </w:tcPr>
+          <w:p>
+            <w:r>
+              <w:rPr>
+                <w:rFonts w:ascii="Microsoft YaHei" w:hAnsi="Microsoft YaHei" w:eastAsia="Microsoft YaHei"/>
+                <w:color w:val="0B2545"/>
+                <w:sz w:val="18"/>
+              </w:rPr>
+              <w:t>https://github.com/superWorldSavior/mcp-syson</w:t>
+            </w:r>
+          </w:p>
+        </w:tc>
+      </w:tr>
+      <w:tr>
+        <w:tc>
+          <w:tcPr>
+            <w:tcW w:type="dxa" w:w="1700"/>
+            <w:shd w:fill="E8EEF5"/>
+            <w:vAlign w:val="top"/>
+            <w:tcMar>
+              <w:top w:w="80" w:type="dxa"/>
+              <w:start w:w="120" w:type="dxa"/>
+              <w:bottom w:w="80" w:type="dxa"/>
+              <w:end w:w="120" w:type="dxa"/>
+            </w:tcMar>
+          </w:tcPr>
+          <w:p>
+            <w:r>
+              <w:rPr>
+                <w:rFonts w:ascii="Microsoft YaHei" w:hAnsi="Microsoft YaHei" w:eastAsia="Microsoft YaHei"/>
+                <w:b/>
+                <w:color w:val="0B2545"/>
+                <w:sz w:val="18"/>
+              </w:rPr>
+              <w:t>核验来源</w:t>
+            </w:r>
+          </w:p>
+        </w:tc>
+        <w:tc>
+          <w:tcPr>
+            <w:tcW w:type="dxa" w:w="7660"/>
+            <w:vAlign w:val="top"/>
+            <w:tcMar>
+              <w:top w:w="80" w:type="dxa"/>
+              <w:start w:w="120" w:type="dxa"/>
+              <w:bottom w:w="80" w:type="dxa"/>
+              <w:end w:w="120" w:type="dxa"/>
+            </w:tcMar>
+          </w:tcPr>
+          <w:p>
+            <w:r>
+              <w:rPr>
+                <w:rFonts w:ascii="Microsoft YaHei" w:hAnsi="Microsoft YaHei" w:eastAsia="Microsoft YaHei"/>
+                <w:color w:val="0B2545"/>
+                <w:sz w:val="18"/>
+              </w:rPr>
+              <w:t>https://github.com/superWorldSavior/mcp-syson</w:t>
+            </w:r>
+          </w:p>
+        </w:tc>
+      </w:tr>
+    </w:tbl>
+    <w:p>
+      <w:pPr>
+        <w:pStyle w:val="Heading2"/>
+        <w:pageBreakBefore/>
+      </w:pPr>
+      <w:r>
+        <w:t>3.28 memnet-lite</w:t>
       </w:r>
     </w:p>
     <w:p>
@@ -10933,7 +11306,7 @@
         <w:pageBreakBefore/>
       </w:pPr>
       <w:r>
-        <w:t>3.28 modelwrite</w:t>
+        <w:t>3.29 modelwrite</w:t>
       </w:r>
     </w:p>
     <w:p>
@@ -11306,7 +11679,7 @@
         <w:pageBreakBefore/>
       </w:pPr>
       <w:r>
-        <w:t>3.29 mora-pochettino</w:t>
+        <w:t>3.30 mora-pochettino</w:t>
       </w:r>
     </w:p>
     <w:p>
@@ -11679,7 +12052,7 @@
         <w:pageBreakBefore/>
       </w:pPr>
       <w:r>
-        <w:t>3.30 mycelium-hypha</w:t>
+        <w:t>3.31 mycelium-hypha</w:t>
       </w:r>
     </w:p>
     <w:p>
@@ -12052,7 +12425,7 @@
         <w:pageBreakBefore/>
       </w:pPr>
       <w:r>
-        <w:t>3.31 se-buddy-agent</w:t>
+        <w:t>3.32 se-buddy-agent</w:t>
       </w:r>
     </w:p>
     <w:p>
@@ -12425,7 +12798,7 @@
         <w:pageBreakBefore/>
       </w:pPr>
       <w:r>
-        <w:t>3.32 sidkolapalli</w:t>
+        <w:t>3.33 sidkolapalli</w:t>
       </w:r>
     </w:p>
     <w:p>
@@ -12798,7 +13171,7 @@
         <w:pageBreakBefore/>
       </w:pPr>
       <w:r>
-        <w:t>3.33 syscribe</w:t>
+        <w:t>3.34 syscribe</w:t>
       </w:r>
     </w:p>
     <w:p>
@@ -13171,7 +13544,7 @@
         <w:pageBreakBefore/>
       </w:pPr>
       <w:r>
-        <w:t>3.34 SysML v2 MCP Server by Raghunath Torase</w:t>
+        <w:t>3.35 SysML v2 MCP Server by Raghunath Torase</w:t>
       </w:r>
     </w:p>
     <w:p>
@@ -13544,7 +13917,7 @@
         <w:pageBreakBefore/>
       </w:pPr>
       <w:r>
-        <w:t>3.35 sysml-ai-hub</w:t>
+        <w:t>3.36 sysml-ai-hub</w:t>
       </w:r>
     </w:p>
     <w:p>
@@ -13917,7 +14290,7 @@
         <w:pageBreakBefore/>
       </w:pPr>
       <w:r>
-        <w:t>3.36 sysml-rs</w:t>
+        <w:t>3.37 sysml-rs</w:t>
       </w:r>
     </w:p>
     <w:p>
@@ -14279,379 +14652,6 @@
                 <w:sz w:val="18"/>
               </w:rPr>
               <w:t>https://github.com/RickyMillar/sysml-rs</w:t>
-            </w:r>
-          </w:p>
-        </w:tc>
-      </w:tr>
-    </w:tbl>
-    <w:p>
-      <w:pPr>
-        <w:pStyle w:val="Heading2"/>
-        <w:pageBreakBefore/>
-      </w:pPr>
-      <w:r>
-        <w:t>3.37 sysml-v2-lsp</w:t>
-      </w:r>
-    </w:p>
-    <w:p>
-      <w:pPr>
-        <w:spacing w:after="160"/>
-      </w:pPr>
-      <w:r>
-        <w:rPr>
-          <w:rFonts w:ascii="Microsoft YaHei" w:hAnsi="Microsoft YaHei" w:eastAsia="Microsoft YaHei"/>
-          <w:b/>
-          <w:color w:val="007079"/>
-          <w:sz w:val="18"/>
-        </w:rPr>
-        <w:t>MCP Server · SysML v2 · 待验证 · 开源</w:t>
-      </w:r>
-    </w:p>
-    <w:tbl>
-      <w:tblPr>
-        <w:tblStyle w:val="TableGrid"/>
-        <w:tblW w:type="dxa" w:w="9360"/>
-        <w:jc w:val="left"/>
-        <w:tblLayout w:type="fixed"/>
-        <w:tblLook w:firstColumn="1" w:firstRow="1" w:lastColumn="0" w:lastRow="0" w:noHBand="0" w:noVBand="1" w:val="04A0"/>
-        <w:tblInd w:w="120" w:type="dxa"/>
-      </w:tblPr>
-      <w:tblGrid>
-        <w:gridCol w:w="1700"/>
-        <w:gridCol w:w="7660"/>
-      </w:tblGrid>
-      <w:tr>
-        <w:tc>
-          <w:tcPr>
-            <w:tcW w:type="dxa" w:w="1700"/>
-            <w:shd w:fill="E8EEF5"/>
-            <w:vAlign w:val="top"/>
-            <w:tcMar>
-              <w:top w:w="80" w:type="dxa"/>
-              <w:start w:w="120" w:type="dxa"/>
-              <w:bottom w:w="80" w:type="dxa"/>
-              <w:end w:w="120" w:type="dxa"/>
-            </w:tcMar>
-          </w:tcPr>
-          <w:p>
-            <w:r>
-              <w:rPr>
-                <w:rFonts w:ascii="Microsoft YaHei" w:hAnsi="Microsoft YaHei" w:eastAsia="Microsoft YaHei"/>
-                <w:b/>
-                <w:color w:val="0B2545"/>
-                <w:sz w:val="18"/>
-              </w:rPr>
-              <w:t>功能说明</w:t>
-            </w:r>
-          </w:p>
-        </w:tc>
-        <w:tc>
-          <w:tcPr>
-            <w:tcW w:type="dxa" w:w="7660"/>
-            <w:vAlign w:val="top"/>
-            <w:tcMar>
-              <w:top w:w="80" w:type="dxa"/>
-              <w:start w:w="120" w:type="dxa"/>
-              <w:bottom w:w="80" w:type="dxa"/>
-              <w:end w:w="120" w:type="dxa"/>
-            </w:tcMar>
-          </w:tcPr>
-          <w:p>
-            <w:r>
-              <w:rPr>
-                <w:rFonts w:ascii="Microsoft YaHei" w:hAnsi="Microsoft YaHei" w:eastAsia="Microsoft YaHei"/>
-                <w:color w:val="0B2545"/>
-                <w:sz w:val="18"/>
-              </w:rPr>
-              <w:t>公开描述：SysML v2 LSP/MCP server (forked from daltskin/sysml-v2-lsp)。该功能说明由规则提取，需在下一次人工复核时确认。</w:t>
-            </w:r>
-          </w:p>
-        </w:tc>
-      </w:tr>
-      <w:tr>
-        <w:tc>
-          <w:tcPr>
-            <w:tcW w:type="dxa" w:w="1700"/>
-            <w:shd w:fill="E8EEF5"/>
-            <w:vAlign w:val="top"/>
-            <w:tcMar>
-              <w:top w:w="80" w:type="dxa"/>
-              <w:start w:w="120" w:type="dxa"/>
-              <w:bottom w:w="80" w:type="dxa"/>
-              <w:end w:w="120" w:type="dxa"/>
-            </w:tcMar>
-          </w:tcPr>
-          <w:p>
-            <w:r>
-              <w:rPr>
-                <w:rFonts w:ascii="Microsoft YaHei" w:hAnsi="Microsoft YaHei" w:eastAsia="Microsoft YaHei"/>
-                <w:b/>
-                <w:color w:val="0B2545"/>
-                <w:sz w:val="18"/>
-              </w:rPr>
-              <w:t>适用场景</w:t>
-            </w:r>
-          </w:p>
-        </w:tc>
-        <w:tc>
-          <w:tcPr>
-            <w:tcW w:type="dxa" w:w="7660"/>
-            <w:vAlign w:val="top"/>
-            <w:tcMar>
-              <w:top w:w="80" w:type="dxa"/>
-              <w:start w:w="120" w:type="dxa"/>
-              <w:bottom w:w="80" w:type="dxa"/>
-              <w:end w:w="120" w:type="dxa"/>
-            </w:tcMar>
-          </w:tcPr>
-          <w:p>
-            <w:r>
-              <w:rPr>
-                <w:rFonts w:ascii="Microsoft YaHei" w:hAnsi="Microsoft YaHei" w:eastAsia="Microsoft YaHei"/>
-                <w:color w:val="0B2545"/>
-                <w:sz w:val="18"/>
-              </w:rPr>
-              <w:t>模型理解、模型审查</w:t>
-            </w:r>
-          </w:p>
-        </w:tc>
-      </w:tr>
-      <w:tr>
-        <w:tc>
-          <w:tcPr>
-            <w:tcW w:type="dxa" w:w="1700"/>
-            <w:shd w:fill="E8EEF5"/>
-            <w:vAlign w:val="top"/>
-            <w:tcMar>
-              <w:top w:w="80" w:type="dxa"/>
-              <w:start w:w="120" w:type="dxa"/>
-              <w:bottom w:w="80" w:type="dxa"/>
-              <w:end w:w="120" w:type="dxa"/>
-            </w:tcMar>
-          </w:tcPr>
-          <w:p>
-            <w:r>
-              <w:rPr>
-                <w:rFonts w:ascii="Microsoft YaHei" w:hAnsi="Microsoft YaHei" w:eastAsia="Microsoft YaHei"/>
-                <w:b/>
-                <w:color w:val="0B2545"/>
-                <w:sz w:val="18"/>
-              </w:rPr>
-              <w:t>核心能力</w:t>
-            </w:r>
-          </w:p>
-        </w:tc>
-        <w:tc>
-          <w:tcPr>
-            <w:tcW w:type="dxa" w:w="7660"/>
-            <w:vAlign w:val="top"/>
-            <w:tcMar>
-              <w:top w:w="80" w:type="dxa"/>
-              <w:start w:w="120" w:type="dxa"/>
-              <w:bottom w:w="80" w:type="dxa"/>
-              <w:end w:w="120" w:type="dxa"/>
-            </w:tcMar>
-          </w:tcPr>
-          <w:p>
-            <w:r>
-              <w:rPr>
-                <w:rFonts w:ascii="Microsoft YaHei" w:hAnsi="Microsoft YaHei" w:eastAsia="Microsoft YaHei"/>
-                <w:color w:val="0B2545"/>
-                <w:sz w:val="18"/>
-              </w:rPr>
-              <w:t>待进一步分析</w:t>
-            </w:r>
-          </w:p>
-        </w:tc>
-      </w:tr>
-      <w:tr>
-        <w:tc>
-          <w:tcPr>
-            <w:tcW w:type="dxa" w:w="1700"/>
-            <w:shd w:fill="E8EEF5"/>
-            <w:vAlign w:val="top"/>
-            <w:tcMar>
-              <w:top w:w="80" w:type="dxa"/>
-              <w:start w:w="120" w:type="dxa"/>
-              <w:bottom w:w="80" w:type="dxa"/>
-              <w:end w:w="120" w:type="dxa"/>
-            </w:tcMar>
-          </w:tcPr>
-          <w:p>
-            <w:r>
-              <w:rPr>
-                <w:rFonts w:ascii="Microsoft YaHei" w:hAnsi="Microsoft YaHei" w:eastAsia="Microsoft YaHei"/>
-                <w:b/>
-                <w:color w:val="0B2545"/>
-                <w:sz w:val="18"/>
-              </w:rPr>
-              <w:t>支持平台</w:t>
-            </w:r>
-          </w:p>
-        </w:tc>
-        <w:tc>
-          <w:tcPr>
-            <w:tcW w:type="dxa" w:w="7660"/>
-            <w:vAlign w:val="top"/>
-            <w:tcMar>
-              <w:top w:w="80" w:type="dxa"/>
-              <w:start w:w="120" w:type="dxa"/>
-              <w:bottom w:w="80" w:type="dxa"/>
-              <w:end w:w="120" w:type="dxa"/>
-            </w:tcMar>
-          </w:tcPr>
-          <w:p>
-            <w:r>
-              <w:rPr>
-                <w:rFonts w:ascii="Microsoft YaHei" w:hAnsi="Microsoft YaHei" w:eastAsia="Microsoft YaHei"/>
-                <w:color w:val="0B2545"/>
-                <w:sz w:val="18"/>
-              </w:rPr>
-              <w:t>MCP</w:t>
-            </w:r>
-          </w:p>
-        </w:tc>
-      </w:tr>
-      <w:tr>
-        <w:tc>
-          <w:tcPr>
-            <w:tcW w:type="dxa" w:w="1700"/>
-            <w:shd w:fill="E8EEF5"/>
-            <w:vAlign w:val="top"/>
-            <w:tcMar>
-              <w:top w:w="80" w:type="dxa"/>
-              <w:start w:w="120" w:type="dxa"/>
-              <w:bottom w:w="80" w:type="dxa"/>
-              <w:end w:w="120" w:type="dxa"/>
-            </w:tcMar>
-          </w:tcPr>
-          <w:p>
-            <w:r>
-              <w:rPr>
-                <w:rFonts w:ascii="Microsoft YaHei" w:hAnsi="Microsoft YaHei" w:eastAsia="Microsoft YaHei"/>
-                <w:b/>
-                <w:color w:val="0B2545"/>
-                <w:sz w:val="18"/>
-              </w:rPr>
-              <w:t>隐私与离线</w:t>
-            </w:r>
-          </w:p>
-        </w:tc>
-        <w:tc>
-          <w:tcPr>
-            <w:tcW w:type="dxa" w:w="7660"/>
-            <w:vAlign w:val="top"/>
-            <w:tcMar>
-              <w:top w:w="80" w:type="dxa"/>
-              <w:start w:w="120" w:type="dxa"/>
-              <w:bottom w:w="80" w:type="dxa"/>
-              <w:end w:w="120" w:type="dxa"/>
-            </w:tcMar>
-          </w:tcPr>
-          <w:p>
-            <w:r>
-              <w:rPr>
-                <w:rFonts w:ascii="Microsoft YaHei" w:hAnsi="Microsoft YaHei" w:eastAsia="Microsoft YaHei"/>
-                <w:color w:val="0B2545"/>
-                <w:sz w:val="18"/>
-              </w:rPr>
-              <w:t>自动发现项目，数据隐私与离线能力尚待核验。（离线能力：unknown）</w:t>
-            </w:r>
-          </w:p>
-        </w:tc>
-      </w:tr>
-      <w:tr>
-        <w:tc>
-          <w:tcPr>
-            <w:tcW w:type="dxa" w:w="1700"/>
-            <w:shd w:fill="E8EEF5"/>
-            <w:vAlign w:val="top"/>
-            <w:tcMar>
-              <w:top w:w="80" w:type="dxa"/>
-              <w:start w:w="120" w:type="dxa"/>
-              <w:bottom w:w="80" w:type="dxa"/>
-              <w:end w:w="120" w:type="dxa"/>
-            </w:tcMar>
-          </w:tcPr>
-          <w:p>
-            <w:r>
-              <w:rPr>
-                <w:rFonts w:ascii="Microsoft YaHei" w:hAnsi="Microsoft YaHei" w:eastAsia="Microsoft YaHei"/>
-                <w:b/>
-                <w:color w:val="0B2545"/>
-                <w:sz w:val="18"/>
-              </w:rPr>
-              <w:t>项目地址</w:t>
-            </w:r>
-          </w:p>
-        </w:tc>
-        <w:tc>
-          <w:tcPr>
-            <w:tcW w:type="dxa" w:w="7660"/>
-            <w:vAlign w:val="top"/>
-            <w:tcMar>
-              <w:top w:w="80" w:type="dxa"/>
-              <w:start w:w="120" w:type="dxa"/>
-              <w:bottom w:w="80" w:type="dxa"/>
-              <w:end w:w="120" w:type="dxa"/>
-            </w:tcMar>
-          </w:tcPr>
-          <w:p>
-            <w:r>
-              <w:rPr>
-                <w:rFonts w:ascii="Microsoft YaHei" w:hAnsi="Microsoft YaHei" w:eastAsia="Microsoft YaHei"/>
-                <w:color w:val="0B2545"/>
-                <w:sz w:val="18"/>
-              </w:rPr>
-              <w:t>https://github.com/debaditya-mohankudo/sysml-v2-lsp</w:t>
-            </w:r>
-          </w:p>
-        </w:tc>
-      </w:tr>
-      <w:tr>
-        <w:tc>
-          <w:tcPr>
-            <w:tcW w:type="dxa" w:w="1700"/>
-            <w:shd w:fill="E8EEF5"/>
-            <w:vAlign w:val="top"/>
-            <w:tcMar>
-              <w:top w:w="80" w:type="dxa"/>
-              <w:start w:w="120" w:type="dxa"/>
-              <w:bottom w:w="80" w:type="dxa"/>
-              <w:end w:w="120" w:type="dxa"/>
-            </w:tcMar>
-          </w:tcPr>
-          <w:p>
-            <w:r>
-              <w:rPr>
-                <w:rFonts w:ascii="Microsoft YaHei" w:hAnsi="Microsoft YaHei" w:eastAsia="Microsoft YaHei"/>
-                <w:b/>
-                <w:color w:val="0B2545"/>
-                <w:sz w:val="18"/>
-              </w:rPr>
-              <w:t>核验来源</w:t>
-            </w:r>
-          </w:p>
-        </w:tc>
-        <w:tc>
-          <w:tcPr>
-            <w:tcW w:type="dxa" w:w="7660"/>
-            <w:vAlign w:val="top"/>
-            <w:tcMar>
-              <w:top w:w="80" w:type="dxa"/>
-              <w:start w:w="120" w:type="dxa"/>
-              <w:bottom w:w="80" w:type="dxa"/>
-              <w:end w:w="120" w:type="dxa"/>
-            </w:tcMar>
-          </w:tcPr>
-          <w:p>
-            <w:r>
-              <w:rPr>
-                <w:rFonts w:ascii="Microsoft YaHei" w:hAnsi="Microsoft YaHei" w:eastAsia="Microsoft YaHei"/>
-                <w:color w:val="0B2545"/>
-                <w:sz w:val="18"/>
-              </w:rPr>
-              <w:t>https://github.com/debaditya-mohankudo/sysml-v2-lsp</w:t>
             </w:r>
           </w:p>
         </w:tc>
@@ -14736,7 +14736,7 @@
                 <w:color w:val="0B2545"/>
                 <w:sz w:val="18"/>
               </w:rPr>
-              <w:t>公开描述：SysML v2 Language Server Protocol implementation for VS Code, powered by ANTLR4. Includes MCP server for AI tool integration.。该功能说明由规则提取，需在下一次人工复核时确认。</w:t>
+              <w:t>公开描述：SysML v2 LSP/MCP server (forked from daltskin/sysml-v2-lsp)。该功能说明由规则提取，需在下一次人工复核时确认。</w:t>
             </w:r>
           </w:p>
         </w:tc>
@@ -14976,7 +14976,7 @@
                 <w:color w:val="0B2545"/>
                 <w:sz w:val="18"/>
               </w:rPr>
-              <w:t>https://github.com/daltskin/sysml-v2-lsp</w:t>
+              <w:t>https://github.com/debaditya-mohankudo/sysml-v2-lsp</w:t>
             </w:r>
           </w:p>
         </w:tc>
@@ -15024,7 +15024,7 @@
                 <w:color w:val="0B2545"/>
                 <w:sz w:val="18"/>
               </w:rPr>
-              <w:t>https://github.com/daltskin/sysml-v2-lsp</w:t>
+              <w:t>https://github.com/debaditya-mohankudo/sysml-v2-lsp</w:t>
             </w:r>
           </w:p>
         </w:tc>
@@ -15036,7 +15036,380 @@
         <w:pageBreakBefore/>
       </w:pPr>
       <w:r>
-        <w:t>3.39 sysml-v2-modeling-skill</w:t>
+        <w:t>3.39 sysml-v2-lsp</w:t>
+      </w:r>
+    </w:p>
+    <w:p>
+      <w:pPr>
+        <w:spacing w:after="160"/>
+      </w:pPr>
+      <w:r>
+        <w:rPr>
+          <w:rFonts w:ascii="Microsoft YaHei" w:hAnsi="Microsoft YaHei" w:eastAsia="Microsoft YaHei"/>
+          <w:b/>
+          <w:color w:val="007079"/>
+          <w:sz w:val="18"/>
+        </w:rPr>
+        <w:t>MCP Server · SysML v2 · 待验证 · 开源</w:t>
+      </w:r>
+    </w:p>
+    <w:tbl>
+      <w:tblPr>
+        <w:tblStyle w:val="TableGrid"/>
+        <w:tblW w:type="dxa" w:w="9360"/>
+        <w:jc w:val="left"/>
+        <w:tblLayout w:type="fixed"/>
+        <w:tblLook w:firstColumn="1" w:firstRow="1" w:lastColumn="0" w:lastRow="0" w:noHBand="0" w:noVBand="1" w:val="04A0"/>
+        <w:tblInd w:w="120" w:type="dxa"/>
+      </w:tblPr>
+      <w:tblGrid>
+        <w:gridCol w:w="1700"/>
+        <w:gridCol w:w="7660"/>
+      </w:tblGrid>
+      <w:tr>
+        <w:tc>
+          <w:tcPr>
+            <w:tcW w:type="dxa" w:w="1700"/>
+            <w:shd w:fill="E8EEF5"/>
+            <w:vAlign w:val="top"/>
+            <w:tcMar>
+              <w:top w:w="80" w:type="dxa"/>
+              <w:start w:w="120" w:type="dxa"/>
+              <w:bottom w:w="80" w:type="dxa"/>
+              <w:end w:w="120" w:type="dxa"/>
+            </w:tcMar>
+          </w:tcPr>
+          <w:p>
+            <w:r>
+              <w:rPr>
+                <w:rFonts w:ascii="Microsoft YaHei" w:hAnsi="Microsoft YaHei" w:eastAsia="Microsoft YaHei"/>
+                <w:b/>
+                <w:color w:val="0B2545"/>
+                <w:sz w:val="18"/>
+              </w:rPr>
+              <w:t>功能说明</w:t>
+            </w:r>
+          </w:p>
+        </w:tc>
+        <w:tc>
+          <w:tcPr>
+            <w:tcW w:type="dxa" w:w="7660"/>
+            <w:vAlign w:val="top"/>
+            <w:tcMar>
+              <w:top w:w="80" w:type="dxa"/>
+              <w:start w:w="120" w:type="dxa"/>
+              <w:bottom w:w="80" w:type="dxa"/>
+              <w:end w:w="120" w:type="dxa"/>
+            </w:tcMar>
+          </w:tcPr>
+          <w:p>
+            <w:r>
+              <w:rPr>
+                <w:rFonts w:ascii="Microsoft YaHei" w:hAnsi="Microsoft YaHei" w:eastAsia="Microsoft YaHei"/>
+                <w:color w:val="0B2545"/>
+                <w:sz w:val="18"/>
+              </w:rPr>
+              <w:t>公开描述：SysML v2 Language Server Protocol implementation for VS Code, powered by ANTLR4. Includes MCP server for AI tool integration.。该功能说明由规则提取，需在下一次人工复核时确认。</w:t>
+            </w:r>
+          </w:p>
+        </w:tc>
+      </w:tr>
+      <w:tr>
+        <w:tc>
+          <w:tcPr>
+            <w:tcW w:type="dxa" w:w="1700"/>
+            <w:shd w:fill="E8EEF5"/>
+            <w:vAlign w:val="top"/>
+            <w:tcMar>
+              <w:top w:w="80" w:type="dxa"/>
+              <w:start w:w="120" w:type="dxa"/>
+              <w:bottom w:w="80" w:type="dxa"/>
+              <w:end w:w="120" w:type="dxa"/>
+            </w:tcMar>
+          </w:tcPr>
+          <w:p>
+            <w:r>
+              <w:rPr>
+                <w:rFonts w:ascii="Microsoft YaHei" w:hAnsi="Microsoft YaHei" w:eastAsia="Microsoft YaHei"/>
+                <w:b/>
+                <w:color w:val="0B2545"/>
+                <w:sz w:val="18"/>
+              </w:rPr>
+              <w:t>适用场景</w:t>
+            </w:r>
+          </w:p>
+        </w:tc>
+        <w:tc>
+          <w:tcPr>
+            <w:tcW w:type="dxa" w:w="7660"/>
+            <w:vAlign w:val="top"/>
+            <w:tcMar>
+              <w:top w:w="80" w:type="dxa"/>
+              <w:start w:w="120" w:type="dxa"/>
+              <w:bottom w:w="80" w:type="dxa"/>
+              <w:end w:w="120" w:type="dxa"/>
+            </w:tcMar>
+          </w:tcPr>
+          <w:p>
+            <w:r>
+              <w:rPr>
+                <w:rFonts w:ascii="Microsoft YaHei" w:hAnsi="Microsoft YaHei" w:eastAsia="Microsoft YaHei"/>
+                <w:color w:val="0B2545"/>
+                <w:sz w:val="18"/>
+              </w:rPr>
+              <w:t>模型理解、模型审查</w:t>
+            </w:r>
+          </w:p>
+        </w:tc>
+      </w:tr>
+      <w:tr>
+        <w:tc>
+          <w:tcPr>
+            <w:tcW w:type="dxa" w:w="1700"/>
+            <w:shd w:fill="E8EEF5"/>
+            <w:vAlign w:val="top"/>
+            <w:tcMar>
+              <w:top w:w="80" w:type="dxa"/>
+              <w:start w:w="120" w:type="dxa"/>
+              <w:bottom w:w="80" w:type="dxa"/>
+              <w:end w:w="120" w:type="dxa"/>
+            </w:tcMar>
+          </w:tcPr>
+          <w:p>
+            <w:r>
+              <w:rPr>
+                <w:rFonts w:ascii="Microsoft YaHei" w:hAnsi="Microsoft YaHei" w:eastAsia="Microsoft YaHei"/>
+                <w:b/>
+                <w:color w:val="0B2545"/>
+                <w:sz w:val="18"/>
+              </w:rPr>
+              <w:t>核心能力</w:t>
+            </w:r>
+          </w:p>
+        </w:tc>
+        <w:tc>
+          <w:tcPr>
+            <w:tcW w:type="dxa" w:w="7660"/>
+            <w:vAlign w:val="top"/>
+            <w:tcMar>
+              <w:top w:w="80" w:type="dxa"/>
+              <w:start w:w="120" w:type="dxa"/>
+              <w:bottom w:w="80" w:type="dxa"/>
+              <w:end w:w="120" w:type="dxa"/>
+            </w:tcMar>
+          </w:tcPr>
+          <w:p>
+            <w:r>
+              <w:rPr>
+                <w:rFonts w:ascii="Microsoft YaHei" w:hAnsi="Microsoft YaHei" w:eastAsia="Microsoft YaHei"/>
+                <w:color w:val="0B2545"/>
+                <w:sz w:val="18"/>
+              </w:rPr>
+              <w:t>待进一步分析</w:t>
+            </w:r>
+          </w:p>
+        </w:tc>
+      </w:tr>
+      <w:tr>
+        <w:tc>
+          <w:tcPr>
+            <w:tcW w:type="dxa" w:w="1700"/>
+            <w:shd w:fill="E8EEF5"/>
+            <w:vAlign w:val="top"/>
+            <w:tcMar>
+              <w:top w:w="80" w:type="dxa"/>
+              <w:start w:w="120" w:type="dxa"/>
+              <w:bottom w:w="80" w:type="dxa"/>
+              <w:end w:w="120" w:type="dxa"/>
+            </w:tcMar>
+          </w:tcPr>
+          <w:p>
+            <w:r>
+              <w:rPr>
+                <w:rFonts w:ascii="Microsoft YaHei" w:hAnsi="Microsoft YaHei" w:eastAsia="Microsoft YaHei"/>
+                <w:b/>
+                <w:color w:val="0B2545"/>
+                <w:sz w:val="18"/>
+              </w:rPr>
+              <w:t>支持平台</w:t>
+            </w:r>
+          </w:p>
+        </w:tc>
+        <w:tc>
+          <w:tcPr>
+            <w:tcW w:type="dxa" w:w="7660"/>
+            <w:vAlign w:val="top"/>
+            <w:tcMar>
+              <w:top w:w="80" w:type="dxa"/>
+              <w:start w:w="120" w:type="dxa"/>
+              <w:bottom w:w="80" w:type="dxa"/>
+              <w:end w:w="120" w:type="dxa"/>
+            </w:tcMar>
+          </w:tcPr>
+          <w:p>
+            <w:r>
+              <w:rPr>
+                <w:rFonts w:ascii="Microsoft YaHei" w:hAnsi="Microsoft YaHei" w:eastAsia="Microsoft YaHei"/>
+                <w:color w:val="0B2545"/>
+                <w:sz w:val="18"/>
+              </w:rPr>
+              <w:t>MCP</w:t>
+            </w:r>
+          </w:p>
+        </w:tc>
+      </w:tr>
+      <w:tr>
+        <w:tc>
+          <w:tcPr>
+            <w:tcW w:type="dxa" w:w="1700"/>
+            <w:shd w:fill="E8EEF5"/>
+            <w:vAlign w:val="top"/>
+            <w:tcMar>
+              <w:top w:w="80" w:type="dxa"/>
+              <w:start w:w="120" w:type="dxa"/>
+              <w:bottom w:w="80" w:type="dxa"/>
+              <w:end w:w="120" w:type="dxa"/>
+            </w:tcMar>
+          </w:tcPr>
+          <w:p>
+            <w:r>
+              <w:rPr>
+                <w:rFonts w:ascii="Microsoft YaHei" w:hAnsi="Microsoft YaHei" w:eastAsia="Microsoft YaHei"/>
+                <w:b/>
+                <w:color w:val="0B2545"/>
+                <w:sz w:val="18"/>
+              </w:rPr>
+              <w:t>隐私与离线</w:t>
+            </w:r>
+          </w:p>
+        </w:tc>
+        <w:tc>
+          <w:tcPr>
+            <w:tcW w:type="dxa" w:w="7660"/>
+            <w:vAlign w:val="top"/>
+            <w:tcMar>
+              <w:top w:w="80" w:type="dxa"/>
+              <w:start w:w="120" w:type="dxa"/>
+              <w:bottom w:w="80" w:type="dxa"/>
+              <w:end w:w="120" w:type="dxa"/>
+            </w:tcMar>
+          </w:tcPr>
+          <w:p>
+            <w:r>
+              <w:rPr>
+                <w:rFonts w:ascii="Microsoft YaHei" w:hAnsi="Microsoft YaHei" w:eastAsia="Microsoft YaHei"/>
+                <w:color w:val="0B2545"/>
+                <w:sz w:val="18"/>
+              </w:rPr>
+              <w:t>自动发现项目，数据隐私与离线能力尚待核验。（离线能力：unknown）</w:t>
+            </w:r>
+          </w:p>
+        </w:tc>
+      </w:tr>
+      <w:tr>
+        <w:tc>
+          <w:tcPr>
+            <w:tcW w:type="dxa" w:w="1700"/>
+            <w:shd w:fill="E8EEF5"/>
+            <w:vAlign w:val="top"/>
+            <w:tcMar>
+              <w:top w:w="80" w:type="dxa"/>
+              <w:start w:w="120" w:type="dxa"/>
+              <w:bottom w:w="80" w:type="dxa"/>
+              <w:end w:w="120" w:type="dxa"/>
+            </w:tcMar>
+          </w:tcPr>
+          <w:p>
+            <w:r>
+              <w:rPr>
+                <w:rFonts w:ascii="Microsoft YaHei" w:hAnsi="Microsoft YaHei" w:eastAsia="Microsoft YaHei"/>
+                <w:b/>
+                <w:color w:val="0B2545"/>
+                <w:sz w:val="18"/>
+              </w:rPr>
+              <w:t>项目地址</w:t>
+            </w:r>
+          </w:p>
+        </w:tc>
+        <w:tc>
+          <w:tcPr>
+            <w:tcW w:type="dxa" w:w="7660"/>
+            <w:vAlign w:val="top"/>
+            <w:tcMar>
+              <w:top w:w="80" w:type="dxa"/>
+              <w:start w:w="120" w:type="dxa"/>
+              <w:bottom w:w="80" w:type="dxa"/>
+              <w:end w:w="120" w:type="dxa"/>
+            </w:tcMar>
+          </w:tcPr>
+          <w:p>
+            <w:r>
+              <w:rPr>
+                <w:rFonts w:ascii="Microsoft YaHei" w:hAnsi="Microsoft YaHei" w:eastAsia="Microsoft YaHei"/>
+                <w:color w:val="0B2545"/>
+                <w:sz w:val="18"/>
+              </w:rPr>
+              <w:t>https://github.com/daltskin/sysml-v2-lsp</w:t>
+            </w:r>
+          </w:p>
+        </w:tc>
+      </w:tr>
+      <w:tr>
+        <w:tc>
+          <w:tcPr>
+            <w:tcW w:type="dxa" w:w="1700"/>
+            <w:shd w:fill="E8EEF5"/>
+            <w:vAlign w:val="top"/>
+            <w:tcMar>
+              <w:top w:w="80" w:type="dxa"/>
+              <w:start w:w="120" w:type="dxa"/>
+              <w:bottom w:w="80" w:type="dxa"/>
+              <w:end w:w="120" w:type="dxa"/>
+            </w:tcMar>
+          </w:tcPr>
+          <w:p>
+            <w:r>
+              <w:rPr>
+                <w:rFonts w:ascii="Microsoft YaHei" w:hAnsi="Microsoft YaHei" w:eastAsia="Microsoft YaHei"/>
+                <w:b/>
+                <w:color w:val="0B2545"/>
+                <w:sz w:val="18"/>
+              </w:rPr>
+              <w:t>核验来源</w:t>
+            </w:r>
+          </w:p>
+        </w:tc>
+        <w:tc>
+          <w:tcPr>
+            <w:tcW w:type="dxa" w:w="7660"/>
+            <w:vAlign w:val="top"/>
+            <w:tcMar>
+              <w:top w:w="80" w:type="dxa"/>
+              <w:start w:w="120" w:type="dxa"/>
+              <w:bottom w:w="80" w:type="dxa"/>
+              <w:end w:w="120" w:type="dxa"/>
+            </w:tcMar>
+          </w:tcPr>
+          <w:p>
+            <w:r>
+              <w:rPr>
+                <w:rFonts w:ascii="Microsoft YaHei" w:hAnsi="Microsoft YaHei" w:eastAsia="Microsoft YaHei"/>
+                <w:color w:val="0B2545"/>
+                <w:sz w:val="18"/>
+              </w:rPr>
+              <w:t>https://github.com/daltskin/sysml-v2-lsp</w:t>
+            </w:r>
+          </w:p>
+        </w:tc>
+      </w:tr>
+    </w:tbl>
+    <w:p>
+      <w:pPr>
+        <w:pStyle w:val="Heading2"/>
+        <w:pageBreakBefore/>
+      </w:pPr>
+      <w:r>
+        <w:t>3.40 sysml-v2-modeling-skill</w:t>
       </w:r>
     </w:p>
     <w:p>
@@ -15409,7 +15782,7 @@
         <w:pageBreakBefore/>
       </w:pPr>
       <w:r>
-        <w:t>3.40 SysML2-spec-gpt</w:t>
+        <w:t>3.41 SysML2-spec-gpt</w:t>
       </w:r>
     </w:p>
     <w:p>
@@ -15782,7 +16155,7 @@
         <w:pageBreakBefore/>
       </w:pPr>
       <w:r>
-        <w:t>3.41 SysMLEdge</w:t>
+        <w:t>3.42 SysMLEdge</w:t>
       </w:r>
     </w:p>
     <w:p>
@@ -16155,7 +16528,7 @@
         <w:pageBreakBefore/>
       </w:pPr>
       <w:r>
-        <w:t>3.42 sysmlv2-ai-toolkit</w:t>
+        <w:t>3.43 sysmlv2-ai-toolkit</w:t>
       </w:r>
     </w:p>
     <w:p>
@@ -16528,7 +16901,7 @@
         <w:pageBreakBefore/>
       </w:pPr>
       <w:r>
-        <w:t>3.43 sysprose</w:t>
+        <w:t>3.44 sysprose</w:t>
       </w:r>
     </w:p>
     <w:p>
@@ -16901,7 +17274,7 @@
         <w:pageBreakBefore/>
       </w:pPr>
       <w:r>
-        <w:t>3.44 verifying_SysML_v2_agentic_rag</w:t>
+        <w:t>3.45 verifying_SysML_v2_agentic_rag</w:t>
       </w:r>
     </w:p>
     <w:p>
@@ -17331,7 +17704,7 @@
           <w:color w:val="5D6B7A"/>
           <w:sz w:val="18"/>
         </w:rPr>
-        <w:t>生成时间：2026-10-12 09:13（Asia/Shanghai）</w:t>
+        <w:t>生成时间：2026-10-13 09:26（Asia/Shanghai）</w:t>
       </w:r>
     </w:p>
     <w:sectPr>

--- a/public/reports/sysml-ai-research-report.docx
+++ b/public/reports/sysml-ai-research-report.docx
@@ -17704,7 +17704,7 @@
           <w:color w:val="5D6B7A"/>
           <w:sz w:val="18"/>
         </w:rPr>
-        <w:t>生成时间：2026-10-13 09:26（Asia/Shanghai）</w:t>
+        <w:t>生成时间：2026-10-14 07:38（Asia/Shanghai）</w:t>
       </w:r>
     </w:p>
     <w:sectPr>

--- a/public/reports/sysml-ai-research-report.docx
+++ b/public/reports/sysml-ai-research-report.docx
@@ -17704,7 +17704,7 @@
           <w:color w:val="5D6B7A"/>
           <w:sz w:val="18"/>
         </w:rPr>
-        <w:t>生成时间：2026-10-14 07:38（Asia/Shanghai）</w:t>
+        <w:t>生成时间：2026-10-15 07:26（Asia/Shanghai）</w:t>
       </w:r>
     </w:p>
     <w:sectPr>

--- a/public/reports/sysml-ai-research-report.docx
+++ b/public/reports/sysml-ai-research-report.docx
@@ -88,7 +88,7 @@
                 <w:color w:val="0B2545"/>
                 <w:sz w:val="22"/>
               </w:rPr>
-              <w:t>2026-10-13</w:t>
+              <w:t>2026-10-16</w:t>
             </w:r>
           </w:p>
         </w:tc>
@@ -122,7 +122,7 @@
                 <w:color w:val="0B2545"/>
                 <w:sz w:val="22"/>
               </w:rPr>
-              <w:t>2026-10-16</w:t>
+              <w:t>2026-10-19</w:t>
             </w:r>
           </w:p>
         </w:tc>
@@ -158,7 +158,7 @@
                 <w:color w:val="0B2545"/>
                 <w:sz w:val="22"/>
               </w:rPr>
-              <w:t>45 个</w:t>
+              <w:t>46 个</w:t>
             </w:r>
           </w:p>
         </w:tc>
@@ -220,7 +220,7 @@
           <w:rFonts w:ascii="Microsoft YaHei" w:hAnsi="Microsoft YaHei" w:eastAsia="Microsoft YaHei"/>
           <w:color w:val="0B2545"/>
         </w:rPr>
-        <w:t xml:space="preserve"> 当前共收录 45 个项目，其中 5 个已验证、42 个确认为开源。 调研重点是这些工具在系统建模生命周期中的实际用途，而不只是在何种 AI 客户端中运行。</w:t>
+        <w:t xml:space="preserve"> 当前共收录 46 个项目，其中 5 个已验证、43 个确认为开源。 调研重点是这些工具在系统建模生命周期中的实际用途，而不只是在何种 AI 客户端中运行。</w:t>
       </w:r>
     </w:p>
     <w:p>
@@ -235,7 +235,7 @@
           <w:color w:val="0B2545"/>
           <w:sz w:val="22"/>
         </w:rPr>
-        <w:t>标准覆盖：SysML v2（23）；KerML（3）；通用 MBSE（1）；SysML (version unspecified)（16）；SysML v1（5）；UML（1）</w:t>
+        <w:t>标准覆盖：SysML v2（23）；KerML（3）；通用 MBSE（1）；SysML (version unspecified)（17）；SysML v1（5）；UML（1）</w:t>
       </w:r>
     </w:p>
     <w:p>
@@ -798,7 +798,7 @@
                 <w:color w:val="0B2545"/>
                 <w:sz w:val="17"/>
               </w:rPr>
-              <w:t>sysmlv2 Claude Skill、drawio-skill、Formal Specification Claude Plugin、jgs-magic-sysmlv1-read-skills、jgsystemsconsulting、jgsystemsconsulting-website、memnet-lite、mycelium-hypha、sysml-ai-hub、sysml-v2-modeling-skill</w:t>
+              <w:t>sysmlv2 Claude Skill、drawio-skill、Formal Specification Claude Plugin、jgs-magic-sysmlv1-read-skills、jgsystemsconsulting、jgsystemsconsulting-website、mbe3d-skills、memnet-lite、mycelium-hypha、sysml-ai-hub、sysml-v2-modeling-skill</w:t>
             </w:r>
           </w:p>
         </w:tc>
@@ -9068,7 +9068,380 @@
         <w:pageBreakBefore/>
       </w:pPr>
       <w:r>
-        <w:t>3.23 mbse-local-ai-demo</w:t>
+        <w:t>3.23 mbe3d-skills</w:t>
+      </w:r>
+    </w:p>
+    <w:p>
+      <w:pPr>
+        <w:spacing w:after="160"/>
+      </w:pPr>
+      <w:r>
+        <w:rPr>
+          <w:rFonts w:ascii="Microsoft YaHei" w:hAnsi="Microsoft YaHei" w:eastAsia="Microsoft YaHei"/>
+          <w:b/>
+          <w:color w:val="007079"/>
+          <w:sz w:val="18"/>
+        </w:rPr>
+        <w:t>Skill · SysML (version unspecified) · 待验证 · 开源</w:t>
+      </w:r>
+    </w:p>
+    <w:tbl>
+      <w:tblPr>
+        <w:tblStyle w:val="TableGrid"/>
+        <w:tblW w:type="dxa" w:w="9360"/>
+        <w:jc w:val="left"/>
+        <w:tblLayout w:type="fixed"/>
+        <w:tblLook w:firstColumn="1" w:firstRow="1" w:lastColumn="0" w:lastRow="0" w:noHBand="0" w:noVBand="1" w:val="04A0"/>
+        <w:tblInd w:w="120" w:type="dxa"/>
+      </w:tblPr>
+      <w:tblGrid>
+        <w:gridCol w:w="1700"/>
+        <w:gridCol w:w="7660"/>
+      </w:tblGrid>
+      <w:tr>
+        <w:tc>
+          <w:tcPr>
+            <w:tcW w:type="dxa" w:w="1700"/>
+            <w:shd w:fill="E8EEF5"/>
+            <w:vAlign w:val="top"/>
+            <w:tcMar>
+              <w:top w:w="80" w:type="dxa"/>
+              <w:start w:w="120" w:type="dxa"/>
+              <w:bottom w:w="80" w:type="dxa"/>
+              <w:end w:w="120" w:type="dxa"/>
+            </w:tcMar>
+          </w:tcPr>
+          <w:p>
+            <w:r>
+              <w:rPr>
+                <w:rFonts w:ascii="Microsoft YaHei" w:hAnsi="Microsoft YaHei" w:eastAsia="Microsoft YaHei"/>
+                <w:b/>
+                <w:color w:val="0B2545"/>
+                <w:sz w:val="18"/>
+              </w:rPr>
+              <w:t>功能说明</w:t>
+            </w:r>
+          </w:p>
+        </w:tc>
+        <w:tc>
+          <w:tcPr>
+            <w:tcW w:type="dxa" w:w="7660"/>
+            <w:vAlign w:val="top"/>
+            <w:tcMar>
+              <w:top w:w="80" w:type="dxa"/>
+              <w:start w:w="120" w:type="dxa"/>
+              <w:bottom w:w="80" w:type="dxa"/>
+              <w:end w:w="120" w:type="dxa"/>
+            </w:tcMar>
+          </w:tcPr>
+          <w:p>
+            <w:r>
+              <w:rPr>
+                <w:rFonts w:ascii="Microsoft YaHei" w:hAnsi="Microsoft YaHei" w:eastAsia="Microsoft YaHei"/>
+                <w:color w:val="0B2545"/>
+                <w:sz w:val="18"/>
+              </w:rPr>
+              <w:t>公开描述：Systems engineering skills for AI coding agents. Free mbse-requirements plugin; the full nine-skill pack at vectorstreamsystems.com/skillpack。该功能说明由规则提取，需在下一次人工复核时确认。</w:t>
+            </w:r>
+          </w:p>
+        </w:tc>
+      </w:tr>
+      <w:tr>
+        <w:tc>
+          <w:tcPr>
+            <w:tcW w:type="dxa" w:w="1700"/>
+            <w:shd w:fill="E8EEF5"/>
+            <w:vAlign w:val="top"/>
+            <w:tcMar>
+              <w:top w:w="80" w:type="dxa"/>
+              <w:start w:w="120" w:type="dxa"/>
+              <w:bottom w:w="80" w:type="dxa"/>
+              <w:end w:w="120" w:type="dxa"/>
+            </w:tcMar>
+          </w:tcPr>
+          <w:p>
+            <w:r>
+              <w:rPr>
+                <w:rFonts w:ascii="Microsoft YaHei" w:hAnsi="Microsoft YaHei" w:eastAsia="Microsoft YaHei"/>
+                <w:b/>
+                <w:color w:val="0B2545"/>
+                <w:sz w:val="18"/>
+              </w:rPr>
+              <w:t>适用场景</w:t>
+            </w:r>
+          </w:p>
+        </w:tc>
+        <w:tc>
+          <w:tcPr>
+            <w:tcW w:type="dxa" w:w="7660"/>
+            <w:vAlign w:val="top"/>
+            <w:tcMar>
+              <w:top w:w="80" w:type="dxa"/>
+              <w:start w:w="120" w:type="dxa"/>
+              <w:bottom w:w="80" w:type="dxa"/>
+              <w:end w:w="120" w:type="dxa"/>
+            </w:tcMar>
+          </w:tcPr>
+          <w:p>
+            <w:r>
+              <w:rPr>
+                <w:rFonts w:ascii="Microsoft YaHei" w:hAnsi="Microsoft YaHei" w:eastAsia="Microsoft YaHei"/>
+                <w:color w:val="0B2545"/>
+                <w:sz w:val="18"/>
+              </w:rPr>
+              <w:t>需求建模</w:t>
+            </w:r>
+          </w:p>
+        </w:tc>
+      </w:tr>
+      <w:tr>
+        <w:tc>
+          <w:tcPr>
+            <w:tcW w:type="dxa" w:w="1700"/>
+            <w:shd w:fill="E8EEF5"/>
+            <w:vAlign w:val="top"/>
+            <w:tcMar>
+              <w:top w:w="80" w:type="dxa"/>
+              <w:start w:w="120" w:type="dxa"/>
+              <w:bottom w:w="80" w:type="dxa"/>
+              <w:end w:w="120" w:type="dxa"/>
+            </w:tcMar>
+          </w:tcPr>
+          <w:p>
+            <w:r>
+              <w:rPr>
+                <w:rFonts w:ascii="Microsoft YaHei" w:hAnsi="Microsoft YaHei" w:eastAsia="Microsoft YaHei"/>
+                <w:b/>
+                <w:color w:val="0B2545"/>
+                <w:sz w:val="18"/>
+              </w:rPr>
+              <w:t>核心能力</w:t>
+            </w:r>
+          </w:p>
+        </w:tc>
+        <w:tc>
+          <w:tcPr>
+            <w:tcW w:type="dxa" w:w="7660"/>
+            <w:vAlign w:val="top"/>
+            <w:tcMar>
+              <w:top w:w="80" w:type="dxa"/>
+              <w:start w:w="120" w:type="dxa"/>
+              <w:bottom w:w="80" w:type="dxa"/>
+              <w:end w:w="120" w:type="dxa"/>
+            </w:tcMar>
+          </w:tcPr>
+          <w:p>
+            <w:r>
+              <w:rPr>
+                <w:rFonts w:ascii="Microsoft YaHei" w:hAnsi="Microsoft YaHei" w:eastAsia="Microsoft YaHei"/>
+                <w:color w:val="0B2545"/>
+                <w:sz w:val="18"/>
+              </w:rPr>
+              <w:t>待进一步分析</w:t>
+            </w:r>
+          </w:p>
+        </w:tc>
+      </w:tr>
+      <w:tr>
+        <w:tc>
+          <w:tcPr>
+            <w:tcW w:type="dxa" w:w="1700"/>
+            <w:shd w:fill="E8EEF5"/>
+            <w:vAlign w:val="top"/>
+            <w:tcMar>
+              <w:top w:w="80" w:type="dxa"/>
+              <w:start w:w="120" w:type="dxa"/>
+              <w:bottom w:w="80" w:type="dxa"/>
+              <w:end w:w="120" w:type="dxa"/>
+            </w:tcMar>
+          </w:tcPr>
+          <w:p>
+            <w:r>
+              <w:rPr>
+                <w:rFonts w:ascii="Microsoft YaHei" w:hAnsi="Microsoft YaHei" w:eastAsia="Microsoft YaHei"/>
+                <w:b/>
+                <w:color w:val="0B2545"/>
+                <w:sz w:val="18"/>
+              </w:rPr>
+              <w:t>支持平台</w:t>
+            </w:r>
+          </w:p>
+        </w:tc>
+        <w:tc>
+          <w:tcPr>
+            <w:tcW w:type="dxa" w:w="7660"/>
+            <w:vAlign w:val="top"/>
+            <w:tcMar>
+              <w:top w:w="80" w:type="dxa"/>
+              <w:start w:w="120" w:type="dxa"/>
+              <w:bottom w:w="80" w:type="dxa"/>
+              <w:end w:w="120" w:type="dxa"/>
+            </w:tcMar>
+          </w:tcPr>
+          <w:p>
+            <w:r>
+              <w:rPr>
+                <w:rFonts w:ascii="Microsoft YaHei" w:hAnsi="Microsoft YaHei" w:eastAsia="Microsoft YaHei"/>
+                <w:color w:val="0B2545"/>
+                <w:sz w:val="18"/>
+              </w:rPr>
+              <w:t>To verify</w:t>
+            </w:r>
+          </w:p>
+        </w:tc>
+      </w:tr>
+      <w:tr>
+        <w:tc>
+          <w:tcPr>
+            <w:tcW w:type="dxa" w:w="1700"/>
+            <w:shd w:fill="E8EEF5"/>
+            <w:vAlign w:val="top"/>
+            <w:tcMar>
+              <w:top w:w="80" w:type="dxa"/>
+              <w:start w:w="120" w:type="dxa"/>
+              <w:bottom w:w="80" w:type="dxa"/>
+              <w:end w:w="120" w:type="dxa"/>
+            </w:tcMar>
+          </w:tcPr>
+          <w:p>
+            <w:r>
+              <w:rPr>
+                <w:rFonts w:ascii="Microsoft YaHei" w:hAnsi="Microsoft YaHei" w:eastAsia="Microsoft YaHei"/>
+                <w:b/>
+                <w:color w:val="0B2545"/>
+                <w:sz w:val="18"/>
+              </w:rPr>
+              <w:t>隐私与离线</w:t>
+            </w:r>
+          </w:p>
+        </w:tc>
+        <w:tc>
+          <w:tcPr>
+            <w:tcW w:type="dxa" w:w="7660"/>
+            <w:vAlign w:val="top"/>
+            <w:tcMar>
+              <w:top w:w="80" w:type="dxa"/>
+              <w:start w:w="120" w:type="dxa"/>
+              <w:bottom w:w="80" w:type="dxa"/>
+              <w:end w:w="120" w:type="dxa"/>
+            </w:tcMar>
+          </w:tcPr>
+          <w:p>
+            <w:r>
+              <w:rPr>
+                <w:rFonts w:ascii="Microsoft YaHei" w:hAnsi="Microsoft YaHei" w:eastAsia="Microsoft YaHei"/>
+                <w:color w:val="0B2545"/>
+                <w:sz w:val="18"/>
+              </w:rPr>
+              <w:t>自动发现项目，数据隐私与离线能力尚待核验。（离线能力：unknown）</w:t>
+            </w:r>
+          </w:p>
+        </w:tc>
+      </w:tr>
+      <w:tr>
+        <w:tc>
+          <w:tcPr>
+            <w:tcW w:type="dxa" w:w="1700"/>
+            <w:shd w:fill="E8EEF5"/>
+            <w:vAlign w:val="top"/>
+            <w:tcMar>
+              <w:top w:w="80" w:type="dxa"/>
+              <w:start w:w="120" w:type="dxa"/>
+              <w:bottom w:w="80" w:type="dxa"/>
+              <w:end w:w="120" w:type="dxa"/>
+            </w:tcMar>
+          </w:tcPr>
+          <w:p>
+            <w:r>
+              <w:rPr>
+                <w:rFonts w:ascii="Microsoft YaHei" w:hAnsi="Microsoft YaHei" w:eastAsia="Microsoft YaHei"/>
+                <w:b/>
+                <w:color w:val="0B2545"/>
+                <w:sz w:val="18"/>
+              </w:rPr>
+              <w:t>项目地址</w:t>
+            </w:r>
+          </w:p>
+        </w:tc>
+        <w:tc>
+          <w:tcPr>
+            <w:tcW w:type="dxa" w:w="7660"/>
+            <w:vAlign w:val="top"/>
+            <w:tcMar>
+              <w:top w:w="80" w:type="dxa"/>
+              <w:start w:w="120" w:type="dxa"/>
+              <w:bottom w:w="80" w:type="dxa"/>
+              <w:end w:w="120" w:type="dxa"/>
+            </w:tcMar>
+          </w:tcPr>
+          <w:p>
+            <w:r>
+              <w:rPr>
+                <w:rFonts w:ascii="Microsoft YaHei" w:hAnsi="Microsoft YaHei" w:eastAsia="Microsoft YaHei"/>
+                <w:color w:val="0B2545"/>
+                <w:sz w:val="18"/>
+              </w:rPr>
+              <w:t>https://github.com/radsilent/mbe3d-skills</w:t>
+            </w:r>
+          </w:p>
+        </w:tc>
+      </w:tr>
+      <w:tr>
+        <w:tc>
+          <w:tcPr>
+            <w:tcW w:type="dxa" w:w="1700"/>
+            <w:shd w:fill="E8EEF5"/>
+            <w:vAlign w:val="top"/>
+            <w:tcMar>
+              <w:top w:w="80" w:type="dxa"/>
+              <w:start w:w="120" w:type="dxa"/>
+              <w:bottom w:w="80" w:type="dxa"/>
+              <w:end w:w="120" w:type="dxa"/>
+            </w:tcMar>
+          </w:tcPr>
+          <w:p>
+            <w:r>
+              <w:rPr>
+                <w:rFonts w:ascii="Microsoft YaHei" w:hAnsi="Microsoft YaHei" w:eastAsia="Microsoft YaHei"/>
+                <w:b/>
+                <w:color w:val="0B2545"/>
+                <w:sz w:val="18"/>
+              </w:rPr>
+              <w:t>核验来源</w:t>
+            </w:r>
+          </w:p>
+        </w:tc>
+        <w:tc>
+          <w:tcPr>
+            <w:tcW w:type="dxa" w:w="7660"/>
+            <w:vAlign w:val="top"/>
+            <w:tcMar>
+              <w:top w:w="80" w:type="dxa"/>
+              <w:start w:w="120" w:type="dxa"/>
+              <w:bottom w:w="80" w:type="dxa"/>
+              <w:end w:w="120" w:type="dxa"/>
+            </w:tcMar>
+          </w:tcPr>
+          <w:p>
+            <w:r>
+              <w:rPr>
+                <w:rFonts w:ascii="Microsoft YaHei" w:hAnsi="Microsoft YaHei" w:eastAsia="Microsoft YaHei"/>
+                <w:color w:val="0B2545"/>
+                <w:sz w:val="18"/>
+              </w:rPr>
+              <w:t>https://github.com/radsilent/mbe3d-skills</w:t>
+            </w:r>
+          </w:p>
+        </w:tc>
+      </w:tr>
+    </w:tbl>
+    <w:p>
+      <w:pPr>
+        <w:pStyle w:val="Heading2"/>
+        <w:pageBreakBefore/>
+      </w:pPr>
+      <w:r>
+        <w:t>3.24 mbse-local-ai-demo</w:t>
       </w:r>
     </w:p>
     <w:p>
@@ -9441,7 +9814,7 @@
         <w:pageBreakBefore/>
       </w:pPr>
       <w:r>
-        <w:t>3.24 mbse-workflow</w:t>
+        <w:t>3.25 mbse-workflow</w:t>
       </w:r>
     </w:p>
     <w:p>
@@ -9814,7 +10187,7 @@
         <w:pageBreakBefore/>
       </w:pPr>
       <w:r>
-        <w:t>3.25 mbseagent2</w:t>
+        <w:t>3.26 mbseagent2</w:t>
       </w:r>
     </w:p>
     <w:p>
@@ -10176,379 +10549,6 @@
                 <w:sz w:val="18"/>
               </w:rPr>
               <w:t>https://github.com/denis71/mbseagent2</w:t>
-            </w:r>
-          </w:p>
-        </w:tc>
-      </w:tr>
-    </w:tbl>
-    <w:p>
-      <w:pPr>
-        <w:pStyle w:val="Heading2"/>
-        <w:pageBreakBefore/>
-      </w:pPr>
-      <w:r>
-        <w:t>3.26 mcp-syson</w:t>
-      </w:r>
-    </w:p>
-    <w:p>
-      <w:pPr>
-        <w:spacing w:after="160"/>
-      </w:pPr>
-      <w:r>
-        <w:rPr>
-          <w:rFonts w:ascii="Microsoft YaHei" w:hAnsi="Microsoft YaHei" w:eastAsia="Microsoft YaHei"/>
-          <w:b/>
-          <w:color w:val="007079"/>
-          <w:sz w:val="18"/>
-        </w:rPr>
-        <w:t>MCP Server · SysML v2 · 待验证 · 开源</w:t>
-      </w:r>
-    </w:p>
-    <w:tbl>
-      <w:tblPr>
-        <w:tblStyle w:val="TableGrid"/>
-        <w:tblW w:type="dxa" w:w="9360"/>
-        <w:jc w:val="left"/>
-        <w:tblLayout w:type="fixed"/>
-        <w:tblLook w:firstColumn="1" w:firstRow="1" w:lastColumn="0" w:lastRow="0" w:noHBand="0" w:noVBand="1" w:val="04A0"/>
-        <w:tblInd w:w="120" w:type="dxa"/>
-      </w:tblPr>
-      <w:tblGrid>
-        <w:gridCol w:w="1700"/>
-        <w:gridCol w:w="7660"/>
-      </w:tblGrid>
-      <w:tr>
-        <w:tc>
-          <w:tcPr>
-            <w:tcW w:type="dxa" w:w="1700"/>
-            <w:shd w:fill="E8EEF5"/>
-            <w:vAlign w:val="top"/>
-            <w:tcMar>
-              <w:top w:w="80" w:type="dxa"/>
-              <w:start w:w="120" w:type="dxa"/>
-              <w:bottom w:w="80" w:type="dxa"/>
-              <w:end w:w="120" w:type="dxa"/>
-            </w:tcMar>
-          </w:tcPr>
-          <w:p>
-            <w:r>
-              <w:rPr>
-                <w:rFonts w:ascii="Microsoft YaHei" w:hAnsi="Microsoft YaHei" w:eastAsia="Microsoft YaHei"/>
-                <w:b/>
-                <w:color w:val="0B2545"/>
-                <w:sz w:val="18"/>
-              </w:rPr>
-              <w:t>功能说明</w:t>
-            </w:r>
-          </w:p>
-        </w:tc>
-        <w:tc>
-          <w:tcPr>
-            <w:tcW w:type="dxa" w:w="7660"/>
-            <w:vAlign w:val="top"/>
-            <w:tcMar>
-              <w:top w:w="80" w:type="dxa"/>
-              <w:start w:w="120" w:type="dxa"/>
-              <w:bottom w:w="80" w:type="dxa"/>
-              <w:end w:w="120" w:type="dxa"/>
-            </w:tcMar>
-          </w:tcPr>
-          <w:p>
-            <w:r>
-              <w:rPr>
-                <w:rFonts w:ascii="Microsoft YaHei" w:hAnsi="Microsoft YaHei" w:eastAsia="Microsoft YaHei"/>
-                <w:color w:val="0B2545"/>
-                <w:sz w:val="18"/>
-              </w:rPr>
-              <w:t>公开描述：MCP server for SysON — SysML v2 MBSE modelling, AQL queries and requirements tracing for AI agents. 29 tools, 4 interactive UI viewers, docker-compose included。该功能说明由规则提取，需在下一次人工复核时确认。</w:t>
-            </w:r>
-          </w:p>
-        </w:tc>
-      </w:tr>
-      <w:tr>
-        <w:tc>
-          <w:tcPr>
-            <w:tcW w:type="dxa" w:w="1700"/>
-            <w:shd w:fill="E8EEF5"/>
-            <w:vAlign w:val="top"/>
-            <w:tcMar>
-              <w:top w:w="80" w:type="dxa"/>
-              <w:start w:w="120" w:type="dxa"/>
-              <w:bottom w:w="80" w:type="dxa"/>
-              <w:end w:w="120" w:type="dxa"/>
-            </w:tcMar>
-          </w:tcPr>
-          <w:p>
-            <w:r>
-              <w:rPr>
-                <w:rFonts w:ascii="Microsoft YaHei" w:hAnsi="Microsoft YaHei" w:eastAsia="Microsoft YaHei"/>
-                <w:b/>
-                <w:color w:val="0B2545"/>
-                <w:sz w:val="18"/>
-              </w:rPr>
-              <w:t>适用场景</w:t>
-            </w:r>
-          </w:p>
-        </w:tc>
-        <w:tc>
-          <w:tcPr>
-            <w:tcW w:type="dxa" w:w="7660"/>
-            <w:vAlign w:val="top"/>
-            <w:tcMar>
-              <w:top w:w="80" w:type="dxa"/>
-              <w:start w:w="120" w:type="dxa"/>
-              <w:bottom w:w="80" w:type="dxa"/>
-              <w:end w:w="120" w:type="dxa"/>
-            </w:tcMar>
-          </w:tcPr>
-          <w:p>
-            <w:r>
-              <w:rPr>
-                <w:rFonts w:ascii="Microsoft YaHei" w:hAnsi="Microsoft YaHei" w:eastAsia="Microsoft YaHei"/>
-                <w:color w:val="0B2545"/>
-                <w:sz w:val="18"/>
-              </w:rPr>
-              <w:t>需求建模</w:t>
-            </w:r>
-          </w:p>
-        </w:tc>
-      </w:tr>
-      <w:tr>
-        <w:tc>
-          <w:tcPr>
-            <w:tcW w:type="dxa" w:w="1700"/>
-            <w:shd w:fill="E8EEF5"/>
-            <w:vAlign w:val="top"/>
-            <w:tcMar>
-              <w:top w:w="80" w:type="dxa"/>
-              <w:start w:w="120" w:type="dxa"/>
-              <w:bottom w:w="80" w:type="dxa"/>
-              <w:end w:w="120" w:type="dxa"/>
-            </w:tcMar>
-          </w:tcPr>
-          <w:p>
-            <w:r>
-              <w:rPr>
-                <w:rFonts w:ascii="Microsoft YaHei" w:hAnsi="Microsoft YaHei" w:eastAsia="Microsoft YaHei"/>
-                <w:b/>
-                <w:color w:val="0B2545"/>
-                <w:sz w:val="18"/>
-              </w:rPr>
-              <w:t>核心能力</w:t>
-            </w:r>
-          </w:p>
-        </w:tc>
-        <w:tc>
-          <w:tcPr>
-            <w:tcW w:type="dxa" w:w="7660"/>
-            <w:vAlign w:val="top"/>
-            <w:tcMar>
-              <w:top w:w="80" w:type="dxa"/>
-              <w:start w:w="120" w:type="dxa"/>
-              <w:bottom w:w="80" w:type="dxa"/>
-              <w:end w:w="120" w:type="dxa"/>
-            </w:tcMar>
-          </w:tcPr>
-          <w:p>
-            <w:r>
-              <w:rPr>
-                <w:rFonts w:ascii="Microsoft YaHei" w:hAnsi="Microsoft YaHei" w:eastAsia="Microsoft YaHei"/>
-                <w:color w:val="0B2545"/>
-                <w:sz w:val="18"/>
-              </w:rPr>
-              <w:t>待进一步分析</w:t>
-            </w:r>
-          </w:p>
-        </w:tc>
-      </w:tr>
-      <w:tr>
-        <w:tc>
-          <w:tcPr>
-            <w:tcW w:type="dxa" w:w="1700"/>
-            <w:shd w:fill="E8EEF5"/>
-            <w:vAlign w:val="top"/>
-            <w:tcMar>
-              <w:top w:w="80" w:type="dxa"/>
-              <w:start w:w="120" w:type="dxa"/>
-              <w:bottom w:w="80" w:type="dxa"/>
-              <w:end w:w="120" w:type="dxa"/>
-            </w:tcMar>
-          </w:tcPr>
-          <w:p>
-            <w:r>
-              <w:rPr>
-                <w:rFonts w:ascii="Microsoft YaHei" w:hAnsi="Microsoft YaHei" w:eastAsia="Microsoft YaHei"/>
-                <w:b/>
-                <w:color w:val="0B2545"/>
-                <w:sz w:val="18"/>
-              </w:rPr>
-              <w:t>支持平台</w:t>
-            </w:r>
-          </w:p>
-        </w:tc>
-        <w:tc>
-          <w:tcPr>
-            <w:tcW w:type="dxa" w:w="7660"/>
-            <w:vAlign w:val="top"/>
-            <w:tcMar>
-              <w:top w:w="80" w:type="dxa"/>
-              <w:start w:w="120" w:type="dxa"/>
-              <w:bottom w:w="80" w:type="dxa"/>
-              <w:end w:w="120" w:type="dxa"/>
-            </w:tcMar>
-          </w:tcPr>
-          <w:p>
-            <w:r>
-              <w:rPr>
-                <w:rFonts w:ascii="Microsoft YaHei" w:hAnsi="Microsoft YaHei" w:eastAsia="Microsoft YaHei"/>
-                <w:color w:val="0B2545"/>
-                <w:sz w:val="18"/>
-              </w:rPr>
-              <w:t>MCP</w:t>
-            </w:r>
-          </w:p>
-        </w:tc>
-      </w:tr>
-      <w:tr>
-        <w:tc>
-          <w:tcPr>
-            <w:tcW w:type="dxa" w:w="1700"/>
-            <w:shd w:fill="E8EEF5"/>
-            <w:vAlign w:val="top"/>
-            <w:tcMar>
-              <w:top w:w="80" w:type="dxa"/>
-              <w:start w:w="120" w:type="dxa"/>
-              <w:bottom w:w="80" w:type="dxa"/>
-              <w:end w:w="120" w:type="dxa"/>
-            </w:tcMar>
-          </w:tcPr>
-          <w:p>
-            <w:r>
-              <w:rPr>
-                <w:rFonts w:ascii="Microsoft YaHei" w:hAnsi="Microsoft YaHei" w:eastAsia="Microsoft YaHei"/>
-                <w:b/>
-                <w:color w:val="0B2545"/>
-                <w:sz w:val="18"/>
-              </w:rPr>
-              <w:t>隐私与离线</w:t>
-            </w:r>
-          </w:p>
-        </w:tc>
-        <w:tc>
-          <w:tcPr>
-            <w:tcW w:type="dxa" w:w="7660"/>
-            <w:vAlign w:val="top"/>
-            <w:tcMar>
-              <w:top w:w="80" w:type="dxa"/>
-              <w:start w:w="120" w:type="dxa"/>
-              <w:bottom w:w="80" w:type="dxa"/>
-              <w:end w:w="120" w:type="dxa"/>
-            </w:tcMar>
-          </w:tcPr>
-          <w:p>
-            <w:r>
-              <w:rPr>
-                <w:rFonts w:ascii="Microsoft YaHei" w:hAnsi="Microsoft YaHei" w:eastAsia="Microsoft YaHei"/>
-                <w:color w:val="0B2545"/>
-                <w:sz w:val="18"/>
-              </w:rPr>
-              <w:t>自动发现项目，数据隐私与离线能力尚待核验。（离线能力：unknown）</w:t>
-            </w:r>
-          </w:p>
-        </w:tc>
-      </w:tr>
-      <w:tr>
-        <w:tc>
-          <w:tcPr>
-            <w:tcW w:type="dxa" w:w="1700"/>
-            <w:shd w:fill="E8EEF5"/>
-            <w:vAlign w:val="top"/>
-            <w:tcMar>
-              <w:top w:w="80" w:type="dxa"/>
-              <w:start w:w="120" w:type="dxa"/>
-              <w:bottom w:w="80" w:type="dxa"/>
-              <w:end w:w="120" w:type="dxa"/>
-            </w:tcMar>
-          </w:tcPr>
-          <w:p>
-            <w:r>
-              <w:rPr>
-                <w:rFonts w:ascii="Microsoft YaHei" w:hAnsi="Microsoft YaHei" w:eastAsia="Microsoft YaHei"/>
-                <w:b/>
-                <w:color w:val="0B2545"/>
-                <w:sz w:val="18"/>
-              </w:rPr>
-              <w:t>项目地址</w:t>
-            </w:r>
-          </w:p>
-        </w:tc>
-        <w:tc>
-          <w:tcPr>
-            <w:tcW w:type="dxa" w:w="7660"/>
-            <w:vAlign w:val="top"/>
-            <w:tcMar>
-              <w:top w:w="80" w:type="dxa"/>
-              <w:start w:w="120" w:type="dxa"/>
-              <w:bottom w:w="80" w:type="dxa"/>
-              <w:end w:w="120" w:type="dxa"/>
-            </w:tcMar>
-          </w:tcPr>
-          <w:p>
-            <w:r>
-              <w:rPr>
-                <w:rFonts w:ascii="Microsoft YaHei" w:hAnsi="Microsoft YaHei" w:eastAsia="Microsoft YaHei"/>
-                <w:color w:val="0B2545"/>
-                <w:sz w:val="18"/>
-              </w:rPr>
-              <w:t>https://github.com/Casys-AI/mcp-syson</w:t>
-            </w:r>
-          </w:p>
-        </w:tc>
-      </w:tr>
-      <w:tr>
-        <w:tc>
-          <w:tcPr>
-            <w:tcW w:type="dxa" w:w="1700"/>
-            <w:shd w:fill="E8EEF5"/>
-            <w:vAlign w:val="top"/>
-            <w:tcMar>
-              <w:top w:w="80" w:type="dxa"/>
-              <w:start w:w="120" w:type="dxa"/>
-              <w:bottom w:w="80" w:type="dxa"/>
-              <w:end w:w="120" w:type="dxa"/>
-            </w:tcMar>
-          </w:tcPr>
-          <w:p>
-            <w:r>
-              <w:rPr>
-                <w:rFonts w:ascii="Microsoft YaHei" w:hAnsi="Microsoft YaHei" w:eastAsia="Microsoft YaHei"/>
-                <w:b/>
-                <w:color w:val="0B2545"/>
-                <w:sz w:val="18"/>
-              </w:rPr>
-              <w:t>核验来源</w:t>
-            </w:r>
-          </w:p>
-        </w:tc>
-        <w:tc>
-          <w:tcPr>
-            <w:tcW w:type="dxa" w:w="7660"/>
-            <w:vAlign w:val="top"/>
-            <w:tcMar>
-              <w:top w:w="80" w:type="dxa"/>
-              <w:start w:w="120" w:type="dxa"/>
-              <w:bottom w:w="80" w:type="dxa"/>
-              <w:end w:w="120" w:type="dxa"/>
-            </w:tcMar>
-          </w:tcPr>
-          <w:p>
-            <w:r>
-              <w:rPr>
-                <w:rFonts w:ascii="Microsoft YaHei" w:hAnsi="Microsoft YaHei" w:eastAsia="Microsoft YaHei"/>
-                <w:color w:val="0B2545"/>
-                <w:sz w:val="18"/>
-              </w:rPr>
-              <w:t>https://github.com/Casys-AI/mcp-syson</w:t>
             </w:r>
           </w:p>
         </w:tc>
@@ -10633,7 +10633,7 @@
                 <w:color w:val="0B2545"/>
                 <w:sz w:val="18"/>
               </w:rPr>
-              <w:t>公开描述：MCP server for SysON — SysML v2 MBSE modelling, AQL queries, requirements tracing, and interactive MCP App viewers for AI agents.。该功能说明由规则提取，需在下一次人工复核时确认。</w:t>
+              <w:t>公开描述：MCP server for SysON — SysML v2 MBSE modelling, AQL queries and requirements tracing for AI agents. 29 tools, 4 interactive UI viewers, docker-compose included。该功能说明由规则提取，需在下一次人工复核时确认。</w:t>
             </w:r>
           </w:p>
         </w:tc>
@@ -10873,7 +10873,7 @@
                 <w:color w:val="0B2545"/>
                 <w:sz w:val="18"/>
               </w:rPr>
-              <w:t>https://github.com/superWorldSavior/mcp-syson</w:t>
+              <w:t>https://github.com/Casys-AI/mcp-syson</w:t>
             </w:r>
           </w:p>
         </w:tc>
@@ -10921,7 +10921,7 @@
                 <w:color w:val="0B2545"/>
                 <w:sz w:val="18"/>
               </w:rPr>
-              <w:t>https://github.com/superWorldSavior/mcp-syson</w:t>
+              <w:t>https://github.com/Casys-AI/mcp-syson</w:t>
             </w:r>
           </w:p>
         </w:tc>
@@ -10933,7 +10933,380 @@
         <w:pageBreakBefore/>
       </w:pPr>
       <w:r>
-        <w:t>3.28 memnet-lite</w:t>
+        <w:t>3.28 mcp-syson</w:t>
+      </w:r>
+    </w:p>
+    <w:p>
+      <w:pPr>
+        <w:spacing w:after="160"/>
+      </w:pPr>
+      <w:r>
+        <w:rPr>
+          <w:rFonts w:ascii="Microsoft YaHei" w:hAnsi="Microsoft YaHei" w:eastAsia="Microsoft YaHei"/>
+          <w:b/>
+          <w:color w:val="007079"/>
+          <w:sz w:val="18"/>
+        </w:rPr>
+        <w:t>MCP Server · SysML v2 · 待验证 · 开源</w:t>
+      </w:r>
+    </w:p>
+    <w:tbl>
+      <w:tblPr>
+        <w:tblStyle w:val="TableGrid"/>
+        <w:tblW w:type="dxa" w:w="9360"/>
+        <w:jc w:val="left"/>
+        <w:tblLayout w:type="fixed"/>
+        <w:tblLook w:firstColumn="1" w:firstRow="1" w:lastColumn="0" w:lastRow="0" w:noHBand="0" w:noVBand="1" w:val="04A0"/>
+        <w:tblInd w:w="120" w:type="dxa"/>
+      </w:tblPr>
+      <w:tblGrid>
+        <w:gridCol w:w="1700"/>
+        <w:gridCol w:w="7660"/>
+      </w:tblGrid>
+      <w:tr>
+        <w:tc>
+          <w:tcPr>
+            <w:tcW w:type="dxa" w:w="1700"/>
+            <w:shd w:fill="E8EEF5"/>
+            <w:vAlign w:val="top"/>
+            <w:tcMar>
+              <w:top w:w="80" w:type="dxa"/>
+              <w:start w:w="120" w:type="dxa"/>
+              <w:bottom w:w="80" w:type="dxa"/>
+              <w:end w:w="120" w:type="dxa"/>
+            </w:tcMar>
+          </w:tcPr>
+          <w:p>
+            <w:r>
+              <w:rPr>
+                <w:rFonts w:ascii="Microsoft YaHei" w:hAnsi="Microsoft YaHei" w:eastAsia="Microsoft YaHei"/>
+                <w:b/>
+                <w:color w:val="0B2545"/>
+                <w:sz w:val="18"/>
+              </w:rPr>
+              <w:t>功能说明</w:t>
+            </w:r>
+          </w:p>
+        </w:tc>
+        <w:tc>
+          <w:tcPr>
+            <w:tcW w:type="dxa" w:w="7660"/>
+            <w:vAlign w:val="top"/>
+            <w:tcMar>
+              <w:top w:w="80" w:type="dxa"/>
+              <w:start w:w="120" w:type="dxa"/>
+              <w:bottom w:w="80" w:type="dxa"/>
+              <w:end w:w="120" w:type="dxa"/>
+            </w:tcMar>
+          </w:tcPr>
+          <w:p>
+            <w:r>
+              <w:rPr>
+                <w:rFonts w:ascii="Microsoft YaHei" w:hAnsi="Microsoft YaHei" w:eastAsia="Microsoft YaHei"/>
+                <w:color w:val="0B2545"/>
+                <w:sz w:val="18"/>
+              </w:rPr>
+              <w:t>公开描述：MCP server for SysON — SysML v2 MBSE modelling, AQL queries, requirements tracing, and interactive MCP App viewers for AI agents.。该功能说明由规则提取，需在下一次人工复核时确认。</w:t>
+            </w:r>
+          </w:p>
+        </w:tc>
+      </w:tr>
+      <w:tr>
+        <w:tc>
+          <w:tcPr>
+            <w:tcW w:type="dxa" w:w="1700"/>
+            <w:shd w:fill="E8EEF5"/>
+            <w:vAlign w:val="top"/>
+            <w:tcMar>
+              <w:top w:w="80" w:type="dxa"/>
+              <w:start w:w="120" w:type="dxa"/>
+              <w:bottom w:w="80" w:type="dxa"/>
+              <w:end w:w="120" w:type="dxa"/>
+            </w:tcMar>
+          </w:tcPr>
+          <w:p>
+            <w:r>
+              <w:rPr>
+                <w:rFonts w:ascii="Microsoft YaHei" w:hAnsi="Microsoft YaHei" w:eastAsia="Microsoft YaHei"/>
+                <w:b/>
+                <w:color w:val="0B2545"/>
+                <w:sz w:val="18"/>
+              </w:rPr>
+              <w:t>适用场景</w:t>
+            </w:r>
+          </w:p>
+        </w:tc>
+        <w:tc>
+          <w:tcPr>
+            <w:tcW w:type="dxa" w:w="7660"/>
+            <w:vAlign w:val="top"/>
+            <w:tcMar>
+              <w:top w:w="80" w:type="dxa"/>
+              <w:start w:w="120" w:type="dxa"/>
+              <w:bottom w:w="80" w:type="dxa"/>
+              <w:end w:w="120" w:type="dxa"/>
+            </w:tcMar>
+          </w:tcPr>
+          <w:p>
+            <w:r>
+              <w:rPr>
+                <w:rFonts w:ascii="Microsoft YaHei" w:hAnsi="Microsoft YaHei" w:eastAsia="Microsoft YaHei"/>
+                <w:color w:val="0B2545"/>
+                <w:sz w:val="18"/>
+              </w:rPr>
+              <w:t>需求建模</w:t>
+            </w:r>
+          </w:p>
+        </w:tc>
+      </w:tr>
+      <w:tr>
+        <w:tc>
+          <w:tcPr>
+            <w:tcW w:type="dxa" w:w="1700"/>
+            <w:shd w:fill="E8EEF5"/>
+            <w:vAlign w:val="top"/>
+            <w:tcMar>
+              <w:top w:w="80" w:type="dxa"/>
+              <w:start w:w="120" w:type="dxa"/>
+              <w:bottom w:w="80" w:type="dxa"/>
+              <w:end w:w="120" w:type="dxa"/>
+            </w:tcMar>
+          </w:tcPr>
+          <w:p>
+            <w:r>
+              <w:rPr>
+                <w:rFonts w:ascii="Microsoft YaHei" w:hAnsi="Microsoft YaHei" w:eastAsia="Microsoft YaHei"/>
+                <w:b/>
+                <w:color w:val="0B2545"/>
+                <w:sz w:val="18"/>
+              </w:rPr>
+              <w:t>核心能力</w:t>
+            </w:r>
+          </w:p>
+        </w:tc>
+        <w:tc>
+          <w:tcPr>
+            <w:tcW w:type="dxa" w:w="7660"/>
+            <w:vAlign w:val="top"/>
+            <w:tcMar>
+              <w:top w:w="80" w:type="dxa"/>
+              <w:start w:w="120" w:type="dxa"/>
+              <w:bottom w:w="80" w:type="dxa"/>
+              <w:end w:w="120" w:type="dxa"/>
+            </w:tcMar>
+          </w:tcPr>
+          <w:p>
+            <w:r>
+              <w:rPr>
+                <w:rFonts w:ascii="Microsoft YaHei" w:hAnsi="Microsoft YaHei" w:eastAsia="Microsoft YaHei"/>
+                <w:color w:val="0B2545"/>
+                <w:sz w:val="18"/>
+              </w:rPr>
+              <w:t>待进一步分析</w:t>
+            </w:r>
+          </w:p>
+        </w:tc>
+      </w:tr>
+      <w:tr>
+        <w:tc>
+          <w:tcPr>
+            <w:tcW w:type="dxa" w:w="1700"/>
+            <w:shd w:fill="E8EEF5"/>
+            <w:vAlign w:val="top"/>
+            <w:tcMar>
+              <w:top w:w="80" w:type="dxa"/>
+              <w:start w:w="120" w:type="dxa"/>
+              <w:bottom w:w="80" w:type="dxa"/>
+              <w:end w:w="120" w:type="dxa"/>
+            </w:tcMar>
+          </w:tcPr>
+          <w:p>
+            <w:r>
+              <w:rPr>
+                <w:rFonts w:ascii="Microsoft YaHei" w:hAnsi="Microsoft YaHei" w:eastAsia="Microsoft YaHei"/>
+                <w:b/>
+                <w:color w:val="0B2545"/>
+                <w:sz w:val="18"/>
+              </w:rPr>
+              <w:t>支持平台</w:t>
+            </w:r>
+          </w:p>
+        </w:tc>
+        <w:tc>
+          <w:tcPr>
+            <w:tcW w:type="dxa" w:w="7660"/>
+            <w:vAlign w:val="top"/>
+            <w:tcMar>
+              <w:top w:w="80" w:type="dxa"/>
+              <w:start w:w="120" w:type="dxa"/>
+              <w:bottom w:w="80" w:type="dxa"/>
+              <w:end w:w="120" w:type="dxa"/>
+            </w:tcMar>
+          </w:tcPr>
+          <w:p>
+            <w:r>
+              <w:rPr>
+                <w:rFonts w:ascii="Microsoft YaHei" w:hAnsi="Microsoft YaHei" w:eastAsia="Microsoft YaHei"/>
+                <w:color w:val="0B2545"/>
+                <w:sz w:val="18"/>
+              </w:rPr>
+              <w:t>MCP</w:t>
+            </w:r>
+          </w:p>
+        </w:tc>
+      </w:tr>
+      <w:tr>
+        <w:tc>
+          <w:tcPr>
+            <w:tcW w:type="dxa" w:w="1700"/>
+            <w:shd w:fill="E8EEF5"/>
+            <w:vAlign w:val="top"/>
+            <w:tcMar>
+              <w:top w:w="80" w:type="dxa"/>
+              <w:start w:w="120" w:type="dxa"/>
+              <w:bottom w:w="80" w:type="dxa"/>
+              <w:end w:w="120" w:type="dxa"/>
+            </w:tcMar>
+          </w:tcPr>
+          <w:p>
+            <w:r>
+              <w:rPr>
+                <w:rFonts w:ascii="Microsoft YaHei" w:hAnsi="Microsoft YaHei" w:eastAsia="Microsoft YaHei"/>
+                <w:b/>
+                <w:color w:val="0B2545"/>
+                <w:sz w:val="18"/>
+              </w:rPr>
+              <w:t>隐私与离线</w:t>
+            </w:r>
+          </w:p>
+        </w:tc>
+        <w:tc>
+          <w:tcPr>
+            <w:tcW w:type="dxa" w:w="7660"/>
+            <w:vAlign w:val="top"/>
+            <w:tcMar>
+              <w:top w:w="80" w:type="dxa"/>
+              <w:start w:w="120" w:type="dxa"/>
+              <w:bottom w:w="80" w:type="dxa"/>
+              <w:end w:w="120" w:type="dxa"/>
+            </w:tcMar>
+          </w:tcPr>
+          <w:p>
+            <w:r>
+              <w:rPr>
+                <w:rFonts w:ascii="Microsoft YaHei" w:hAnsi="Microsoft YaHei" w:eastAsia="Microsoft YaHei"/>
+                <w:color w:val="0B2545"/>
+                <w:sz w:val="18"/>
+              </w:rPr>
+              <w:t>自动发现项目，数据隐私与离线能力尚待核验。（离线能力：unknown）</w:t>
+            </w:r>
+          </w:p>
+        </w:tc>
+      </w:tr>
+      <w:tr>
+        <w:tc>
+          <w:tcPr>
+            <w:tcW w:type="dxa" w:w="1700"/>
+            <w:shd w:fill="E8EEF5"/>
+            <w:vAlign w:val="top"/>
+            <w:tcMar>
+              <w:top w:w="80" w:type="dxa"/>
+              <w:start w:w="120" w:type="dxa"/>
+              <w:bottom w:w="80" w:type="dxa"/>
+              <w:end w:w="120" w:type="dxa"/>
+            </w:tcMar>
+          </w:tcPr>
+          <w:p>
+            <w:r>
+              <w:rPr>
+                <w:rFonts w:ascii="Microsoft YaHei" w:hAnsi="Microsoft YaHei" w:eastAsia="Microsoft YaHei"/>
+                <w:b/>
+                <w:color w:val="0B2545"/>
+                <w:sz w:val="18"/>
+              </w:rPr>
+              <w:t>项目地址</w:t>
+            </w:r>
+          </w:p>
+        </w:tc>
+        <w:tc>
+          <w:tcPr>
+            <w:tcW w:type="dxa" w:w="7660"/>
+            <w:vAlign w:val="top"/>
+            <w:tcMar>
+              <w:top w:w="80" w:type="dxa"/>
+              <w:start w:w="120" w:type="dxa"/>
+              <w:bottom w:w="80" w:type="dxa"/>
+              <w:end w:w="120" w:type="dxa"/>
+            </w:tcMar>
+          </w:tcPr>
+          <w:p>
+            <w:r>
+              <w:rPr>
+                <w:rFonts w:ascii="Microsoft YaHei" w:hAnsi="Microsoft YaHei" w:eastAsia="Microsoft YaHei"/>
+                <w:color w:val="0B2545"/>
+                <w:sz w:val="18"/>
+              </w:rPr>
+              <w:t>https://github.com/superWorldSavior/mcp-syson</w:t>
+            </w:r>
+          </w:p>
+        </w:tc>
+      </w:tr>
+      <w:tr>
+        <w:tc>
+          <w:tcPr>
+            <w:tcW w:type="dxa" w:w="1700"/>
+            <w:shd w:fill="E8EEF5"/>
+            <w:vAlign w:val="top"/>
+            <w:tcMar>
+              <w:top w:w="80" w:type="dxa"/>
+              <w:start w:w="120" w:type="dxa"/>
+              <w:bottom w:w="80" w:type="dxa"/>
+              <w:end w:w="120" w:type="dxa"/>
+            </w:tcMar>
+          </w:tcPr>
+          <w:p>
+            <w:r>
+              <w:rPr>
+                <w:rFonts w:ascii="Microsoft YaHei" w:hAnsi="Microsoft YaHei" w:eastAsia="Microsoft YaHei"/>
+                <w:b/>
+                <w:color w:val="0B2545"/>
+                <w:sz w:val="18"/>
+              </w:rPr>
+              <w:t>核验来源</w:t>
+            </w:r>
+          </w:p>
+        </w:tc>
+        <w:tc>
+          <w:tcPr>
+            <w:tcW w:type="dxa" w:w="7660"/>
+            <w:vAlign w:val="top"/>
+            <w:tcMar>
+              <w:top w:w="80" w:type="dxa"/>
+              <w:start w:w="120" w:type="dxa"/>
+              <w:bottom w:w="80" w:type="dxa"/>
+              <w:end w:w="120" w:type="dxa"/>
+            </w:tcMar>
+          </w:tcPr>
+          <w:p>
+            <w:r>
+              <w:rPr>
+                <w:rFonts w:ascii="Microsoft YaHei" w:hAnsi="Microsoft YaHei" w:eastAsia="Microsoft YaHei"/>
+                <w:color w:val="0B2545"/>
+                <w:sz w:val="18"/>
+              </w:rPr>
+              <w:t>https://github.com/superWorldSavior/mcp-syson</w:t>
+            </w:r>
+          </w:p>
+        </w:tc>
+      </w:tr>
+    </w:tbl>
+    <w:p>
+      <w:pPr>
+        <w:pStyle w:val="Heading2"/>
+        <w:pageBreakBefore/>
+      </w:pPr>
+      <w:r>
+        <w:t>3.29 memnet-lite</w:t>
       </w:r>
     </w:p>
     <w:p>
@@ -11306,7 +11679,7 @@
         <w:pageBreakBefore/>
       </w:pPr>
       <w:r>
-        <w:t>3.29 modelwrite</w:t>
+        <w:t>3.30 modelwrite</w:t>
       </w:r>
     </w:p>
     <w:p>
@@ -11679,7 +12052,7 @@
         <w:pageBreakBefore/>
       </w:pPr>
       <w:r>
-        <w:t>3.30 mora-pochettino</w:t>
+        <w:t>3.31 mora-pochettino</w:t>
       </w:r>
     </w:p>
     <w:p>
@@ -12052,7 +12425,7 @@
         <w:pageBreakBefore/>
       </w:pPr>
       <w:r>
-        <w:t>3.31 mycelium-hypha</w:t>
+        <w:t>3.32 mycelium-hypha</w:t>
       </w:r>
     </w:p>
     <w:p>
@@ -12425,7 +12798,7 @@
         <w:pageBreakBefore/>
       </w:pPr>
       <w:r>
-        <w:t>3.32 se-buddy-agent</w:t>
+        <w:t>3.33 se-buddy-agent</w:t>
       </w:r>
     </w:p>
     <w:p>
@@ -12798,7 +13171,7 @@
         <w:pageBreakBefore/>
       </w:pPr>
       <w:r>
-        <w:t>3.33 sidkolapalli</w:t>
+        <w:t>3.34 sidkolapalli</w:t>
       </w:r>
     </w:p>
     <w:p>
@@ -13171,7 +13544,7 @@
         <w:pageBreakBefore/>
       </w:pPr>
       <w:r>
-        <w:t>3.34 syscribe</w:t>
+        <w:t>3.35 syscribe</w:t>
       </w:r>
     </w:p>
     <w:p>
@@ -13544,7 +13917,7 @@
         <w:pageBreakBefore/>
       </w:pPr>
       <w:r>
-        <w:t>3.35 SysML v2 MCP Server by Raghunath Torase</w:t>
+        <w:t>3.36 SysML v2 MCP Server by Raghunath Torase</w:t>
       </w:r>
     </w:p>
     <w:p>
@@ -13917,7 +14290,7 @@
         <w:pageBreakBefore/>
       </w:pPr>
       <w:r>
-        <w:t>3.36 sysml-ai-hub</w:t>
+        <w:t>3.37 sysml-ai-hub</w:t>
       </w:r>
     </w:p>
     <w:p>
@@ -14290,7 +14663,7 @@
         <w:pageBreakBefore/>
       </w:pPr>
       <w:r>
-        <w:t>3.37 sysml-rs</w:t>
+        <w:t>3.38 sysml-rs</w:t>
       </w:r>
     </w:p>
     <w:p>
@@ -14652,379 +15025,6 @@
                 <w:sz w:val="18"/>
               </w:rPr>
               <w:t>https://github.com/RickyMillar/sysml-rs</w:t>
-            </w:r>
-          </w:p>
-        </w:tc>
-      </w:tr>
-    </w:tbl>
-    <w:p>
-      <w:pPr>
-        <w:pStyle w:val="Heading2"/>
-        <w:pageBreakBefore/>
-      </w:pPr>
-      <w:r>
-        <w:t>3.38 sysml-v2-lsp</w:t>
-      </w:r>
-    </w:p>
-    <w:p>
-      <w:pPr>
-        <w:spacing w:after="160"/>
-      </w:pPr>
-      <w:r>
-        <w:rPr>
-          <w:rFonts w:ascii="Microsoft YaHei" w:hAnsi="Microsoft YaHei" w:eastAsia="Microsoft YaHei"/>
-          <w:b/>
-          <w:color w:val="007079"/>
-          <w:sz w:val="18"/>
-        </w:rPr>
-        <w:t>MCP Server · SysML v2 · 待验证 · 开源</w:t>
-      </w:r>
-    </w:p>
-    <w:tbl>
-      <w:tblPr>
-        <w:tblStyle w:val="TableGrid"/>
-        <w:tblW w:type="dxa" w:w="9360"/>
-        <w:jc w:val="left"/>
-        <w:tblLayout w:type="fixed"/>
-        <w:tblLook w:firstColumn="1" w:firstRow="1" w:lastColumn="0" w:lastRow="0" w:noHBand="0" w:noVBand="1" w:val="04A0"/>
-        <w:tblInd w:w="120" w:type="dxa"/>
-      </w:tblPr>
-      <w:tblGrid>
-        <w:gridCol w:w="1700"/>
-        <w:gridCol w:w="7660"/>
-      </w:tblGrid>
-      <w:tr>
-        <w:tc>
-          <w:tcPr>
-            <w:tcW w:type="dxa" w:w="1700"/>
-            <w:shd w:fill="E8EEF5"/>
-            <w:vAlign w:val="top"/>
-            <w:tcMar>
-              <w:top w:w="80" w:type="dxa"/>
-              <w:start w:w="120" w:type="dxa"/>
-              <w:bottom w:w="80" w:type="dxa"/>
-              <w:end w:w="120" w:type="dxa"/>
-            </w:tcMar>
-          </w:tcPr>
-          <w:p>
-            <w:r>
-              <w:rPr>
-                <w:rFonts w:ascii="Microsoft YaHei" w:hAnsi="Microsoft YaHei" w:eastAsia="Microsoft YaHei"/>
-                <w:b/>
-                <w:color w:val="0B2545"/>
-                <w:sz w:val="18"/>
-              </w:rPr>
-              <w:t>功能说明</w:t>
-            </w:r>
-          </w:p>
-        </w:tc>
-        <w:tc>
-          <w:tcPr>
-            <w:tcW w:type="dxa" w:w="7660"/>
-            <w:vAlign w:val="top"/>
-            <w:tcMar>
-              <w:top w:w="80" w:type="dxa"/>
-              <w:start w:w="120" w:type="dxa"/>
-              <w:bottom w:w="80" w:type="dxa"/>
-              <w:end w:w="120" w:type="dxa"/>
-            </w:tcMar>
-          </w:tcPr>
-          <w:p>
-            <w:r>
-              <w:rPr>
-                <w:rFonts w:ascii="Microsoft YaHei" w:hAnsi="Microsoft YaHei" w:eastAsia="Microsoft YaHei"/>
-                <w:color w:val="0B2545"/>
-                <w:sz w:val="18"/>
-              </w:rPr>
-              <w:t>公开描述：SysML v2 LSP/MCP server (forked from daltskin/sysml-v2-lsp)。该功能说明由规则提取，需在下一次人工复核时确认。</w:t>
-            </w:r>
-          </w:p>
-        </w:tc>
-      </w:tr>
-      <w:tr>
-        <w:tc>
-          <w:tcPr>
-            <w:tcW w:type="dxa" w:w="1700"/>
-            <w:shd w:fill="E8EEF5"/>
-            <w:vAlign w:val="top"/>
-            <w:tcMar>
-              <w:top w:w="80" w:type="dxa"/>
-              <w:start w:w="120" w:type="dxa"/>
-              <w:bottom w:w="80" w:type="dxa"/>
-              <w:end w:w="120" w:type="dxa"/>
-            </w:tcMar>
-          </w:tcPr>
-          <w:p>
-            <w:r>
-              <w:rPr>
-                <w:rFonts w:ascii="Microsoft YaHei" w:hAnsi="Microsoft YaHei" w:eastAsia="Microsoft YaHei"/>
-                <w:b/>
-                <w:color w:val="0B2545"/>
-                <w:sz w:val="18"/>
-              </w:rPr>
-              <w:t>适用场景</w:t>
-            </w:r>
-          </w:p>
-        </w:tc>
-        <w:tc>
-          <w:tcPr>
-            <w:tcW w:type="dxa" w:w="7660"/>
-            <w:vAlign w:val="top"/>
-            <w:tcMar>
-              <w:top w:w="80" w:type="dxa"/>
-              <w:start w:w="120" w:type="dxa"/>
-              <w:bottom w:w="80" w:type="dxa"/>
-              <w:end w:w="120" w:type="dxa"/>
-            </w:tcMar>
-          </w:tcPr>
-          <w:p>
-            <w:r>
-              <w:rPr>
-                <w:rFonts w:ascii="Microsoft YaHei" w:hAnsi="Microsoft YaHei" w:eastAsia="Microsoft YaHei"/>
-                <w:color w:val="0B2545"/>
-                <w:sz w:val="18"/>
-              </w:rPr>
-              <w:t>模型理解、模型审查</w:t>
-            </w:r>
-          </w:p>
-        </w:tc>
-      </w:tr>
-      <w:tr>
-        <w:tc>
-          <w:tcPr>
-            <w:tcW w:type="dxa" w:w="1700"/>
-            <w:shd w:fill="E8EEF5"/>
-            <w:vAlign w:val="top"/>
-            <w:tcMar>
-              <w:top w:w="80" w:type="dxa"/>
-              <w:start w:w="120" w:type="dxa"/>
-              <w:bottom w:w="80" w:type="dxa"/>
-              <w:end w:w="120" w:type="dxa"/>
-            </w:tcMar>
-          </w:tcPr>
-          <w:p>
-            <w:r>
-              <w:rPr>
-                <w:rFonts w:ascii="Microsoft YaHei" w:hAnsi="Microsoft YaHei" w:eastAsia="Microsoft YaHei"/>
-                <w:b/>
-                <w:color w:val="0B2545"/>
-                <w:sz w:val="18"/>
-              </w:rPr>
-              <w:t>核心能力</w:t>
-            </w:r>
-          </w:p>
-        </w:tc>
-        <w:tc>
-          <w:tcPr>
-            <w:tcW w:type="dxa" w:w="7660"/>
-            <w:vAlign w:val="top"/>
-            <w:tcMar>
-              <w:top w:w="80" w:type="dxa"/>
-              <w:start w:w="120" w:type="dxa"/>
-              <w:bottom w:w="80" w:type="dxa"/>
-              <w:end w:w="120" w:type="dxa"/>
-            </w:tcMar>
-          </w:tcPr>
-          <w:p>
-            <w:r>
-              <w:rPr>
-                <w:rFonts w:ascii="Microsoft YaHei" w:hAnsi="Microsoft YaHei" w:eastAsia="Microsoft YaHei"/>
-                <w:color w:val="0B2545"/>
-                <w:sz w:val="18"/>
-              </w:rPr>
-              <w:t>待进一步分析</w:t>
-            </w:r>
-          </w:p>
-        </w:tc>
-      </w:tr>
-      <w:tr>
-        <w:tc>
-          <w:tcPr>
-            <w:tcW w:type="dxa" w:w="1700"/>
-            <w:shd w:fill="E8EEF5"/>
-            <w:vAlign w:val="top"/>
-            <w:tcMar>
-              <w:top w:w="80" w:type="dxa"/>
-              <w:start w:w="120" w:type="dxa"/>
-              <w:bottom w:w="80" w:type="dxa"/>
-              <w:end w:w="120" w:type="dxa"/>
-            </w:tcMar>
-          </w:tcPr>
-          <w:p>
-            <w:r>
-              <w:rPr>
-                <w:rFonts w:ascii="Microsoft YaHei" w:hAnsi="Microsoft YaHei" w:eastAsia="Microsoft YaHei"/>
-                <w:b/>
-                <w:color w:val="0B2545"/>
-                <w:sz w:val="18"/>
-              </w:rPr>
-              <w:t>支持平台</w:t>
-            </w:r>
-          </w:p>
-        </w:tc>
-        <w:tc>
-          <w:tcPr>
-            <w:tcW w:type="dxa" w:w="7660"/>
-            <w:vAlign w:val="top"/>
-            <w:tcMar>
-              <w:top w:w="80" w:type="dxa"/>
-              <w:start w:w="120" w:type="dxa"/>
-              <w:bottom w:w="80" w:type="dxa"/>
-              <w:end w:w="120" w:type="dxa"/>
-            </w:tcMar>
-          </w:tcPr>
-          <w:p>
-            <w:r>
-              <w:rPr>
-                <w:rFonts w:ascii="Microsoft YaHei" w:hAnsi="Microsoft YaHei" w:eastAsia="Microsoft YaHei"/>
-                <w:color w:val="0B2545"/>
-                <w:sz w:val="18"/>
-              </w:rPr>
-              <w:t>MCP</w:t>
-            </w:r>
-          </w:p>
-        </w:tc>
-      </w:tr>
-      <w:tr>
-        <w:tc>
-          <w:tcPr>
-            <w:tcW w:type="dxa" w:w="1700"/>
-            <w:shd w:fill="E8EEF5"/>
-            <w:vAlign w:val="top"/>
-            <w:tcMar>
-              <w:top w:w="80" w:type="dxa"/>
-              <w:start w:w="120" w:type="dxa"/>
-              <w:bottom w:w="80" w:type="dxa"/>
-              <w:end w:w="120" w:type="dxa"/>
-            </w:tcMar>
-          </w:tcPr>
-          <w:p>
-            <w:r>
-              <w:rPr>
-                <w:rFonts w:ascii="Microsoft YaHei" w:hAnsi="Microsoft YaHei" w:eastAsia="Microsoft YaHei"/>
-                <w:b/>
-                <w:color w:val="0B2545"/>
-                <w:sz w:val="18"/>
-              </w:rPr>
-              <w:t>隐私与离线</w:t>
-            </w:r>
-          </w:p>
-        </w:tc>
-        <w:tc>
-          <w:tcPr>
-            <w:tcW w:type="dxa" w:w="7660"/>
-            <w:vAlign w:val="top"/>
-            <w:tcMar>
-              <w:top w:w="80" w:type="dxa"/>
-              <w:start w:w="120" w:type="dxa"/>
-              <w:bottom w:w="80" w:type="dxa"/>
-              <w:end w:w="120" w:type="dxa"/>
-            </w:tcMar>
-          </w:tcPr>
-          <w:p>
-            <w:r>
-              <w:rPr>
-                <w:rFonts w:ascii="Microsoft YaHei" w:hAnsi="Microsoft YaHei" w:eastAsia="Microsoft YaHei"/>
-                <w:color w:val="0B2545"/>
-                <w:sz w:val="18"/>
-              </w:rPr>
-              <w:t>自动发现项目，数据隐私与离线能力尚待核验。（离线能力：unknown）</w:t>
-            </w:r>
-          </w:p>
-        </w:tc>
-      </w:tr>
-      <w:tr>
-        <w:tc>
-          <w:tcPr>
-            <w:tcW w:type="dxa" w:w="1700"/>
-            <w:shd w:fill="E8EEF5"/>
-            <w:vAlign w:val="top"/>
-            <w:tcMar>
-              <w:top w:w="80" w:type="dxa"/>
-              <w:start w:w="120" w:type="dxa"/>
-              <w:bottom w:w="80" w:type="dxa"/>
-              <w:end w:w="120" w:type="dxa"/>
-            </w:tcMar>
-          </w:tcPr>
-          <w:p>
-            <w:r>
-              <w:rPr>
-                <w:rFonts w:ascii="Microsoft YaHei" w:hAnsi="Microsoft YaHei" w:eastAsia="Microsoft YaHei"/>
-                <w:b/>
-                <w:color w:val="0B2545"/>
-                <w:sz w:val="18"/>
-              </w:rPr>
-              <w:t>项目地址</w:t>
-            </w:r>
-          </w:p>
-        </w:tc>
-        <w:tc>
-          <w:tcPr>
-            <w:tcW w:type="dxa" w:w="7660"/>
-            <w:vAlign w:val="top"/>
-            <w:tcMar>
-              <w:top w:w="80" w:type="dxa"/>
-              <w:start w:w="120" w:type="dxa"/>
-              <w:bottom w:w="80" w:type="dxa"/>
-              <w:end w:w="120" w:type="dxa"/>
-            </w:tcMar>
-          </w:tcPr>
-          <w:p>
-            <w:r>
-              <w:rPr>
-                <w:rFonts w:ascii="Microsoft YaHei" w:hAnsi="Microsoft YaHei" w:eastAsia="Microsoft YaHei"/>
-                <w:color w:val="0B2545"/>
-                <w:sz w:val="18"/>
-              </w:rPr>
-              <w:t>https://github.com/debaditya-mohankudo/sysml-v2-lsp</w:t>
-            </w:r>
-          </w:p>
-        </w:tc>
-      </w:tr>
-      <w:tr>
-        <w:tc>
-          <w:tcPr>
-            <w:tcW w:type="dxa" w:w="1700"/>
-            <w:shd w:fill="E8EEF5"/>
-            <w:vAlign w:val="top"/>
-            <w:tcMar>
-              <w:top w:w="80" w:type="dxa"/>
-              <w:start w:w="120" w:type="dxa"/>
-              <w:bottom w:w="80" w:type="dxa"/>
-              <w:end w:w="120" w:type="dxa"/>
-            </w:tcMar>
-          </w:tcPr>
-          <w:p>
-            <w:r>
-              <w:rPr>
-                <w:rFonts w:ascii="Microsoft YaHei" w:hAnsi="Microsoft YaHei" w:eastAsia="Microsoft YaHei"/>
-                <w:b/>
-                <w:color w:val="0B2545"/>
-                <w:sz w:val="18"/>
-              </w:rPr>
-              <w:t>核验来源</w:t>
-            </w:r>
-          </w:p>
-        </w:tc>
-        <w:tc>
-          <w:tcPr>
-            <w:tcW w:type="dxa" w:w="7660"/>
-            <w:vAlign w:val="top"/>
-            <w:tcMar>
-              <w:top w:w="80" w:type="dxa"/>
-              <w:start w:w="120" w:type="dxa"/>
-              <w:bottom w:w="80" w:type="dxa"/>
-              <w:end w:w="120" w:type="dxa"/>
-            </w:tcMar>
-          </w:tcPr>
-          <w:p>
-            <w:r>
-              <w:rPr>
-                <w:rFonts w:ascii="Microsoft YaHei" w:hAnsi="Microsoft YaHei" w:eastAsia="Microsoft YaHei"/>
-                <w:color w:val="0B2545"/>
-                <w:sz w:val="18"/>
-              </w:rPr>
-              <w:t>https://github.com/debaditya-mohankudo/sysml-v2-lsp</w:t>
             </w:r>
           </w:p>
         </w:tc>
@@ -15109,7 +15109,7 @@
                 <w:color w:val="0B2545"/>
                 <w:sz w:val="18"/>
               </w:rPr>
-              <w:t>公开描述：SysML v2 Language Server Protocol implementation for VS Code, powered by ANTLR4. Includes MCP server for AI tool integration.。该功能说明由规则提取，需在下一次人工复核时确认。</w:t>
+              <w:t>公开描述：SysML v2 LSP/MCP server (forked from daltskin/sysml-v2-lsp)。该功能说明由规则提取，需在下一次人工复核时确认。</w:t>
             </w:r>
           </w:p>
         </w:tc>
@@ -15349,7 +15349,7 @@
                 <w:color w:val="0B2545"/>
                 <w:sz w:val="18"/>
               </w:rPr>
-              <w:t>https://github.com/daltskin/sysml-v2-lsp</w:t>
+              <w:t>https://github.com/debaditya-mohankudo/sysml-v2-lsp</w:t>
             </w:r>
           </w:p>
         </w:tc>
@@ -15397,7 +15397,7 @@
                 <w:color w:val="0B2545"/>
                 <w:sz w:val="18"/>
               </w:rPr>
-              <w:t>https://github.com/daltskin/sysml-v2-lsp</w:t>
+              <w:t>https://github.com/debaditya-mohankudo/sysml-v2-lsp</w:t>
             </w:r>
           </w:p>
         </w:tc>
@@ -15409,7 +15409,380 @@
         <w:pageBreakBefore/>
       </w:pPr>
       <w:r>
-        <w:t>3.40 sysml-v2-modeling-skill</w:t>
+        <w:t>3.40 sysml-v2-lsp</w:t>
+      </w:r>
+    </w:p>
+    <w:p>
+      <w:pPr>
+        <w:spacing w:after="160"/>
+      </w:pPr>
+      <w:r>
+        <w:rPr>
+          <w:rFonts w:ascii="Microsoft YaHei" w:hAnsi="Microsoft YaHei" w:eastAsia="Microsoft YaHei"/>
+          <w:b/>
+          <w:color w:val="007079"/>
+          <w:sz w:val="18"/>
+        </w:rPr>
+        <w:t>MCP Server · SysML v2 · 待验证 · 开源</w:t>
+      </w:r>
+    </w:p>
+    <w:tbl>
+      <w:tblPr>
+        <w:tblStyle w:val="TableGrid"/>
+        <w:tblW w:type="dxa" w:w="9360"/>
+        <w:jc w:val="left"/>
+        <w:tblLayout w:type="fixed"/>
+        <w:tblLook w:firstColumn="1" w:firstRow="1" w:lastColumn="0" w:lastRow="0" w:noHBand="0" w:noVBand="1" w:val="04A0"/>
+        <w:tblInd w:w="120" w:type="dxa"/>
+      </w:tblPr>
+      <w:tblGrid>
+        <w:gridCol w:w="1700"/>
+        <w:gridCol w:w="7660"/>
+      </w:tblGrid>
+      <w:tr>
+        <w:tc>
+          <w:tcPr>
+            <w:tcW w:type="dxa" w:w="1700"/>
+            <w:shd w:fill="E8EEF5"/>
+            <w:vAlign w:val="top"/>
+            <w:tcMar>
+              <w:top w:w="80" w:type="dxa"/>
+              <w:start w:w="120" w:type="dxa"/>
+              <w:bottom w:w="80" w:type="dxa"/>
+              <w:end w:w="120" w:type="dxa"/>
+            </w:tcMar>
+          </w:tcPr>
+          <w:p>
+            <w:r>
+              <w:rPr>
+                <w:rFonts w:ascii="Microsoft YaHei" w:hAnsi="Microsoft YaHei" w:eastAsia="Microsoft YaHei"/>
+                <w:b/>
+                <w:color w:val="0B2545"/>
+                <w:sz w:val="18"/>
+              </w:rPr>
+              <w:t>功能说明</w:t>
+            </w:r>
+          </w:p>
+        </w:tc>
+        <w:tc>
+          <w:tcPr>
+            <w:tcW w:type="dxa" w:w="7660"/>
+            <w:vAlign w:val="top"/>
+            <w:tcMar>
+              <w:top w:w="80" w:type="dxa"/>
+              <w:start w:w="120" w:type="dxa"/>
+              <w:bottom w:w="80" w:type="dxa"/>
+              <w:end w:w="120" w:type="dxa"/>
+            </w:tcMar>
+          </w:tcPr>
+          <w:p>
+            <w:r>
+              <w:rPr>
+                <w:rFonts w:ascii="Microsoft YaHei" w:hAnsi="Microsoft YaHei" w:eastAsia="Microsoft YaHei"/>
+                <w:color w:val="0B2545"/>
+                <w:sz w:val="18"/>
+              </w:rPr>
+              <w:t>公开描述：SysML v2 Language Server Protocol implementation for VS Code, powered by ANTLR4. Includes MCP server for AI tool integration.。该功能说明由规则提取，需在下一次人工复核时确认。</w:t>
+            </w:r>
+          </w:p>
+        </w:tc>
+      </w:tr>
+      <w:tr>
+        <w:tc>
+          <w:tcPr>
+            <w:tcW w:type="dxa" w:w="1700"/>
+            <w:shd w:fill="E8EEF5"/>
+            <w:vAlign w:val="top"/>
+            <w:tcMar>
+              <w:top w:w="80" w:type="dxa"/>
+              <w:start w:w="120" w:type="dxa"/>
+              <w:bottom w:w="80" w:type="dxa"/>
+              <w:end w:w="120" w:type="dxa"/>
+            </w:tcMar>
+          </w:tcPr>
+          <w:p>
+            <w:r>
+              <w:rPr>
+                <w:rFonts w:ascii="Microsoft YaHei" w:hAnsi="Microsoft YaHei" w:eastAsia="Microsoft YaHei"/>
+                <w:b/>
+                <w:color w:val="0B2545"/>
+                <w:sz w:val="18"/>
+              </w:rPr>
+              <w:t>适用场景</w:t>
+            </w:r>
+          </w:p>
+        </w:tc>
+        <w:tc>
+          <w:tcPr>
+            <w:tcW w:type="dxa" w:w="7660"/>
+            <w:vAlign w:val="top"/>
+            <w:tcMar>
+              <w:top w:w="80" w:type="dxa"/>
+              <w:start w:w="120" w:type="dxa"/>
+              <w:bottom w:w="80" w:type="dxa"/>
+              <w:end w:w="120" w:type="dxa"/>
+            </w:tcMar>
+          </w:tcPr>
+          <w:p>
+            <w:r>
+              <w:rPr>
+                <w:rFonts w:ascii="Microsoft YaHei" w:hAnsi="Microsoft YaHei" w:eastAsia="Microsoft YaHei"/>
+                <w:color w:val="0B2545"/>
+                <w:sz w:val="18"/>
+              </w:rPr>
+              <w:t>模型理解、模型审查</w:t>
+            </w:r>
+          </w:p>
+        </w:tc>
+      </w:tr>
+      <w:tr>
+        <w:tc>
+          <w:tcPr>
+            <w:tcW w:type="dxa" w:w="1700"/>
+            <w:shd w:fill="E8EEF5"/>
+            <w:vAlign w:val="top"/>
+            <w:tcMar>
+              <w:top w:w="80" w:type="dxa"/>
+              <w:start w:w="120" w:type="dxa"/>
+              <w:bottom w:w="80" w:type="dxa"/>
+              <w:end w:w="120" w:type="dxa"/>
+            </w:tcMar>
+          </w:tcPr>
+          <w:p>
+            <w:r>
+              <w:rPr>
+                <w:rFonts w:ascii="Microsoft YaHei" w:hAnsi="Microsoft YaHei" w:eastAsia="Microsoft YaHei"/>
+                <w:b/>
+                <w:color w:val="0B2545"/>
+                <w:sz w:val="18"/>
+              </w:rPr>
+              <w:t>核心能力</w:t>
+            </w:r>
+          </w:p>
+        </w:tc>
+        <w:tc>
+          <w:tcPr>
+            <w:tcW w:type="dxa" w:w="7660"/>
+            <w:vAlign w:val="top"/>
+            <w:tcMar>
+              <w:top w:w="80" w:type="dxa"/>
+              <w:start w:w="120" w:type="dxa"/>
+              <w:bottom w:w="80" w:type="dxa"/>
+              <w:end w:w="120" w:type="dxa"/>
+            </w:tcMar>
+          </w:tcPr>
+          <w:p>
+            <w:r>
+              <w:rPr>
+                <w:rFonts w:ascii="Microsoft YaHei" w:hAnsi="Microsoft YaHei" w:eastAsia="Microsoft YaHei"/>
+                <w:color w:val="0B2545"/>
+                <w:sz w:val="18"/>
+              </w:rPr>
+              <w:t>待进一步分析</w:t>
+            </w:r>
+          </w:p>
+        </w:tc>
+      </w:tr>
+      <w:tr>
+        <w:tc>
+          <w:tcPr>
+            <w:tcW w:type="dxa" w:w="1700"/>
+            <w:shd w:fill="E8EEF5"/>
+            <w:vAlign w:val="top"/>
+            <w:tcMar>
+              <w:top w:w="80" w:type="dxa"/>
+              <w:start w:w="120" w:type="dxa"/>
+              <w:bottom w:w="80" w:type="dxa"/>
+              <w:end w:w="120" w:type="dxa"/>
+            </w:tcMar>
+          </w:tcPr>
+          <w:p>
+            <w:r>
+              <w:rPr>
+                <w:rFonts w:ascii="Microsoft YaHei" w:hAnsi="Microsoft YaHei" w:eastAsia="Microsoft YaHei"/>
+                <w:b/>
+                <w:color w:val="0B2545"/>
+                <w:sz w:val="18"/>
+              </w:rPr>
+              <w:t>支持平台</w:t>
+            </w:r>
+          </w:p>
+        </w:tc>
+        <w:tc>
+          <w:tcPr>
+            <w:tcW w:type="dxa" w:w="7660"/>
+            <w:vAlign w:val="top"/>
+            <w:tcMar>
+              <w:top w:w="80" w:type="dxa"/>
+              <w:start w:w="120" w:type="dxa"/>
+              <w:bottom w:w="80" w:type="dxa"/>
+              <w:end w:w="120" w:type="dxa"/>
+            </w:tcMar>
+          </w:tcPr>
+          <w:p>
+            <w:r>
+              <w:rPr>
+                <w:rFonts w:ascii="Microsoft YaHei" w:hAnsi="Microsoft YaHei" w:eastAsia="Microsoft YaHei"/>
+                <w:color w:val="0B2545"/>
+                <w:sz w:val="18"/>
+              </w:rPr>
+              <w:t>MCP</w:t>
+            </w:r>
+          </w:p>
+        </w:tc>
+      </w:tr>
+      <w:tr>
+        <w:tc>
+          <w:tcPr>
+            <w:tcW w:type="dxa" w:w="1700"/>
+            <w:shd w:fill="E8EEF5"/>
+            <w:vAlign w:val="top"/>
+            <w:tcMar>
+              <w:top w:w="80" w:type="dxa"/>
+              <w:start w:w="120" w:type="dxa"/>
+              <w:bottom w:w="80" w:type="dxa"/>
+              <w:end w:w="120" w:type="dxa"/>
+            </w:tcMar>
+          </w:tcPr>
+          <w:p>
+            <w:r>
+              <w:rPr>
+                <w:rFonts w:ascii="Microsoft YaHei" w:hAnsi="Microsoft YaHei" w:eastAsia="Microsoft YaHei"/>
+                <w:b/>
+                <w:color w:val="0B2545"/>
+                <w:sz w:val="18"/>
+              </w:rPr>
+              <w:t>隐私与离线</w:t>
+            </w:r>
+          </w:p>
+        </w:tc>
+        <w:tc>
+          <w:tcPr>
+            <w:tcW w:type="dxa" w:w="7660"/>
+            <w:vAlign w:val="top"/>
+            <w:tcMar>
+              <w:top w:w="80" w:type="dxa"/>
+              <w:start w:w="120" w:type="dxa"/>
+              <w:bottom w:w="80" w:type="dxa"/>
+              <w:end w:w="120" w:type="dxa"/>
+            </w:tcMar>
+          </w:tcPr>
+          <w:p>
+            <w:r>
+              <w:rPr>
+                <w:rFonts w:ascii="Microsoft YaHei" w:hAnsi="Microsoft YaHei" w:eastAsia="Microsoft YaHei"/>
+                <w:color w:val="0B2545"/>
+                <w:sz w:val="18"/>
+              </w:rPr>
+              <w:t>自动发现项目，数据隐私与离线能力尚待核验。（离线能力：unknown）</w:t>
+            </w:r>
+          </w:p>
+        </w:tc>
+      </w:tr>
+      <w:tr>
+        <w:tc>
+          <w:tcPr>
+            <w:tcW w:type="dxa" w:w="1700"/>
+            <w:shd w:fill="E8EEF5"/>
+            <w:vAlign w:val="top"/>
+            <w:tcMar>
+              <w:top w:w="80" w:type="dxa"/>
+              <w:start w:w="120" w:type="dxa"/>
+              <w:bottom w:w="80" w:type="dxa"/>
+              <w:end w:w="120" w:type="dxa"/>
+            </w:tcMar>
+          </w:tcPr>
+          <w:p>
+            <w:r>
+              <w:rPr>
+                <w:rFonts w:ascii="Microsoft YaHei" w:hAnsi="Microsoft YaHei" w:eastAsia="Microsoft YaHei"/>
+                <w:b/>
+                <w:color w:val="0B2545"/>
+                <w:sz w:val="18"/>
+              </w:rPr>
+              <w:t>项目地址</w:t>
+            </w:r>
+          </w:p>
+        </w:tc>
+        <w:tc>
+          <w:tcPr>
+            <w:tcW w:type="dxa" w:w="7660"/>
+            <w:vAlign w:val="top"/>
+            <w:tcMar>
+              <w:top w:w="80" w:type="dxa"/>
+              <w:start w:w="120" w:type="dxa"/>
+              <w:bottom w:w="80" w:type="dxa"/>
+              <w:end w:w="120" w:type="dxa"/>
+            </w:tcMar>
+          </w:tcPr>
+          <w:p>
+            <w:r>
+              <w:rPr>
+                <w:rFonts w:ascii="Microsoft YaHei" w:hAnsi="Microsoft YaHei" w:eastAsia="Microsoft YaHei"/>
+                <w:color w:val="0B2545"/>
+                <w:sz w:val="18"/>
+              </w:rPr>
+              <w:t>https://github.com/daltskin/sysml-v2-lsp</w:t>
+            </w:r>
+          </w:p>
+        </w:tc>
+      </w:tr>
+      <w:tr>
+        <w:tc>
+          <w:tcPr>
+            <w:tcW w:type="dxa" w:w="1700"/>
+            <w:shd w:fill="E8EEF5"/>
+            <w:vAlign w:val="top"/>
+            <w:tcMar>
+              <w:top w:w="80" w:type="dxa"/>
+              <w:start w:w="120" w:type="dxa"/>
+              <w:bottom w:w="80" w:type="dxa"/>
+              <w:end w:w="120" w:type="dxa"/>
+            </w:tcMar>
+          </w:tcPr>
+          <w:p>
+            <w:r>
+              <w:rPr>
+                <w:rFonts w:ascii="Microsoft YaHei" w:hAnsi="Microsoft YaHei" w:eastAsia="Microsoft YaHei"/>
+                <w:b/>
+                <w:color w:val="0B2545"/>
+                <w:sz w:val="18"/>
+              </w:rPr>
+              <w:t>核验来源</w:t>
+            </w:r>
+          </w:p>
+        </w:tc>
+        <w:tc>
+          <w:tcPr>
+            <w:tcW w:type="dxa" w:w="7660"/>
+            <w:vAlign w:val="top"/>
+            <w:tcMar>
+              <w:top w:w="80" w:type="dxa"/>
+              <w:start w:w="120" w:type="dxa"/>
+              <w:bottom w:w="80" w:type="dxa"/>
+              <w:end w:w="120" w:type="dxa"/>
+            </w:tcMar>
+          </w:tcPr>
+          <w:p>
+            <w:r>
+              <w:rPr>
+                <w:rFonts w:ascii="Microsoft YaHei" w:hAnsi="Microsoft YaHei" w:eastAsia="Microsoft YaHei"/>
+                <w:color w:val="0B2545"/>
+                <w:sz w:val="18"/>
+              </w:rPr>
+              <w:t>https://github.com/daltskin/sysml-v2-lsp</w:t>
+            </w:r>
+          </w:p>
+        </w:tc>
+      </w:tr>
+    </w:tbl>
+    <w:p>
+      <w:pPr>
+        <w:pStyle w:val="Heading2"/>
+        <w:pageBreakBefore/>
+      </w:pPr>
+      <w:r>
+        <w:t>3.41 sysml-v2-modeling-skill</w:t>
       </w:r>
     </w:p>
     <w:p>
@@ -15782,7 +16155,7 @@
         <w:pageBreakBefore/>
       </w:pPr>
       <w:r>
-        <w:t>3.41 SysML2-spec-gpt</w:t>
+        <w:t>3.42 SysML2-spec-gpt</w:t>
       </w:r>
     </w:p>
     <w:p>
@@ -16155,7 +16528,7 @@
         <w:pageBreakBefore/>
       </w:pPr>
       <w:r>
-        <w:t>3.42 SysMLEdge</w:t>
+        <w:t>3.43 SysMLEdge</w:t>
       </w:r>
     </w:p>
     <w:p>
@@ -16528,7 +16901,7 @@
         <w:pageBreakBefore/>
       </w:pPr>
       <w:r>
-        <w:t>3.43 sysmlv2-ai-toolkit</w:t>
+        <w:t>3.44 sysmlv2-ai-toolkit</w:t>
       </w:r>
     </w:p>
     <w:p>
@@ -16901,7 +17274,7 @@
         <w:pageBreakBefore/>
       </w:pPr>
       <w:r>
-        <w:t>3.44 sysprose</w:t>
+        <w:t>3.45 sysprose</w:t>
       </w:r>
     </w:p>
     <w:p>
@@ -17274,7 +17647,7 @@
         <w:pageBreakBefore/>
       </w:pPr>
       <w:r>
-        <w:t>3.45 verifying_SysML_v2_agentic_rag</w:t>
+        <w:t>3.46 verifying_SysML_v2_agentic_rag</w:t>
       </w:r>
     </w:p>
     <w:p>
@@ -17704,7 +18077,7 @@
           <w:color w:val="5D6B7A"/>
           <w:sz w:val="18"/>
         </w:rPr>
-        <w:t>生成时间：2026-10-15 07:26（Asia/Shanghai）</w:t>
+        <w:t>生成时间：2026-10-16 07:10（Asia/Shanghai）</w:t>
       </w:r>
     </w:p>
     <w:sectPr>

--- a/public/reports/sysml-ai-research-report.docx
+++ b/public/reports/sysml-ai-research-report.docx
@@ -18077,7 +18077,7 @@
           <w:color w:val="5D6B7A"/>
           <w:sz w:val="18"/>
         </w:rPr>
-        <w:t>生成时间：2026-10-16 07:10（Asia/Shanghai）</w:t>
+        <w:t>生成时间：2026-10-17 06:57（Asia/Shanghai）</w:t>
       </w:r>
     </w:p>
     <w:sectPr>

--- a/public/reports/sysml-ai-research-report.docx
+++ b/public/reports/sysml-ai-research-report.docx
@@ -18077,7 +18077,7 @@
           <w:color w:val="5D6B7A"/>
           <w:sz w:val="18"/>
         </w:rPr>
-        <w:t>生成时间：2026-10-17 06:57（Asia/Shanghai）</w:t>
+        <w:t>生成时间：2026-10-18 07:14（Asia/Shanghai）</w:t>
       </w:r>
     </w:p>
     <w:sectPr>

--- a/public/reports/sysml-ai-research-report.docx
+++ b/public/reports/sysml-ai-research-report.docx
@@ -88,7 +88,7 @@
                 <w:color w:val="0B2545"/>
                 <w:sz w:val="22"/>
               </w:rPr>
-              <w:t>2026-10-16</w:t>
+              <w:t>2026-10-19</w:t>
             </w:r>
           </w:p>
         </w:tc>
@@ -122,7 +122,7 @@
                 <w:color w:val="0B2545"/>
                 <w:sz w:val="22"/>
               </w:rPr>
-              <w:t>2026-10-19</w:t>
+              <w:t>2026-10-22</w:t>
             </w:r>
           </w:p>
         </w:tc>
@@ -158,7 +158,7 @@
                 <w:color w:val="0B2545"/>
                 <w:sz w:val="22"/>
               </w:rPr>
-              <w:t>46 个</w:t>
+              <w:t>48 个</w:t>
             </w:r>
           </w:p>
         </w:tc>
@@ -220,7 +220,7 @@
           <w:rFonts w:ascii="Microsoft YaHei" w:hAnsi="Microsoft YaHei" w:eastAsia="Microsoft YaHei"/>
           <w:color w:val="0B2545"/>
         </w:rPr>
-        <w:t xml:space="preserve"> 当前共收录 46 个项目，其中 5 个已验证、43 个确认为开源。 调研重点是这些工具在系统建模生命周期中的实际用途，而不只是在何种 AI 客户端中运行。</w:t>
+        <w:t xml:space="preserve"> 当前共收录 48 个项目，其中 5 个已验证、45 个确认为开源。 调研重点是这些工具在系统建模生命周期中的实际用途，而不只是在何种 AI 客户端中运行。</w:t>
       </w:r>
     </w:p>
     <w:p>
@@ -235,7 +235,7 @@
           <w:color w:val="0B2545"/>
           <w:sz w:val="22"/>
         </w:rPr>
-        <w:t>标准覆盖：SysML v2（23）；KerML（3）；通用 MBSE（1）；SysML (version unspecified)（17）；SysML v1（5）；UML（1）</w:t>
+        <w:t>标准覆盖：SysML v2（24）；KerML（3）；通用 MBSE（1）；SysML (version unspecified)（18）；SysML v1（5）；UML（1）</w:t>
       </w:r>
     </w:p>
     <w:p>
@@ -438,7 +438,7 @@
                 <w:color w:val="0B2545"/>
                 <w:sz w:val="17"/>
               </w:rPr>
-              <w:t>agentic-mbse、epistemic-adequacy-probe、FocusTick、HL7-HSRA_E2-SFM2SysMLv2-Agent、INSPECTA-Spec-Code-Proof-Copilot、keel、mappy_mini、mbse-local-ai-demo、mbse-workflow、mbseagent2、modelwrite、mora-pochettino、se-buddy-agent、sidkolapalli、SysML2-spec-gpt、sysmlv2-ai-toolkit、sysprose</w:t>
+              <w:t>agentic-mbse、epistemic-adequacy-probe、FocusTick、HL7-HSRA_E2-SFM2SysMLv2-Agent、INSPECTA-Spec-Code-Proof-Copilot、keel、keio-2026、mappy_mini、mbse-local-ai-demo、mbse-workflow、mbseagent2、modelwrite、mora-pochettino、se-buddy-agent、sidkolapalli、sysml-agent-kernel、SysML2-spec-gpt、sysmlv2-ai-toolkit、sysprose</w:t>
             </w:r>
           </w:p>
         </w:tc>
@@ -8695,7 +8695,380 @@
         <w:pageBreakBefore/>
       </w:pPr>
       <w:r>
-        <w:t>3.22 mappy_mini</w:t>
+        <w:t>3.22 keio-2026</w:t>
+      </w:r>
+    </w:p>
+    <w:p>
+      <w:pPr>
+        <w:spacing w:after="160"/>
+      </w:pPr>
+      <w:r>
+        <w:rPr>
+          <w:rFonts w:ascii="Microsoft YaHei" w:hAnsi="Microsoft YaHei" w:eastAsia="Microsoft YaHei"/>
+          <w:b/>
+          <w:color w:val="007079"/>
+          <w:sz w:val="18"/>
+        </w:rPr>
+        <w:t>Agent · SysML v2 · 待验证 · 开源</w:t>
+      </w:r>
+    </w:p>
+    <w:tbl>
+      <w:tblPr>
+        <w:tblStyle w:val="TableGrid"/>
+        <w:tblW w:type="dxa" w:w="9360"/>
+        <w:jc w:val="left"/>
+        <w:tblLayout w:type="fixed"/>
+        <w:tblLook w:firstColumn="1" w:firstRow="1" w:lastColumn="0" w:lastRow="0" w:noHBand="0" w:noVBand="1" w:val="04A0"/>
+        <w:tblInd w:w="120" w:type="dxa"/>
+      </w:tblPr>
+      <w:tblGrid>
+        <w:gridCol w:w="1700"/>
+        <w:gridCol w:w="7660"/>
+      </w:tblGrid>
+      <w:tr>
+        <w:tc>
+          <w:tcPr>
+            <w:tcW w:type="dxa" w:w="1700"/>
+            <w:shd w:fill="E8EEF5"/>
+            <w:vAlign w:val="top"/>
+            <w:tcMar>
+              <w:top w:w="80" w:type="dxa"/>
+              <w:start w:w="120" w:type="dxa"/>
+              <w:bottom w:w="80" w:type="dxa"/>
+              <w:end w:w="120" w:type="dxa"/>
+            </w:tcMar>
+          </w:tcPr>
+          <w:p>
+            <w:r>
+              <w:rPr>
+                <w:rFonts w:ascii="Microsoft YaHei" w:hAnsi="Microsoft YaHei" w:eastAsia="Microsoft YaHei"/>
+                <w:b/>
+                <w:color w:val="0B2545"/>
+                <w:sz w:val="18"/>
+              </w:rPr>
+              <w:t>功能说明</w:t>
+            </w:r>
+          </w:p>
+        </w:tc>
+        <w:tc>
+          <w:tcPr>
+            <w:tcW w:type="dxa" w:w="7660"/>
+            <w:vAlign w:val="top"/>
+            <w:tcMar>
+              <w:top w:w="80" w:type="dxa"/>
+              <w:start w:w="120" w:type="dxa"/>
+              <w:bottom w:w="80" w:type="dxa"/>
+              <w:end w:w="120" w:type="dxa"/>
+            </w:tcMar>
+          </w:tcPr>
+          <w:p>
+            <w:r>
+              <w:rPr>
+                <w:rFonts w:ascii="Microsoft YaHei" w:hAnsi="Microsoft YaHei" w:eastAsia="Microsoft YaHei"/>
+                <w:color w:val="0B2545"/>
+                <w:sz w:val="18"/>
+              </w:rPr>
+              <w:t>公开描述：Course materials and an integrated JupyterLab–OpenCode environment for AI-assisted product concept modeling using SysML v2 at Keio University (2026).。该功能说明由规则提取，需在下一次人工复核时确认。</w:t>
+            </w:r>
+          </w:p>
+        </w:tc>
+      </w:tr>
+      <w:tr>
+        <w:tc>
+          <w:tcPr>
+            <w:tcW w:type="dxa" w:w="1700"/>
+            <w:shd w:fill="E8EEF5"/>
+            <w:vAlign w:val="top"/>
+            <w:tcMar>
+              <w:top w:w="80" w:type="dxa"/>
+              <w:start w:w="120" w:type="dxa"/>
+              <w:bottom w:w="80" w:type="dxa"/>
+              <w:end w:w="120" w:type="dxa"/>
+            </w:tcMar>
+          </w:tcPr>
+          <w:p>
+            <w:r>
+              <w:rPr>
+                <w:rFonts w:ascii="Microsoft YaHei" w:hAnsi="Microsoft YaHei" w:eastAsia="Microsoft YaHei"/>
+                <w:b/>
+                <w:color w:val="0B2545"/>
+                <w:sz w:val="18"/>
+              </w:rPr>
+              <w:t>适用场景</w:t>
+            </w:r>
+          </w:p>
+        </w:tc>
+        <w:tc>
+          <w:tcPr>
+            <w:tcW w:type="dxa" w:w="7660"/>
+            <w:vAlign w:val="top"/>
+            <w:tcMar>
+              <w:top w:w="80" w:type="dxa"/>
+              <w:start w:w="120" w:type="dxa"/>
+              <w:bottom w:w="80" w:type="dxa"/>
+              <w:end w:w="120" w:type="dxa"/>
+            </w:tcMar>
+          </w:tcPr>
+          <w:p>
+            <w:r>
+              <w:rPr>
+                <w:rFonts w:ascii="Microsoft YaHei" w:hAnsi="Microsoft YaHei" w:eastAsia="Microsoft YaHei"/>
+                <w:color w:val="0B2545"/>
+                <w:sz w:val="18"/>
+              </w:rPr>
+              <w:t>模型理解、模型审查</w:t>
+            </w:r>
+          </w:p>
+        </w:tc>
+      </w:tr>
+      <w:tr>
+        <w:tc>
+          <w:tcPr>
+            <w:tcW w:type="dxa" w:w="1700"/>
+            <w:shd w:fill="E8EEF5"/>
+            <w:vAlign w:val="top"/>
+            <w:tcMar>
+              <w:top w:w="80" w:type="dxa"/>
+              <w:start w:w="120" w:type="dxa"/>
+              <w:bottom w:w="80" w:type="dxa"/>
+              <w:end w:w="120" w:type="dxa"/>
+            </w:tcMar>
+          </w:tcPr>
+          <w:p>
+            <w:r>
+              <w:rPr>
+                <w:rFonts w:ascii="Microsoft YaHei" w:hAnsi="Microsoft YaHei" w:eastAsia="Microsoft YaHei"/>
+                <w:b/>
+                <w:color w:val="0B2545"/>
+                <w:sz w:val="18"/>
+              </w:rPr>
+              <w:t>核心能力</w:t>
+            </w:r>
+          </w:p>
+        </w:tc>
+        <w:tc>
+          <w:tcPr>
+            <w:tcW w:type="dxa" w:w="7660"/>
+            <w:vAlign w:val="top"/>
+            <w:tcMar>
+              <w:top w:w="80" w:type="dxa"/>
+              <w:start w:w="120" w:type="dxa"/>
+              <w:bottom w:w="80" w:type="dxa"/>
+              <w:end w:w="120" w:type="dxa"/>
+            </w:tcMar>
+          </w:tcPr>
+          <w:p>
+            <w:r>
+              <w:rPr>
+                <w:rFonts w:ascii="Microsoft YaHei" w:hAnsi="Microsoft YaHei" w:eastAsia="Microsoft YaHei"/>
+                <w:color w:val="0B2545"/>
+                <w:sz w:val="18"/>
+              </w:rPr>
+              <w:t>待进一步分析</w:t>
+            </w:r>
+          </w:p>
+        </w:tc>
+      </w:tr>
+      <w:tr>
+        <w:tc>
+          <w:tcPr>
+            <w:tcW w:type="dxa" w:w="1700"/>
+            <w:shd w:fill="E8EEF5"/>
+            <w:vAlign w:val="top"/>
+            <w:tcMar>
+              <w:top w:w="80" w:type="dxa"/>
+              <w:start w:w="120" w:type="dxa"/>
+              <w:bottom w:w="80" w:type="dxa"/>
+              <w:end w:w="120" w:type="dxa"/>
+            </w:tcMar>
+          </w:tcPr>
+          <w:p>
+            <w:r>
+              <w:rPr>
+                <w:rFonts w:ascii="Microsoft YaHei" w:hAnsi="Microsoft YaHei" w:eastAsia="Microsoft YaHei"/>
+                <w:b/>
+                <w:color w:val="0B2545"/>
+                <w:sz w:val="18"/>
+              </w:rPr>
+              <w:t>支持平台</w:t>
+            </w:r>
+          </w:p>
+        </w:tc>
+        <w:tc>
+          <w:tcPr>
+            <w:tcW w:type="dxa" w:w="7660"/>
+            <w:vAlign w:val="top"/>
+            <w:tcMar>
+              <w:top w:w="80" w:type="dxa"/>
+              <w:start w:w="120" w:type="dxa"/>
+              <w:bottom w:w="80" w:type="dxa"/>
+              <w:end w:w="120" w:type="dxa"/>
+            </w:tcMar>
+          </w:tcPr>
+          <w:p>
+            <w:r>
+              <w:rPr>
+                <w:rFonts w:ascii="Microsoft YaHei" w:hAnsi="Microsoft YaHei" w:eastAsia="Microsoft YaHei"/>
+                <w:color w:val="0B2545"/>
+                <w:sz w:val="18"/>
+              </w:rPr>
+              <w:t>To verify</w:t>
+            </w:r>
+          </w:p>
+        </w:tc>
+      </w:tr>
+      <w:tr>
+        <w:tc>
+          <w:tcPr>
+            <w:tcW w:type="dxa" w:w="1700"/>
+            <w:shd w:fill="E8EEF5"/>
+            <w:vAlign w:val="top"/>
+            <w:tcMar>
+              <w:top w:w="80" w:type="dxa"/>
+              <w:start w:w="120" w:type="dxa"/>
+              <w:bottom w:w="80" w:type="dxa"/>
+              <w:end w:w="120" w:type="dxa"/>
+            </w:tcMar>
+          </w:tcPr>
+          <w:p>
+            <w:r>
+              <w:rPr>
+                <w:rFonts w:ascii="Microsoft YaHei" w:hAnsi="Microsoft YaHei" w:eastAsia="Microsoft YaHei"/>
+                <w:b/>
+                <w:color w:val="0B2545"/>
+                <w:sz w:val="18"/>
+              </w:rPr>
+              <w:t>隐私与离线</w:t>
+            </w:r>
+          </w:p>
+        </w:tc>
+        <w:tc>
+          <w:tcPr>
+            <w:tcW w:type="dxa" w:w="7660"/>
+            <w:vAlign w:val="top"/>
+            <w:tcMar>
+              <w:top w:w="80" w:type="dxa"/>
+              <w:start w:w="120" w:type="dxa"/>
+              <w:bottom w:w="80" w:type="dxa"/>
+              <w:end w:w="120" w:type="dxa"/>
+            </w:tcMar>
+          </w:tcPr>
+          <w:p>
+            <w:r>
+              <w:rPr>
+                <w:rFonts w:ascii="Microsoft YaHei" w:hAnsi="Microsoft YaHei" w:eastAsia="Microsoft YaHei"/>
+                <w:color w:val="0B2545"/>
+                <w:sz w:val="18"/>
+              </w:rPr>
+              <w:t>自动发现项目，数据隐私与离线能力尚待核验。（离线能力：unknown）</w:t>
+            </w:r>
+          </w:p>
+        </w:tc>
+      </w:tr>
+      <w:tr>
+        <w:tc>
+          <w:tcPr>
+            <w:tcW w:type="dxa" w:w="1700"/>
+            <w:shd w:fill="E8EEF5"/>
+            <w:vAlign w:val="top"/>
+            <w:tcMar>
+              <w:top w:w="80" w:type="dxa"/>
+              <w:start w:w="120" w:type="dxa"/>
+              <w:bottom w:w="80" w:type="dxa"/>
+              <w:end w:w="120" w:type="dxa"/>
+            </w:tcMar>
+          </w:tcPr>
+          <w:p>
+            <w:r>
+              <w:rPr>
+                <w:rFonts w:ascii="Microsoft YaHei" w:hAnsi="Microsoft YaHei" w:eastAsia="Microsoft YaHei"/>
+                <w:b/>
+                <w:color w:val="0B2545"/>
+                <w:sz w:val="18"/>
+              </w:rPr>
+              <w:t>项目地址</w:t>
+            </w:r>
+          </w:p>
+        </w:tc>
+        <w:tc>
+          <w:tcPr>
+            <w:tcW w:type="dxa" w:w="7660"/>
+            <w:vAlign w:val="top"/>
+            <w:tcMar>
+              <w:top w:w="80" w:type="dxa"/>
+              <w:start w:w="120" w:type="dxa"/>
+              <w:bottom w:w="80" w:type="dxa"/>
+              <w:end w:w="120" w:type="dxa"/>
+            </w:tcMar>
+          </w:tcPr>
+          <w:p>
+            <w:r>
+              <w:rPr>
+                <w:rFonts w:ascii="Microsoft YaHei" w:hAnsi="Microsoft YaHei" w:eastAsia="Microsoft YaHei"/>
+                <w:color w:val="0B2545"/>
+                <w:sz w:val="18"/>
+              </w:rPr>
+              <w:t>https://github.com/lbalmelli/keio-2026</w:t>
+            </w:r>
+          </w:p>
+        </w:tc>
+      </w:tr>
+      <w:tr>
+        <w:tc>
+          <w:tcPr>
+            <w:tcW w:type="dxa" w:w="1700"/>
+            <w:shd w:fill="E8EEF5"/>
+            <w:vAlign w:val="top"/>
+            <w:tcMar>
+              <w:top w:w="80" w:type="dxa"/>
+              <w:start w:w="120" w:type="dxa"/>
+              <w:bottom w:w="80" w:type="dxa"/>
+              <w:end w:w="120" w:type="dxa"/>
+            </w:tcMar>
+          </w:tcPr>
+          <w:p>
+            <w:r>
+              <w:rPr>
+                <w:rFonts w:ascii="Microsoft YaHei" w:hAnsi="Microsoft YaHei" w:eastAsia="Microsoft YaHei"/>
+                <w:b/>
+                <w:color w:val="0B2545"/>
+                <w:sz w:val="18"/>
+              </w:rPr>
+              <w:t>核验来源</w:t>
+            </w:r>
+          </w:p>
+        </w:tc>
+        <w:tc>
+          <w:tcPr>
+            <w:tcW w:type="dxa" w:w="7660"/>
+            <w:vAlign w:val="top"/>
+            <w:tcMar>
+              <w:top w:w="80" w:type="dxa"/>
+              <w:start w:w="120" w:type="dxa"/>
+              <w:bottom w:w="80" w:type="dxa"/>
+              <w:end w:w="120" w:type="dxa"/>
+            </w:tcMar>
+          </w:tcPr>
+          <w:p>
+            <w:r>
+              <w:rPr>
+                <w:rFonts w:ascii="Microsoft YaHei" w:hAnsi="Microsoft YaHei" w:eastAsia="Microsoft YaHei"/>
+                <w:color w:val="0B2545"/>
+                <w:sz w:val="18"/>
+              </w:rPr>
+              <w:t>https://github.com/lbalmelli/keio-2026</w:t>
+            </w:r>
+          </w:p>
+        </w:tc>
+      </w:tr>
+    </w:tbl>
+    <w:p>
+      <w:pPr>
+        <w:pStyle w:val="Heading2"/>
+        <w:pageBreakBefore/>
+      </w:pPr>
+      <w:r>
+        <w:t>3.23 mappy_mini</w:t>
       </w:r>
     </w:p>
     <w:p>
@@ -9068,7 +9441,7 @@
         <w:pageBreakBefore/>
       </w:pPr>
       <w:r>
-        <w:t>3.23 mbe3d-skills</w:t>
+        <w:t>3.24 mbe3d-skills</w:t>
       </w:r>
     </w:p>
     <w:p>
@@ -9441,7 +9814,7 @@
         <w:pageBreakBefore/>
       </w:pPr>
       <w:r>
-        <w:t>3.24 mbse-local-ai-demo</w:t>
+        <w:t>3.25 mbse-local-ai-demo</w:t>
       </w:r>
     </w:p>
     <w:p>
@@ -9814,7 +10187,7 @@
         <w:pageBreakBefore/>
       </w:pPr>
       <w:r>
-        <w:t>3.25 mbse-workflow</w:t>
+        <w:t>3.26 mbse-workflow</w:t>
       </w:r>
     </w:p>
     <w:p>
@@ -10187,7 +10560,7 @@
         <w:pageBreakBefore/>
       </w:pPr>
       <w:r>
-        <w:t>3.26 mbseagent2</w:t>
+        <w:t>3.27 mbseagent2</w:t>
       </w:r>
     </w:p>
     <w:p>
@@ -10549,379 +10922,6 @@
                 <w:sz w:val="18"/>
               </w:rPr>
               <w:t>https://github.com/denis71/mbseagent2</w:t>
-            </w:r>
-          </w:p>
-        </w:tc>
-      </w:tr>
-    </w:tbl>
-    <w:p>
-      <w:pPr>
-        <w:pStyle w:val="Heading2"/>
-        <w:pageBreakBefore/>
-      </w:pPr>
-      <w:r>
-        <w:t>3.27 mcp-syson</w:t>
-      </w:r>
-    </w:p>
-    <w:p>
-      <w:pPr>
-        <w:spacing w:after="160"/>
-      </w:pPr>
-      <w:r>
-        <w:rPr>
-          <w:rFonts w:ascii="Microsoft YaHei" w:hAnsi="Microsoft YaHei" w:eastAsia="Microsoft YaHei"/>
-          <w:b/>
-          <w:color w:val="007079"/>
-          <w:sz w:val="18"/>
-        </w:rPr>
-        <w:t>MCP Server · SysML v2 · 待验证 · 开源</w:t>
-      </w:r>
-    </w:p>
-    <w:tbl>
-      <w:tblPr>
-        <w:tblStyle w:val="TableGrid"/>
-        <w:tblW w:type="dxa" w:w="9360"/>
-        <w:jc w:val="left"/>
-        <w:tblLayout w:type="fixed"/>
-        <w:tblLook w:firstColumn="1" w:firstRow="1" w:lastColumn="0" w:lastRow="0" w:noHBand="0" w:noVBand="1" w:val="04A0"/>
-        <w:tblInd w:w="120" w:type="dxa"/>
-      </w:tblPr>
-      <w:tblGrid>
-        <w:gridCol w:w="1700"/>
-        <w:gridCol w:w="7660"/>
-      </w:tblGrid>
-      <w:tr>
-        <w:tc>
-          <w:tcPr>
-            <w:tcW w:type="dxa" w:w="1700"/>
-            <w:shd w:fill="E8EEF5"/>
-            <w:vAlign w:val="top"/>
-            <w:tcMar>
-              <w:top w:w="80" w:type="dxa"/>
-              <w:start w:w="120" w:type="dxa"/>
-              <w:bottom w:w="80" w:type="dxa"/>
-              <w:end w:w="120" w:type="dxa"/>
-            </w:tcMar>
-          </w:tcPr>
-          <w:p>
-            <w:r>
-              <w:rPr>
-                <w:rFonts w:ascii="Microsoft YaHei" w:hAnsi="Microsoft YaHei" w:eastAsia="Microsoft YaHei"/>
-                <w:b/>
-                <w:color w:val="0B2545"/>
-                <w:sz w:val="18"/>
-              </w:rPr>
-              <w:t>功能说明</w:t>
-            </w:r>
-          </w:p>
-        </w:tc>
-        <w:tc>
-          <w:tcPr>
-            <w:tcW w:type="dxa" w:w="7660"/>
-            <w:vAlign w:val="top"/>
-            <w:tcMar>
-              <w:top w:w="80" w:type="dxa"/>
-              <w:start w:w="120" w:type="dxa"/>
-              <w:bottom w:w="80" w:type="dxa"/>
-              <w:end w:w="120" w:type="dxa"/>
-            </w:tcMar>
-          </w:tcPr>
-          <w:p>
-            <w:r>
-              <w:rPr>
-                <w:rFonts w:ascii="Microsoft YaHei" w:hAnsi="Microsoft YaHei" w:eastAsia="Microsoft YaHei"/>
-                <w:color w:val="0B2545"/>
-                <w:sz w:val="18"/>
-              </w:rPr>
-              <w:t>公开描述：MCP server for SysON — SysML v2 MBSE modelling, AQL queries and requirements tracing for AI agents. 29 tools, 4 interactive UI viewers, docker-compose included。该功能说明由规则提取，需在下一次人工复核时确认。</w:t>
-            </w:r>
-          </w:p>
-        </w:tc>
-      </w:tr>
-      <w:tr>
-        <w:tc>
-          <w:tcPr>
-            <w:tcW w:type="dxa" w:w="1700"/>
-            <w:shd w:fill="E8EEF5"/>
-            <w:vAlign w:val="top"/>
-            <w:tcMar>
-              <w:top w:w="80" w:type="dxa"/>
-              <w:start w:w="120" w:type="dxa"/>
-              <w:bottom w:w="80" w:type="dxa"/>
-              <w:end w:w="120" w:type="dxa"/>
-            </w:tcMar>
-          </w:tcPr>
-          <w:p>
-            <w:r>
-              <w:rPr>
-                <w:rFonts w:ascii="Microsoft YaHei" w:hAnsi="Microsoft YaHei" w:eastAsia="Microsoft YaHei"/>
-                <w:b/>
-                <w:color w:val="0B2545"/>
-                <w:sz w:val="18"/>
-              </w:rPr>
-              <w:t>适用场景</w:t>
-            </w:r>
-          </w:p>
-        </w:tc>
-        <w:tc>
-          <w:tcPr>
-            <w:tcW w:type="dxa" w:w="7660"/>
-            <w:vAlign w:val="top"/>
-            <w:tcMar>
-              <w:top w:w="80" w:type="dxa"/>
-              <w:start w:w="120" w:type="dxa"/>
-              <w:bottom w:w="80" w:type="dxa"/>
-              <w:end w:w="120" w:type="dxa"/>
-            </w:tcMar>
-          </w:tcPr>
-          <w:p>
-            <w:r>
-              <w:rPr>
-                <w:rFonts w:ascii="Microsoft YaHei" w:hAnsi="Microsoft YaHei" w:eastAsia="Microsoft YaHei"/>
-                <w:color w:val="0B2545"/>
-                <w:sz w:val="18"/>
-              </w:rPr>
-              <w:t>需求建模</w:t>
-            </w:r>
-          </w:p>
-        </w:tc>
-      </w:tr>
-      <w:tr>
-        <w:tc>
-          <w:tcPr>
-            <w:tcW w:type="dxa" w:w="1700"/>
-            <w:shd w:fill="E8EEF5"/>
-            <w:vAlign w:val="top"/>
-            <w:tcMar>
-              <w:top w:w="80" w:type="dxa"/>
-              <w:start w:w="120" w:type="dxa"/>
-              <w:bottom w:w="80" w:type="dxa"/>
-              <w:end w:w="120" w:type="dxa"/>
-            </w:tcMar>
-          </w:tcPr>
-          <w:p>
-            <w:r>
-              <w:rPr>
-                <w:rFonts w:ascii="Microsoft YaHei" w:hAnsi="Microsoft YaHei" w:eastAsia="Microsoft YaHei"/>
-                <w:b/>
-                <w:color w:val="0B2545"/>
-                <w:sz w:val="18"/>
-              </w:rPr>
-              <w:t>核心能力</w:t>
-            </w:r>
-          </w:p>
-        </w:tc>
-        <w:tc>
-          <w:tcPr>
-            <w:tcW w:type="dxa" w:w="7660"/>
-            <w:vAlign w:val="top"/>
-            <w:tcMar>
-              <w:top w:w="80" w:type="dxa"/>
-              <w:start w:w="120" w:type="dxa"/>
-              <w:bottom w:w="80" w:type="dxa"/>
-              <w:end w:w="120" w:type="dxa"/>
-            </w:tcMar>
-          </w:tcPr>
-          <w:p>
-            <w:r>
-              <w:rPr>
-                <w:rFonts w:ascii="Microsoft YaHei" w:hAnsi="Microsoft YaHei" w:eastAsia="Microsoft YaHei"/>
-                <w:color w:val="0B2545"/>
-                <w:sz w:val="18"/>
-              </w:rPr>
-              <w:t>待进一步分析</w:t>
-            </w:r>
-          </w:p>
-        </w:tc>
-      </w:tr>
-      <w:tr>
-        <w:tc>
-          <w:tcPr>
-            <w:tcW w:type="dxa" w:w="1700"/>
-            <w:shd w:fill="E8EEF5"/>
-            <w:vAlign w:val="top"/>
-            <w:tcMar>
-              <w:top w:w="80" w:type="dxa"/>
-              <w:start w:w="120" w:type="dxa"/>
-              <w:bottom w:w="80" w:type="dxa"/>
-              <w:end w:w="120" w:type="dxa"/>
-            </w:tcMar>
-          </w:tcPr>
-          <w:p>
-            <w:r>
-              <w:rPr>
-                <w:rFonts w:ascii="Microsoft YaHei" w:hAnsi="Microsoft YaHei" w:eastAsia="Microsoft YaHei"/>
-                <w:b/>
-                <w:color w:val="0B2545"/>
-                <w:sz w:val="18"/>
-              </w:rPr>
-              <w:t>支持平台</w:t>
-            </w:r>
-          </w:p>
-        </w:tc>
-        <w:tc>
-          <w:tcPr>
-            <w:tcW w:type="dxa" w:w="7660"/>
-            <w:vAlign w:val="top"/>
-            <w:tcMar>
-              <w:top w:w="80" w:type="dxa"/>
-              <w:start w:w="120" w:type="dxa"/>
-              <w:bottom w:w="80" w:type="dxa"/>
-              <w:end w:w="120" w:type="dxa"/>
-            </w:tcMar>
-          </w:tcPr>
-          <w:p>
-            <w:r>
-              <w:rPr>
-                <w:rFonts w:ascii="Microsoft YaHei" w:hAnsi="Microsoft YaHei" w:eastAsia="Microsoft YaHei"/>
-                <w:color w:val="0B2545"/>
-                <w:sz w:val="18"/>
-              </w:rPr>
-              <w:t>MCP</w:t>
-            </w:r>
-          </w:p>
-        </w:tc>
-      </w:tr>
-      <w:tr>
-        <w:tc>
-          <w:tcPr>
-            <w:tcW w:type="dxa" w:w="1700"/>
-            <w:shd w:fill="E8EEF5"/>
-            <w:vAlign w:val="top"/>
-            <w:tcMar>
-              <w:top w:w="80" w:type="dxa"/>
-              <w:start w:w="120" w:type="dxa"/>
-              <w:bottom w:w="80" w:type="dxa"/>
-              <w:end w:w="120" w:type="dxa"/>
-            </w:tcMar>
-          </w:tcPr>
-          <w:p>
-            <w:r>
-              <w:rPr>
-                <w:rFonts w:ascii="Microsoft YaHei" w:hAnsi="Microsoft YaHei" w:eastAsia="Microsoft YaHei"/>
-                <w:b/>
-                <w:color w:val="0B2545"/>
-                <w:sz w:val="18"/>
-              </w:rPr>
-              <w:t>隐私与离线</w:t>
-            </w:r>
-          </w:p>
-        </w:tc>
-        <w:tc>
-          <w:tcPr>
-            <w:tcW w:type="dxa" w:w="7660"/>
-            <w:vAlign w:val="top"/>
-            <w:tcMar>
-              <w:top w:w="80" w:type="dxa"/>
-              <w:start w:w="120" w:type="dxa"/>
-              <w:bottom w:w="80" w:type="dxa"/>
-              <w:end w:w="120" w:type="dxa"/>
-            </w:tcMar>
-          </w:tcPr>
-          <w:p>
-            <w:r>
-              <w:rPr>
-                <w:rFonts w:ascii="Microsoft YaHei" w:hAnsi="Microsoft YaHei" w:eastAsia="Microsoft YaHei"/>
-                <w:color w:val="0B2545"/>
-                <w:sz w:val="18"/>
-              </w:rPr>
-              <w:t>自动发现项目，数据隐私与离线能力尚待核验。（离线能力：unknown）</w:t>
-            </w:r>
-          </w:p>
-        </w:tc>
-      </w:tr>
-      <w:tr>
-        <w:tc>
-          <w:tcPr>
-            <w:tcW w:type="dxa" w:w="1700"/>
-            <w:shd w:fill="E8EEF5"/>
-            <w:vAlign w:val="top"/>
-            <w:tcMar>
-              <w:top w:w="80" w:type="dxa"/>
-              <w:start w:w="120" w:type="dxa"/>
-              <w:bottom w:w="80" w:type="dxa"/>
-              <w:end w:w="120" w:type="dxa"/>
-            </w:tcMar>
-          </w:tcPr>
-          <w:p>
-            <w:r>
-              <w:rPr>
-                <w:rFonts w:ascii="Microsoft YaHei" w:hAnsi="Microsoft YaHei" w:eastAsia="Microsoft YaHei"/>
-                <w:b/>
-                <w:color w:val="0B2545"/>
-                <w:sz w:val="18"/>
-              </w:rPr>
-              <w:t>项目地址</w:t>
-            </w:r>
-          </w:p>
-        </w:tc>
-        <w:tc>
-          <w:tcPr>
-            <w:tcW w:type="dxa" w:w="7660"/>
-            <w:vAlign w:val="top"/>
-            <w:tcMar>
-              <w:top w:w="80" w:type="dxa"/>
-              <w:start w:w="120" w:type="dxa"/>
-              <w:bottom w:w="80" w:type="dxa"/>
-              <w:end w:w="120" w:type="dxa"/>
-            </w:tcMar>
-          </w:tcPr>
-          <w:p>
-            <w:r>
-              <w:rPr>
-                <w:rFonts w:ascii="Microsoft YaHei" w:hAnsi="Microsoft YaHei" w:eastAsia="Microsoft YaHei"/>
-                <w:color w:val="0B2545"/>
-                <w:sz w:val="18"/>
-              </w:rPr>
-              <w:t>https://github.com/Casys-AI/mcp-syson</w:t>
-            </w:r>
-          </w:p>
-        </w:tc>
-      </w:tr>
-      <w:tr>
-        <w:tc>
-          <w:tcPr>
-            <w:tcW w:type="dxa" w:w="1700"/>
-            <w:shd w:fill="E8EEF5"/>
-            <w:vAlign w:val="top"/>
-            <w:tcMar>
-              <w:top w:w="80" w:type="dxa"/>
-              <w:start w:w="120" w:type="dxa"/>
-              <w:bottom w:w="80" w:type="dxa"/>
-              <w:end w:w="120" w:type="dxa"/>
-            </w:tcMar>
-          </w:tcPr>
-          <w:p>
-            <w:r>
-              <w:rPr>
-                <w:rFonts w:ascii="Microsoft YaHei" w:hAnsi="Microsoft YaHei" w:eastAsia="Microsoft YaHei"/>
-                <w:b/>
-                <w:color w:val="0B2545"/>
-                <w:sz w:val="18"/>
-              </w:rPr>
-              <w:t>核验来源</w:t>
-            </w:r>
-          </w:p>
-        </w:tc>
-        <w:tc>
-          <w:tcPr>
-            <w:tcW w:type="dxa" w:w="7660"/>
-            <w:vAlign w:val="top"/>
-            <w:tcMar>
-              <w:top w:w="80" w:type="dxa"/>
-              <w:start w:w="120" w:type="dxa"/>
-              <w:bottom w:w="80" w:type="dxa"/>
-              <w:end w:w="120" w:type="dxa"/>
-            </w:tcMar>
-          </w:tcPr>
-          <w:p>
-            <w:r>
-              <w:rPr>
-                <w:rFonts w:ascii="Microsoft YaHei" w:hAnsi="Microsoft YaHei" w:eastAsia="Microsoft YaHei"/>
-                <w:color w:val="0B2545"/>
-                <w:sz w:val="18"/>
-              </w:rPr>
-              <w:t>https://github.com/Casys-AI/mcp-syson</w:t>
             </w:r>
           </w:p>
         </w:tc>
@@ -11006,7 +11006,7 @@
                 <w:color w:val="0B2545"/>
                 <w:sz w:val="18"/>
               </w:rPr>
-              <w:t>公开描述：MCP server for SysON — SysML v2 MBSE modelling, AQL queries, requirements tracing, and interactive MCP App viewers for AI agents.。该功能说明由规则提取，需在下一次人工复核时确认。</w:t>
+              <w:t>公开描述：MCP server for SysON — SysML v2 MBSE modelling, AQL queries and requirements tracing for AI agents. 29 tools, 4 interactive UI viewers, docker-compose included。该功能说明由规则提取，需在下一次人工复核时确认。</w:t>
             </w:r>
           </w:p>
         </w:tc>
@@ -11246,7 +11246,7 @@
                 <w:color w:val="0B2545"/>
                 <w:sz w:val="18"/>
               </w:rPr>
-              <w:t>https://github.com/superWorldSavior/mcp-syson</w:t>
+              <w:t>https://github.com/Casys-AI/mcp-syson</w:t>
             </w:r>
           </w:p>
         </w:tc>
@@ -11294,7 +11294,7 @@
                 <w:color w:val="0B2545"/>
                 <w:sz w:val="18"/>
               </w:rPr>
-              <w:t>https://github.com/superWorldSavior/mcp-syson</w:t>
+              <w:t>https://github.com/Casys-AI/mcp-syson</w:t>
             </w:r>
           </w:p>
         </w:tc>
@@ -11306,7 +11306,380 @@
         <w:pageBreakBefore/>
       </w:pPr>
       <w:r>
-        <w:t>3.29 memnet-lite</w:t>
+        <w:t>3.29 mcp-syson</w:t>
+      </w:r>
+    </w:p>
+    <w:p>
+      <w:pPr>
+        <w:spacing w:after="160"/>
+      </w:pPr>
+      <w:r>
+        <w:rPr>
+          <w:rFonts w:ascii="Microsoft YaHei" w:hAnsi="Microsoft YaHei" w:eastAsia="Microsoft YaHei"/>
+          <w:b/>
+          <w:color w:val="007079"/>
+          <w:sz w:val="18"/>
+        </w:rPr>
+        <w:t>MCP Server · SysML v2 · 待验证 · 开源</w:t>
+      </w:r>
+    </w:p>
+    <w:tbl>
+      <w:tblPr>
+        <w:tblStyle w:val="TableGrid"/>
+        <w:tblW w:type="dxa" w:w="9360"/>
+        <w:jc w:val="left"/>
+        <w:tblLayout w:type="fixed"/>
+        <w:tblLook w:firstColumn="1" w:firstRow="1" w:lastColumn="0" w:lastRow="0" w:noHBand="0" w:noVBand="1" w:val="04A0"/>
+        <w:tblInd w:w="120" w:type="dxa"/>
+      </w:tblPr>
+      <w:tblGrid>
+        <w:gridCol w:w="1700"/>
+        <w:gridCol w:w="7660"/>
+      </w:tblGrid>
+      <w:tr>
+        <w:tc>
+          <w:tcPr>
+            <w:tcW w:type="dxa" w:w="1700"/>
+            <w:shd w:fill="E8EEF5"/>
+            <w:vAlign w:val="top"/>
+            <w:tcMar>
+              <w:top w:w="80" w:type="dxa"/>
+              <w:start w:w="120" w:type="dxa"/>
+              <w:bottom w:w="80" w:type="dxa"/>
+              <w:end w:w="120" w:type="dxa"/>
+            </w:tcMar>
+          </w:tcPr>
+          <w:p>
+            <w:r>
+              <w:rPr>
+                <w:rFonts w:ascii="Microsoft YaHei" w:hAnsi="Microsoft YaHei" w:eastAsia="Microsoft YaHei"/>
+                <w:b/>
+                <w:color w:val="0B2545"/>
+                <w:sz w:val="18"/>
+              </w:rPr>
+              <w:t>功能说明</w:t>
+            </w:r>
+          </w:p>
+        </w:tc>
+        <w:tc>
+          <w:tcPr>
+            <w:tcW w:type="dxa" w:w="7660"/>
+            <w:vAlign w:val="top"/>
+            <w:tcMar>
+              <w:top w:w="80" w:type="dxa"/>
+              <w:start w:w="120" w:type="dxa"/>
+              <w:bottom w:w="80" w:type="dxa"/>
+              <w:end w:w="120" w:type="dxa"/>
+            </w:tcMar>
+          </w:tcPr>
+          <w:p>
+            <w:r>
+              <w:rPr>
+                <w:rFonts w:ascii="Microsoft YaHei" w:hAnsi="Microsoft YaHei" w:eastAsia="Microsoft YaHei"/>
+                <w:color w:val="0B2545"/>
+                <w:sz w:val="18"/>
+              </w:rPr>
+              <w:t>公开描述：MCP server for SysON — SysML v2 MBSE modelling, AQL queries, requirements tracing, and interactive MCP App viewers for AI agents.。该功能说明由规则提取，需在下一次人工复核时确认。</w:t>
+            </w:r>
+          </w:p>
+        </w:tc>
+      </w:tr>
+      <w:tr>
+        <w:tc>
+          <w:tcPr>
+            <w:tcW w:type="dxa" w:w="1700"/>
+            <w:shd w:fill="E8EEF5"/>
+            <w:vAlign w:val="top"/>
+            <w:tcMar>
+              <w:top w:w="80" w:type="dxa"/>
+              <w:start w:w="120" w:type="dxa"/>
+              <w:bottom w:w="80" w:type="dxa"/>
+              <w:end w:w="120" w:type="dxa"/>
+            </w:tcMar>
+          </w:tcPr>
+          <w:p>
+            <w:r>
+              <w:rPr>
+                <w:rFonts w:ascii="Microsoft YaHei" w:hAnsi="Microsoft YaHei" w:eastAsia="Microsoft YaHei"/>
+                <w:b/>
+                <w:color w:val="0B2545"/>
+                <w:sz w:val="18"/>
+              </w:rPr>
+              <w:t>适用场景</w:t>
+            </w:r>
+          </w:p>
+        </w:tc>
+        <w:tc>
+          <w:tcPr>
+            <w:tcW w:type="dxa" w:w="7660"/>
+            <w:vAlign w:val="top"/>
+            <w:tcMar>
+              <w:top w:w="80" w:type="dxa"/>
+              <w:start w:w="120" w:type="dxa"/>
+              <w:bottom w:w="80" w:type="dxa"/>
+              <w:end w:w="120" w:type="dxa"/>
+            </w:tcMar>
+          </w:tcPr>
+          <w:p>
+            <w:r>
+              <w:rPr>
+                <w:rFonts w:ascii="Microsoft YaHei" w:hAnsi="Microsoft YaHei" w:eastAsia="Microsoft YaHei"/>
+                <w:color w:val="0B2545"/>
+                <w:sz w:val="18"/>
+              </w:rPr>
+              <w:t>需求建模</w:t>
+            </w:r>
+          </w:p>
+        </w:tc>
+      </w:tr>
+      <w:tr>
+        <w:tc>
+          <w:tcPr>
+            <w:tcW w:type="dxa" w:w="1700"/>
+            <w:shd w:fill="E8EEF5"/>
+            <w:vAlign w:val="top"/>
+            <w:tcMar>
+              <w:top w:w="80" w:type="dxa"/>
+              <w:start w:w="120" w:type="dxa"/>
+              <w:bottom w:w="80" w:type="dxa"/>
+              <w:end w:w="120" w:type="dxa"/>
+            </w:tcMar>
+          </w:tcPr>
+          <w:p>
+            <w:r>
+              <w:rPr>
+                <w:rFonts w:ascii="Microsoft YaHei" w:hAnsi="Microsoft YaHei" w:eastAsia="Microsoft YaHei"/>
+                <w:b/>
+                <w:color w:val="0B2545"/>
+                <w:sz w:val="18"/>
+              </w:rPr>
+              <w:t>核心能力</w:t>
+            </w:r>
+          </w:p>
+        </w:tc>
+        <w:tc>
+          <w:tcPr>
+            <w:tcW w:type="dxa" w:w="7660"/>
+            <w:vAlign w:val="top"/>
+            <w:tcMar>
+              <w:top w:w="80" w:type="dxa"/>
+              <w:start w:w="120" w:type="dxa"/>
+              <w:bottom w:w="80" w:type="dxa"/>
+              <w:end w:w="120" w:type="dxa"/>
+            </w:tcMar>
+          </w:tcPr>
+          <w:p>
+            <w:r>
+              <w:rPr>
+                <w:rFonts w:ascii="Microsoft YaHei" w:hAnsi="Microsoft YaHei" w:eastAsia="Microsoft YaHei"/>
+                <w:color w:val="0B2545"/>
+                <w:sz w:val="18"/>
+              </w:rPr>
+              <w:t>待进一步分析</w:t>
+            </w:r>
+          </w:p>
+        </w:tc>
+      </w:tr>
+      <w:tr>
+        <w:tc>
+          <w:tcPr>
+            <w:tcW w:type="dxa" w:w="1700"/>
+            <w:shd w:fill="E8EEF5"/>
+            <w:vAlign w:val="top"/>
+            <w:tcMar>
+              <w:top w:w="80" w:type="dxa"/>
+              <w:start w:w="120" w:type="dxa"/>
+              <w:bottom w:w="80" w:type="dxa"/>
+              <w:end w:w="120" w:type="dxa"/>
+            </w:tcMar>
+          </w:tcPr>
+          <w:p>
+            <w:r>
+              <w:rPr>
+                <w:rFonts w:ascii="Microsoft YaHei" w:hAnsi="Microsoft YaHei" w:eastAsia="Microsoft YaHei"/>
+                <w:b/>
+                <w:color w:val="0B2545"/>
+                <w:sz w:val="18"/>
+              </w:rPr>
+              <w:t>支持平台</w:t>
+            </w:r>
+          </w:p>
+        </w:tc>
+        <w:tc>
+          <w:tcPr>
+            <w:tcW w:type="dxa" w:w="7660"/>
+            <w:vAlign w:val="top"/>
+            <w:tcMar>
+              <w:top w:w="80" w:type="dxa"/>
+              <w:start w:w="120" w:type="dxa"/>
+              <w:bottom w:w="80" w:type="dxa"/>
+              <w:end w:w="120" w:type="dxa"/>
+            </w:tcMar>
+          </w:tcPr>
+          <w:p>
+            <w:r>
+              <w:rPr>
+                <w:rFonts w:ascii="Microsoft YaHei" w:hAnsi="Microsoft YaHei" w:eastAsia="Microsoft YaHei"/>
+                <w:color w:val="0B2545"/>
+                <w:sz w:val="18"/>
+              </w:rPr>
+              <w:t>MCP</w:t>
+            </w:r>
+          </w:p>
+        </w:tc>
+      </w:tr>
+      <w:tr>
+        <w:tc>
+          <w:tcPr>
+            <w:tcW w:type="dxa" w:w="1700"/>
+            <w:shd w:fill="E8EEF5"/>
+            <w:vAlign w:val="top"/>
+            <w:tcMar>
+              <w:top w:w="80" w:type="dxa"/>
+              <w:start w:w="120" w:type="dxa"/>
+              <w:bottom w:w="80" w:type="dxa"/>
+              <w:end w:w="120" w:type="dxa"/>
+            </w:tcMar>
+          </w:tcPr>
+          <w:p>
+            <w:r>
+              <w:rPr>
+                <w:rFonts w:ascii="Microsoft YaHei" w:hAnsi="Microsoft YaHei" w:eastAsia="Microsoft YaHei"/>
+                <w:b/>
+                <w:color w:val="0B2545"/>
+                <w:sz w:val="18"/>
+              </w:rPr>
+              <w:t>隐私与离线</w:t>
+            </w:r>
+          </w:p>
+        </w:tc>
+        <w:tc>
+          <w:tcPr>
+            <w:tcW w:type="dxa" w:w="7660"/>
+            <w:vAlign w:val="top"/>
+            <w:tcMar>
+              <w:top w:w="80" w:type="dxa"/>
+              <w:start w:w="120" w:type="dxa"/>
+              <w:bottom w:w="80" w:type="dxa"/>
+              <w:end w:w="120" w:type="dxa"/>
+            </w:tcMar>
+          </w:tcPr>
+          <w:p>
+            <w:r>
+              <w:rPr>
+                <w:rFonts w:ascii="Microsoft YaHei" w:hAnsi="Microsoft YaHei" w:eastAsia="Microsoft YaHei"/>
+                <w:color w:val="0B2545"/>
+                <w:sz w:val="18"/>
+              </w:rPr>
+              <w:t>自动发现项目，数据隐私与离线能力尚待核验。（离线能力：unknown）</w:t>
+            </w:r>
+          </w:p>
+        </w:tc>
+      </w:tr>
+      <w:tr>
+        <w:tc>
+          <w:tcPr>
+            <w:tcW w:type="dxa" w:w="1700"/>
+            <w:shd w:fill="E8EEF5"/>
+            <w:vAlign w:val="top"/>
+            <w:tcMar>
+              <w:top w:w="80" w:type="dxa"/>
+              <w:start w:w="120" w:type="dxa"/>
+              <w:bottom w:w="80" w:type="dxa"/>
+              <w:end w:w="120" w:type="dxa"/>
+            </w:tcMar>
+          </w:tcPr>
+          <w:p>
+            <w:r>
+              <w:rPr>
+                <w:rFonts w:ascii="Microsoft YaHei" w:hAnsi="Microsoft YaHei" w:eastAsia="Microsoft YaHei"/>
+                <w:b/>
+                <w:color w:val="0B2545"/>
+                <w:sz w:val="18"/>
+              </w:rPr>
+              <w:t>项目地址</w:t>
+            </w:r>
+          </w:p>
+        </w:tc>
+        <w:tc>
+          <w:tcPr>
+            <w:tcW w:type="dxa" w:w="7660"/>
+            <w:vAlign w:val="top"/>
+            <w:tcMar>
+              <w:top w:w="80" w:type="dxa"/>
+              <w:start w:w="120" w:type="dxa"/>
+              <w:bottom w:w="80" w:type="dxa"/>
+              <w:end w:w="120" w:type="dxa"/>
+            </w:tcMar>
+          </w:tcPr>
+          <w:p>
+            <w:r>
+              <w:rPr>
+                <w:rFonts w:ascii="Microsoft YaHei" w:hAnsi="Microsoft YaHei" w:eastAsia="Microsoft YaHei"/>
+                <w:color w:val="0B2545"/>
+                <w:sz w:val="18"/>
+              </w:rPr>
+              <w:t>https://github.com/superWorldSavior/mcp-syson</w:t>
+            </w:r>
+          </w:p>
+        </w:tc>
+      </w:tr>
+      <w:tr>
+        <w:tc>
+          <w:tcPr>
+            <w:tcW w:type="dxa" w:w="1700"/>
+            <w:shd w:fill="E8EEF5"/>
+            <w:vAlign w:val="top"/>
+            <w:tcMar>
+              <w:top w:w="80" w:type="dxa"/>
+              <w:start w:w="120" w:type="dxa"/>
+              <w:bottom w:w="80" w:type="dxa"/>
+              <w:end w:w="120" w:type="dxa"/>
+            </w:tcMar>
+          </w:tcPr>
+          <w:p>
+            <w:r>
+              <w:rPr>
+                <w:rFonts w:ascii="Microsoft YaHei" w:hAnsi="Microsoft YaHei" w:eastAsia="Microsoft YaHei"/>
+                <w:b/>
+                <w:color w:val="0B2545"/>
+                <w:sz w:val="18"/>
+              </w:rPr>
+              <w:t>核验来源</w:t>
+            </w:r>
+          </w:p>
+        </w:tc>
+        <w:tc>
+          <w:tcPr>
+            <w:tcW w:type="dxa" w:w="7660"/>
+            <w:vAlign w:val="top"/>
+            <w:tcMar>
+              <w:top w:w="80" w:type="dxa"/>
+              <w:start w:w="120" w:type="dxa"/>
+              <w:bottom w:w="80" w:type="dxa"/>
+              <w:end w:w="120" w:type="dxa"/>
+            </w:tcMar>
+          </w:tcPr>
+          <w:p>
+            <w:r>
+              <w:rPr>
+                <w:rFonts w:ascii="Microsoft YaHei" w:hAnsi="Microsoft YaHei" w:eastAsia="Microsoft YaHei"/>
+                <w:color w:val="0B2545"/>
+                <w:sz w:val="18"/>
+              </w:rPr>
+              <w:t>https://github.com/superWorldSavior/mcp-syson</w:t>
+            </w:r>
+          </w:p>
+        </w:tc>
+      </w:tr>
+    </w:tbl>
+    <w:p>
+      <w:pPr>
+        <w:pStyle w:val="Heading2"/>
+        <w:pageBreakBefore/>
+      </w:pPr>
+      <w:r>
+        <w:t>3.30 memnet-lite</w:t>
       </w:r>
     </w:p>
     <w:p>
@@ -11679,7 +12052,7 @@
         <w:pageBreakBefore/>
       </w:pPr>
       <w:r>
-        <w:t>3.30 modelwrite</w:t>
+        <w:t>3.31 modelwrite</w:t>
       </w:r>
     </w:p>
     <w:p>
@@ -12052,7 +12425,7 @@
         <w:pageBreakBefore/>
       </w:pPr>
       <w:r>
-        <w:t>3.31 mora-pochettino</w:t>
+        <w:t>3.32 mora-pochettino</w:t>
       </w:r>
     </w:p>
     <w:p>
@@ -12425,7 +12798,7 @@
         <w:pageBreakBefore/>
       </w:pPr>
       <w:r>
-        <w:t>3.32 mycelium-hypha</w:t>
+        <w:t>3.33 mycelium-hypha</w:t>
       </w:r>
     </w:p>
     <w:p>
@@ -12798,7 +13171,7 @@
         <w:pageBreakBefore/>
       </w:pPr>
       <w:r>
-        <w:t>3.33 se-buddy-agent</w:t>
+        <w:t>3.34 se-buddy-agent</w:t>
       </w:r>
     </w:p>
     <w:p>
@@ -13171,7 +13544,7 @@
         <w:pageBreakBefore/>
       </w:pPr>
       <w:r>
-        <w:t>3.34 sidkolapalli</w:t>
+        <w:t>3.35 sidkolapalli</w:t>
       </w:r>
     </w:p>
     <w:p>
@@ -13544,7 +13917,7 @@
         <w:pageBreakBefore/>
       </w:pPr>
       <w:r>
-        <w:t>3.35 syscribe</w:t>
+        <w:t>3.36 syscribe</w:t>
       </w:r>
     </w:p>
     <w:p>
@@ -13917,7 +14290,7 @@
         <w:pageBreakBefore/>
       </w:pPr>
       <w:r>
-        <w:t>3.36 SysML v2 MCP Server by Raghunath Torase</w:t>
+        <w:t>3.37 SysML v2 MCP Server by Raghunath Torase</w:t>
       </w:r>
     </w:p>
     <w:p>
@@ -14290,7 +14663,380 @@
         <w:pageBreakBefore/>
       </w:pPr>
       <w:r>
-        <w:t>3.37 sysml-ai-hub</w:t>
+        <w:t>3.38 sysml-agent-kernel</w:t>
+      </w:r>
+    </w:p>
+    <w:p>
+      <w:pPr>
+        <w:spacing w:after="160"/>
+      </w:pPr>
+      <w:r>
+        <w:rPr>
+          <w:rFonts w:ascii="Microsoft YaHei" w:hAnsi="Microsoft YaHei" w:eastAsia="Microsoft YaHei"/>
+          <w:b/>
+          <w:color w:val="007079"/>
+          <w:sz w:val="18"/>
+        </w:rPr>
+        <w:t>Agent · SysML (version unspecified) · 待验证 · 开源</w:t>
+      </w:r>
+    </w:p>
+    <w:tbl>
+      <w:tblPr>
+        <w:tblStyle w:val="TableGrid"/>
+        <w:tblW w:type="dxa" w:w="9360"/>
+        <w:jc w:val="left"/>
+        <w:tblLayout w:type="fixed"/>
+        <w:tblLook w:firstColumn="1" w:firstRow="1" w:lastColumn="0" w:lastRow="0" w:noHBand="0" w:noVBand="1" w:val="04A0"/>
+        <w:tblInd w:w="120" w:type="dxa"/>
+      </w:tblPr>
+      <w:tblGrid>
+        <w:gridCol w:w="1700"/>
+        <w:gridCol w:w="7660"/>
+      </w:tblGrid>
+      <w:tr>
+        <w:tc>
+          <w:tcPr>
+            <w:tcW w:type="dxa" w:w="1700"/>
+            <w:shd w:fill="E8EEF5"/>
+            <w:vAlign w:val="top"/>
+            <w:tcMar>
+              <w:top w:w="80" w:type="dxa"/>
+              <w:start w:w="120" w:type="dxa"/>
+              <w:bottom w:w="80" w:type="dxa"/>
+              <w:end w:w="120" w:type="dxa"/>
+            </w:tcMar>
+          </w:tcPr>
+          <w:p>
+            <w:r>
+              <w:rPr>
+                <w:rFonts w:ascii="Microsoft YaHei" w:hAnsi="Microsoft YaHei" w:eastAsia="Microsoft YaHei"/>
+                <w:b/>
+                <w:color w:val="0B2545"/>
+                <w:sz w:val="18"/>
+              </w:rPr>
+              <w:t>功能说明</w:t>
+            </w:r>
+          </w:p>
+        </w:tc>
+        <w:tc>
+          <w:tcPr>
+            <w:tcW w:type="dxa" w:w="7660"/>
+            <w:vAlign w:val="top"/>
+            <w:tcMar>
+              <w:top w:w="80" w:type="dxa"/>
+              <w:start w:w="120" w:type="dxa"/>
+              <w:bottom w:w="80" w:type="dxa"/>
+              <w:end w:w="120" w:type="dxa"/>
+            </w:tcMar>
+          </w:tcPr>
+          <w:p>
+            <w:r>
+              <w:rPr>
+                <w:rFonts w:ascii="Microsoft YaHei" w:hAnsi="Microsoft YaHei" w:eastAsia="Microsoft YaHei"/>
+                <w:color w:val="0B2545"/>
+                <w:sz w:val="18"/>
+              </w:rPr>
+              <w:t>公开描述：自动检索发现的 SysML/MBSE AI 候选项目，等待进一步核验。。该功能说明由规则提取，需在下一次人工复核时确认。</w:t>
+            </w:r>
+          </w:p>
+        </w:tc>
+      </w:tr>
+      <w:tr>
+        <w:tc>
+          <w:tcPr>
+            <w:tcW w:type="dxa" w:w="1700"/>
+            <w:shd w:fill="E8EEF5"/>
+            <w:vAlign w:val="top"/>
+            <w:tcMar>
+              <w:top w:w="80" w:type="dxa"/>
+              <w:start w:w="120" w:type="dxa"/>
+              <w:bottom w:w="80" w:type="dxa"/>
+              <w:end w:w="120" w:type="dxa"/>
+            </w:tcMar>
+          </w:tcPr>
+          <w:p>
+            <w:r>
+              <w:rPr>
+                <w:rFonts w:ascii="Microsoft YaHei" w:hAnsi="Microsoft YaHei" w:eastAsia="Microsoft YaHei"/>
+                <w:b/>
+                <w:color w:val="0B2545"/>
+                <w:sz w:val="18"/>
+              </w:rPr>
+              <w:t>适用场景</w:t>
+            </w:r>
+          </w:p>
+        </w:tc>
+        <w:tc>
+          <w:tcPr>
+            <w:tcW w:type="dxa" w:w="7660"/>
+            <w:vAlign w:val="top"/>
+            <w:tcMar>
+              <w:top w:w="80" w:type="dxa"/>
+              <w:start w:w="120" w:type="dxa"/>
+              <w:bottom w:w="80" w:type="dxa"/>
+              <w:end w:w="120" w:type="dxa"/>
+            </w:tcMar>
+          </w:tcPr>
+          <w:p>
+            <w:r>
+              <w:rPr>
+                <w:rFonts w:ascii="Microsoft YaHei" w:hAnsi="Microsoft YaHei" w:eastAsia="Microsoft YaHei"/>
+                <w:color w:val="0B2545"/>
+                <w:sz w:val="18"/>
+              </w:rPr>
+              <w:t>模型理解</w:t>
+            </w:r>
+          </w:p>
+        </w:tc>
+      </w:tr>
+      <w:tr>
+        <w:tc>
+          <w:tcPr>
+            <w:tcW w:type="dxa" w:w="1700"/>
+            <w:shd w:fill="E8EEF5"/>
+            <w:vAlign w:val="top"/>
+            <w:tcMar>
+              <w:top w:w="80" w:type="dxa"/>
+              <w:start w:w="120" w:type="dxa"/>
+              <w:bottom w:w="80" w:type="dxa"/>
+              <w:end w:w="120" w:type="dxa"/>
+            </w:tcMar>
+          </w:tcPr>
+          <w:p>
+            <w:r>
+              <w:rPr>
+                <w:rFonts w:ascii="Microsoft YaHei" w:hAnsi="Microsoft YaHei" w:eastAsia="Microsoft YaHei"/>
+                <w:b/>
+                <w:color w:val="0B2545"/>
+                <w:sz w:val="18"/>
+              </w:rPr>
+              <w:t>核心能力</w:t>
+            </w:r>
+          </w:p>
+        </w:tc>
+        <w:tc>
+          <w:tcPr>
+            <w:tcW w:type="dxa" w:w="7660"/>
+            <w:vAlign w:val="top"/>
+            <w:tcMar>
+              <w:top w:w="80" w:type="dxa"/>
+              <w:start w:w="120" w:type="dxa"/>
+              <w:bottom w:w="80" w:type="dxa"/>
+              <w:end w:w="120" w:type="dxa"/>
+            </w:tcMar>
+          </w:tcPr>
+          <w:p>
+            <w:r>
+              <w:rPr>
+                <w:rFonts w:ascii="Microsoft YaHei" w:hAnsi="Microsoft YaHei" w:eastAsia="Microsoft YaHei"/>
+                <w:color w:val="0B2545"/>
+                <w:sz w:val="18"/>
+              </w:rPr>
+              <w:t>待进一步分析</w:t>
+            </w:r>
+          </w:p>
+        </w:tc>
+      </w:tr>
+      <w:tr>
+        <w:tc>
+          <w:tcPr>
+            <w:tcW w:type="dxa" w:w="1700"/>
+            <w:shd w:fill="E8EEF5"/>
+            <w:vAlign w:val="top"/>
+            <w:tcMar>
+              <w:top w:w="80" w:type="dxa"/>
+              <w:start w:w="120" w:type="dxa"/>
+              <w:bottom w:w="80" w:type="dxa"/>
+              <w:end w:w="120" w:type="dxa"/>
+            </w:tcMar>
+          </w:tcPr>
+          <w:p>
+            <w:r>
+              <w:rPr>
+                <w:rFonts w:ascii="Microsoft YaHei" w:hAnsi="Microsoft YaHei" w:eastAsia="Microsoft YaHei"/>
+                <w:b/>
+                <w:color w:val="0B2545"/>
+                <w:sz w:val="18"/>
+              </w:rPr>
+              <w:t>支持平台</w:t>
+            </w:r>
+          </w:p>
+        </w:tc>
+        <w:tc>
+          <w:tcPr>
+            <w:tcW w:type="dxa" w:w="7660"/>
+            <w:vAlign w:val="top"/>
+            <w:tcMar>
+              <w:top w:w="80" w:type="dxa"/>
+              <w:start w:w="120" w:type="dxa"/>
+              <w:bottom w:w="80" w:type="dxa"/>
+              <w:end w:w="120" w:type="dxa"/>
+            </w:tcMar>
+          </w:tcPr>
+          <w:p>
+            <w:r>
+              <w:rPr>
+                <w:rFonts w:ascii="Microsoft YaHei" w:hAnsi="Microsoft YaHei" w:eastAsia="Microsoft YaHei"/>
+                <w:color w:val="0B2545"/>
+                <w:sz w:val="18"/>
+              </w:rPr>
+              <w:t>To verify</w:t>
+            </w:r>
+          </w:p>
+        </w:tc>
+      </w:tr>
+      <w:tr>
+        <w:tc>
+          <w:tcPr>
+            <w:tcW w:type="dxa" w:w="1700"/>
+            <w:shd w:fill="E8EEF5"/>
+            <w:vAlign w:val="top"/>
+            <w:tcMar>
+              <w:top w:w="80" w:type="dxa"/>
+              <w:start w:w="120" w:type="dxa"/>
+              <w:bottom w:w="80" w:type="dxa"/>
+              <w:end w:w="120" w:type="dxa"/>
+            </w:tcMar>
+          </w:tcPr>
+          <w:p>
+            <w:r>
+              <w:rPr>
+                <w:rFonts w:ascii="Microsoft YaHei" w:hAnsi="Microsoft YaHei" w:eastAsia="Microsoft YaHei"/>
+                <w:b/>
+                <w:color w:val="0B2545"/>
+                <w:sz w:val="18"/>
+              </w:rPr>
+              <w:t>隐私与离线</w:t>
+            </w:r>
+          </w:p>
+        </w:tc>
+        <w:tc>
+          <w:tcPr>
+            <w:tcW w:type="dxa" w:w="7660"/>
+            <w:vAlign w:val="top"/>
+            <w:tcMar>
+              <w:top w:w="80" w:type="dxa"/>
+              <w:start w:w="120" w:type="dxa"/>
+              <w:bottom w:w="80" w:type="dxa"/>
+              <w:end w:w="120" w:type="dxa"/>
+            </w:tcMar>
+          </w:tcPr>
+          <w:p>
+            <w:r>
+              <w:rPr>
+                <w:rFonts w:ascii="Microsoft YaHei" w:hAnsi="Microsoft YaHei" w:eastAsia="Microsoft YaHei"/>
+                <w:color w:val="0B2545"/>
+                <w:sz w:val="18"/>
+              </w:rPr>
+              <w:t>自动发现项目，数据隐私与离线能力尚待核验。（离线能力：unknown）</w:t>
+            </w:r>
+          </w:p>
+        </w:tc>
+      </w:tr>
+      <w:tr>
+        <w:tc>
+          <w:tcPr>
+            <w:tcW w:type="dxa" w:w="1700"/>
+            <w:shd w:fill="E8EEF5"/>
+            <w:vAlign w:val="top"/>
+            <w:tcMar>
+              <w:top w:w="80" w:type="dxa"/>
+              <w:start w:w="120" w:type="dxa"/>
+              <w:bottom w:w="80" w:type="dxa"/>
+              <w:end w:w="120" w:type="dxa"/>
+            </w:tcMar>
+          </w:tcPr>
+          <w:p>
+            <w:r>
+              <w:rPr>
+                <w:rFonts w:ascii="Microsoft YaHei" w:hAnsi="Microsoft YaHei" w:eastAsia="Microsoft YaHei"/>
+                <w:b/>
+                <w:color w:val="0B2545"/>
+                <w:sz w:val="18"/>
+              </w:rPr>
+              <w:t>项目地址</w:t>
+            </w:r>
+          </w:p>
+        </w:tc>
+        <w:tc>
+          <w:tcPr>
+            <w:tcW w:type="dxa" w:w="7660"/>
+            <w:vAlign w:val="top"/>
+            <w:tcMar>
+              <w:top w:w="80" w:type="dxa"/>
+              <w:start w:w="120" w:type="dxa"/>
+              <w:bottom w:w="80" w:type="dxa"/>
+              <w:end w:w="120" w:type="dxa"/>
+            </w:tcMar>
+          </w:tcPr>
+          <w:p>
+            <w:r>
+              <w:rPr>
+                <w:rFonts w:ascii="Microsoft YaHei" w:hAnsi="Microsoft YaHei" w:eastAsia="Microsoft YaHei"/>
+                <w:color w:val="0B2545"/>
+                <w:sz w:val="18"/>
+              </w:rPr>
+              <w:t>https://github.com/moncefabel/sysml-agent-kernel</w:t>
+            </w:r>
+          </w:p>
+        </w:tc>
+      </w:tr>
+      <w:tr>
+        <w:tc>
+          <w:tcPr>
+            <w:tcW w:type="dxa" w:w="1700"/>
+            <w:shd w:fill="E8EEF5"/>
+            <w:vAlign w:val="top"/>
+            <w:tcMar>
+              <w:top w:w="80" w:type="dxa"/>
+              <w:start w:w="120" w:type="dxa"/>
+              <w:bottom w:w="80" w:type="dxa"/>
+              <w:end w:w="120" w:type="dxa"/>
+            </w:tcMar>
+          </w:tcPr>
+          <w:p>
+            <w:r>
+              <w:rPr>
+                <w:rFonts w:ascii="Microsoft YaHei" w:hAnsi="Microsoft YaHei" w:eastAsia="Microsoft YaHei"/>
+                <w:b/>
+                <w:color w:val="0B2545"/>
+                <w:sz w:val="18"/>
+              </w:rPr>
+              <w:t>核验来源</w:t>
+            </w:r>
+          </w:p>
+        </w:tc>
+        <w:tc>
+          <w:tcPr>
+            <w:tcW w:type="dxa" w:w="7660"/>
+            <w:vAlign w:val="top"/>
+            <w:tcMar>
+              <w:top w:w="80" w:type="dxa"/>
+              <w:start w:w="120" w:type="dxa"/>
+              <w:bottom w:w="80" w:type="dxa"/>
+              <w:end w:w="120" w:type="dxa"/>
+            </w:tcMar>
+          </w:tcPr>
+          <w:p>
+            <w:r>
+              <w:rPr>
+                <w:rFonts w:ascii="Microsoft YaHei" w:hAnsi="Microsoft YaHei" w:eastAsia="Microsoft YaHei"/>
+                <w:color w:val="0B2545"/>
+                <w:sz w:val="18"/>
+              </w:rPr>
+              <w:t>https://github.com/moncefabel/sysml-agent-kernel</w:t>
+            </w:r>
+          </w:p>
+        </w:tc>
+      </w:tr>
+    </w:tbl>
+    <w:p>
+      <w:pPr>
+        <w:pStyle w:val="Heading2"/>
+        <w:pageBreakBefore/>
+      </w:pPr>
+      <w:r>
+        <w:t>3.39 sysml-ai-hub</w:t>
       </w:r>
     </w:p>
     <w:p>
@@ -14663,7 +15409,7 @@
         <w:pageBreakBefore/>
       </w:pPr>
       <w:r>
-        <w:t>3.38 sysml-rs</w:t>
+        <w:t>3.40 sysml-rs</w:t>
       </w:r>
     </w:p>
     <w:p>
@@ -15036,7 +15782,7 @@
         <w:pageBreakBefore/>
       </w:pPr>
       <w:r>
-        <w:t>3.39 sysml-v2-lsp</w:t>
+        <w:t>3.41 sysml-v2-lsp</w:t>
       </w:r>
     </w:p>
     <w:p>
@@ -15409,7 +16155,7 @@
         <w:pageBreakBefore/>
       </w:pPr>
       <w:r>
-        <w:t>3.40 sysml-v2-lsp</w:t>
+        <w:t>3.42 sysml-v2-lsp</w:t>
       </w:r>
     </w:p>
     <w:p>
@@ -15782,7 +16528,7 @@
         <w:pageBreakBefore/>
       </w:pPr>
       <w:r>
-        <w:t>3.41 sysml-v2-modeling-skill</w:t>
+        <w:t>3.43 sysml-v2-modeling-skill</w:t>
       </w:r>
     </w:p>
     <w:p>
@@ -16155,7 +16901,7 @@
         <w:pageBreakBefore/>
       </w:pPr>
       <w:r>
-        <w:t>3.42 SysML2-spec-gpt</w:t>
+        <w:t>3.44 SysML2-spec-gpt</w:t>
       </w:r>
     </w:p>
     <w:p>
@@ -16528,7 +17274,7 @@
         <w:pageBreakBefore/>
       </w:pPr>
       <w:r>
-        <w:t>3.43 SysMLEdge</w:t>
+        <w:t>3.45 SysMLEdge</w:t>
       </w:r>
     </w:p>
     <w:p>
@@ -16901,7 +17647,7 @@
         <w:pageBreakBefore/>
       </w:pPr>
       <w:r>
-        <w:t>3.44 sysmlv2-ai-toolkit</w:t>
+        <w:t>3.46 sysmlv2-ai-toolkit</w:t>
       </w:r>
     </w:p>
     <w:p>
@@ -17274,7 +18020,7 @@
         <w:pageBreakBefore/>
       </w:pPr>
       <w:r>
-        <w:t>3.45 sysprose</w:t>
+        <w:t>3.47 sysprose</w:t>
       </w:r>
     </w:p>
     <w:p>
@@ -17647,7 +18393,7 @@
         <w:pageBreakBefore/>
       </w:pPr>
       <w:r>
-        <w:t>3.46 verifying_SysML_v2_agentic_rag</w:t>
+        <w:t>3.48 verifying_SysML_v2_agentic_rag</w:t>
       </w:r>
     </w:p>
     <w:p>
@@ -18077,7 +18823,7 @@
           <w:color w:val="5D6B7A"/>
           <w:sz w:val="18"/>
         </w:rPr>
-        <w:t>生成时间：2026-10-18 07:14（Asia/Shanghai）</w:t>
+        <w:t>生成时间：2026-10-19 07:46（Asia/Shanghai）</w:t>
       </w:r>
     </w:p>
     <w:sectPr>

--- a/public/reports/sysml-ai-research-report.docx
+++ b/public/reports/sysml-ai-research-report.docx
@@ -18823,7 +18823,7 @@
           <w:color w:val="5D6B7A"/>
           <w:sz w:val="18"/>
         </w:rPr>
-        <w:t>生成时间：2026-10-19 07:46（Asia/Shanghai）</w:t>
+        <w:t>生成时间：2026-10-20 07:34（Asia/Shanghai）</w:t>
       </w:r>
     </w:p>
     <w:sectPr>

--- a/public/reports/sysml-ai-research-report.docx
+++ b/public/reports/sysml-ai-research-report.docx
@@ -18823,7 +18823,7 @@
           <w:color w:val="5D6B7A"/>
           <w:sz w:val="18"/>
         </w:rPr>
-        <w:t>生成时间：2026-10-20 07:34（Asia/Shanghai）</w:t>
+        <w:t>生成时间：2026-10-21 07:39（Asia/Shanghai）</w:t>
       </w:r>
     </w:p>
     <w:sectPr>

--- a/public/reports/sysml-ai-research-report.docx
+++ b/public/reports/sysml-ai-research-report.docx
@@ -88,7 +88,7 @@
                 <w:color w:val="0B2545"/>
                 <w:sz w:val="22"/>
               </w:rPr>
-              <w:t>2026-10-19</w:t>
+              <w:t>2026-10-22</w:t>
             </w:r>
           </w:p>
         </w:tc>
@@ -122,7 +122,7 @@
                 <w:color w:val="0B2545"/>
                 <w:sz w:val="22"/>
               </w:rPr>
-              <w:t>2026-10-22</w:t>
+              <w:t>2026-10-25</w:t>
             </w:r>
           </w:p>
         </w:tc>
@@ -158,7 +158,7 @@
                 <w:color w:val="0B2545"/>
                 <w:sz w:val="22"/>
               </w:rPr>
-              <w:t>48 个</w:t>
+              <w:t>50 个</w:t>
             </w:r>
           </w:p>
         </w:tc>
@@ -220,7 +220,7 @@
           <w:rFonts w:ascii="Microsoft YaHei" w:hAnsi="Microsoft YaHei" w:eastAsia="Microsoft YaHei"/>
           <w:color w:val="0B2545"/>
         </w:rPr>
-        <w:t xml:space="preserve"> 当前共收录 48 个项目，其中 5 个已验证、45 个确认为开源。 调研重点是这些工具在系统建模生命周期中的实际用途，而不只是在何种 AI 客户端中运行。</w:t>
+        <w:t xml:space="preserve"> 当前共收录 50 个项目，其中 5 个已验证、47 个确认为开源。 调研重点是这些工具在系统建模生命周期中的实际用途，而不只是在何种 AI 客户端中运行。</w:t>
       </w:r>
     </w:p>
     <w:p>
@@ -235,7 +235,7 @@
           <w:color w:val="0B2545"/>
           <w:sz w:val="22"/>
         </w:rPr>
-        <w:t>标准覆盖：SysML v2（24）；KerML（3）；通用 MBSE（1）；SysML (version unspecified)（18）；SysML v1（5）；UML（1）</w:t>
+        <w:t>标准覆盖：SysML v2（24）；KerML（3）；通用 MBSE（1）；SysML (version unspecified)（20）；SysML v1（5）；UML（1）</w:t>
       </w:r>
     </w:p>
     <w:p>
@@ -438,7 +438,7 @@
                 <w:color w:val="0B2545"/>
                 <w:sz w:val="17"/>
               </w:rPr>
-              <w:t>agentic-mbse、epistemic-adequacy-probe、FocusTick、HL7-HSRA_E2-SFM2SysMLv2-Agent、INSPECTA-Spec-Code-Proof-Copilot、keel、keio-2026、mappy_mini、mbse-local-ai-demo、mbse-workflow、mbseagent2、modelwrite、mora-pochettino、se-buddy-agent、sidkolapalli、sysml-agent-kernel、SysML2-spec-gpt、sysmlv2-ai-toolkit、sysprose</w:t>
+              <w:t>agentic-mbse、AI4MBSE、epistemic-adequacy-probe、FocusTick、HL7-HSRA_E2-SFM2SysMLv2-Agent、INSPECTA-Spec-Code-Proof-Copilot、keel、keio-2026、mappy_mini、mbse-local-ai-demo、mbse-workflow、mbseagent2、modelwrite、mora-pochettino、se-buddy-agent、sidkolapalli、sysml-agent-kernel、SysML2-spec-gpt、sysmlv2-ai-toolkit、sysprose</w:t>
             </w:r>
           </w:p>
         </w:tc>
@@ -798,7 +798,7 @@
                 <w:color w:val="0B2545"/>
                 <w:sz w:val="17"/>
               </w:rPr>
-              <w:t>sysmlv2 Claude Skill、drawio-skill、Formal Specification Claude Plugin、jgs-magic-sysmlv1-read-skills、jgsystemsconsulting、jgsystemsconsulting-website、mbe3d-skills、memnet-lite、mycelium-hypha、sysml-ai-hub、sysml-v2-modeling-skill</w:t>
+              <w:t>sysmlv2 Claude Skill、drawio-skill、Formal Specification Claude Plugin、jgs-magic-sysmlv1-read-skills、jgsystemsconsulting、jgsystemsconsulting-website、mbe3d-skills、memnet-lite、mycelium-hypha、OpenSysML-REDK-Skills、sysml-ai-hub、sysml-v2-modeling-skill</w:t>
             </w:r>
           </w:p>
         </w:tc>
@@ -3473,7 +3473,380 @@
         <w:pageBreakBefore/>
       </w:pPr>
       <w:r>
-        <w:t>3.8 cameo-mcp-bridge</w:t>
+        <w:t>3.8 AI4MBSE</w:t>
+      </w:r>
+    </w:p>
+    <w:p>
+      <w:pPr>
+        <w:spacing w:after="160"/>
+      </w:pPr>
+      <w:r>
+        <w:rPr>
+          <w:rFonts w:ascii="Microsoft YaHei" w:hAnsi="Microsoft YaHei" w:eastAsia="Microsoft YaHei"/>
+          <w:b/>
+          <w:color w:val="007079"/>
+          <w:sz w:val="18"/>
+        </w:rPr>
+        <w:t>Agent · SysML (version unspecified) · 待验证 · 开源</w:t>
+      </w:r>
+    </w:p>
+    <w:tbl>
+      <w:tblPr>
+        <w:tblStyle w:val="TableGrid"/>
+        <w:tblW w:type="dxa" w:w="9360"/>
+        <w:jc w:val="left"/>
+        <w:tblLayout w:type="fixed"/>
+        <w:tblLook w:firstColumn="1" w:firstRow="1" w:lastColumn="0" w:lastRow="0" w:noHBand="0" w:noVBand="1" w:val="04A0"/>
+        <w:tblInd w:w="120" w:type="dxa"/>
+      </w:tblPr>
+      <w:tblGrid>
+        <w:gridCol w:w="1700"/>
+        <w:gridCol w:w="7660"/>
+      </w:tblGrid>
+      <w:tr>
+        <w:tc>
+          <w:tcPr>
+            <w:tcW w:type="dxa" w:w="1700"/>
+            <w:shd w:fill="E8EEF5"/>
+            <w:vAlign w:val="top"/>
+            <w:tcMar>
+              <w:top w:w="80" w:type="dxa"/>
+              <w:start w:w="120" w:type="dxa"/>
+              <w:bottom w:w="80" w:type="dxa"/>
+              <w:end w:w="120" w:type="dxa"/>
+            </w:tcMar>
+          </w:tcPr>
+          <w:p>
+            <w:r>
+              <w:rPr>
+                <w:rFonts w:ascii="Microsoft YaHei" w:hAnsi="Microsoft YaHei" w:eastAsia="Microsoft YaHei"/>
+                <w:b/>
+                <w:color w:val="0B2545"/>
+                <w:sz w:val="18"/>
+              </w:rPr>
+              <w:t>功能说明</w:t>
+            </w:r>
+          </w:p>
+        </w:tc>
+        <w:tc>
+          <w:tcPr>
+            <w:tcW w:type="dxa" w:w="7660"/>
+            <w:vAlign w:val="top"/>
+            <w:tcMar>
+              <w:top w:w="80" w:type="dxa"/>
+              <w:start w:w="120" w:type="dxa"/>
+              <w:bottom w:w="80" w:type="dxa"/>
+              <w:end w:w="120" w:type="dxa"/>
+            </w:tcMar>
+          </w:tcPr>
+          <w:p>
+            <w:r>
+              <w:rPr>
+                <w:rFonts w:ascii="Microsoft YaHei" w:hAnsi="Microsoft YaHei" w:eastAsia="Microsoft YaHei"/>
+                <w:color w:val="0B2545"/>
+                <w:sz w:val="18"/>
+              </w:rPr>
+              <w:t>公开描述：基于MBSE的AI建模平台。该功能说明由规则提取，需在下一次人工复核时确认。</w:t>
+            </w:r>
+          </w:p>
+        </w:tc>
+      </w:tr>
+      <w:tr>
+        <w:tc>
+          <w:tcPr>
+            <w:tcW w:type="dxa" w:w="1700"/>
+            <w:shd w:fill="E8EEF5"/>
+            <w:vAlign w:val="top"/>
+            <w:tcMar>
+              <w:top w:w="80" w:type="dxa"/>
+              <w:start w:w="120" w:type="dxa"/>
+              <w:bottom w:w="80" w:type="dxa"/>
+              <w:end w:w="120" w:type="dxa"/>
+            </w:tcMar>
+          </w:tcPr>
+          <w:p>
+            <w:r>
+              <w:rPr>
+                <w:rFonts w:ascii="Microsoft YaHei" w:hAnsi="Microsoft YaHei" w:eastAsia="Microsoft YaHei"/>
+                <w:b/>
+                <w:color w:val="0B2545"/>
+                <w:sz w:val="18"/>
+              </w:rPr>
+              <w:t>适用场景</w:t>
+            </w:r>
+          </w:p>
+        </w:tc>
+        <w:tc>
+          <w:tcPr>
+            <w:tcW w:type="dxa" w:w="7660"/>
+            <w:vAlign w:val="top"/>
+            <w:tcMar>
+              <w:top w:w="80" w:type="dxa"/>
+              <w:start w:w="120" w:type="dxa"/>
+              <w:bottom w:w="80" w:type="dxa"/>
+              <w:end w:w="120" w:type="dxa"/>
+            </w:tcMar>
+          </w:tcPr>
+          <w:p>
+            <w:r>
+              <w:rPr>
+                <w:rFonts w:ascii="Microsoft YaHei" w:hAnsi="Microsoft YaHei" w:eastAsia="Microsoft YaHei"/>
+                <w:color w:val="0B2545"/>
+                <w:sz w:val="18"/>
+              </w:rPr>
+              <w:t>模型理解、模型审查</w:t>
+            </w:r>
+          </w:p>
+        </w:tc>
+      </w:tr>
+      <w:tr>
+        <w:tc>
+          <w:tcPr>
+            <w:tcW w:type="dxa" w:w="1700"/>
+            <w:shd w:fill="E8EEF5"/>
+            <w:vAlign w:val="top"/>
+            <w:tcMar>
+              <w:top w:w="80" w:type="dxa"/>
+              <w:start w:w="120" w:type="dxa"/>
+              <w:bottom w:w="80" w:type="dxa"/>
+              <w:end w:w="120" w:type="dxa"/>
+            </w:tcMar>
+          </w:tcPr>
+          <w:p>
+            <w:r>
+              <w:rPr>
+                <w:rFonts w:ascii="Microsoft YaHei" w:hAnsi="Microsoft YaHei" w:eastAsia="Microsoft YaHei"/>
+                <w:b/>
+                <w:color w:val="0B2545"/>
+                <w:sz w:val="18"/>
+              </w:rPr>
+              <w:t>核心能力</w:t>
+            </w:r>
+          </w:p>
+        </w:tc>
+        <w:tc>
+          <w:tcPr>
+            <w:tcW w:type="dxa" w:w="7660"/>
+            <w:vAlign w:val="top"/>
+            <w:tcMar>
+              <w:top w:w="80" w:type="dxa"/>
+              <w:start w:w="120" w:type="dxa"/>
+              <w:bottom w:w="80" w:type="dxa"/>
+              <w:end w:w="120" w:type="dxa"/>
+            </w:tcMar>
+          </w:tcPr>
+          <w:p>
+            <w:r>
+              <w:rPr>
+                <w:rFonts w:ascii="Microsoft YaHei" w:hAnsi="Microsoft YaHei" w:eastAsia="Microsoft YaHei"/>
+                <w:color w:val="0B2545"/>
+                <w:sz w:val="18"/>
+              </w:rPr>
+              <w:t>待进一步分析</w:t>
+            </w:r>
+          </w:p>
+        </w:tc>
+      </w:tr>
+      <w:tr>
+        <w:tc>
+          <w:tcPr>
+            <w:tcW w:type="dxa" w:w="1700"/>
+            <w:shd w:fill="E8EEF5"/>
+            <w:vAlign w:val="top"/>
+            <w:tcMar>
+              <w:top w:w="80" w:type="dxa"/>
+              <w:start w:w="120" w:type="dxa"/>
+              <w:bottom w:w="80" w:type="dxa"/>
+              <w:end w:w="120" w:type="dxa"/>
+            </w:tcMar>
+          </w:tcPr>
+          <w:p>
+            <w:r>
+              <w:rPr>
+                <w:rFonts w:ascii="Microsoft YaHei" w:hAnsi="Microsoft YaHei" w:eastAsia="Microsoft YaHei"/>
+                <w:b/>
+                <w:color w:val="0B2545"/>
+                <w:sz w:val="18"/>
+              </w:rPr>
+              <w:t>支持平台</w:t>
+            </w:r>
+          </w:p>
+        </w:tc>
+        <w:tc>
+          <w:tcPr>
+            <w:tcW w:type="dxa" w:w="7660"/>
+            <w:vAlign w:val="top"/>
+            <w:tcMar>
+              <w:top w:w="80" w:type="dxa"/>
+              <w:start w:w="120" w:type="dxa"/>
+              <w:bottom w:w="80" w:type="dxa"/>
+              <w:end w:w="120" w:type="dxa"/>
+            </w:tcMar>
+          </w:tcPr>
+          <w:p>
+            <w:r>
+              <w:rPr>
+                <w:rFonts w:ascii="Microsoft YaHei" w:hAnsi="Microsoft YaHei" w:eastAsia="Microsoft YaHei"/>
+                <w:color w:val="0B2545"/>
+                <w:sz w:val="18"/>
+              </w:rPr>
+              <w:t>To verify</w:t>
+            </w:r>
+          </w:p>
+        </w:tc>
+      </w:tr>
+      <w:tr>
+        <w:tc>
+          <w:tcPr>
+            <w:tcW w:type="dxa" w:w="1700"/>
+            <w:shd w:fill="E8EEF5"/>
+            <w:vAlign w:val="top"/>
+            <w:tcMar>
+              <w:top w:w="80" w:type="dxa"/>
+              <w:start w:w="120" w:type="dxa"/>
+              <w:bottom w:w="80" w:type="dxa"/>
+              <w:end w:w="120" w:type="dxa"/>
+            </w:tcMar>
+          </w:tcPr>
+          <w:p>
+            <w:r>
+              <w:rPr>
+                <w:rFonts w:ascii="Microsoft YaHei" w:hAnsi="Microsoft YaHei" w:eastAsia="Microsoft YaHei"/>
+                <w:b/>
+                <w:color w:val="0B2545"/>
+                <w:sz w:val="18"/>
+              </w:rPr>
+              <w:t>隐私与离线</w:t>
+            </w:r>
+          </w:p>
+        </w:tc>
+        <w:tc>
+          <w:tcPr>
+            <w:tcW w:type="dxa" w:w="7660"/>
+            <w:vAlign w:val="top"/>
+            <w:tcMar>
+              <w:top w:w="80" w:type="dxa"/>
+              <w:start w:w="120" w:type="dxa"/>
+              <w:bottom w:w="80" w:type="dxa"/>
+              <w:end w:w="120" w:type="dxa"/>
+            </w:tcMar>
+          </w:tcPr>
+          <w:p>
+            <w:r>
+              <w:rPr>
+                <w:rFonts w:ascii="Microsoft YaHei" w:hAnsi="Microsoft YaHei" w:eastAsia="Microsoft YaHei"/>
+                <w:color w:val="0B2545"/>
+                <w:sz w:val="18"/>
+              </w:rPr>
+              <w:t>自动发现项目，数据隐私与离线能力尚待核验。（离线能力：unknown）</w:t>
+            </w:r>
+          </w:p>
+        </w:tc>
+      </w:tr>
+      <w:tr>
+        <w:tc>
+          <w:tcPr>
+            <w:tcW w:type="dxa" w:w="1700"/>
+            <w:shd w:fill="E8EEF5"/>
+            <w:vAlign w:val="top"/>
+            <w:tcMar>
+              <w:top w:w="80" w:type="dxa"/>
+              <w:start w:w="120" w:type="dxa"/>
+              <w:bottom w:w="80" w:type="dxa"/>
+              <w:end w:w="120" w:type="dxa"/>
+            </w:tcMar>
+          </w:tcPr>
+          <w:p>
+            <w:r>
+              <w:rPr>
+                <w:rFonts w:ascii="Microsoft YaHei" w:hAnsi="Microsoft YaHei" w:eastAsia="Microsoft YaHei"/>
+                <w:b/>
+                <w:color w:val="0B2545"/>
+                <w:sz w:val="18"/>
+              </w:rPr>
+              <w:t>项目地址</w:t>
+            </w:r>
+          </w:p>
+        </w:tc>
+        <w:tc>
+          <w:tcPr>
+            <w:tcW w:type="dxa" w:w="7660"/>
+            <w:vAlign w:val="top"/>
+            <w:tcMar>
+              <w:top w:w="80" w:type="dxa"/>
+              <w:start w:w="120" w:type="dxa"/>
+              <w:bottom w:w="80" w:type="dxa"/>
+              <w:end w:w="120" w:type="dxa"/>
+            </w:tcMar>
+          </w:tcPr>
+          <w:p>
+            <w:r>
+              <w:rPr>
+                <w:rFonts w:ascii="Microsoft YaHei" w:hAnsi="Microsoft YaHei" w:eastAsia="Microsoft YaHei"/>
+                <w:color w:val="0B2545"/>
+                <w:sz w:val="18"/>
+              </w:rPr>
+              <w:t>https://github.com/gefei-china/AI4MBSE</w:t>
+            </w:r>
+          </w:p>
+        </w:tc>
+      </w:tr>
+      <w:tr>
+        <w:tc>
+          <w:tcPr>
+            <w:tcW w:type="dxa" w:w="1700"/>
+            <w:shd w:fill="E8EEF5"/>
+            <w:vAlign w:val="top"/>
+            <w:tcMar>
+              <w:top w:w="80" w:type="dxa"/>
+              <w:start w:w="120" w:type="dxa"/>
+              <w:bottom w:w="80" w:type="dxa"/>
+              <w:end w:w="120" w:type="dxa"/>
+            </w:tcMar>
+          </w:tcPr>
+          <w:p>
+            <w:r>
+              <w:rPr>
+                <w:rFonts w:ascii="Microsoft YaHei" w:hAnsi="Microsoft YaHei" w:eastAsia="Microsoft YaHei"/>
+                <w:b/>
+                <w:color w:val="0B2545"/>
+                <w:sz w:val="18"/>
+              </w:rPr>
+              <w:t>核验来源</w:t>
+            </w:r>
+          </w:p>
+        </w:tc>
+        <w:tc>
+          <w:tcPr>
+            <w:tcW w:type="dxa" w:w="7660"/>
+            <w:vAlign w:val="top"/>
+            <w:tcMar>
+              <w:top w:w="80" w:type="dxa"/>
+              <w:start w:w="120" w:type="dxa"/>
+              <w:bottom w:w="80" w:type="dxa"/>
+              <w:end w:w="120" w:type="dxa"/>
+            </w:tcMar>
+          </w:tcPr>
+          <w:p>
+            <w:r>
+              <w:rPr>
+                <w:rFonts w:ascii="Microsoft YaHei" w:hAnsi="Microsoft YaHei" w:eastAsia="Microsoft YaHei"/>
+                <w:color w:val="0B2545"/>
+                <w:sz w:val="18"/>
+              </w:rPr>
+              <w:t>https://github.com/gefei-china/AI4MBSE</w:t>
+            </w:r>
+          </w:p>
+        </w:tc>
+      </w:tr>
+    </w:tbl>
+    <w:p>
+      <w:pPr>
+        <w:pStyle w:val="Heading2"/>
+        <w:pageBreakBefore/>
+      </w:pPr>
+      <w:r>
+        <w:t>3.9 cameo-mcp-bridge</w:t>
       </w:r>
     </w:p>
     <w:p>
@@ -3846,7 +4219,7 @@
         <w:pageBreakBefore/>
       </w:pPr>
       <w:r>
-        <w:t>3.9 drawio-skill</w:t>
+        <w:t>3.10 drawio-skill</w:t>
       </w:r>
     </w:p>
     <w:p>
@@ -4219,7 +4592,7 @@
         <w:pageBreakBefore/>
       </w:pPr>
       <w:r>
-        <w:t>3.10 epistemic-adequacy-probe</w:t>
+        <w:t>3.11 epistemic-adequacy-probe</w:t>
       </w:r>
     </w:p>
     <w:p>
@@ -4592,7 +4965,7 @@
         <w:pageBreakBefore/>
       </w:pPr>
       <w:r>
-        <w:t>3.11 FocusTick</w:t>
+        <w:t>3.12 FocusTick</w:t>
       </w:r>
     </w:p>
     <w:p>
@@ -4965,7 +5338,7 @@
         <w:pageBreakBefore/>
       </w:pPr>
       <w:r>
-        <w:t>3.12 Formal Specification Claude Plugin</w:t>
+        <w:t>3.13 Formal Specification Claude Plugin</w:t>
       </w:r>
     </w:p>
     <w:p>
@@ -5338,7 +5711,7 @@
         <w:pageBreakBefore/>
       </w:pPr>
       <w:r>
-        <w:t>3.13 HL7-HSRA_E2-SFM2SysMLv2-Agent</w:t>
+        <w:t>3.14 HL7-HSRA_E2-SFM2SysMLv2-Agent</w:t>
       </w:r>
     </w:p>
     <w:p>
@@ -5711,7 +6084,7 @@
         <w:pageBreakBefore/>
       </w:pPr>
       <w:r>
-        <w:t>3.14 INSPECTA-Spec-Code-Proof-Copilot</w:t>
+        <w:t>3.15 INSPECTA-Spec-Code-Proof-Copilot</w:t>
       </w:r>
     </w:p>
     <w:p>
@@ -6084,7 +6457,7 @@
         <w:pageBreakBefore/>
       </w:pPr>
       <w:r>
-        <w:t>3.15 jgs-magic-sysmlv1-mcp</w:t>
+        <w:t>3.16 jgs-magic-sysmlv1-mcp</w:t>
       </w:r>
     </w:p>
     <w:p>
@@ -6457,7 +6830,7 @@
         <w:pageBreakBefore/>
       </w:pPr>
       <w:r>
-        <w:t>3.16 jgs-magic-sysmlv1-pro</w:t>
+        <w:t>3.17 jgs-magic-sysmlv1-pro</w:t>
       </w:r>
     </w:p>
     <w:p>
@@ -6830,7 +7203,7 @@
         <w:pageBreakBefore/>
       </w:pPr>
       <w:r>
-        <w:t>3.17 jgs-magic-sysmlv1-read-skills</w:t>
+        <w:t>3.18 jgs-magic-sysmlv1-read-skills</w:t>
       </w:r>
     </w:p>
     <w:p>
@@ -7203,7 +7576,7 @@
         <w:pageBreakBefore/>
       </w:pPr>
       <w:r>
-        <w:t>3.18 jgs-sysmlv2-api-mcp</w:t>
+        <w:t>3.19 jgs-sysmlv2-api-mcp</w:t>
       </w:r>
     </w:p>
     <w:p>
@@ -7576,7 +7949,7 @@
         <w:pageBreakBefore/>
       </w:pPr>
       <w:r>
-        <w:t>3.19 jgsystemsconsulting</w:t>
+        <w:t>3.20 jgsystemsconsulting</w:t>
       </w:r>
     </w:p>
     <w:p>
@@ -7949,7 +8322,7 @@
         <w:pageBreakBefore/>
       </w:pPr>
       <w:r>
-        <w:t>3.20 jgsystemsconsulting-website</w:t>
+        <w:t>3.21 jgsystemsconsulting-website</w:t>
       </w:r>
     </w:p>
     <w:p>
@@ -8322,7 +8695,7 @@
         <w:pageBreakBefore/>
       </w:pPr>
       <w:r>
-        <w:t>3.21 keel</w:t>
+        <w:t>3.22 keel</w:t>
       </w:r>
     </w:p>
     <w:p>
@@ -8695,7 +9068,7 @@
         <w:pageBreakBefore/>
       </w:pPr>
       <w:r>
-        <w:t>3.22 keio-2026</w:t>
+        <w:t>3.23 keio-2026</w:t>
       </w:r>
     </w:p>
     <w:p>
@@ -9068,7 +9441,7 @@
         <w:pageBreakBefore/>
       </w:pPr>
       <w:r>
-        <w:t>3.23 mappy_mini</w:t>
+        <w:t>3.24 mappy_mini</w:t>
       </w:r>
     </w:p>
     <w:p>
@@ -9441,7 +9814,7 @@
         <w:pageBreakBefore/>
       </w:pPr>
       <w:r>
-        <w:t>3.24 mbe3d-skills</w:t>
+        <w:t>3.25 mbe3d-skills</w:t>
       </w:r>
     </w:p>
     <w:p>
@@ -9814,7 +10187,7 @@
         <w:pageBreakBefore/>
       </w:pPr>
       <w:r>
-        <w:t>3.25 mbse-local-ai-demo</w:t>
+        <w:t>3.26 mbse-local-ai-demo</w:t>
       </w:r>
     </w:p>
     <w:p>
@@ -10187,7 +10560,7 @@
         <w:pageBreakBefore/>
       </w:pPr>
       <w:r>
-        <w:t>3.26 mbse-workflow</w:t>
+        <w:t>3.27 mbse-workflow</w:t>
       </w:r>
     </w:p>
     <w:p>
@@ -10560,7 +10933,7 @@
         <w:pageBreakBefore/>
       </w:pPr>
       <w:r>
-        <w:t>3.27 mbseagent2</w:t>
+        <w:t>3.28 mbseagent2</w:t>
       </w:r>
     </w:p>
     <w:p>
@@ -10922,379 +11295,6 @@
                 <w:sz w:val="18"/>
               </w:rPr>
               <w:t>https://github.com/denis71/mbseagent2</w:t>
-            </w:r>
-          </w:p>
-        </w:tc>
-      </w:tr>
-    </w:tbl>
-    <w:p>
-      <w:pPr>
-        <w:pStyle w:val="Heading2"/>
-        <w:pageBreakBefore/>
-      </w:pPr>
-      <w:r>
-        <w:t>3.28 mcp-syson</w:t>
-      </w:r>
-    </w:p>
-    <w:p>
-      <w:pPr>
-        <w:spacing w:after="160"/>
-      </w:pPr>
-      <w:r>
-        <w:rPr>
-          <w:rFonts w:ascii="Microsoft YaHei" w:hAnsi="Microsoft YaHei" w:eastAsia="Microsoft YaHei"/>
-          <w:b/>
-          <w:color w:val="007079"/>
-          <w:sz w:val="18"/>
-        </w:rPr>
-        <w:t>MCP Server · SysML v2 · 待验证 · 开源</w:t>
-      </w:r>
-    </w:p>
-    <w:tbl>
-      <w:tblPr>
-        <w:tblStyle w:val="TableGrid"/>
-        <w:tblW w:type="dxa" w:w="9360"/>
-        <w:jc w:val="left"/>
-        <w:tblLayout w:type="fixed"/>
-        <w:tblLook w:firstColumn="1" w:firstRow="1" w:lastColumn="0" w:lastRow="0" w:noHBand="0" w:noVBand="1" w:val="04A0"/>
-        <w:tblInd w:w="120" w:type="dxa"/>
-      </w:tblPr>
-      <w:tblGrid>
-        <w:gridCol w:w="1700"/>
-        <w:gridCol w:w="7660"/>
-      </w:tblGrid>
-      <w:tr>
-        <w:tc>
-          <w:tcPr>
-            <w:tcW w:type="dxa" w:w="1700"/>
-            <w:shd w:fill="E8EEF5"/>
-            <w:vAlign w:val="top"/>
-            <w:tcMar>
-              <w:top w:w="80" w:type="dxa"/>
-              <w:start w:w="120" w:type="dxa"/>
-              <w:bottom w:w="80" w:type="dxa"/>
-              <w:end w:w="120" w:type="dxa"/>
-            </w:tcMar>
-          </w:tcPr>
-          <w:p>
-            <w:r>
-              <w:rPr>
-                <w:rFonts w:ascii="Microsoft YaHei" w:hAnsi="Microsoft YaHei" w:eastAsia="Microsoft YaHei"/>
-                <w:b/>
-                <w:color w:val="0B2545"/>
-                <w:sz w:val="18"/>
-              </w:rPr>
-              <w:t>功能说明</w:t>
-            </w:r>
-          </w:p>
-        </w:tc>
-        <w:tc>
-          <w:tcPr>
-            <w:tcW w:type="dxa" w:w="7660"/>
-            <w:vAlign w:val="top"/>
-            <w:tcMar>
-              <w:top w:w="80" w:type="dxa"/>
-              <w:start w:w="120" w:type="dxa"/>
-              <w:bottom w:w="80" w:type="dxa"/>
-              <w:end w:w="120" w:type="dxa"/>
-            </w:tcMar>
-          </w:tcPr>
-          <w:p>
-            <w:r>
-              <w:rPr>
-                <w:rFonts w:ascii="Microsoft YaHei" w:hAnsi="Microsoft YaHei" w:eastAsia="Microsoft YaHei"/>
-                <w:color w:val="0B2545"/>
-                <w:sz w:val="18"/>
-              </w:rPr>
-              <w:t>公开描述：MCP server for SysON — SysML v2 MBSE modelling, AQL queries and requirements tracing for AI agents. 29 tools, 4 interactive UI viewers, docker-compose included。该功能说明由规则提取，需在下一次人工复核时确认。</w:t>
-            </w:r>
-          </w:p>
-        </w:tc>
-      </w:tr>
-      <w:tr>
-        <w:tc>
-          <w:tcPr>
-            <w:tcW w:type="dxa" w:w="1700"/>
-            <w:shd w:fill="E8EEF5"/>
-            <w:vAlign w:val="top"/>
-            <w:tcMar>
-              <w:top w:w="80" w:type="dxa"/>
-              <w:start w:w="120" w:type="dxa"/>
-              <w:bottom w:w="80" w:type="dxa"/>
-              <w:end w:w="120" w:type="dxa"/>
-            </w:tcMar>
-          </w:tcPr>
-          <w:p>
-            <w:r>
-              <w:rPr>
-                <w:rFonts w:ascii="Microsoft YaHei" w:hAnsi="Microsoft YaHei" w:eastAsia="Microsoft YaHei"/>
-                <w:b/>
-                <w:color w:val="0B2545"/>
-                <w:sz w:val="18"/>
-              </w:rPr>
-              <w:t>适用场景</w:t>
-            </w:r>
-          </w:p>
-        </w:tc>
-        <w:tc>
-          <w:tcPr>
-            <w:tcW w:type="dxa" w:w="7660"/>
-            <w:vAlign w:val="top"/>
-            <w:tcMar>
-              <w:top w:w="80" w:type="dxa"/>
-              <w:start w:w="120" w:type="dxa"/>
-              <w:bottom w:w="80" w:type="dxa"/>
-              <w:end w:w="120" w:type="dxa"/>
-            </w:tcMar>
-          </w:tcPr>
-          <w:p>
-            <w:r>
-              <w:rPr>
-                <w:rFonts w:ascii="Microsoft YaHei" w:hAnsi="Microsoft YaHei" w:eastAsia="Microsoft YaHei"/>
-                <w:color w:val="0B2545"/>
-                <w:sz w:val="18"/>
-              </w:rPr>
-              <w:t>需求建模</w:t>
-            </w:r>
-          </w:p>
-        </w:tc>
-      </w:tr>
-      <w:tr>
-        <w:tc>
-          <w:tcPr>
-            <w:tcW w:type="dxa" w:w="1700"/>
-            <w:shd w:fill="E8EEF5"/>
-            <w:vAlign w:val="top"/>
-            <w:tcMar>
-              <w:top w:w="80" w:type="dxa"/>
-              <w:start w:w="120" w:type="dxa"/>
-              <w:bottom w:w="80" w:type="dxa"/>
-              <w:end w:w="120" w:type="dxa"/>
-            </w:tcMar>
-          </w:tcPr>
-          <w:p>
-            <w:r>
-              <w:rPr>
-                <w:rFonts w:ascii="Microsoft YaHei" w:hAnsi="Microsoft YaHei" w:eastAsia="Microsoft YaHei"/>
-                <w:b/>
-                <w:color w:val="0B2545"/>
-                <w:sz w:val="18"/>
-              </w:rPr>
-              <w:t>核心能力</w:t>
-            </w:r>
-          </w:p>
-        </w:tc>
-        <w:tc>
-          <w:tcPr>
-            <w:tcW w:type="dxa" w:w="7660"/>
-            <w:vAlign w:val="top"/>
-            <w:tcMar>
-              <w:top w:w="80" w:type="dxa"/>
-              <w:start w:w="120" w:type="dxa"/>
-              <w:bottom w:w="80" w:type="dxa"/>
-              <w:end w:w="120" w:type="dxa"/>
-            </w:tcMar>
-          </w:tcPr>
-          <w:p>
-            <w:r>
-              <w:rPr>
-                <w:rFonts w:ascii="Microsoft YaHei" w:hAnsi="Microsoft YaHei" w:eastAsia="Microsoft YaHei"/>
-                <w:color w:val="0B2545"/>
-                <w:sz w:val="18"/>
-              </w:rPr>
-              <w:t>待进一步分析</w:t>
-            </w:r>
-          </w:p>
-        </w:tc>
-      </w:tr>
-      <w:tr>
-        <w:tc>
-          <w:tcPr>
-            <w:tcW w:type="dxa" w:w="1700"/>
-            <w:shd w:fill="E8EEF5"/>
-            <w:vAlign w:val="top"/>
-            <w:tcMar>
-              <w:top w:w="80" w:type="dxa"/>
-              <w:start w:w="120" w:type="dxa"/>
-              <w:bottom w:w="80" w:type="dxa"/>
-              <w:end w:w="120" w:type="dxa"/>
-            </w:tcMar>
-          </w:tcPr>
-          <w:p>
-            <w:r>
-              <w:rPr>
-                <w:rFonts w:ascii="Microsoft YaHei" w:hAnsi="Microsoft YaHei" w:eastAsia="Microsoft YaHei"/>
-                <w:b/>
-                <w:color w:val="0B2545"/>
-                <w:sz w:val="18"/>
-              </w:rPr>
-              <w:t>支持平台</w:t>
-            </w:r>
-          </w:p>
-        </w:tc>
-        <w:tc>
-          <w:tcPr>
-            <w:tcW w:type="dxa" w:w="7660"/>
-            <w:vAlign w:val="top"/>
-            <w:tcMar>
-              <w:top w:w="80" w:type="dxa"/>
-              <w:start w:w="120" w:type="dxa"/>
-              <w:bottom w:w="80" w:type="dxa"/>
-              <w:end w:w="120" w:type="dxa"/>
-            </w:tcMar>
-          </w:tcPr>
-          <w:p>
-            <w:r>
-              <w:rPr>
-                <w:rFonts w:ascii="Microsoft YaHei" w:hAnsi="Microsoft YaHei" w:eastAsia="Microsoft YaHei"/>
-                <w:color w:val="0B2545"/>
-                <w:sz w:val="18"/>
-              </w:rPr>
-              <w:t>MCP</w:t>
-            </w:r>
-          </w:p>
-        </w:tc>
-      </w:tr>
-      <w:tr>
-        <w:tc>
-          <w:tcPr>
-            <w:tcW w:type="dxa" w:w="1700"/>
-            <w:shd w:fill="E8EEF5"/>
-            <w:vAlign w:val="top"/>
-            <w:tcMar>
-              <w:top w:w="80" w:type="dxa"/>
-              <w:start w:w="120" w:type="dxa"/>
-              <w:bottom w:w="80" w:type="dxa"/>
-              <w:end w:w="120" w:type="dxa"/>
-            </w:tcMar>
-          </w:tcPr>
-          <w:p>
-            <w:r>
-              <w:rPr>
-                <w:rFonts w:ascii="Microsoft YaHei" w:hAnsi="Microsoft YaHei" w:eastAsia="Microsoft YaHei"/>
-                <w:b/>
-                <w:color w:val="0B2545"/>
-                <w:sz w:val="18"/>
-              </w:rPr>
-              <w:t>隐私与离线</w:t>
-            </w:r>
-          </w:p>
-        </w:tc>
-        <w:tc>
-          <w:tcPr>
-            <w:tcW w:type="dxa" w:w="7660"/>
-            <w:vAlign w:val="top"/>
-            <w:tcMar>
-              <w:top w:w="80" w:type="dxa"/>
-              <w:start w:w="120" w:type="dxa"/>
-              <w:bottom w:w="80" w:type="dxa"/>
-              <w:end w:w="120" w:type="dxa"/>
-            </w:tcMar>
-          </w:tcPr>
-          <w:p>
-            <w:r>
-              <w:rPr>
-                <w:rFonts w:ascii="Microsoft YaHei" w:hAnsi="Microsoft YaHei" w:eastAsia="Microsoft YaHei"/>
-                <w:color w:val="0B2545"/>
-                <w:sz w:val="18"/>
-              </w:rPr>
-              <w:t>自动发现项目，数据隐私与离线能力尚待核验。（离线能力：unknown）</w:t>
-            </w:r>
-          </w:p>
-        </w:tc>
-      </w:tr>
-      <w:tr>
-        <w:tc>
-          <w:tcPr>
-            <w:tcW w:type="dxa" w:w="1700"/>
-            <w:shd w:fill="E8EEF5"/>
-            <w:vAlign w:val="top"/>
-            <w:tcMar>
-              <w:top w:w="80" w:type="dxa"/>
-              <w:start w:w="120" w:type="dxa"/>
-              <w:bottom w:w="80" w:type="dxa"/>
-              <w:end w:w="120" w:type="dxa"/>
-            </w:tcMar>
-          </w:tcPr>
-          <w:p>
-            <w:r>
-              <w:rPr>
-                <w:rFonts w:ascii="Microsoft YaHei" w:hAnsi="Microsoft YaHei" w:eastAsia="Microsoft YaHei"/>
-                <w:b/>
-                <w:color w:val="0B2545"/>
-                <w:sz w:val="18"/>
-              </w:rPr>
-              <w:t>项目地址</w:t>
-            </w:r>
-          </w:p>
-        </w:tc>
-        <w:tc>
-          <w:tcPr>
-            <w:tcW w:type="dxa" w:w="7660"/>
-            <w:vAlign w:val="top"/>
-            <w:tcMar>
-              <w:top w:w="80" w:type="dxa"/>
-              <w:start w:w="120" w:type="dxa"/>
-              <w:bottom w:w="80" w:type="dxa"/>
-              <w:end w:w="120" w:type="dxa"/>
-            </w:tcMar>
-          </w:tcPr>
-          <w:p>
-            <w:r>
-              <w:rPr>
-                <w:rFonts w:ascii="Microsoft YaHei" w:hAnsi="Microsoft YaHei" w:eastAsia="Microsoft YaHei"/>
-                <w:color w:val="0B2545"/>
-                <w:sz w:val="18"/>
-              </w:rPr>
-              <w:t>https://github.com/Casys-AI/mcp-syson</w:t>
-            </w:r>
-          </w:p>
-        </w:tc>
-      </w:tr>
-      <w:tr>
-        <w:tc>
-          <w:tcPr>
-            <w:tcW w:type="dxa" w:w="1700"/>
-            <w:shd w:fill="E8EEF5"/>
-            <w:vAlign w:val="top"/>
-            <w:tcMar>
-              <w:top w:w="80" w:type="dxa"/>
-              <w:start w:w="120" w:type="dxa"/>
-              <w:bottom w:w="80" w:type="dxa"/>
-              <w:end w:w="120" w:type="dxa"/>
-            </w:tcMar>
-          </w:tcPr>
-          <w:p>
-            <w:r>
-              <w:rPr>
-                <w:rFonts w:ascii="Microsoft YaHei" w:hAnsi="Microsoft YaHei" w:eastAsia="Microsoft YaHei"/>
-                <w:b/>
-                <w:color w:val="0B2545"/>
-                <w:sz w:val="18"/>
-              </w:rPr>
-              <w:t>核验来源</w:t>
-            </w:r>
-          </w:p>
-        </w:tc>
-        <w:tc>
-          <w:tcPr>
-            <w:tcW w:type="dxa" w:w="7660"/>
-            <w:vAlign w:val="top"/>
-            <w:tcMar>
-              <w:top w:w="80" w:type="dxa"/>
-              <w:start w:w="120" w:type="dxa"/>
-              <w:bottom w:w="80" w:type="dxa"/>
-              <w:end w:w="120" w:type="dxa"/>
-            </w:tcMar>
-          </w:tcPr>
-          <w:p>
-            <w:r>
-              <w:rPr>
-                <w:rFonts w:ascii="Microsoft YaHei" w:hAnsi="Microsoft YaHei" w:eastAsia="Microsoft YaHei"/>
-                <w:color w:val="0B2545"/>
-                <w:sz w:val="18"/>
-              </w:rPr>
-              <w:t>https://github.com/Casys-AI/mcp-syson</w:t>
             </w:r>
           </w:p>
         </w:tc>
@@ -11379,7 +11379,7 @@
                 <w:color w:val="0B2545"/>
                 <w:sz w:val="18"/>
               </w:rPr>
-              <w:t>公开描述：MCP server for SysON — SysML v2 MBSE modelling, AQL queries, requirements tracing, and interactive MCP App viewers for AI agents.。该功能说明由规则提取，需在下一次人工复核时确认。</w:t>
+              <w:t>公开描述：MCP server for SysON — SysML v2 MBSE modelling, AQL queries and requirements tracing for AI agents. 29 tools, 4 interactive UI viewers, docker-compose included。该功能说明由规则提取，需在下一次人工复核时确认。</w:t>
             </w:r>
           </w:p>
         </w:tc>
@@ -11619,7 +11619,7 @@
                 <w:color w:val="0B2545"/>
                 <w:sz w:val="18"/>
               </w:rPr>
-              <w:t>https://github.com/superWorldSavior/mcp-syson</w:t>
+              <w:t>https://github.com/Casys-AI/mcp-syson</w:t>
             </w:r>
           </w:p>
         </w:tc>
@@ -11667,7 +11667,7 @@
                 <w:color w:val="0B2545"/>
                 <w:sz w:val="18"/>
               </w:rPr>
-              <w:t>https://github.com/superWorldSavior/mcp-syson</w:t>
+              <w:t>https://github.com/Casys-AI/mcp-syson</w:t>
             </w:r>
           </w:p>
         </w:tc>
@@ -11679,7 +11679,380 @@
         <w:pageBreakBefore/>
       </w:pPr>
       <w:r>
-        <w:t>3.30 memnet-lite</w:t>
+        <w:t>3.30 mcp-syson</w:t>
+      </w:r>
+    </w:p>
+    <w:p>
+      <w:pPr>
+        <w:spacing w:after="160"/>
+      </w:pPr>
+      <w:r>
+        <w:rPr>
+          <w:rFonts w:ascii="Microsoft YaHei" w:hAnsi="Microsoft YaHei" w:eastAsia="Microsoft YaHei"/>
+          <w:b/>
+          <w:color w:val="007079"/>
+          <w:sz w:val="18"/>
+        </w:rPr>
+        <w:t>MCP Server · SysML v2 · 待验证 · 开源</w:t>
+      </w:r>
+    </w:p>
+    <w:tbl>
+      <w:tblPr>
+        <w:tblStyle w:val="TableGrid"/>
+        <w:tblW w:type="dxa" w:w="9360"/>
+        <w:jc w:val="left"/>
+        <w:tblLayout w:type="fixed"/>
+        <w:tblLook w:firstColumn="1" w:firstRow="1" w:lastColumn="0" w:lastRow="0" w:noHBand="0" w:noVBand="1" w:val="04A0"/>
+        <w:tblInd w:w="120" w:type="dxa"/>
+      </w:tblPr>
+      <w:tblGrid>
+        <w:gridCol w:w="1700"/>
+        <w:gridCol w:w="7660"/>
+      </w:tblGrid>
+      <w:tr>
+        <w:tc>
+          <w:tcPr>
+            <w:tcW w:type="dxa" w:w="1700"/>
+            <w:shd w:fill="E8EEF5"/>
+            <w:vAlign w:val="top"/>
+            <w:tcMar>
+              <w:top w:w="80" w:type="dxa"/>
+              <w:start w:w="120" w:type="dxa"/>
+              <w:bottom w:w="80" w:type="dxa"/>
+              <w:end w:w="120" w:type="dxa"/>
+            </w:tcMar>
+          </w:tcPr>
+          <w:p>
+            <w:r>
+              <w:rPr>
+                <w:rFonts w:ascii="Microsoft YaHei" w:hAnsi="Microsoft YaHei" w:eastAsia="Microsoft YaHei"/>
+                <w:b/>
+                <w:color w:val="0B2545"/>
+                <w:sz w:val="18"/>
+              </w:rPr>
+              <w:t>功能说明</w:t>
+            </w:r>
+          </w:p>
+        </w:tc>
+        <w:tc>
+          <w:tcPr>
+            <w:tcW w:type="dxa" w:w="7660"/>
+            <w:vAlign w:val="top"/>
+            <w:tcMar>
+              <w:top w:w="80" w:type="dxa"/>
+              <w:start w:w="120" w:type="dxa"/>
+              <w:bottom w:w="80" w:type="dxa"/>
+              <w:end w:w="120" w:type="dxa"/>
+            </w:tcMar>
+          </w:tcPr>
+          <w:p>
+            <w:r>
+              <w:rPr>
+                <w:rFonts w:ascii="Microsoft YaHei" w:hAnsi="Microsoft YaHei" w:eastAsia="Microsoft YaHei"/>
+                <w:color w:val="0B2545"/>
+                <w:sz w:val="18"/>
+              </w:rPr>
+              <w:t>公开描述：MCP server for SysON — SysML v2 MBSE modelling, AQL queries, requirements tracing, and interactive MCP App viewers for AI agents.。该功能说明由规则提取，需在下一次人工复核时确认。</w:t>
+            </w:r>
+          </w:p>
+        </w:tc>
+      </w:tr>
+      <w:tr>
+        <w:tc>
+          <w:tcPr>
+            <w:tcW w:type="dxa" w:w="1700"/>
+            <w:shd w:fill="E8EEF5"/>
+            <w:vAlign w:val="top"/>
+            <w:tcMar>
+              <w:top w:w="80" w:type="dxa"/>
+              <w:start w:w="120" w:type="dxa"/>
+              <w:bottom w:w="80" w:type="dxa"/>
+              <w:end w:w="120" w:type="dxa"/>
+            </w:tcMar>
+          </w:tcPr>
+          <w:p>
+            <w:r>
+              <w:rPr>
+                <w:rFonts w:ascii="Microsoft YaHei" w:hAnsi="Microsoft YaHei" w:eastAsia="Microsoft YaHei"/>
+                <w:b/>
+                <w:color w:val="0B2545"/>
+                <w:sz w:val="18"/>
+              </w:rPr>
+              <w:t>适用场景</w:t>
+            </w:r>
+          </w:p>
+        </w:tc>
+        <w:tc>
+          <w:tcPr>
+            <w:tcW w:type="dxa" w:w="7660"/>
+            <w:vAlign w:val="top"/>
+            <w:tcMar>
+              <w:top w:w="80" w:type="dxa"/>
+              <w:start w:w="120" w:type="dxa"/>
+              <w:bottom w:w="80" w:type="dxa"/>
+              <w:end w:w="120" w:type="dxa"/>
+            </w:tcMar>
+          </w:tcPr>
+          <w:p>
+            <w:r>
+              <w:rPr>
+                <w:rFonts w:ascii="Microsoft YaHei" w:hAnsi="Microsoft YaHei" w:eastAsia="Microsoft YaHei"/>
+                <w:color w:val="0B2545"/>
+                <w:sz w:val="18"/>
+              </w:rPr>
+              <w:t>需求建模</w:t>
+            </w:r>
+          </w:p>
+        </w:tc>
+      </w:tr>
+      <w:tr>
+        <w:tc>
+          <w:tcPr>
+            <w:tcW w:type="dxa" w:w="1700"/>
+            <w:shd w:fill="E8EEF5"/>
+            <w:vAlign w:val="top"/>
+            <w:tcMar>
+              <w:top w:w="80" w:type="dxa"/>
+              <w:start w:w="120" w:type="dxa"/>
+              <w:bottom w:w="80" w:type="dxa"/>
+              <w:end w:w="120" w:type="dxa"/>
+            </w:tcMar>
+          </w:tcPr>
+          <w:p>
+            <w:r>
+              <w:rPr>
+                <w:rFonts w:ascii="Microsoft YaHei" w:hAnsi="Microsoft YaHei" w:eastAsia="Microsoft YaHei"/>
+                <w:b/>
+                <w:color w:val="0B2545"/>
+                <w:sz w:val="18"/>
+              </w:rPr>
+              <w:t>核心能力</w:t>
+            </w:r>
+          </w:p>
+        </w:tc>
+        <w:tc>
+          <w:tcPr>
+            <w:tcW w:type="dxa" w:w="7660"/>
+            <w:vAlign w:val="top"/>
+            <w:tcMar>
+              <w:top w:w="80" w:type="dxa"/>
+              <w:start w:w="120" w:type="dxa"/>
+              <w:bottom w:w="80" w:type="dxa"/>
+              <w:end w:w="120" w:type="dxa"/>
+            </w:tcMar>
+          </w:tcPr>
+          <w:p>
+            <w:r>
+              <w:rPr>
+                <w:rFonts w:ascii="Microsoft YaHei" w:hAnsi="Microsoft YaHei" w:eastAsia="Microsoft YaHei"/>
+                <w:color w:val="0B2545"/>
+                <w:sz w:val="18"/>
+              </w:rPr>
+              <w:t>待进一步分析</w:t>
+            </w:r>
+          </w:p>
+        </w:tc>
+      </w:tr>
+      <w:tr>
+        <w:tc>
+          <w:tcPr>
+            <w:tcW w:type="dxa" w:w="1700"/>
+            <w:shd w:fill="E8EEF5"/>
+            <w:vAlign w:val="top"/>
+            <w:tcMar>
+              <w:top w:w="80" w:type="dxa"/>
+              <w:start w:w="120" w:type="dxa"/>
+              <w:bottom w:w="80" w:type="dxa"/>
+              <w:end w:w="120" w:type="dxa"/>
+            </w:tcMar>
+          </w:tcPr>
+          <w:p>
+            <w:r>
+              <w:rPr>
+                <w:rFonts w:ascii="Microsoft YaHei" w:hAnsi="Microsoft YaHei" w:eastAsia="Microsoft YaHei"/>
+                <w:b/>
+                <w:color w:val="0B2545"/>
+                <w:sz w:val="18"/>
+              </w:rPr>
+              <w:t>支持平台</w:t>
+            </w:r>
+          </w:p>
+        </w:tc>
+        <w:tc>
+          <w:tcPr>
+            <w:tcW w:type="dxa" w:w="7660"/>
+            <w:vAlign w:val="top"/>
+            <w:tcMar>
+              <w:top w:w="80" w:type="dxa"/>
+              <w:start w:w="120" w:type="dxa"/>
+              <w:bottom w:w="80" w:type="dxa"/>
+              <w:end w:w="120" w:type="dxa"/>
+            </w:tcMar>
+          </w:tcPr>
+          <w:p>
+            <w:r>
+              <w:rPr>
+                <w:rFonts w:ascii="Microsoft YaHei" w:hAnsi="Microsoft YaHei" w:eastAsia="Microsoft YaHei"/>
+                <w:color w:val="0B2545"/>
+                <w:sz w:val="18"/>
+              </w:rPr>
+              <w:t>MCP</w:t>
+            </w:r>
+          </w:p>
+        </w:tc>
+      </w:tr>
+      <w:tr>
+        <w:tc>
+          <w:tcPr>
+            <w:tcW w:type="dxa" w:w="1700"/>
+            <w:shd w:fill="E8EEF5"/>
+            <w:vAlign w:val="top"/>
+            <w:tcMar>
+              <w:top w:w="80" w:type="dxa"/>
+              <w:start w:w="120" w:type="dxa"/>
+              <w:bottom w:w="80" w:type="dxa"/>
+              <w:end w:w="120" w:type="dxa"/>
+            </w:tcMar>
+          </w:tcPr>
+          <w:p>
+            <w:r>
+              <w:rPr>
+                <w:rFonts w:ascii="Microsoft YaHei" w:hAnsi="Microsoft YaHei" w:eastAsia="Microsoft YaHei"/>
+                <w:b/>
+                <w:color w:val="0B2545"/>
+                <w:sz w:val="18"/>
+              </w:rPr>
+              <w:t>隐私与离线</w:t>
+            </w:r>
+          </w:p>
+        </w:tc>
+        <w:tc>
+          <w:tcPr>
+            <w:tcW w:type="dxa" w:w="7660"/>
+            <w:vAlign w:val="top"/>
+            <w:tcMar>
+              <w:top w:w="80" w:type="dxa"/>
+              <w:start w:w="120" w:type="dxa"/>
+              <w:bottom w:w="80" w:type="dxa"/>
+              <w:end w:w="120" w:type="dxa"/>
+            </w:tcMar>
+          </w:tcPr>
+          <w:p>
+            <w:r>
+              <w:rPr>
+                <w:rFonts w:ascii="Microsoft YaHei" w:hAnsi="Microsoft YaHei" w:eastAsia="Microsoft YaHei"/>
+                <w:color w:val="0B2545"/>
+                <w:sz w:val="18"/>
+              </w:rPr>
+              <w:t>自动发现项目，数据隐私与离线能力尚待核验。（离线能力：unknown）</w:t>
+            </w:r>
+          </w:p>
+        </w:tc>
+      </w:tr>
+      <w:tr>
+        <w:tc>
+          <w:tcPr>
+            <w:tcW w:type="dxa" w:w="1700"/>
+            <w:shd w:fill="E8EEF5"/>
+            <w:vAlign w:val="top"/>
+            <w:tcMar>
+              <w:top w:w="80" w:type="dxa"/>
+              <w:start w:w="120" w:type="dxa"/>
+              <w:bottom w:w="80" w:type="dxa"/>
+              <w:end w:w="120" w:type="dxa"/>
+            </w:tcMar>
+          </w:tcPr>
+          <w:p>
+            <w:r>
+              <w:rPr>
+                <w:rFonts w:ascii="Microsoft YaHei" w:hAnsi="Microsoft YaHei" w:eastAsia="Microsoft YaHei"/>
+                <w:b/>
+                <w:color w:val="0B2545"/>
+                <w:sz w:val="18"/>
+              </w:rPr>
+              <w:t>项目地址</w:t>
+            </w:r>
+          </w:p>
+        </w:tc>
+        <w:tc>
+          <w:tcPr>
+            <w:tcW w:type="dxa" w:w="7660"/>
+            <w:vAlign w:val="top"/>
+            <w:tcMar>
+              <w:top w:w="80" w:type="dxa"/>
+              <w:start w:w="120" w:type="dxa"/>
+              <w:bottom w:w="80" w:type="dxa"/>
+              <w:end w:w="120" w:type="dxa"/>
+            </w:tcMar>
+          </w:tcPr>
+          <w:p>
+            <w:r>
+              <w:rPr>
+                <w:rFonts w:ascii="Microsoft YaHei" w:hAnsi="Microsoft YaHei" w:eastAsia="Microsoft YaHei"/>
+                <w:color w:val="0B2545"/>
+                <w:sz w:val="18"/>
+              </w:rPr>
+              <w:t>https://github.com/superWorldSavior/mcp-syson</w:t>
+            </w:r>
+          </w:p>
+        </w:tc>
+      </w:tr>
+      <w:tr>
+        <w:tc>
+          <w:tcPr>
+            <w:tcW w:type="dxa" w:w="1700"/>
+            <w:shd w:fill="E8EEF5"/>
+            <w:vAlign w:val="top"/>
+            <w:tcMar>
+              <w:top w:w="80" w:type="dxa"/>
+              <w:start w:w="120" w:type="dxa"/>
+              <w:bottom w:w="80" w:type="dxa"/>
+              <w:end w:w="120" w:type="dxa"/>
+            </w:tcMar>
+          </w:tcPr>
+          <w:p>
+            <w:r>
+              <w:rPr>
+                <w:rFonts w:ascii="Microsoft YaHei" w:hAnsi="Microsoft YaHei" w:eastAsia="Microsoft YaHei"/>
+                <w:b/>
+                <w:color w:val="0B2545"/>
+                <w:sz w:val="18"/>
+              </w:rPr>
+              <w:t>核验来源</w:t>
+            </w:r>
+          </w:p>
+        </w:tc>
+        <w:tc>
+          <w:tcPr>
+            <w:tcW w:type="dxa" w:w="7660"/>
+            <w:vAlign w:val="top"/>
+            <w:tcMar>
+              <w:top w:w="80" w:type="dxa"/>
+              <w:start w:w="120" w:type="dxa"/>
+              <w:bottom w:w="80" w:type="dxa"/>
+              <w:end w:w="120" w:type="dxa"/>
+            </w:tcMar>
+          </w:tcPr>
+          <w:p>
+            <w:r>
+              <w:rPr>
+                <w:rFonts w:ascii="Microsoft YaHei" w:hAnsi="Microsoft YaHei" w:eastAsia="Microsoft YaHei"/>
+                <w:color w:val="0B2545"/>
+                <w:sz w:val="18"/>
+              </w:rPr>
+              <w:t>https://github.com/superWorldSavior/mcp-syson</w:t>
+            </w:r>
+          </w:p>
+        </w:tc>
+      </w:tr>
+    </w:tbl>
+    <w:p>
+      <w:pPr>
+        <w:pStyle w:val="Heading2"/>
+        <w:pageBreakBefore/>
+      </w:pPr>
+      <w:r>
+        <w:t>3.31 memnet-lite</w:t>
       </w:r>
     </w:p>
     <w:p>
@@ -12052,7 +12425,7 @@
         <w:pageBreakBefore/>
       </w:pPr>
       <w:r>
-        <w:t>3.31 modelwrite</w:t>
+        <w:t>3.32 modelwrite</w:t>
       </w:r>
     </w:p>
     <w:p>
@@ -12425,7 +12798,7 @@
         <w:pageBreakBefore/>
       </w:pPr>
       <w:r>
-        <w:t>3.32 mora-pochettino</w:t>
+        <w:t>3.33 mora-pochettino</w:t>
       </w:r>
     </w:p>
     <w:p>
@@ -12798,7 +13171,7 @@
         <w:pageBreakBefore/>
       </w:pPr>
       <w:r>
-        <w:t>3.33 mycelium-hypha</w:t>
+        <w:t>3.34 mycelium-hypha</w:t>
       </w:r>
     </w:p>
     <w:p>
@@ -13171,7 +13544,380 @@
         <w:pageBreakBefore/>
       </w:pPr>
       <w:r>
-        <w:t>3.34 se-buddy-agent</w:t>
+        <w:t>3.35 OpenSysML-REDK-Skills</w:t>
+      </w:r>
+    </w:p>
+    <w:p>
+      <w:pPr>
+        <w:spacing w:after="160"/>
+      </w:pPr>
+      <w:r>
+        <w:rPr>
+          <w:rFonts w:ascii="Microsoft YaHei" w:hAnsi="Microsoft YaHei" w:eastAsia="Microsoft YaHei"/>
+          <w:b/>
+          <w:color w:val="007079"/>
+          <w:sz w:val="18"/>
+        </w:rPr>
+        <w:t>Skill · SysML (version unspecified) · 待验证 · 开源</w:t>
+      </w:r>
+    </w:p>
+    <w:tbl>
+      <w:tblPr>
+        <w:tblStyle w:val="TableGrid"/>
+        <w:tblW w:type="dxa" w:w="9360"/>
+        <w:jc w:val="left"/>
+        <w:tblLayout w:type="fixed"/>
+        <w:tblLook w:firstColumn="1" w:firstRow="1" w:lastColumn="0" w:lastRow="0" w:noHBand="0" w:noVBand="1" w:val="04A0"/>
+        <w:tblInd w:w="120" w:type="dxa"/>
+      </w:tblPr>
+      <w:tblGrid>
+        <w:gridCol w:w="1700"/>
+        <w:gridCol w:w="7660"/>
+      </w:tblGrid>
+      <w:tr>
+        <w:tc>
+          <w:tcPr>
+            <w:tcW w:type="dxa" w:w="1700"/>
+            <w:shd w:fill="E8EEF5"/>
+            <w:vAlign w:val="top"/>
+            <w:tcMar>
+              <w:top w:w="80" w:type="dxa"/>
+              <w:start w:w="120" w:type="dxa"/>
+              <w:bottom w:w="80" w:type="dxa"/>
+              <w:end w:w="120" w:type="dxa"/>
+            </w:tcMar>
+          </w:tcPr>
+          <w:p>
+            <w:r>
+              <w:rPr>
+                <w:rFonts w:ascii="Microsoft YaHei" w:hAnsi="Microsoft YaHei" w:eastAsia="Microsoft YaHei"/>
+                <w:b/>
+                <w:color w:val="0B2545"/>
+                <w:sz w:val="18"/>
+              </w:rPr>
+              <w:t>功能说明</w:t>
+            </w:r>
+          </w:p>
+        </w:tc>
+        <w:tc>
+          <w:tcPr>
+            <w:tcW w:type="dxa" w:w="7660"/>
+            <w:vAlign w:val="top"/>
+            <w:tcMar>
+              <w:top w:w="80" w:type="dxa"/>
+              <w:start w:w="120" w:type="dxa"/>
+              <w:bottom w:w="80" w:type="dxa"/>
+              <w:end w:w="120" w:type="dxa"/>
+            </w:tcMar>
+          </w:tcPr>
+          <w:p>
+            <w:r>
+              <w:rPr>
+                <w:rFonts w:ascii="Microsoft YaHei" w:hAnsi="Microsoft YaHei" w:eastAsia="Microsoft YaHei"/>
+                <w:color w:val="0B2545"/>
+                <w:sz w:val="18"/>
+              </w:rPr>
+              <w:t>公开描述：Skills to help your agent use OpenSysML better。该功能说明由规则提取，需在下一次人工复核时确认。</w:t>
+            </w:r>
+          </w:p>
+        </w:tc>
+      </w:tr>
+      <w:tr>
+        <w:tc>
+          <w:tcPr>
+            <w:tcW w:type="dxa" w:w="1700"/>
+            <w:shd w:fill="E8EEF5"/>
+            <w:vAlign w:val="top"/>
+            <w:tcMar>
+              <w:top w:w="80" w:type="dxa"/>
+              <w:start w:w="120" w:type="dxa"/>
+              <w:bottom w:w="80" w:type="dxa"/>
+              <w:end w:w="120" w:type="dxa"/>
+            </w:tcMar>
+          </w:tcPr>
+          <w:p>
+            <w:r>
+              <w:rPr>
+                <w:rFonts w:ascii="Microsoft YaHei" w:hAnsi="Microsoft YaHei" w:eastAsia="Microsoft YaHei"/>
+                <w:b/>
+                <w:color w:val="0B2545"/>
+                <w:sz w:val="18"/>
+              </w:rPr>
+              <w:t>适用场景</w:t>
+            </w:r>
+          </w:p>
+        </w:tc>
+        <w:tc>
+          <w:tcPr>
+            <w:tcW w:type="dxa" w:w="7660"/>
+            <w:vAlign w:val="top"/>
+            <w:tcMar>
+              <w:top w:w="80" w:type="dxa"/>
+              <w:start w:w="120" w:type="dxa"/>
+              <w:bottom w:w="80" w:type="dxa"/>
+              <w:end w:w="120" w:type="dxa"/>
+            </w:tcMar>
+          </w:tcPr>
+          <w:p>
+            <w:r>
+              <w:rPr>
+                <w:rFonts w:ascii="Microsoft YaHei" w:hAnsi="Microsoft YaHei" w:eastAsia="Microsoft YaHei"/>
+                <w:color w:val="0B2545"/>
+                <w:sz w:val="18"/>
+              </w:rPr>
+              <w:t>模型理解、模型审查</w:t>
+            </w:r>
+          </w:p>
+        </w:tc>
+      </w:tr>
+      <w:tr>
+        <w:tc>
+          <w:tcPr>
+            <w:tcW w:type="dxa" w:w="1700"/>
+            <w:shd w:fill="E8EEF5"/>
+            <w:vAlign w:val="top"/>
+            <w:tcMar>
+              <w:top w:w="80" w:type="dxa"/>
+              <w:start w:w="120" w:type="dxa"/>
+              <w:bottom w:w="80" w:type="dxa"/>
+              <w:end w:w="120" w:type="dxa"/>
+            </w:tcMar>
+          </w:tcPr>
+          <w:p>
+            <w:r>
+              <w:rPr>
+                <w:rFonts w:ascii="Microsoft YaHei" w:hAnsi="Microsoft YaHei" w:eastAsia="Microsoft YaHei"/>
+                <w:b/>
+                <w:color w:val="0B2545"/>
+                <w:sz w:val="18"/>
+              </w:rPr>
+              <w:t>核心能力</w:t>
+            </w:r>
+          </w:p>
+        </w:tc>
+        <w:tc>
+          <w:tcPr>
+            <w:tcW w:type="dxa" w:w="7660"/>
+            <w:vAlign w:val="top"/>
+            <w:tcMar>
+              <w:top w:w="80" w:type="dxa"/>
+              <w:start w:w="120" w:type="dxa"/>
+              <w:bottom w:w="80" w:type="dxa"/>
+              <w:end w:w="120" w:type="dxa"/>
+            </w:tcMar>
+          </w:tcPr>
+          <w:p>
+            <w:r>
+              <w:rPr>
+                <w:rFonts w:ascii="Microsoft YaHei" w:hAnsi="Microsoft YaHei" w:eastAsia="Microsoft YaHei"/>
+                <w:color w:val="0B2545"/>
+                <w:sz w:val="18"/>
+              </w:rPr>
+              <w:t>待进一步分析</w:t>
+            </w:r>
+          </w:p>
+        </w:tc>
+      </w:tr>
+      <w:tr>
+        <w:tc>
+          <w:tcPr>
+            <w:tcW w:type="dxa" w:w="1700"/>
+            <w:shd w:fill="E8EEF5"/>
+            <w:vAlign w:val="top"/>
+            <w:tcMar>
+              <w:top w:w="80" w:type="dxa"/>
+              <w:start w:w="120" w:type="dxa"/>
+              <w:bottom w:w="80" w:type="dxa"/>
+              <w:end w:w="120" w:type="dxa"/>
+            </w:tcMar>
+          </w:tcPr>
+          <w:p>
+            <w:r>
+              <w:rPr>
+                <w:rFonts w:ascii="Microsoft YaHei" w:hAnsi="Microsoft YaHei" w:eastAsia="Microsoft YaHei"/>
+                <w:b/>
+                <w:color w:val="0B2545"/>
+                <w:sz w:val="18"/>
+              </w:rPr>
+              <w:t>支持平台</w:t>
+            </w:r>
+          </w:p>
+        </w:tc>
+        <w:tc>
+          <w:tcPr>
+            <w:tcW w:type="dxa" w:w="7660"/>
+            <w:vAlign w:val="top"/>
+            <w:tcMar>
+              <w:top w:w="80" w:type="dxa"/>
+              <w:start w:w="120" w:type="dxa"/>
+              <w:bottom w:w="80" w:type="dxa"/>
+              <w:end w:w="120" w:type="dxa"/>
+            </w:tcMar>
+          </w:tcPr>
+          <w:p>
+            <w:r>
+              <w:rPr>
+                <w:rFonts w:ascii="Microsoft YaHei" w:hAnsi="Microsoft YaHei" w:eastAsia="Microsoft YaHei"/>
+                <w:color w:val="0B2545"/>
+                <w:sz w:val="18"/>
+              </w:rPr>
+              <w:t>To verify</w:t>
+            </w:r>
+          </w:p>
+        </w:tc>
+      </w:tr>
+      <w:tr>
+        <w:tc>
+          <w:tcPr>
+            <w:tcW w:type="dxa" w:w="1700"/>
+            <w:shd w:fill="E8EEF5"/>
+            <w:vAlign w:val="top"/>
+            <w:tcMar>
+              <w:top w:w="80" w:type="dxa"/>
+              <w:start w:w="120" w:type="dxa"/>
+              <w:bottom w:w="80" w:type="dxa"/>
+              <w:end w:w="120" w:type="dxa"/>
+            </w:tcMar>
+          </w:tcPr>
+          <w:p>
+            <w:r>
+              <w:rPr>
+                <w:rFonts w:ascii="Microsoft YaHei" w:hAnsi="Microsoft YaHei" w:eastAsia="Microsoft YaHei"/>
+                <w:b/>
+                <w:color w:val="0B2545"/>
+                <w:sz w:val="18"/>
+              </w:rPr>
+              <w:t>隐私与离线</w:t>
+            </w:r>
+          </w:p>
+        </w:tc>
+        <w:tc>
+          <w:tcPr>
+            <w:tcW w:type="dxa" w:w="7660"/>
+            <w:vAlign w:val="top"/>
+            <w:tcMar>
+              <w:top w:w="80" w:type="dxa"/>
+              <w:start w:w="120" w:type="dxa"/>
+              <w:bottom w:w="80" w:type="dxa"/>
+              <w:end w:w="120" w:type="dxa"/>
+            </w:tcMar>
+          </w:tcPr>
+          <w:p>
+            <w:r>
+              <w:rPr>
+                <w:rFonts w:ascii="Microsoft YaHei" w:hAnsi="Microsoft YaHei" w:eastAsia="Microsoft YaHei"/>
+                <w:color w:val="0B2545"/>
+                <w:sz w:val="18"/>
+              </w:rPr>
+              <w:t>自动发现项目，数据隐私与离线能力尚待核验。（离线能力：unknown）</w:t>
+            </w:r>
+          </w:p>
+        </w:tc>
+      </w:tr>
+      <w:tr>
+        <w:tc>
+          <w:tcPr>
+            <w:tcW w:type="dxa" w:w="1700"/>
+            <w:shd w:fill="E8EEF5"/>
+            <w:vAlign w:val="top"/>
+            <w:tcMar>
+              <w:top w:w="80" w:type="dxa"/>
+              <w:start w:w="120" w:type="dxa"/>
+              <w:bottom w:w="80" w:type="dxa"/>
+              <w:end w:w="120" w:type="dxa"/>
+            </w:tcMar>
+          </w:tcPr>
+          <w:p>
+            <w:r>
+              <w:rPr>
+                <w:rFonts w:ascii="Microsoft YaHei" w:hAnsi="Microsoft YaHei" w:eastAsia="Microsoft YaHei"/>
+                <w:b/>
+                <w:color w:val="0B2545"/>
+                <w:sz w:val="18"/>
+              </w:rPr>
+              <w:t>项目地址</w:t>
+            </w:r>
+          </w:p>
+        </w:tc>
+        <w:tc>
+          <w:tcPr>
+            <w:tcW w:type="dxa" w:w="7660"/>
+            <w:vAlign w:val="top"/>
+            <w:tcMar>
+              <w:top w:w="80" w:type="dxa"/>
+              <w:start w:w="120" w:type="dxa"/>
+              <w:bottom w:w="80" w:type="dxa"/>
+              <w:end w:w="120" w:type="dxa"/>
+            </w:tcMar>
+          </w:tcPr>
+          <w:p>
+            <w:r>
+              <w:rPr>
+                <w:rFonts w:ascii="Microsoft YaHei" w:hAnsi="Microsoft YaHei" w:eastAsia="Microsoft YaHei"/>
+                <w:color w:val="0B2545"/>
+                <w:sz w:val="18"/>
+              </w:rPr>
+              <w:t>https://github.com/Open-MBEE/OpenSysML-REDK-Skills</w:t>
+            </w:r>
+          </w:p>
+        </w:tc>
+      </w:tr>
+      <w:tr>
+        <w:tc>
+          <w:tcPr>
+            <w:tcW w:type="dxa" w:w="1700"/>
+            <w:shd w:fill="E8EEF5"/>
+            <w:vAlign w:val="top"/>
+            <w:tcMar>
+              <w:top w:w="80" w:type="dxa"/>
+              <w:start w:w="120" w:type="dxa"/>
+              <w:bottom w:w="80" w:type="dxa"/>
+              <w:end w:w="120" w:type="dxa"/>
+            </w:tcMar>
+          </w:tcPr>
+          <w:p>
+            <w:r>
+              <w:rPr>
+                <w:rFonts w:ascii="Microsoft YaHei" w:hAnsi="Microsoft YaHei" w:eastAsia="Microsoft YaHei"/>
+                <w:b/>
+                <w:color w:val="0B2545"/>
+                <w:sz w:val="18"/>
+              </w:rPr>
+              <w:t>核验来源</w:t>
+            </w:r>
+          </w:p>
+        </w:tc>
+        <w:tc>
+          <w:tcPr>
+            <w:tcW w:type="dxa" w:w="7660"/>
+            <w:vAlign w:val="top"/>
+            <w:tcMar>
+              <w:top w:w="80" w:type="dxa"/>
+              <w:start w:w="120" w:type="dxa"/>
+              <w:bottom w:w="80" w:type="dxa"/>
+              <w:end w:w="120" w:type="dxa"/>
+            </w:tcMar>
+          </w:tcPr>
+          <w:p>
+            <w:r>
+              <w:rPr>
+                <w:rFonts w:ascii="Microsoft YaHei" w:hAnsi="Microsoft YaHei" w:eastAsia="Microsoft YaHei"/>
+                <w:color w:val="0B2545"/>
+                <w:sz w:val="18"/>
+              </w:rPr>
+              <w:t>https://github.com/Open-MBEE/OpenSysML-REDK-Skills</w:t>
+            </w:r>
+          </w:p>
+        </w:tc>
+      </w:tr>
+    </w:tbl>
+    <w:p>
+      <w:pPr>
+        <w:pStyle w:val="Heading2"/>
+        <w:pageBreakBefore/>
+      </w:pPr>
+      <w:r>
+        <w:t>3.36 se-buddy-agent</w:t>
       </w:r>
     </w:p>
     <w:p>
@@ -13544,7 +14290,7 @@
         <w:pageBreakBefore/>
       </w:pPr>
       <w:r>
-        <w:t>3.35 sidkolapalli</w:t>
+        <w:t>3.37 sidkolapalli</w:t>
       </w:r>
     </w:p>
     <w:p>
@@ -13917,7 +14663,7 @@
         <w:pageBreakBefore/>
       </w:pPr>
       <w:r>
-        <w:t>3.36 syscribe</w:t>
+        <w:t>3.38 syscribe</w:t>
       </w:r>
     </w:p>
     <w:p>
@@ -14290,7 +15036,7 @@
         <w:pageBreakBefore/>
       </w:pPr>
       <w:r>
-        <w:t>3.37 SysML v2 MCP Server by Raghunath Torase</w:t>
+        <w:t>3.39 SysML v2 MCP Server by Raghunath Torase</w:t>
       </w:r>
     </w:p>
     <w:p>
@@ -14663,7 +15409,7 @@
         <w:pageBreakBefore/>
       </w:pPr>
       <w:r>
-        <w:t>3.38 sysml-agent-kernel</w:t>
+        <w:t>3.40 sysml-agent-kernel</w:t>
       </w:r>
     </w:p>
     <w:p>
@@ -15036,7 +15782,7 @@
         <w:pageBreakBefore/>
       </w:pPr>
       <w:r>
-        <w:t>3.39 sysml-ai-hub</w:t>
+        <w:t>3.41 sysml-ai-hub</w:t>
       </w:r>
     </w:p>
     <w:p>
@@ -15409,7 +16155,7 @@
         <w:pageBreakBefore/>
       </w:pPr>
       <w:r>
-        <w:t>3.40 sysml-rs</w:t>
+        <w:t>3.42 sysml-rs</w:t>
       </w:r>
     </w:p>
     <w:p>
@@ -15782,7 +16528,7 @@
         <w:pageBreakBefore/>
       </w:pPr>
       <w:r>
-        <w:t>3.41 sysml-v2-lsp</w:t>
+        <w:t>3.43 sysml-v2-lsp</w:t>
       </w:r>
     </w:p>
     <w:p>
@@ -16155,7 +16901,7 @@
         <w:pageBreakBefore/>
       </w:pPr>
       <w:r>
-        <w:t>3.42 sysml-v2-lsp</w:t>
+        <w:t>3.44 sysml-v2-lsp</w:t>
       </w:r>
     </w:p>
     <w:p>
@@ -16528,7 +17274,7 @@
         <w:pageBreakBefore/>
       </w:pPr>
       <w:r>
-        <w:t>3.43 sysml-v2-modeling-skill</w:t>
+        <w:t>3.45 sysml-v2-modeling-skill</w:t>
       </w:r>
     </w:p>
     <w:p>
@@ -16901,7 +17647,7 @@
         <w:pageBreakBefore/>
       </w:pPr>
       <w:r>
-        <w:t>3.44 SysML2-spec-gpt</w:t>
+        <w:t>3.46 SysML2-spec-gpt</w:t>
       </w:r>
     </w:p>
     <w:p>
@@ -17274,7 +18020,7 @@
         <w:pageBreakBefore/>
       </w:pPr>
       <w:r>
-        <w:t>3.45 SysMLEdge</w:t>
+        <w:t>3.47 SysMLEdge</w:t>
       </w:r>
     </w:p>
     <w:p>
@@ -17647,7 +18393,7 @@
         <w:pageBreakBefore/>
       </w:pPr>
       <w:r>
-        <w:t>3.46 sysmlv2-ai-toolkit</w:t>
+        <w:t>3.48 sysmlv2-ai-toolkit</w:t>
       </w:r>
     </w:p>
     <w:p>
@@ -18020,7 +18766,7 @@
         <w:pageBreakBefore/>
       </w:pPr>
       <w:r>
-        <w:t>3.47 sysprose</w:t>
+        <w:t>3.49 sysprose</w:t>
       </w:r>
     </w:p>
     <w:p>
@@ -18393,7 +19139,7 @@
         <w:pageBreakBefore/>
       </w:pPr>
       <w:r>
-        <w:t>3.48 verifying_SysML_v2_agentic_rag</w:t>
+        <w:t>3.50 verifying_SysML_v2_agentic_rag</w:t>
       </w:r>
     </w:p>
     <w:p>
@@ -18823,7 +19569,7 @@
           <w:color w:val="5D6B7A"/>
           <w:sz w:val="18"/>
         </w:rPr>
-        <w:t>生成时间：2026-10-21 07:39（Asia/Shanghai）</w:t>
+        <w:t>生成时间：2026-10-22 07:35（Asia/Shanghai）</w:t>
       </w:r>
     </w:p>
     <w:sectPr>

--- a/public/reports/sysml-ai-research-report.docx
+++ b/public/reports/sysml-ai-research-report.docx
@@ -19569,7 +19569,7 @@
           <w:color w:val="5D6B7A"/>
           <w:sz w:val="18"/>
         </w:rPr>
-        <w:t>生成时间：2026-10-22 07:35（Asia/Shanghai）</w:t>
+        <w:t>生成时间：2026-10-23 07:32（Asia/Shanghai）</w:t>
       </w:r>
     </w:p>
     <w:sectPr>

--- a/public/reports/sysml-ai-research-report.docx
+++ b/public/reports/sysml-ai-research-report.docx
@@ -19569,7 +19569,7 @@
           <w:color w:val="5D6B7A"/>
           <w:sz w:val="18"/>
         </w:rPr>
-        <w:t>生成时间：2026-10-23 07:32（Asia/Shanghai）</w:t>
+        <w:t>生成时间：2026-10-24 07:17（Asia/Shanghai）</w:t>
       </w:r>
     </w:p>
     <w:sectPr>

--- a/public/reports/sysml-ai-research-report.docx
+++ b/public/reports/sysml-ai-research-report.docx
@@ -88,7 +88,7 @@
                 <w:color w:val="0B2545"/>
                 <w:sz w:val="22"/>
               </w:rPr>
-              <w:t>2026-10-22</w:t>
+              <w:t>2026-10-25</w:t>
             </w:r>
           </w:p>
         </w:tc>
@@ -122,7 +122,7 @@
                 <w:color w:val="0B2545"/>
                 <w:sz w:val="22"/>
               </w:rPr>
-              <w:t>2026-10-25</w:t>
+              <w:t>2026-10-28</w:t>
             </w:r>
           </w:p>
         </w:tc>
@@ -158,7 +158,7 @@
                 <w:color w:val="0B2545"/>
                 <w:sz w:val="22"/>
               </w:rPr>
-              <w:t>50 个</w:t>
+              <w:t>52 个</w:t>
             </w:r>
           </w:p>
         </w:tc>
@@ -220,7 +220,7 @@
           <w:rFonts w:ascii="Microsoft YaHei" w:hAnsi="Microsoft YaHei" w:eastAsia="Microsoft YaHei"/>
           <w:color w:val="0B2545"/>
         </w:rPr>
-        <w:t xml:space="preserve"> 当前共收录 50 个项目，其中 5 个已验证、47 个确认为开源。 调研重点是这些工具在系统建模生命周期中的实际用途，而不只是在何种 AI 客户端中运行。</w:t>
+        <w:t xml:space="preserve"> 当前共收录 52 个项目，其中 5 个已验证、49 个确认为开源。 调研重点是这些工具在系统建模生命周期中的实际用途，而不只是在何种 AI 客户端中运行。</w:t>
       </w:r>
     </w:p>
     <w:p>
@@ -235,7 +235,7 @@
           <w:color w:val="0B2545"/>
           <w:sz w:val="22"/>
         </w:rPr>
-        <w:t>标准覆盖：SysML v2（24）；KerML（3）；通用 MBSE（1）；SysML (version unspecified)（20）；SysML v1（5）；UML（1）</w:t>
+        <w:t>标准覆盖：SysML v2（26）；KerML（3）；通用 MBSE（1）；SysML (version unspecified)（20）；SysML v1（5）；UML（1）</w:t>
       </w:r>
     </w:p>
     <w:p>
@@ -438,7 +438,7 @@
                 <w:color w:val="0B2545"/>
                 <w:sz w:val="17"/>
               </w:rPr>
-              <w:t>agentic-mbse、AI4MBSE、epistemic-adequacy-probe、FocusTick、HL7-HSRA_E2-SFM2SysMLv2-Agent、INSPECTA-Spec-Code-Proof-Copilot、keel、keio-2026、mappy_mini、mbse-local-ai-demo、mbse-workflow、mbseagent2、modelwrite、mora-pochettino、se-buddy-agent、sidkolapalli、sysml-agent-kernel、SysML2-spec-gpt、sysmlv2-ai-toolkit、sysprose</w:t>
+              <w:t>agentic-mbse、AI4MBSE、ClosingTheLoop-Replication、epistemic-adequacy-probe、FocusTick、HL7-HSRA_E2-SFM2SysMLv2-Agent、INSPECTA-Spec-Code-Proof-Copilot、keel、keio-2026、mappy_mini、mbse-local-ai-demo、mbse-workflow、mbseagent2、modelwrite、mora-pochettino、se-buddy-agent、sidkolapalli、sysml-agent-kernel、SysML2-spec-gpt、sysmlv2-ai-toolkit、sysprose</w:t>
             </w:r>
           </w:p>
         </w:tc>
@@ -708,7 +708,7 @@
                 <w:color w:val="0B2545"/>
                 <w:sz w:val="17"/>
               </w:rPr>
-              <w:t>@engineer-fumi/sysml-v2-mcp、SysMLV2-MCP、@engineer-fumi/sysml-v2-mcp、cameo-mcp-bridge、jgs-magic-sysmlv1-mcp、jgs-magic-sysmlv1-pro、jgs-sysmlv2-api-mcp、mcp-syson、mcp-syson、syscribe、SysML v2 MCP Server by Raghunath Torase、sysml-rs、sysml-v2-lsp、sysml-v2-lsp、SysMLEdge、verifying_SysML_v2_agentic_rag</w:t>
+              <w:t>@engineer-fumi/sysml-v2-mcp、SysMLV2-MCP、@engineer-fumi/sysml-v2-mcp、cameo-mcp-bridge、jgs-magic-sysmlv1-mcp、jgs-magic-sysmlv1-pro、jgs-sysmlv2-api-mcp、mcp-syson、mcp-syson、OpenSysML MCP server、syscribe、SysML v2 MCP Server by Raghunath Torase、sysml-rs、sysml-v2-lsp、sysml-v2-lsp、SysMLEdge、verifying_SysML_v2_agentic_rag</w:t>
             </w:r>
           </w:p>
         </w:tc>
@@ -4219,7 +4219,380 @@
         <w:pageBreakBefore/>
       </w:pPr>
       <w:r>
-        <w:t>3.10 drawio-skill</w:t>
+        <w:t>3.10 ClosingTheLoop-Replication</w:t>
+      </w:r>
+    </w:p>
+    <w:p>
+      <w:pPr>
+        <w:spacing w:after="160"/>
+      </w:pPr>
+      <w:r>
+        <w:rPr>
+          <w:rFonts w:ascii="Microsoft YaHei" w:hAnsi="Microsoft YaHei" w:eastAsia="Microsoft YaHei"/>
+          <w:b/>
+          <w:color w:val="007079"/>
+          <w:sz w:val="18"/>
+        </w:rPr>
+        <w:t>Agent · SysML v2 · 待验证 · 开源</w:t>
+      </w:r>
+    </w:p>
+    <w:tbl>
+      <w:tblPr>
+        <w:tblStyle w:val="TableGrid"/>
+        <w:tblW w:type="dxa" w:w="9360"/>
+        <w:jc w:val="left"/>
+        <w:tblLayout w:type="fixed"/>
+        <w:tblLook w:firstColumn="1" w:firstRow="1" w:lastColumn="0" w:lastRow="0" w:noHBand="0" w:noVBand="1" w:val="04A0"/>
+        <w:tblInd w:w="120" w:type="dxa"/>
+      </w:tblPr>
+      <w:tblGrid>
+        <w:gridCol w:w="1700"/>
+        <w:gridCol w:w="7660"/>
+      </w:tblGrid>
+      <w:tr>
+        <w:tc>
+          <w:tcPr>
+            <w:tcW w:type="dxa" w:w="1700"/>
+            <w:shd w:fill="E8EEF5"/>
+            <w:vAlign w:val="top"/>
+            <w:tcMar>
+              <w:top w:w="80" w:type="dxa"/>
+              <w:start w:w="120" w:type="dxa"/>
+              <w:bottom w:w="80" w:type="dxa"/>
+              <w:end w:w="120" w:type="dxa"/>
+            </w:tcMar>
+          </w:tcPr>
+          <w:p>
+            <w:r>
+              <w:rPr>
+                <w:rFonts w:ascii="Microsoft YaHei" w:hAnsi="Microsoft YaHei" w:eastAsia="Microsoft YaHei"/>
+                <w:b/>
+                <w:color w:val="0B2545"/>
+                <w:sz w:val="18"/>
+              </w:rPr>
+              <w:t>功能说明</w:t>
+            </w:r>
+          </w:p>
+        </w:tc>
+        <w:tc>
+          <w:tcPr>
+            <w:tcW w:type="dxa" w:w="7660"/>
+            <w:vAlign w:val="top"/>
+            <w:tcMar>
+              <w:top w:w="80" w:type="dxa"/>
+              <w:start w:w="120" w:type="dxa"/>
+              <w:bottom w:w="80" w:type="dxa"/>
+              <w:end w:w="120" w:type="dxa"/>
+            </w:tcMar>
+          </w:tcPr>
+          <w:p>
+            <w:r>
+              <w:rPr>
+                <w:rFonts w:ascii="Microsoft YaHei" w:hAnsi="Microsoft YaHei" w:eastAsia="Microsoft YaHei"/>
+                <w:color w:val="0B2545"/>
+                <w:sz w:val="18"/>
+              </w:rPr>
+              <w:t>公开描述：Replication package for Closing the Loop: SysML v2 as an Executable Contract for AI-Assisted Development of a Cyber-Physical System。该功能说明由规则提取，需在下一次人工复核时确认。</w:t>
+            </w:r>
+          </w:p>
+        </w:tc>
+      </w:tr>
+      <w:tr>
+        <w:tc>
+          <w:tcPr>
+            <w:tcW w:type="dxa" w:w="1700"/>
+            <w:shd w:fill="E8EEF5"/>
+            <w:vAlign w:val="top"/>
+            <w:tcMar>
+              <w:top w:w="80" w:type="dxa"/>
+              <w:start w:w="120" w:type="dxa"/>
+              <w:bottom w:w="80" w:type="dxa"/>
+              <w:end w:w="120" w:type="dxa"/>
+            </w:tcMar>
+          </w:tcPr>
+          <w:p>
+            <w:r>
+              <w:rPr>
+                <w:rFonts w:ascii="Microsoft YaHei" w:hAnsi="Microsoft YaHei" w:eastAsia="Microsoft YaHei"/>
+                <w:b/>
+                <w:color w:val="0B2545"/>
+                <w:sz w:val="18"/>
+              </w:rPr>
+              <w:t>适用场景</w:t>
+            </w:r>
+          </w:p>
+        </w:tc>
+        <w:tc>
+          <w:tcPr>
+            <w:tcW w:type="dxa" w:w="7660"/>
+            <w:vAlign w:val="top"/>
+            <w:tcMar>
+              <w:top w:w="80" w:type="dxa"/>
+              <w:start w:w="120" w:type="dxa"/>
+              <w:bottom w:w="80" w:type="dxa"/>
+              <w:end w:w="120" w:type="dxa"/>
+            </w:tcMar>
+          </w:tcPr>
+          <w:p>
+            <w:r>
+              <w:rPr>
+                <w:rFonts w:ascii="Microsoft YaHei" w:hAnsi="Microsoft YaHei" w:eastAsia="Microsoft YaHei"/>
+                <w:color w:val="0B2545"/>
+                <w:sz w:val="18"/>
+              </w:rPr>
+              <w:t>模型理解、模型审查</w:t>
+            </w:r>
+          </w:p>
+        </w:tc>
+      </w:tr>
+      <w:tr>
+        <w:tc>
+          <w:tcPr>
+            <w:tcW w:type="dxa" w:w="1700"/>
+            <w:shd w:fill="E8EEF5"/>
+            <w:vAlign w:val="top"/>
+            <w:tcMar>
+              <w:top w:w="80" w:type="dxa"/>
+              <w:start w:w="120" w:type="dxa"/>
+              <w:bottom w:w="80" w:type="dxa"/>
+              <w:end w:w="120" w:type="dxa"/>
+            </w:tcMar>
+          </w:tcPr>
+          <w:p>
+            <w:r>
+              <w:rPr>
+                <w:rFonts w:ascii="Microsoft YaHei" w:hAnsi="Microsoft YaHei" w:eastAsia="Microsoft YaHei"/>
+                <w:b/>
+                <w:color w:val="0B2545"/>
+                <w:sz w:val="18"/>
+              </w:rPr>
+              <w:t>核心能力</w:t>
+            </w:r>
+          </w:p>
+        </w:tc>
+        <w:tc>
+          <w:tcPr>
+            <w:tcW w:type="dxa" w:w="7660"/>
+            <w:vAlign w:val="top"/>
+            <w:tcMar>
+              <w:top w:w="80" w:type="dxa"/>
+              <w:start w:w="120" w:type="dxa"/>
+              <w:bottom w:w="80" w:type="dxa"/>
+              <w:end w:w="120" w:type="dxa"/>
+            </w:tcMar>
+          </w:tcPr>
+          <w:p>
+            <w:r>
+              <w:rPr>
+                <w:rFonts w:ascii="Microsoft YaHei" w:hAnsi="Microsoft YaHei" w:eastAsia="Microsoft YaHei"/>
+                <w:color w:val="0B2545"/>
+                <w:sz w:val="18"/>
+              </w:rPr>
+              <w:t>待进一步分析</w:t>
+            </w:r>
+          </w:p>
+        </w:tc>
+      </w:tr>
+      <w:tr>
+        <w:tc>
+          <w:tcPr>
+            <w:tcW w:type="dxa" w:w="1700"/>
+            <w:shd w:fill="E8EEF5"/>
+            <w:vAlign w:val="top"/>
+            <w:tcMar>
+              <w:top w:w="80" w:type="dxa"/>
+              <w:start w:w="120" w:type="dxa"/>
+              <w:bottom w:w="80" w:type="dxa"/>
+              <w:end w:w="120" w:type="dxa"/>
+            </w:tcMar>
+          </w:tcPr>
+          <w:p>
+            <w:r>
+              <w:rPr>
+                <w:rFonts w:ascii="Microsoft YaHei" w:hAnsi="Microsoft YaHei" w:eastAsia="Microsoft YaHei"/>
+                <w:b/>
+                <w:color w:val="0B2545"/>
+                <w:sz w:val="18"/>
+              </w:rPr>
+              <w:t>支持平台</w:t>
+            </w:r>
+          </w:p>
+        </w:tc>
+        <w:tc>
+          <w:tcPr>
+            <w:tcW w:type="dxa" w:w="7660"/>
+            <w:vAlign w:val="top"/>
+            <w:tcMar>
+              <w:top w:w="80" w:type="dxa"/>
+              <w:start w:w="120" w:type="dxa"/>
+              <w:bottom w:w="80" w:type="dxa"/>
+              <w:end w:w="120" w:type="dxa"/>
+            </w:tcMar>
+          </w:tcPr>
+          <w:p>
+            <w:r>
+              <w:rPr>
+                <w:rFonts w:ascii="Microsoft YaHei" w:hAnsi="Microsoft YaHei" w:eastAsia="Microsoft YaHei"/>
+                <w:color w:val="0B2545"/>
+                <w:sz w:val="18"/>
+              </w:rPr>
+              <w:t>To verify</w:t>
+            </w:r>
+          </w:p>
+        </w:tc>
+      </w:tr>
+      <w:tr>
+        <w:tc>
+          <w:tcPr>
+            <w:tcW w:type="dxa" w:w="1700"/>
+            <w:shd w:fill="E8EEF5"/>
+            <w:vAlign w:val="top"/>
+            <w:tcMar>
+              <w:top w:w="80" w:type="dxa"/>
+              <w:start w:w="120" w:type="dxa"/>
+              <w:bottom w:w="80" w:type="dxa"/>
+              <w:end w:w="120" w:type="dxa"/>
+            </w:tcMar>
+          </w:tcPr>
+          <w:p>
+            <w:r>
+              <w:rPr>
+                <w:rFonts w:ascii="Microsoft YaHei" w:hAnsi="Microsoft YaHei" w:eastAsia="Microsoft YaHei"/>
+                <w:b/>
+                <w:color w:val="0B2545"/>
+                <w:sz w:val="18"/>
+              </w:rPr>
+              <w:t>隐私与离线</w:t>
+            </w:r>
+          </w:p>
+        </w:tc>
+        <w:tc>
+          <w:tcPr>
+            <w:tcW w:type="dxa" w:w="7660"/>
+            <w:vAlign w:val="top"/>
+            <w:tcMar>
+              <w:top w:w="80" w:type="dxa"/>
+              <w:start w:w="120" w:type="dxa"/>
+              <w:bottom w:w="80" w:type="dxa"/>
+              <w:end w:w="120" w:type="dxa"/>
+            </w:tcMar>
+          </w:tcPr>
+          <w:p>
+            <w:r>
+              <w:rPr>
+                <w:rFonts w:ascii="Microsoft YaHei" w:hAnsi="Microsoft YaHei" w:eastAsia="Microsoft YaHei"/>
+                <w:color w:val="0B2545"/>
+                <w:sz w:val="18"/>
+              </w:rPr>
+              <w:t>自动发现项目，数据隐私与离线能力尚待核验。（离线能力：unknown）</w:t>
+            </w:r>
+          </w:p>
+        </w:tc>
+      </w:tr>
+      <w:tr>
+        <w:tc>
+          <w:tcPr>
+            <w:tcW w:type="dxa" w:w="1700"/>
+            <w:shd w:fill="E8EEF5"/>
+            <w:vAlign w:val="top"/>
+            <w:tcMar>
+              <w:top w:w="80" w:type="dxa"/>
+              <w:start w:w="120" w:type="dxa"/>
+              <w:bottom w:w="80" w:type="dxa"/>
+              <w:end w:w="120" w:type="dxa"/>
+            </w:tcMar>
+          </w:tcPr>
+          <w:p>
+            <w:r>
+              <w:rPr>
+                <w:rFonts w:ascii="Microsoft YaHei" w:hAnsi="Microsoft YaHei" w:eastAsia="Microsoft YaHei"/>
+                <w:b/>
+                <w:color w:val="0B2545"/>
+                <w:sz w:val="18"/>
+              </w:rPr>
+              <w:t>项目地址</w:t>
+            </w:r>
+          </w:p>
+        </w:tc>
+        <w:tc>
+          <w:tcPr>
+            <w:tcW w:type="dxa" w:w="7660"/>
+            <w:vAlign w:val="top"/>
+            <w:tcMar>
+              <w:top w:w="80" w:type="dxa"/>
+              <w:start w:w="120" w:type="dxa"/>
+              <w:bottom w:w="80" w:type="dxa"/>
+              <w:end w:w="120" w:type="dxa"/>
+            </w:tcMar>
+          </w:tcPr>
+          <w:p>
+            <w:r>
+              <w:rPr>
+                <w:rFonts w:ascii="Microsoft YaHei" w:hAnsi="Microsoft YaHei" w:eastAsia="Microsoft YaHei"/>
+                <w:color w:val="0B2545"/>
+                <w:sz w:val="18"/>
+              </w:rPr>
+              <w:t>https://github.com/Raspbotic/ClosingTheLoop-Replication</w:t>
+            </w:r>
+          </w:p>
+        </w:tc>
+      </w:tr>
+      <w:tr>
+        <w:tc>
+          <w:tcPr>
+            <w:tcW w:type="dxa" w:w="1700"/>
+            <w:shd w:fill="E8EEF5"/>
+            <w:vAlign w:val="top"/>
+            <w:tcMar>
+              <w:top w:w="80" w:type="dxa"/>
+              <w:start w:w="120" w:type="dxa"/>
+              <w:bottom w:w="80" w:type="dxa"/>
+              <w:end w:w="120" w:type="dxa"/>
+            </w:tcMar>
+          </w:tcPr>
+          <w:p>
+            <w:r>
+              <w:rPr>
+                <w:rFonts w:ascii="Microsoft YaHei" w:hAnsi="Microsoft YaHei" w:eastAsia="Microsoft YaHei"/>
+                <w:b/>
+                <w:color w:val="0B2545"/>
+                <w:sz w:val="18"/>
+              </w:rPr>
+              <w:t>核验来源</w:t>
+            </w:r>
+          </w:p>
+        </w:tc>
+        <w:tc>
+          <w:tcPr>
+            <w:tcW w:type="dxa" w:w="7660"/>
+            <w:vAlign w:val="top"/>
+            <w:tcMar>
+              <w:top w:w="80" w:type="dxa"/>
+              <w:start w:w="120" w:type="dxa"/>
+              <w:bottom w:w="80" w:type="dxa"/>
+              <w:end w:w="120" w:type="dxa"/>
+            </w:tcMar>
+          </w:tcPr>
+          <w:p>
+            <w:r>
+              <w:rPr>
+                <w:rFonts w:ascii="Microsoft YaHei" w:hAnsi="Microsoft YaHei" w:eastAsia="Microsoft YaHei"/>
+                <w:color w:val="0B2545"/>
+                <w:sz w:val="18"/>
+              </w:rPr>
+              <w:t>https://github.com/Raspbotic/ClosingTheLoop-Replication</w:t>
+            </w:r>
+          </w:p>
+        </w:tc>
+      </w:tr>
+    </w:tbl>
+    <w:p>
+      <w:pPr>
+        <w:pStyle w:val="Heading2"/>
+        <w:pageBreakBefore/>
+      </w:pPr>
+      <w:r>
+        <w:t>3.11 drawio-skill</w:t>
       </w:r>
     </w:p>
     <w:p>
@@ -4592,7 +4965,7 @@
         <w:pageBreakBefore/>
       </w:pPr>
       <w:r>
-        <w:t>3.11 epistemic-adequacy-probe</w:t>
+        <w:t>3.12 epistemic-adequacy-probe</w:t>
       </w:r>
     </w:p>
     <w:p>
@@ -4965,7 +5338,7 @@
         <w:pageBreakBefore/>
       </w:pPr>
       <w:r>
-        <w:t>3.12 FocusTick</w:t>
+        <w:t>3.13 FocusTick</w:t>
       </w:r>
     </w:p>
     <w:p>
@@ -5338,7 +5711,7 @@
         <w:pageBreakBefore/>
       </w:pPr>
       <w:r>
-        <w:t>3.13 Formal Specification Claude Plugin</w:t>
+        <w:t>3.14 Formal Specification Claude Plugin</w:t>
       </w:r>
     </w:p>
     <w:p>
@@ -5711,7 +6084,7 @@
         <w:pageBreakBefore/>
       </w:pPr>
       <w:r>
-        <w:t>3.14 HL7-HSRA_E2-SFM2SysMLv2-Agent</w:t>
+        <w:t>3.15 HL7-HSRA_E2-SFM2SysMLv2-Agent</w:t>
       </w:r>
     </w:p>
     <w:p>
@@ -6084,7 +6457,7 @@
         <w:pageBreakBefore/>
       </w:pPr>
       <w:r>
-        <w:t>3.15 INSPECTA-Spec-Code-Proof-Copilot</w:t>
+        <w:t>3.16 INSPECTA-Spec-Code-Proof-Copilot</w:t>
       </w:r>
     </w:p>
     <w:p>
@@ -6457,7 +6830,7 @@
         <w:pageBreakBefore/>
       </w:pPr>
       <w:r>
-        <w:t>3.16 jgs-magic-sysmlv1-mcp</w:t>
+        <w:t>3.17 jgs-magic-sysmlv1-mcp</w:t>
       </w:r>
     </w:p>
     <w:p>
@@ -6830,7 +7203,7 @@
         <w:pageBreakBefore/>
       </w:pPr>
       <w:r>
-        <w:t>3.17 jgs-magic-sysmlv1-pro</w:t>
+        <w:t>3.18 jgs-magic-sysmlv1-pro</w:t>
       </w:r>
     </w:p>
     <w:p>
@@ -7203,7 +7576,7 @@
         <w:pageBreakBefore/>
       </w:pPr>
       <w:r>
-        <w:t>3.18 jgs-magic-sysmlv1-read-skills</w:t>
+        <w:t>3.19 jgs-magic-sysmlv1-read-skills</w:t>
       </w:r>
     </w:p>
     <w:p>
@@ -7576,7 +7949,7 @@
         <w:pageBreakBefore/>
       </w:pPr>
       <w:r>
-        <w:t>3.19 jgs-sysmlv2-api-mcp</w:t>
+        <w:t>3.20 jgs-sysmlv2-api-mcp</w:t>
       </w:r>
     </w:p>
     <w:p>
@@ -7949,7 +8322,7 @@
         <w:pageBreakBefore/>
       </w:pPr>
       <w:r>
-        <w:t>3.20 jgsystemsconsulting</w:t>
+        <w:t>3.21 jgsystemsconsulting</w:t>
       </w:r>
     </w:p>
     <w:p>
@@ -8322,7 +8695,7 @@
         <w:pageBreakBefore/>
       </w:pPr>
       <w:r>
-        <w:t>3.21 jgsystemsconsulting-website</w:t>
+        <w:t>3.22 jgsystemsconsulting-website</w:t>
       </w:r>
     </w:p>
     <w:p>
@@ -8695,7 +9068,7 @@
         <w:pageBreakBefore/>
       </w:pPr>
       <w:r>
-        <w:t>3.22 keel</w:t>
+        <w:t>3.23 keel</w:t>
       </w:r>
     </w:p>
     <w:p>
@@ -9068,7 +9441,7 @@
         <w:pageBreakBefore/>
       </w:pPr>
       <w:r>
-        <w:t>3.23 keio-2026</w:t>
+        <w:t>3.24 keio-2026</w:t>
       </w:r>
     </w:p>
     <w:p>
@@ -9441,7 +9814,7 @@
         <w:pageBreakBefore/>
       </w:pPr>
       <w:r>
-        <w:t>3.24 mappy_mini</w:t>
+        <w:t>3.25 mappy_mini</w:t>
       </w:r>
     </w:p>
     <w:p>
@@ -9814,7 +10187,7 @@
         <w:pageBreakBefore/>
       </w:pPr>
       <w:r>
-        <w:t>3.25 mbe3d-skills</w:t>
+        <w:t>3.26 mbe3d-skills</w:t>
       </w:r>
     </w:p>
     <w:p>
@@ -10187,7 +10560,7 @@
         <w:pageBreakBefore/>
       </w:pPr>
       <w:r>
-        <w:t>3.26 mbse-local-ai-demo</w:t>
+        <w:t>3.27 mbse-local-ai-demo</w:t>
       </w:r>
     </w:p>
     <w:p>
@@ -10560,7 +10933,7 @@
         <w:pageBreakBefore/>
       </w:pPr>
       <w:r>
-        <w:t>3.27 mbse-workflow</w:t>
+        <w:t>3.28 mbse-workflow</w:t>
       </w:r>
     </w:p>
     <w:p>
@@ -10933,7 +11306,7 @@
         <w:pageBreakBefore/>
       </w:pPr>
       <w:r>
-        <w:t>3.28 mbseagent2</w:t>
+        <w:t>3.29 mbseagent2</w:t>
       </w:r>
     </w:p>
     <w:p>
@@ -11295,379 +11668,6 @@
                 <w:sz w:val="18"/>
               </w:rPr>
               <w:t>https://github.com/denis71/mbseagent2</w:t>
-            </w:r>
-          </w:p>
-        </w:tc>
-      </w:tr>
-    </w:tbl>
-    <w:p>
-      <w:pPr>
-        <w:pStyle w:val="Heading2"/>
-        <w:pageBreakBefore/>
-      </w:pPr>
-      <w:r>
-        <w:t>3.29 mcp-syson</w:t>
-      </w:r>
-    </w:p>
-    <w:p>
-      <w:pPr>
-        <w:spacing w:after="160"/>
-      </w:pPr>
-      <w:r>
-        <w:rPr>
-          <w:rFonts w:ascii="Microsoft YaHei" w:hAnsi="Microsoft YaHei" w:eastAsia="Microsoft YaHei"/>
-          <w:b/>
-          <w:color w:val="007079"/>
-          <w:sz w:val="18"/>
-        </w:rPr>
-        <w:t>MCP Server · SysML v2 · 待验证 · 开源</w:t>
-      </w:r>
-    </w:p>
-    <w:tbl>
-      <w:tblPr>
-        <w:tblStyle w:val="TableGrid"/>
-        <w:tblW w:type="dxa" w:w="9360"/>
-        <w:jc w:val="left"/>
-        <w:tblLayout w:type="fixed"/>
-        <w:tblLook w:firstColumn="1" w:firstRow="1" w:lastColumn="0" w:lastRow="0" w:noHBand="0" w:noVBand="1" w:val="04A0"/>
-        <w:tblInd w:w="120" w:type="dxa"/>
-      </w:tblPr>
-      <w:tblGrid>
-        <w:gridCol w:w="1700"/>
-        <w:gridCol w:w="7660"/>
-      </w:tblGrid>
-      <w:tr>
-        <w:tc>
-          <w:tcPr>
-            <w:tcW w:type="dxa" w:w="1700"/>
-            <w:shd w:fill="E8EEF5"/>
-            <w:vAlign w:val="top"/>
-            <w:tcMar>
-              <w:top w:w="80" w:type="dxa"/>
-              <w:start w:w="120" w:type="dxa"/>
-              <w:bottom w:w="80" w:type="dxa"/>
-              <w:end w:w="120" w:type="dxa"/>
-            </w:tcMar>
-          </w:tcPr>
-          <w:p>
-            <w:r>
-              <w:rPr>
-                <w:rFonts w:ascii="Microsoft YaHei" w:hAnsi="Microsoft YaHei" w:eastAsia="Microsoft YaHei"/>
-                <w:b/>
-                <w:color w:val="0B2545"/>
-                <w:sz w:val="18"/>
-              </w:rPr>
-              <w:t>功能说明</w:t>
-            </w:r>
-          </w:p>
-        </w:tc>
-        <w:tc>
-          <w:tcPr>
-            <w:tcW w:type="dxa" w:w="7660"/>
-            <w:vAlign w:val="top"/>
-            <w:tcMar>
-              <w:top w:w="80" w:type="dxa"/>
-              <w:start w:w="120" w:type="dxa"/>
-              <w:bottom w:w="80" w:type="dxa"/>
-              <w:end w:w="120" w:type="dxa"/>
-            </w:tcMar>
-          </w:tcPr>
-          <w:p>
-            <w:r>
-              <w:rPr>
-                <w:rFonts w:ascii="Microsoft YaHei" w:hAnsi="Microsoft YaHei" w:eastAsia="Microsoft YaHei"/>
-                <w:color w:val="0B2545"/>
-                <w:sz w:val="18"/>
-              </w:rPr>
-              <w:t>公开描述：MCP server for SysON — SysML v2 MBSE modelling, AQL queries and requirements tracing for AI agents. 29 tools, 4 interactive UI viewers, docker-compose included。该功能说明由规则提取，需在下一次人工复核时确认。</w:t>
-            </w:r>
-          </w:p>
-        </w:tc>
-      </w:tr>
-      <w:tr>
-        <w:tc>
-          <w:tcPr>
-            <w:tcW w:type="dxa" w:w="1700"/>
-            <w:shd w:fill="E8EEF5"/>
-            <w:vAlign w:val="top"/>
-            <w:tcMar>
-              <w:top w:w="80" w:type="dxa"/>
-              <w:start w:w="120" w:type="dxa"/>
-              <w:bottom w:w="80" w:type="dxa"/>
-              <w:end w:w="120" w:type="dxa"/>
-            </w:tcMar>
-          </w:tcPr>
-          <w:p>
-            <w:r>
-              <w:rPr>
-                <w:rFonts w:ascii="Microsoft YaHei" w:hAnsi="Microsoft YaHei" w:eastAsia="Microsoft YaHei"/>
-                <w:b/>
-                <w:color w:val="0B2545"/>
-                <w:sz w:val="18"/>
-              </w:rPr>
-              <w:t>适用场景</w:t>
-            </w:r>
-          </w:p>
-        </w:tc>
-        <w:tc>
-          <w:tcPr>
-            <w:tcW w:type="dxa" w:w="7660"/>
-            <w:vAlign w:val="top"/>
-            <w:tcMar>
-              <w:top w:w="80" w:type="dxa"/>
-              <w:start w:w="120" w:type="dxa"/>
-              <w:bottom w:w="80" w:type="dxa"/>
-              <w:end w:w="120" w:type="dxa"/>
-            </w:tcMar>
-          </w:tcPr>
-          <w:p>
-            <w:r>
-              <w:rPr>
-                <w:rFonts w:ascii="Microsoft YaHei" w:hAnsi="Microsoft YaHei" w:eastAsia="Microsoft YaHei"/>
-                <w:color w:val="0B2545"/>
-                <w:sz w:val="18"/>
-              </w:rPr>
-              <w:t>需求建模</w:t>
-            </w:r>
-          </w:p>
-        </w:tc>
-      </w:tr>
-      <w:tr>
-        <w:tc>
-          <w:tcPr>
-            <w:tcW w:type="dxa" w:w="1700"/>
-            <w:shd w:fill="E8EEF5"/>
-            <w:vAlign w:val="top"/>
-            <w:tcMar>
-              <w:top w:w="80" w:type="dxa"/>
-              <w:start w:w="120" w:type="dxa"/>
-              <w:bottom w:w="80" w:type="dxa"/>
-              <w:end w:w="120" w:type="dxa"/>
-            </w:tcMar>
-          </w:tcPr>
-          <w:p>
-            <w:r>
-              <w:rPr>
-                <w:rFonts w:ascii="Microsoft YaHei" w:hAnsi="Microsoft YaHei" w:eastAsia="Microsoft YaHei"/>
-                <w:b/>
-                <w:color w:val="0B2545"/>
-                <w:sz w:val="18"/>
-              </w:rPr>
-              <w:t>核心能力</w:t>
-            </w:r>
-          </w:p>
-        </w:tc>
-        <w:tc>
-          <w:tcPr>
-            <w:tcW w:type="dxa" w:w="7660"/>
-            <w:vAlign w:val="top"/>
-            <w:tcMar>
-              <w:top w:w="80" w:type="dxa"/>
-              <w:start w:w="120" w:type="dxa"/>
-              <w:bottom w:w="80" w:type="dxa"/>
-              <w:end w:w="120" w:type="dxa"/>
-            </w:tcMar>
-          </w:tcPr>
-          <w:p>
-            <w:r>
-              <w:rPr>
-                <w:rFonts w:ascii="Microsoft YaHei" w:hAnsi="Microsoft YaHei" w:eastAsia="Microsoft YaHei"/>
-                <w:color w:val="0B2545"/>
-                <w:sz w:val="18"/>
-              </w:rPr>
-              <w:t>待进一步分析</w:t>
-            </w:r>
-          </w:p>
-        </w:tc>
-      </w:tr>
-      <w:tr>
-        <w:tc>
-          <w:tcPr>
-            <w:tcW w:type="dxa" w:w="1700"/>
-            <w:shd w:fill="E8EEF5"/>
-            <w:vAlign w:val="top"/>
-            <w:tcMar>
-              <w:top w:w="80" w:type="dxa"/>
-              <w:start w:w="120" w:type="dxa"/>
-              <w:bottom w:w="80" w:type="dxa"/>
-              <w:end w:w="120" w:type="dxa"/>
-            </w:tcMar>
-          </w:tcPr>
-          <w:p>
-            <w:r>
-              <w:rPr>
-                <w:rFonts w:ascii="Microsoft YaHei" w:hAnsi="Microsoft YaHei" w:eastAsia="Microsoft YaHei"/>
-                <w:b/>
-                <w:color w:val="0B2545"/>
-                <w:sz w:val="18"/>
-              </w:rPr>
-              <w:t>支持平台</w:t>
-            </w:r>
-          </w:p>
-        </w:tc>
-        <w:tc>
-          <w:tcPr>
-            <w:tcW w:type="dxa" w:w="7660"/>
-            <w:vAlign w:val="top"/>
-            <w:tcMar>
-              <w:top w:w="80" w:type="dxa"/>
-              <w:start w:w="120" w:type="dxa"/>
-              <w:bottom w:w="80" w:type="dxa"/>
-              <w:end w:w="120" w:type="dxa"/>
-            </w:tcMar>
-          </w:tcPr>
-          <w:p>
-            <w:r>
-              <w:rPr>
-                <w:rFonts w:ascii="Microsoft YaHei" w:hAnsi="Microsoft YaHei" w:eastAsia="Microsoft YaHei"/>
-                <w:color w:val="0B2545"/>
-                <w:sz w:val="18"/>
-              </w:rPr>
-              <w:t>MCP</w:t>
-            </w:r>
-          </w:p>
-        </w:tc>
-      </w:tr>
-      <w:tr>
-        <w:tc>
-          <w:tcPr>
-            <w:tcW w:type="dxa" w:w="1700"/>
-            <w:shd w:fill="E8EEF5"/>
-            <w:vAlign w:val="top"/>
-            <w:tcMar>
-              <w:top w:w="80" w:type="dxa"/>
-              <w:start w:w="120" w:type="dxa"/>
-              <w:bottom w:w="80" w:type="dxa"/>
-              <w:end w:w="120" w:type="dxa"/>
-            </w:tcMar>
-          </w:tcPr>
-          <w:p>
-            <w:r>
-              <w:rPr>
-                <w:rFonts w:ascii="Microsoft YaHei" w:hAnsi="Microsoft YaHei" w:eastAsia="Microsoft YaHei"/>
-                <w:b/>
-                <w:color w:val="0B2545"/>
-                <w:sz w:val="18"/>
-              </w:rPr>
-              <w:t>隐私与离线</w:t>
-            </w:r>
-          </w:p>
-        </w:tc>
-        <w:tc>
-          <w:tcPr>
-            <w:tcW w:type="dxa" w:w="7660"/>
-            <w:vAlign w:val="top"/>
-            <w:tcMar>
-              <w:top w:w="80" w:type="dxa"/>
-              <w:start w:w="120" w:type="dxa"/>
-              <w:bottom w:w="80" w:type="dxa"/>
-              <w:end w:w="120" w:type="dxa"/>
-            </w:tcMar>
-          </w:tcPr>
-          <w:p>
-            <w:r>
-              <w:rPr>
-                <w:rFonts w:ascii="Microsoft YaHei" w:hAnsi="Microsoft YaHei" w:eastAsia="Microsoft YaHei"/>
-                <w:color w:val="0B2545"/>
-                <w:sz w:val="18"/>
-              </w:rPr>
-              <w:t>自动发现项目，数据隐私与离线能力尚待核验。（离线能力：unknown）</w:t>
-            </w:r>
-          </w:p>
-        </w:tc>
-      </w:tr>
-      <w:tr>
-        <w:tc>
-          <w:tcPr>
-            <w:tcW w:type="dxa" w:w="1700"/>
-            <w:shd w:fill="E8EEF5"/>
-            <w:vAlign w:val="top"/>
-            <w:tcMar>
-              <w:top w:w="80" w:type="dxa"/>
-              <w:start w:w="120" w:type="dxa"/>
-              <w:bottom w:w="80" w:type="dxa"/>
-              <w:end w:w="120" w:type="dxa"/>
-            </w:tcMar>
-          </w:tcPr>
-          <w:p>
-            <w:r>
-              <w:rPr>
-                <w:rFonts w:ascii="Microsoft YaHei" w:hAnsi="Microsoft YaHei" w:eastAsia="Microsoft YaHei"/>
-                <w:b/>
-                <w:color w:val="0B2545"/>
-                <w:sz w:val="18"/>
-              </w:rPr>
-              <w:t>项目地址</w:t>
-            </w:r>
-          </w:p>
-        </w:tc>
-        <w:tc>
-          <w:tcPr>
-            <w:tcW w:type="dxa" w:w="7660"/>
-            <w:vAlign w:val="top"/>
-            <w:tcMar>
-              <w:top w:w="80" w:type="dxa"/>
-              <w:start w:w="120" w:type="dxa"/>
-              <w:bottom w:w="80" w:type="dxa"/>
-              <w:end w:w="120" w:type="dxa"/>
-            </w:tcMar>
-          </w:tcPr>
-          <w:p>
-            <w:r>
-              <w:rPr>
-                <w:rFonts w:ascii="Microsoft YaHei" w:hAnsi="Microsoft YaHei" w:eastAsia="Microsoft YaHei"/>
-                <w:color w:val="0B2545"/>
-                <w:sz w:val="18"/>
-              </w:rPr>
-              <w:t>https://github.com/Casys-AI/mcp-syson</w:t>
-            </w:r>
-          </w:p>
-        </w:tc>
-      </w:tr>
-      <w:tr>
-        <w:tc>
-          <w:tcPr>
-            <w:tcW w:type="dxa" w:w="1700"/>
-            <w:shd w:fill="E8EEF5"/>
-            <w:vAlign w:val="top"/>
-            <w:tcMar>
-              <w:top w:w="80" w:type="dxa"/>
-              <w:start w:w="120" w:type="dxa"/>
-              <w:bottom w:w="80" w:type="dxa"/>
-              <w:end w:w="120" w:type="dxa"/>
-            </w:tcMar>
-          </w:tcPr>
-          <w:p>
-            <w:r>
-              <w:rPr>
-                <w:rFonts w:ascii="Microsoft YaHei" w:hAnsi="Microsoft YaHei" w:eastAsia="Microsoft YaHei"/>
-                <w:b/>
-                <w:color w:val="0B2545"/>
-                <w:sz w:val="18"/>
-              </w:rPr>
-              <w:t>核验来源</w:t>
-            </w:r>
-          </w:p>
-        </w:tc>
-        <w:tc>
-          <w:tcPr>
-            <w:tcW w:type="dxa" w:w="7660"/>
-            <w:vAlign w:val="top"/>
-            <w:tcMar>
-              <w:top w:w="80" w:type="dxa"/>
-              <w:start w:w="120" w:type="dxa"/>
-              <w:bottom w:w="80" w:type="dxa"/>
-              <w:end w:w="120" w:type="dxa"/>
-            </w:tcMar>
-          </w:tcPr>
-          <w:p>
-            <w:r>
-              <w:rPr>
-                <w:rFonts w:ascii="Microsoft YaHei" w:hAnsi="Microsoft YaHei" w:eastAsia="Microsoft YaHei"/>
-                <w:color w:val="0B2545"/>
-                <w:sz w:val="18"/>
-              </w:rPr>
-              <w:t>https://github.com/Casys-AI/mcp-syson</w:t>
             </w:r>
           </w:p>
         </w:tc>
@@ -11752,7 +11752,7 @@
                 <w:color w:val="0B2545"/>
                 <w:sz w:val="18"/>
               </w:rPr>
-              <w:t>公开描述：MCP server for SysON — SysML v2 MBSE modelling, AQL queries, requirements tracing, and interactive MCP App viewers for AI agents.。该功能说明由规则提取，需在下一次人工复核时确认。</w:t>
+              <w:t>公开描述：MCP server for SysON — SysML v2 MBSE modelling, AQL queries and requirements tracing for AI agents. 29 tools, 4 interactive UI viewers, docker-compose included。该功能说明由规则提取，需在下一次人工复核时确认。</w:t>
             </w:r>
           </w:p>
         </w:tc>
@@ -11992,7 +11992,7 @@
                 <w:color w:val="0B2545"/>
                 <w:sz w:val="18"/>
               </w:rPr>
-              <w:t>https://github.com/superWorldSavior/mcp-syson</w:t>
+              <w:t>https://github.com/Casys-AI/mcp-syson</w:t>
             </w:r>
           </w:p>
         </w:tc>
@@ -12040,7 +12040,7 @@
                 <w:color w:val="0B2545"/>
                 <w:sz w:val="18"/>
               </w:rPr>
-              <w:t>https://github.com/superWorldSavior/mcp-syson</w:t>
+              <w:t>https://github.com/Casys-AI/mcp-syson</w:t>
             </w:r>
           </w:p>
         </w:tc>
@@ -12052,7 +12052,380 @@
         <w:pageBreakBefore/>
       </w:pPr>
       <w:r>
-        <w:t>3.31 memnet-lite</w:t>
+        <w:t>3.31 mcp-syson</w:t>
+      </w:r>
+    </w:p>
+    <w:p>
+      <w:pPr>
+        <w:spacing w:after="160"/>
+      </w:pPr>
+      <w:r>
+        <w:rPr>
+          <w:rFonts w:ascii="Microsoft YaHei" w:hAnsi="Microsoft YaHei" w:eastAsia="Microsoft YaHei"/>
+          <w:b/>
+          <w:color w:val="007079"/>
+          <w:sz w:val="18"/>
+        </w:rPr>
+        <w:t>MCP Server · SysML v2 · 待验证 · 开源</w:t>
+      </w:r>
+    </w:p>
+    <w:tbl>
+      <w:tblPr>
+        <w:tblStyle w:val="TableGrid"/>
+        <w:tblW w:type="dxa" w:w="9360"/>
+        <w:jc w:val="left"/>
+        <w:tblLayout w:type="fixed"/>
+        <w:tblLook w:firstColumn="1" w:firstRow="1" w:lastColumn="0" w:lastRow="0" w:noHBand="0" w:noVBand="1" w:val="04A0"/>
+        <w:tblInd w:w="120" w:type="dxa"/>
+      </w:tblPr>
+      <w:tblGrid>
+        <w:gridCol w:w="1700"/>
+        <w:gridCol w:w="7660"/>
+      </w:tblGrid>
+      <w:tr>
+        <w:tc>
+          <w:tcPr>
+            <w:tcW w:type="dxa" w:w="1700"/>
+            <w:shd w:fill="E8EEF5"/>
+            <w:vAlign w:val="top"/>
+            <w:tcMar>
+              <w:top w:w="80" w:type="dxa"/>
+              <w:start w:w="120" w:type="dxa"/>
+              <w:bottom w:w="80" w:type="dxa"/>
+              <w:end w:w="120" w:type="dxa"/>
+            </w:tcMar>
+          </w:tcPr>
+          <w:p>
+            <w:r>
+              <w:rPr>
+                <w:rFonts w:ascii="Microsoft YaHei" w:hAnsi="Microsoft YaHei" w:eastAsia="Microsoft YaHei"/>
+                <w:b/>
+                <w:color w:val="0B2545"/>
+                <w:sz w:val="18"/>
+              </w:rPr>
+              <w:t>功能说明</w:t>
+            </w:r>
+          </w:p>
+        </w:tc>
+        <w:tc>
+          <w:tcPr>
+            <w:tcW w:type="dxa" w:w="7660"/>
+            <w:vAlign w:val="top"/>
+            <w:tcMar>
+              <w:top w:w="80" w:type="dxa"/>
+              <w:start w:w="120" w:type="dxa"/>
+              <w:bottom w:w="80" w:type="dxa"/>
+              <w:end w:w="120" w:type="dxa"/>
+            </w:tcMar>
+          </w:tcPr>
+          <w:p>
+            <w:r>
+              <w:rPr>
+                <w:rFonts w:ascii="Microsoft YaHei" w:hAnsi="Microsoft YaHei" w:eastAsia="Microsoft YaHei"/>
+                <w:color w:val="0B2545"/>
+                <w:sz w:val="18"/>
+              </w:rPr>
+              <w:t>公开描述：MCP server for SysON — SysML v2 MBSE modelling, AQL queries, requirements tracing, and interactive MCP App viewers for AI agents.。该功能说明由规则提取，需在下一次人工复核时确认。</w:t>
+            </w:r>
+          </w:p>
+        </w:tc>
+      </w:tr>
+      <w:tr>
+        <w:tc>
+          <w:tcPr>
+            <w:tcW w:type="dxa" w:w="1700"/>
+            <w:shd w:fill="E8EEF5"/>
+            <w:vAlign w:val="top"/>
+            <w:tcMar>
+              <w:top w:w="80" w:type="dxa"/>
+              <w:start w:w="120" w:type="dxa"/>
+              <w:bottom w:w="80" w:type="dxa"/>
+              <w:end w:w="120" w:type="dxa"/>
+            </w:tcMar>
+          </w:tcPr>
+          <w:p>
+            <w:r>
+              <w:rPr>
+                <w:rFonts w:ascii="Microsoft YaHei" w:hAnsi="Microsoft YaHei" w:eastAsia="Microsoft YaHei"/>
+                <w:b/>
+                <w:color w:val="0B2545"/>
+                <w:sz w:val="18"/>
+              </w:rPr>
+              <w:t>适用场景</w:t>
+            </w:r>
+          </w:p>
+        </w:tc>
+        <w:tc>
+          <w:tcPr>
+            <w:tcW w:type="dxa" w:w="7660"/>
+            <w:vAlign w:val="top"/>
+            <w:tcMar>
+              <w:top w:w="80" w:type="dxa"/>
+              <w:start w:w="120" w:type="dxa"/>
+              <w:bottom w:w="80" w:type="dxa"/>
+              <w:end w:w="120" w:type="dxa"/>
+            </w:tcMar>
+          </w:tcPr>
+          <w:p>
+            <w:r>
+              <w:rPr>
+                <w:rFonts w:ascii="Microsoft YaHei" w:hAnsi="Microsoft YaHei" w:eastAsia="Microsoft YaHei"/>
+                <w:color w:val="0B2545"/>
+                <w:sz w:val="18"/>
+              </w:rPr>
+              <w:t>需求建模</w:t>
+            </w:r>
+          </w:p>
+        </w:tc>
+      </w:tr>
+      <w:tr>
+        <w:tc>
+          <w:tcPr>
+            <w:tcW w:type="dxa" w:w="1700"/>
+            <w:shd w:fill="E8EEF5"/>
+            <w:vAlign w:val="top"/>
+            <w:tcMar>
+              <w:top w:w="80" w:type="dxa"/>
+              <w:start w:w="120" w:type="dxa"/>
+              <w:bottom w:w="80" w:type="dxa"/>
+              <w:end w:w="120" w:type="dxa"/>
+            </w:tcMar>
+          </w:tcPr>
+          <w:p>
+            <w:r>
+              <w:rPr>
+                <w:rFonts w:ascii="Microsoft YaHei" w:hAnsi="Microsoft YaHei" w:eastAsia="Microsoft YaHei"/>
+                <w:b/>
+                <w:color w:val="0B2545"/>
+                <w:sz w:val="18"/>
+              </w:rPr>
+              <w:t>核心能力</w:t>
+            </w:r>
+          </w:p>
+        </w:tc>
+        <w:tc>
+          <w:tcPr>
+            <w:tcW w:type="dxa" w:w="7660"/>
+            <w:vAlign w:val="top"/>
+            <w:tcMar>
+              <w:top w:w="80" w:type="dxa"/>
+              <w:start w:w="120" w:type="dxa"/>
+              <w:bottom w:w="80" w:type="dxa"/>
+              <w:end w:w="120" w:type="dxa"/>
+            </w:tcMar>
+          </w:tcPr>
+          <w:p>
+            <w:r>
+              <w:rPr>
+                <w:rFonts w:ascii="Microsoft YaHei" w:hAnsi="Microsoft YaHei" w:eastAsia="Microsoft YaHei"/>
+                <w:color w:val="0B2545"/>
+                <w:sz w:val="18"/>
+              </w:rPr>
+              <w:t>待进一步分析</w:t>
+            </w:r>
+          </w:p>
+        </w:tc>
+      </w:tr>
+      <w:tr>
+        <w:tc>
+          <w:tcPr>
+            <w:tcW w:type="dxa" w:w="1700"/>
+            <w:shd w:fill="E8EEF5"/>
+            <w:vAlign w:val="top"/>
+            <w:tcMar>
+              <w:top w:w="80" w:type="dxa"/>
+              <w:start w:w="120" w:type="dxa"/>
+              <w:bottom w:w="80" w:type="dxa"/>
+              <w:end w:w="120" w:type="dxa"/>
+            </w:tcMar>
+          </w:tcPr>
+          <w:p>
+            <w:r>
+              <w:rPr>
+                <w:rFonts w:ascii="Microsoft YaHei" w:hAnsi="Microsoft YaHei" w:eastAsia="Microsoft YaHei"/>
+                <w:b/>
+                <w:color w:val="0B2545"/>
+                <w:sz w:val="18"/>
+              </w:rPr>
+              <w:t>支持平台</w:t>
+            </w:r>
+          </w:p>
+        </w:tc>
+        <w:tc>
+          <w:tcPr>
+            <w:tcW w:type="dxa" w:w="7660"/>
+            <w:vAlign w:val="top"/>
+            <w:tcMar>
+              <w:top w:w="80" w:type="dxa"/>
+              <w:start w:w="120" w:type="dxa"/>
+              <w:bottom w:w="80" w:type="dxa"/>
+              <w:end w:w="120" w:type="dxa"/>
+            </w:tcMar>
+          </w:tcPr>
+          <w:p>
+            <w:r>
+              <w:rPr>
+                <w:rFonts w:ascii="Microsoft YaHei" w:hAnsi="Microsoft YaHei" w:eastAsia="Microsoft YaHei"/>
+                <w:color w:val="0B2545"/>
+                <w:sz w:val="18"/>
+              </w:rPr>
+              <w:t>MCP</w:t>
+            </w:r>
+          </w:p>
+        </w:tc>
+      </w:tr>
+      <w:tr>
+        <w:tc>
+          <w:tcPr>
+            <w:tcW w:type="dxa" w:w="1700"/>
+            <w:shd w:fill="E8EEF5"/>
+            <w:vAlign w:val="top"/>
+            <w:tcMar>
+              <w:top w:w="80" w:type="dxa"/>
+              <w:start w:w="120" w:type="dxa"/>
+              <w:bottom w:w="80" w:type="dxa"/>
+              <w:end w:w="120" w:type="dxa"/>
+            </w:tcMar>
+          </w:tcPr>
+          <w:p>
+            <w:r>
+              <w:rPr>
+                <w:rFonts w:ascii="Microsoft YaHei" w:hAnsi="Microsoft YaHei" w:eastAsia="Microsoft YaHei"/>
+                <w:b/>
+                <w:color w:val="0B2545"/>
+                <w:sz w:val="18"/>
+              </w:rPr>
+              <w:t>隐私与离线</w:t>
+            </w:r>
+          </w:p>
+        </w:tc>
+        <w:tc>
+          <w:tcPr>
+            <w:tcW w:type="dxa" w:w="7660"/>
+            <w:vAlign w:val="top"/>
+            <w:tcMar>
+              <w:top w:w="80" w:type="dxa"/>
+              <w:start w:w="120" w:type="dxa"/>
+              <w:bottom w:w="80" w:type="dxa"/>
+              <w:end w:w="120" w:type="dxa"/>
+            </w:tcMar>
+          </w:tcPr>
+          <w:p>
+            <w:r>
+              <w:rPr>
+                <w:rFonts w:ascii="Microsoft YaHei" w:hAnsi="Microsoft YaHei" w:eastAsia="Microsoft YaHei"/>
+                <w:color w:val="0B2545"/>
+                <w:sz w:val="18"/>
+              </w:rPr>
+              <w:t>自动发现项目，数据隐私与离线能力尚待核验。（离线能力：unknown）</w:t>
+            </w:r>
+          </w:p>
+        </w:tc>
+      </w:tr>
+      <w:tr>
+        <w:tc>
+          <w:tcPr>
+            <w:tcW w:type="dxa" w:w="1700"/>
+            <w:shd w:fill="E8EEF5"/>
+            <w:vAlign w:val="top"/>
+            <w:tcMar>
+              <w:top w:w="80" w:type="dxa"/>
+              <w:start w:w="120" w:type="dxa"/>
+              <w:bottom w:w="80" w:type="dxa"/>
+              <w:end w:w="120" w:type="dxa"/>
+            </w:tcMar>
+          </w:tcPr>
+          <w:p>
+            <w:r>
+              <w:rPr>
+                <w:rFonts w:ascii="Microsoft YaHei" w:hAnsi="Microsoft YaHei" w:eastAsia="Microsoft YaHei"/>
+                <w:b/>
+                <w:color w:val="0B2545"/>
+                <w:sz w:val="18"/>
+              </w:rPr>
+              <w:t>项目地址</w:t>
+            </w:r>
+          </w:p>
+        </w:tc>
+        <w:tc>
+          <w:tcPr>
+            <w:tcW w:type="dxa" w:w="7660"/>
+            <w:vAlign w:val="top"/>
+            <w:tcMar>
+              <w:top w:w="80" w:type="dxa"/>
+              <w:start w:w="120" w:type="dxa"/>
+              <w:bottom w:w="80" w:type="dxa"/>
+              <w:end w:w="120" w:type="dxa"/>
+            </w:tcMar>
+          </w:tcPr>
+          <w:p>
+            <w:r>
+              <w:rPr>
+                <w:rFonts w:ascii="Microsoft YaHei" w:hAnsi="Microsoft YaHei" w:eastAsia="Microsoft YaHei"/>
+                <w:color w:val="0B2545"/>
+                <w:sz w:val="18"/>
+              </w:rPr>
+              <w:t>https://github.com/superWorldSavior/mcp-syson</w:t>
+            </w:r>
+          </w:p>
+        </w:tc>
+      </w:tr>
+      <w:tr>
+        <w:tc>
+          <w:tcPr>
+            <w:tcW w:type="dxa" w:w="1700"/>
+            <w:shd w:fill="E8EEF5"/>
+            <w:vAlign w:val="top"/>
+            <w:tcMar>
+              <w:top w:w="80" w:type="dxa"/>
+              <w:start w:w="120" w:type="dxa"/>
+              <w:bottom w:w="80" w:type="dxa"/>
+              <w:end w:w="120" w:type="dxa"/>
+            </w:tcMar>
+          </w:tcPr>
+          <w:p>
+            <w:r>
+              <w:rPr>
+                <w:rFonts w:ascii="Microsoft YaHei" w:hAnsi="Microsoft YaHei" w:eastAsia="Microsoft YaHei"/>
+                <w:b/>
+                <w:color w:val="0B2545"/>
+                <w:sz w:val="18"/>
+              </w:rPr>
+              <w:t>核验来源</w:t>
+            </w:r>
+          </w:p>
+        </w:tc>
+        <w:tc>
+          <w:tcPr>
+            <w:tcW w:type="dxa" w:w="7660"/>
+            <w:vAlign w:val="top"/>
+            <w:tcMar>
+              <w:top w:w="80" w:type="dxa"/>
+              <w:start w:w="120" w:type="dxa"/>
+              <w:bottom w:w="80" w:type="dxa"/>
+              <w:end w:w="120" w:type="dxa"/>
+            </w:tcMar>
+          </w:tcPr>
+          <w:p>
+            <w:r>
+              <w:rPr>
+                <w:rFonts w:ascii="Microsoft YaHei" w:hAnsi="Microsoft YaHei" w:eastAsia="Microsoft YaHei"/>
+                <w:color w:val="0B2545"/>
+                <w:sz w:val="18"/>
+              </w:rPr>
+              <w:t>https://github.com/superWorldSavior/mcp-syson</w:t>
+            </w:r>
+          </w:p>
+        </w:tc>
+      </w:tr>
+    </w:tbl>
+    <w:p>
+      <w:pPr>
+        <w:pStyle w:val="Heading2"/>
+        <w:pageBreakBefore/>
+      </w:pPr>
+      <w:r>
+        <w:t>3.32 memnet-lite</w:t>
       </w:r>
     </w:p>
     <w:p>
@@ -12425,7 +12798,7 @@
         <w:pageBreakBefore/>
       </w:pPr>
       <w:r>
-        <w:t>3.32 modelwrite</w:t>
+        <w:t>3.33 modelwrite</w:t>
       </w:r>
     </w:p>
     <w:p>
@@ -12798,7 +13171,7 @@
         <w:pageBreakBefore/>
       </w:pPr>
       <w:r>
-        <w:t>3.33 mora-pochettino</w:t>
+        <w:t>3.34 mora-pochettino</w:t>
       </w:r>
     </w:p>
     <w:p>
@@ -13171,7 +13544,7 @@
         <w:pageBreakBefore/>
       </w:pPr>
       <w:r>
-        <w:t>3.34 mycelium-hypha</w:t>
+        <w:t>3.35 mycelium-hypha</w:t>
       </w:r>
     </w:p>
     <w:p>
@@ -13544,7 +13917,380 @@
         <w:pageBreakBefore/>
       </w:pPr>
       <w:r>
-        <w:t>3.35 OpenSysML-REDK-Skills</w:t>
+        <w:t>3.36 OpenSysML MCP server</w:t>
+      </w:r>
+    </w:p>
+    <w:p>
+      <w:pPr>
+        <w:spacing w:after="160"/>
+      </w:pPr>
+      <w:r>
+        <w:rPr>
+          <w:rFonts w:ascii="Microsoft YaHei" w:hAnsi="Microsoft YaHei" w:eastAsia="Microsoft YaHei"/>
+          <w:b/>
+          <w:color w:val="007079"/>
+          <w:sz w:val="18"/>
+        </w:rPr>
+        <w:t>MCP Server · SysML v2 · 待验证 · 开源</w:t>
+      </w:r>
+    </w:p>
+    <w:tbl>
+      <w:tblPr>
+        <w:tblStyle w:val="TableGrid"/>
+        <w:tblW w:type="dxa" w:w="9360"/>
+        <w:jc w:val="left"/>
+        <w:tblLayout w:type="fixed"/>
+        <w:tblLook w:firstColumn="1" w:firstRow="1" w:lastColumn="0" w:lastRow="0" w:noHBand="0" w:noVBand="1" w:val="04A0"/>
+        <w:tblInd w:w="120" w:type="dxa"/>
+      </w:tblPr>
+      <w:tblGrid>
+        <w:gridCol w:w="1700"/>
+        <w:gridCol w:w="7660"/>
+      </w:tblGrid>
+      <w:tr>
+        <w:tc>
+          <w:tcPr>
+            <w:tcW w:type="dxa" w:w="1700"/>
+            <w:shd w:fill="E8EEF5"/>
+            <w:vAlign w:val="top"/>
+            <w:tcMar>
+              <w:top w:w="80" w:type="dxa"/>
+              <w:start w:w="120" w:type="dxa"/>
+              <w:bottom w:w="80" w:type="dxa"/>
+              <w:end w:w="120" w:type="dxa"/>
+            </w:tcMar>
+          </w:tcPr>
+          <w:p>
+            <w:r>
+              <w:rPr>
+                <w:rFonts w:ascii="Microsoft YaHei" w:hAnsi="Microsoft YaHei" w:eastAsia="Microsoft YaHei"/>
+                <w:b/>
+                <w:color w:val="0B2545"/>
+                <w:sz w:val="18"/>
+              </w:rPr>
+              <w:t>功能说明</w:t>
+            </w:r>
+          </w:p>
+        </w:tc>
+        <w:tc>
+          <w:tcPr>
+            <w:tcW w:type="dxa" w:w="7660"/>
+            <w:vAlign w:val="top"/>
+            <w:tcMar>
+              <w:top w:w="80" w:type="dxa"/>
+              <w:start w:w="120" w:type="dxa"/>
+              <w:bottom w:w="80" w:type="dxa"/>
+              <w:end w:w="120" w:type="dxa"/>
+            </w:tcMar>
+          </w:tcPr>
+          <w:p>
+            <w:r>
+              <w:rPr>
+                <w:rFonts w:ascii="Microsoft YaHei" w:hAnsi="Microsoft YaHei" w:eastAsia="Microsoft YaHei"/>
+                <w:color w:val="0B2545"/>
+                <w:sz w:val="18"/>
+              </w:rPr>
+              <w:t>公开描述：SysML v2 and KerML for coding agents: workspace diagnostics and edits, execution, REPL sessions.。该功能说明由规则提取，需在下一次人工复核时确认。</w:t>
+            </w:r>
+          </w:p>
+        </w:tc>
+      </w:tr>
+      <w:tr>
+        <w:tc>
+          <w:tcPr>
+            <w:tcW w:type="dxa" w:w="1700"/>
+            <w:shd w:fill="E8EEF5"/>
+            <w:vAlign w:val="top"/>
+            <w:tcMar>
+              <w:top w:w="80" w:type="dxa"/>
+              <w:start w:w="120" w:type="dxa"/>
+              <w:bottom w:w="80" w:type="dxa"/>
+              <w:end w:w="120" w:type="dxa"/>
+            </w:tcMar>
+          </w:tcPr>
+          <w:p>
+            <w:r>
+              <w:rPr>
+                <w:rFonts w:ascii="Microsoft YaHei" w:hAnsi="Microsoft YaHei" w:eastAsia="Microsoft YaHei"/>
+                <w:b/>
+                <w:color w:val="0B2545"/>
+                <w:sz w:val="18"/>
+              </w:rPr>
+              <w:t>适用场景</w:t>
+            </w:r>
+          </w:p>
+        </w:tc>
+        <w:tc>
+          <w:tcPr>
+            <w:tcW w:type="dxa" w:w="7660"/>
+            <w:vAlign w:val="top"/>
+            <w:tcMar>
+              <w:top w:w="80" w:type="dxa"/>
+              <w:start w:w="120" w:type="dxa"/>
+              <w:bottom w:w="80" w:type="dxa"/>
+              <w:end w:w="120" w:type="dxa"/>
+            </w:tcMar>
+          </w:tcPr>
+          <w:p>
+            <w:r>
+              <w:rPr>
+                <w:rFonts w:ascii="Microsoft YaHei" w:hAnsi="Microsoft YaHei" w:eastAsia="Microsoft YaHei"/>
+                <w:color w:val="0B2545"/>
+                <w:sz w:val="18"/>
+              </w:rPr>
+              <w:t>模型理解、模型审查</w:t>
+            </w:r>
+          </w:p>
+        </w:tc>
+      </w:tr>
+      <w:tr>
+        <w:tc>
+          <w:tcPr>
+            <w:tcW w:type="dxa" w:w="1700"/>
+            <w:shd w:fill="E8EEF5"/>
+            <w:vAlign w:val="top"/>
+            <w:tcMar>
+              <w:top w:w="80" w:type="dxa"/>
+              <w:start w:w="120" w:type="dxa"/>
+              <w:bottom w:w="80" w:type="dxa"/>
+              <w:end w:w="120" w:type="dxa"/>
+            </w:tcMar>
+          </w:tcPr>
+          <w:p>
+            <w:r>
+              <w:rPr>
+                <w:rFonts w:ascii="Microsoft YaHei" w:hAnsi="Microsoft YaHei" w:eastAsia="Microsoft YaHei"/>
+                <w:b/>
+                <w:color w:val="0B2545"/>
+                <w:sz w:val="18"/>
+              </w:rPr>
+              <w:t>核心能力</w:t>
+            </w:r>
+          </w:p>
+        </w:tc>
+        <w:tc>
+          <w:tcPr>
+            <w:tcW w:type="dxa" w:w="7660"/>
+            <w:vAlign w:val="top"/>
+            <w:tcMar>
+              <w:top w:w="80" w:type="dxa"/>
+              <w:start w:w="120" w:type="dxa"/>
+              <w:bottom w:w="80" w:type="dxa"/>
+              <w:end w:w="120" w:type="dxa"/>
+            </w:tcMar>
+          </w:tcPr>
+          <w:p>
+            <w:r>
+              <w:rPr>
+                <w:rFonts w:ascii="Microsoft YaHei" w:hAnsi="Microsoft YaHei" w:eastAsia="Microsoft YaHei"/>
+                <w:color w:val="0B2545"/>
+                <w:sz w:val="18"/>
+              </w:rPr>
+              <w:t>模型编辑</w:t>
+            </w:r>
+          </w:p>
+        </w:tc>
+      </w:tr>
+      <w:tr>
+        <w:tc>
+          <w:tcPr>
+            <w:tcW w:type="dxa" w:w="1700"/>
+            <w:shd w:fill="E8EEF5"/>
+            <w:vAlign w:val="top"/>
+            <w:tcMar>
+              <w:top w:w="80" w:type="dxa"/>
+              <w:start w:w="120" w:type="dxa"/>
+              <w:bottom w:w="80" w:type="dxa"/>
+              <w:end w:w="120" w:type="dxa"/>
+            </w:tcMar>
+          </w:tcPr>
+          <w:p>
+            <w:r>
+              <w:rPr>
+                <w:rFonts w:ascii="Microsoft YaHei" w:hAnsi="Microsoft YaHei" w:eastAsia="Microsoft YaHei"/>
+                <w:b/>
+                <w:color w:val="0B2545"/>
+                <w:sz w:val="18"/>
+              </w:rPr>
+              <w:t>支持平台</w:t>
+            </w:r>
+          </w:p>
+        </w:tc>
+        <w:tc>
+          <w:tcPr>
+            <w:tcW w:type="dxa" w:w="7660"/>
+            <w:vAlign w:val="top"/>
+            <w:tcMar>
+              <w:top w:w="80" w:type="dxa"/>
+              <w:start w:w="120" w:type="dxa"/>
+              <w:bottom w:w="80" w:type="dxa"/>
+              <w:end w:w="120" w:type="dxa"/>
+            </w:tcMar>
+          </w:tcPr>
+          <w:p>
+            <w:r>
+              <w:rPr>
+                <w:rFonts w:ascii="Microsoft YaHei" w:hAnsi="Microsoft YaHei" w:eastAsia="Microsoft YaHei"/>
+                <w:color w:val="0B2545"/>
+                <w:sz w:val="18"/>
+              </w:rPr>
+              <w:t>To verify</w:t>
+            </w:r>
+          </w:p>
+        </w:tc>
+      </w:tr>
+      <w:tr>
+        <w:tc>
+          <w:tcPr>
+            <w:tcW w:type="dxa" w:w="1700"/>
+            <w:shd w:fill="E8EEF5"/>
+            <w:vAlign w:val="top"/>
+            <w:tcMar>
+              <w:top w:w="80" w:type="dxa"/>
+              <w:start w:w="120" w:type="dxa"/>
+              <w:bottom w:w="80" w:type="dxa"/>
+              <w:end w:w="120" w:type="dxa"/>
+            </w:tcMar>
+          </w:tcPr>
+          <w:p>
+            <w:r>
+              <w:rPr>
+                <w:rFonts w:ascii="Microsoft YaHei" w:hAnsi="Microsoft YaHei" w:eastAsia="Microsoft YaHei"/>
+                <w:b/>
+                <w:color w:val="0B2545"/>
+                <w:sz w:val="18"/>
+              </w:rPr>
+              <w:t>隐私与离线</w:t>
+            </w:r>
+          </w:p>
+        </w:tc>
+        <w:tc>
+          <w:tcPr>
+            <w:tcW w:type="dxa" w:w="7660"/>
+            <w:vAlign w:val="top"/>
+            <w:tcMar>
+              <w:top w:w="80" w:type="dxa"/>
+              <w:start w:w="120" w:type="dxa"/>
+              <w:bottom w:w="80" w:type="dxa"/>
+              <w:end w:w="120" w:type="dxa"/>
+            </w:tcMar>
+          </w:tcPr>
+          <w:p>
+            <w:r>
+              <w:rPr>
+                <w:rFonts w:ascii="Microsoft YaHei" w:hAnsi="Microsoft YaHei" w:eastAsia="Microsoft YaHei"/>
+                <w:color w:val="0B2545"/>
+                <w:sz w:val="18"/>
+              </w:rPr>
+              <w:t>自动发现项目，数据隐私与离线能力尚待核验。（离线能力：unknown）</w:t>
+            </w:r>
+          </w:p>
+        </w:tc>
+      </w:tr>
+      <w:tr>
+        <w:tc>
+          <w:tcPr>
+            <w:tcW w:type="dxa" w:w="1700"/>
+            <w:shd w:fill="E8EEF5"/>
+            <w:vAlign w:val="top"/>
+            <w:tcMar>
+              <w:top w:w="80" w:type="dxa"/>
+              <w:start w:w="120" w:type="dxa"/>
+              <w:bottom w:w="80" w:type="dxa"/>
+              <w:end w:w="120" w:type="dxa"/>
+            </w:tcMar>
+          </w:tcPr>
+          <w:p>
+            <w:r>
+              <w:rPr>
+                <w:rFonts w:ascii="Microsoft YaHei" w:hAnsi="Microsoft YaHei" w:eastAsia="Microsoft YaHei"/>
+                <w:b/>
+                <w:color w:val="0B2545"/>
+                <w:sz w:val="18"/>
+              </w:rPr>
+              <w:t>项目地址</w:t>
+            </w:r>
+          </w:p>
+        </w:tc>
+        <w:tc>
+          <w:tcPr>
+            <w:tcW w:type="dxa" w:w="7660"/>
+            <w:vAlign w:val="top"/>
+            <w:tcMar>
+              <w:top w:w="80" w:type="dxa"/>
+              <w:start w:w="120" w:type="dxa"/>
+              <w:bottom w:w="80" w:type="dxa"/>
+              <w:end w:w="120" w:type="dxa"/>
+            </w:tcMar>
+          </w:tcPr>
+          <w:p>
+            <w:r>
+              <w:rPr>
+                <w:rFonts w:ascii="Microsoft YaHei" w:hAnsi="Microsoft YaHei" w:eastAsia="Microsoft YaHei"/>
+                <w:color w:val="0B2545"/>
+                <w:sz w:val="18"/>
+              </w:rPr>
+              <w:t>https://github.com/Open-MBEE/OpenSysML</w:t>
+            </w:r>
+          </w:p>
+        </w:tc>
+      </w:tr>
+      <w:tr>
+        <w:tc>
+          <w:tcPr>
+            <w:tcW w:type="dxa" w:w="1700"/>
+            <w:shd w:fill="E8EEF5"/>
+            <w:vAlign w:val="top"/>
+            <w:tcMar>
+              <w:top w:w="80" w:type="dxa"/>
+              <w:start w:w="120" w:type="dxa"/>
+              <w:bottom w:w="80" w:type="dxa"/>
+              <w:end w:w="120" w:type="dxa"/>
+            </w:tcMar>
+          </w:tcPr>
+          <w:p>
+            <w:r>
+              <w:rPr>
+                <w:rFonts w:ascii="Microsoft YaHei" w:hAnsi="Microsoft YaHei" w:eastAsia="Microsoft YaHei"/>
+                <w:b/>
+                <w:color w:val="0B2545"/>
+                <w:sz w:val="18"/>
+              </w:rPr>
+              <w:t>核验来源</w:t>
+            </w:r>
+          </w:p>
+        </w:tc>
+        <w:tc>
+          <w:tcPr>
+            <w:tcW w:type="dxa" w:w="7660"/>
+            <w:vAlign w:val="top"/>
+            <w:tcMar>
+              <w:top w:w="80" w:type="dxa"/>
+              <w:start w:w="120" w:type="dxa"/>
+              <w:bottom w:w="80" w:type="dxa"/>
+              <w:end w:w="120" w:type="dxa"/>
+            </w:tcMar>
+          </w:tcPr>
+          <w:p>
+            <w:r>
+              <w:rPr>
+                <w:rFonts w:ascii="Microsoft YaHei" w:hAnsi="Microsoft YaHei" w:eastAsia="Microsoft YaHei"/>
+                <w:color w:val="0B2545"/>
+                <w:sz w:val="18"/>
+              </w:rPr>
+              <w:t>https://registry.modelcontextprotocol.io/?q=org.opensysml%2Fsysml-mcp</w:t>
+            </w:r>
+          </w:p>
+        </w:tc>
+      </w:tr>
+    </w:tbl>
+    <w:p>
+      <w:pPr>
+        <w:pStyle w:val="Heading2"/>
+        <w:pageBreakBefore/>
+      </w:pPr>
+      <w:r>
+        <w:t>3.37 OpenSysML-REDK-Skills</w:t>
       </w:r>
     </w:p>
     <w:p>
@@ -13917,7 +14663,7 @@
         <w:pageBreakBefore/>
       </w:pPr>
       <w:r>
-        <w:t>3.36 se-buddy-agent</w:t>
+        <w:t>3.38 se-buddy-agent</w:t>
       </w:r>
     </w:p>
     <w:p>
@@ -14290,7 +15036,7 @@
         <w:pageBreakBefore/>
       </w:pPr>
       <w:r>
-        <w:t>3.37 sidkolapalli</w:t>
+        <w:t>3.39 sidkolapalli</w:t>
       </w:r>
     </w:p>
     <w:p>
@@ -14663,7 +15409,7 @@
         <w:pageBreakBefore/>
       </w:pPr>
       <w:r>
-        <w:t>3.38 syscribe</w:t>
+        <w:t>3.40 syscribe</w:t>
       </w:r>
     </w:p>
     <w:p>
@@ -15036,7 +15782,7 @@
         <w:pageBreakBefore/>
       </w:pPr>
       <w:r>
-        <w:t>3.39 SysML v2 MCP Server by Raghunath Torase</w:t>
+        <w:t>3.41 SysML v2 MCP Server by Raghunath Torase</w:t>
       </w:r>
     </w:p>
     <w:p>
@@ -15409,7 +16155,7 @@
         <w:pageBreakBefore/>
       </w:pPr>
       <w:r>
-        <w:t>3.40 sysml-agent-kernel</w:t>
+        <w:t>3.42 sysml-agent-kernel</w:t>
       </w:r>
     </w:p>
     <w:p>
@@ -15782,7 +16528,7 @@
         <w:pageBreakBefore/>
       </w:pPr>
       <w:r>
-        <w:t>3.41 sysml-ai-hub</w:t>
+        <w:t>3.43 sysml-ai-hub</w:t>
       </w:r>
     </w:p>
     <w:p>
@@ -16155,7 +16901,7 @@
         <w:pageBreakBefore/>
       </w:pPr>
       <w:r>
-        <w:t>3.42 sysml-rs</w:t>
+        <w:t>3.44 sysml-rs</w:t>
       </w:r>
     </w:p>
     <w:p>
@@ -16528,7 +17274,7 @@
         <w:pageBreakBefore/>
       </w:pPr>
       <w:r>
-        <w:t>3.43 sysml-v2-lsp</w:t>
+        <w:t>3.45 sysml-v2-lsp</w:t>
       </w:r>
     </w:p>
     <w:p>
@@ -16901,7 +17647,7 @@
         <w:pageBreakBefore/>
       </w:pPr>
       <w:r>
-        <w:t>3.44 sysml-v2-lsp</w:t>
+        <w:t>3.46 sysml-v2-lsp</w:t>
       </w:r>
     </w:p>
     <w:p>
@@ -17274,7 +18020,7 @@
         <w:pageBreakBefore/>
       </w:pPr>
       <w:r>
-        <w:t>3.45 sysml-v2-modeling-skill</w:t>
+        <w:t>3.47 sysml-v2-modeling-skill</w:t>
       </w:r>
     </w:p>
     <w:p>
@@ -17647,7 +18393,7 @@
         <w:pageBreakBefore/>
       </w:pPr>
       <w:r>
-        <w:t>3.46 SysML2-spec-gpt</w:t>
+        <w:t>3.48 SysML2-spec-gpt</w:t>
       </w:r>
     </w:p>
     <w:p>
@@ -18020,7 +18766,7 @@
         <w:pageBreakBefore/>
       </w:pPr>
       <w:r>
-        <w:t>3.47 SysMLEdge</w:t>
+        <w:t>3.49 SysMLEdge</w:t>
       </w:r>
     </w:p>
     <w:p>
@@ -18393,7 +19139,7 @@
         <w:pageBreakBefore/>
       </w:pPr>
       <w:r>
-        <w:t>3.48 sysmlv2-ai-toolkit</w:t>
+        <w:t>3.50 sysmlv2-ai-toolkit</w:t>
       </w:r>
     </w:p>
     <w:p>
@@ -18766,7 +19512,7 @@
         <w:pageBreakBefore/>
       </w:pPr>
       <w:r>
-        <w:t>3.49 sysprose</w:t>
+        <w:t>3.51 sysprose</w:t>
       </w:r>
     </w:p>
     <w:p>
@@ -19139,7 +19885,7 @@
         <w:pageBreakBefore/>
       </w:pPr>
       <w:r>
-        <w:t>3.50 verifying_SysML_v2_agentic_rag</w:t>
+        <w:t>3.52 verifying_SysML_v2_agentic_rag</w:t>
       </w:r>
     </w:p>
     <w:p>
@@ -19569,7 +20315,7 @@
           <w:color w:val="5D6B7A"/>
           <w:sz w:val="18"/>
         </w:rPr>
-        <w:t>生成时间：2026-10-24 07:17（Asia/Shanghai）</w:t>
+        <w:t>生成时间：2026-10-25 07:35（Asia/Shanghai）</w:t>
       </w:r>
     </w:p>
     <w:sectPr>

--- a/public/reports/sysml-ai-research-report.docx
+++ b/public/reports/sysml-ai-research-report.docx
@@ -20315,7 +20315,7 @@
           <w:color w:val="5D6B7A"/>
           <w:sz w:val="18"/>
         </w:rPr>
-        <w:t>生成时间：2026-10-25 07:35（Asia/Shanghai）</w:t>
+        <w:t>生成时间：2026-10-26 07:48（Asia/Shanghai）</w:t>
       </w:r>
     </w:p>
     <w:sectPr>

--- a/public/reports/sysml-ai-research-report.docx
+++ b/public/reports/sysml-ai-research-report.docx
@@ -20315,7 +20315,7 @@
           <w:color w:val="5D6B7A"/>
           <w:sz w:val="18"/>
         </w:rPr>
-        <w:t>生成时间：2026-10-26 07:48（Asia/Shanghai）</w:t>
+        <w:t>生成时间：2026-10-27 07:52（Asia/Shanghai）</w:t>
       </w:r>
     </w:p>
     <w:sectPr>

--- a/public/reports/sysml-ai-research-report.docx
+++ b/public/reports/sysml-ai-research-report.docx
@@ -88,7 +88,7 @@
                 <w:color w:val="0B2545"/>
                 <w:sz w:val="22"/>
               </w:rPr>
-              <w:t>2026-10-25</w:t>
+              <w:t>2026-10-28</w:t>
             </w:r>
           </w:p>
         </w:tc>
@@ -122,7 +122,7 @@
                 <w:color w:val="0B2545"/>
                 <w:sz w:val="22"/>
               </w:rPr>
-              <w:t>2026-10-28</w:t>
+              <w:t>2026-10-31</w:t>
             </w:r>
           </w:p>
         </w:tc>
@@ -20315,7 +20315,7 @@
           <w:color w:val="5D6B7A"/>
           <w:sz w:val="18"/>
         </w:rPr>
-        <w:t>生成时间：2026-10-27 07:52（Asia/Shanghai）</w:t>
+        <w:t>生成时间：2026-10-28 08:33（Asia/Shanghai）</w:t>
       </w:r>
     </w:p>
     <w:sectPr>

--- a/public/reports/sysml-ai-research-report.docx
+++ b/public/reports/sysml-ai-research-report.docx
@@ -20315,7 +20315,7 @@
           <w:color w:val="5D6B7A"/>
           <w:sz w:val="18"/>
         </w:rPr>
-        <w:t>生成时间：2026-10-28 08:33（Asia/Shanghai）</w:t>
+        <w:t>生成时间：2026-10-29 08:29（Asia/Shanghai）</w:t>
       </w:r>
     </w:p>
     <w:sectPr>

--- a/public/reports/sysml-ai-research-report.docx
+++ b/public/reports/sysml-ai-research-report.docx
@@ -20315,7 +20315,7 @@
           <w:color w:val="5D6B7A"/>
           <w:sz w:val="18"/>
         </w:rPr>
-        <w:t>生成时间：2026-10-29 08:29（Asia/Shanghai）</w:t>
+        <w:t>生成时间：2026-10-30 08:39（Asia/Shanghai）</w:t>
       </w:r>
     </w:p>
     <w:sectPr>

--- a/public/reports/sysml-ai-research-report.docx
+++ b/public/reports/sysml-ai-research-report.docx
@@ -88,7 +88,7 @@
                 <w:color w:val="0B2545"/>
                 <w:sz w:val="22"/>
               </w:rPr>
-              <w:t>2026-10-28</w:t>
+              <w:t>2026-10-31</w:t>
             </w:r>
           </w:p>
         </w:tc>
@@ -122,7 +122,7 @@
                 <w:color w:val="0B2545"/>
                 <w:sz w:val="22"/>
               </w:rPr>
-              <w:t>2026-10-31</w:t>
+              <w:t>2026-11-03</w:t>
             </w:r>
           </w:p>
         </w:tc>
@@ -158,7 +158,7 @@
                 <w:color w:val="0B2545"/>
                 <w:sz w:val="22"/>
               </w:rPr>
-              <w:t>52 个</w:t>
+              <w:t>54 个</w:t>
             </w:r>
           </w:p>
         </w:tc>
@@ -220,7 +220,7 @@
           <w:rFonts w:ascii="Microsoft YaHei" w:hAnsi="Microsoft YaHei" w:eastAsia="Microsoft YaHei"/>
           <w:color w:val="0B2545"/>
         </w:rPr>
-        <w:t xml:space="preserve"> 当前共收录 52 个项目，其中 5 个已验证、49 个确认为开源。 调研重点是这些工具在系统建模生命周期中的实际用途，而不只是在何种 AI 客户端中运行。</w:t>
+        <w:t xml:space="preserve"> 当前共收录 54 个项目，其中 5 个已验证、51 个确认为开源。 调研重点是这些工具在系统建模生命周期中的实际用途，而不只是在何种 AI 客户端中运行。</w:t>
       </w:r>
     </w:p>
     <w:p>
@@ -235,7 +235,7 @@
           <w:color w:val="0B2545"/>
           <w:sz w:val="22"/>
         </w:rPr>
-        <w:t>标准覆盖：SysML v2（26）；KerML（3）；通用 MBSE（1）；SysML (version unspecified)（20）；SysML v1（5）；UML（1）</w:t>
+        <w:t>标准覆盖：SysML v2（27）；KerML（3）；通用 MBSE（1）；SysML (version unspecified)（21）；SysML v1（5）；UML（1）</w:t>
       </w:r>
     </w:p>
     <w:p>
@@ -438,7 +438,7 @@
                 <w:color w:val="0B2545"/>
                 <w:sz w:val="17"/>
               </w:rPr>
-              <w:t>agentic-mbse、AI4MBSE、ClosingTheLoop-Replication、epistemic-adequacy-probe、FocusTick、HL7-HSRA_E2-SFM2SysMLv2-Agent、INSPECTA-Spec-Code-Proof-Copilot、keel、keio-2026、mappy_mini、mbse-local-ai-demo、mbse-workflow、mbseagent2、modelwrite、mora-pochettino、se-buddy-agent、sidkolapalli、sysml-agent-kernel、SysML2-spec-gpt、sysmlv2-ai-toolkit、sysprose</w:t>
+              <w:t>agentic-mbse、AI4MBSE、ClosingTheLoop-Replication、digital-thread-copilot、epistemic-adequacy-probe、FocusTick、HL7-HSRA_E2-SFM2SysMLv2-Agent、INSPECTA-Spec-Code-Proof-Copilot、keel、keio-2026、mappy_mini、mbse-local-ai-demo、mbse-workflow、mbseagent2、modelwrite、mora-pochettino、se-buddy-agent、sidkolapalli、sysml-agent-kernel、SysML2-spec-gpt、sysmlv2-ai-toolkit、sysprose</w:t>
             </w:r>
           </w:p>
         </w:tc>
@@ -460,7 +460,7 @@
                 <w:color w:val="0B2545"/>
                 <w:sz w:val="17"/>
               </w:rPr>
-              <w:t>模型验证、模型理解、模型审查、架构设计</w:t>
+              <w:t>模型验证、模型理解、模型审查、需求建模</w:t>
             </w:r>
           </w:p>
         </w:tc>
@@ -798,7 +798,7 @@
                 <w:color w:val="0B2545"/>
                 <w:sz w:val="17"/>
               </w:rPr>
-              <w:t>sysmlv2 Claude Skill、drawio-skill、Formal Specification Claude Plugin、jgs-magic-sysmlv1-read-skills、jgsystemsconsulting、jgsystemsconsulting-website、mbe3d-skills、memnet-lite、mycelium-hypha、OpenSysML-REDK-Skills、sysml-ai-hub、sysml-v2-modeling-skill</w:t>
+              <w:t>sysmlv2 Claude Skill、Cameo-mcp-full、drawio-skill、Formal Specification Claude Plugin、jgs-magic-sysmlv1-read-skills、jgsystemsconsulting、jgsystemsconsulting-website、mbe3d-skills、memnet-lite、mycelium-hypha、OpenSysML-REDK-Skills、sysml-ai-hub、sysml-v2-modeling-skill</w:t>
             </w:r>
           </w:p>
         </w:tc>
@@ -4219,7 +4219,380 @@
         <w:pageBreakBefore/>
       </w:pPr>
       <w:r>
-        <w:t>3.10 ClosingTheLoop-Replication</w:t>
+        <w:t>3.10 Cameo-mcp-full</w:t>
+      </w:r>
+    </w:p>
+    <w:p>
+      <w:pPr>
+        <w:spacing w:after="160"/>
+      </w:pPr>
+      <w:r>
+        <w:rPr>
+          <w:rFonts w:ascii="Microsoft YaHei" w:hAnsi="Microsoft YaHei" w:eastAsia="Microsoft YaHei"/>
+          <w:b/>
+          <w:color w:val="007079"/>
+          <w:sz w:val="18"/>
+        </w:rPr>
+        <w:t>Skill · SysML (version unspecified) · 待验证 · 开源</w:t>
+      </w:r>
+    </w:p>
+    <w:tbl>
+      <w:tblPr>
+        <w:tblStyle w:val="TableGrid"/>
+        <w:tblW w:type="dxa" w:w="9360"/>
+        <w:jc w:val="left"/>
+        <w:tblLayout w:type="fixed"/>
+        <w:tblLook w:firstColumn="1" w:firstRow="1" w:lastColumn="0" w:lastRow="0" w:noHBand="0" w:noVBand="1" w:val="04A0"/>
+        <w:tblInd w:w="120" w:type="dxa"/>
+      </w:tblPr>
+      <w:tblGrid>
+        <w:gridCol w:w="1700"/>
+        <w:gridCol w:w="7660"/>
+      </w:tblGrid>
+      <w:tr>
+        <w:tc>
+          <w:tcPr>
+            <w:tcW w:type="dxa" w:w="1700"/>
+            <w:shd w:fill="E8EEF5"/>
+            <w:vAlign w:val="top"/>
+            <w:tcMar>
+              <w:top w:w="80" w:type="dxa"/>
+              <w:start w:w="120" w:type="dxa"/>
+              <w:bottom w:w="80" w:type="dxa"/>
+              <w:end w:w="120" w:type="dxa"/>
+            </w:tcMar>
+          </w:tcPr>
+          <w:p>
+            <w:r>
+              <w:rPr>
+                <w:rFonts w:ascii="Microsoft YaHei" w:hAnsi="Microsoft YaHei" w:eastAsia="Microsoft YaHei"/>
+                <w:b/>
+                <w:color w:val="0B2545"/>
+                <w:sz w:val="18"/>
+              </w:rPr>
+              <w:t>功能说明</w:t>
+            </w:r>
+          </w:p>
+        </w:tc>
+        <w:tc>
+          <w:tcPr>
+            <w:tcW w:type="dxa" w:w="7660"/>
+            <w:vAlign w:val="top"/>
+            <w:tcMar>
+              <w:top w:w="80" w:type="dxa"/>
+              <w:start w:w="120" w:type="dxa"/>
+              <w:bottom w:w="80" w:type="dxa"/>
+              <w:end w:w="120" w:type="dxa"/>
+            </w:tcMar>
+          </w:tcPr>
+          <w:p>
+            <w:r>
+              <w:rPr>
+                <w:rFonts w:ascii="Microsoft YaHei" w:hAnsi="Microsoft YaHei" w:eastAsia="Microsoft YaHei"/>
+                <w:color w:val="0B2545"/>
+                <w:sz w:val="18"/>
+              </w:rPr>
+              <w:t>公开描述：MCP server plugin for Cameo Systems Modeler / CATIA Magic 2024x &amp; 2026x. Lets AI agents read and edit SysML/UML models over HTTP or stdio. Pure Java.。该功能说明由规则提取，需在下一次人工复核时确认。</w:t>
+            </w:r>
+          </w:p>
+        </w:tc>
+      </w:tr>
+      <w:tr>
+        <w:tc>
+          <w:tcPr>
+            <w:tcW w:type="dxa" w:w="1700"/>
+            <w:shd w:fill="E8EEF5"/>
+            <w:vAlign w:val="top"/>
+            <w:tcMar>
+              <w:top w:w="80" w:type="dxa"/>
+              <w:start w:w="120" w:type="dxa"/>
+              <w:bottom w:w="80" w:type="dxa"/>
+              <w:end w:w="120" w:type="dxa"/>
+            </w:tcMar>
+          </w:tcPr>
+          <w:p>
+            <w:r>
+              <w:rPr>
+                <w:rFonts w:ascii="Microsoft YaHei" w:hAnsi="Microsoft YaHei" w:eastAsia="Microsoft YaHei"/>
+                <w:b/>
+                <w:color w:val="0B2545"/>
+                <w:sz w:val="18"/>
+              </w:rPr>
+              <w:t>适用场景</w:t>
+            </w:r>
+          </w:p>
+        </w:tc>
+        <w:tc>
+          <w:tcPr>
+            <w:tcW w:type="dxa" w:w="7660"/>
+            <w:vAlign w:val="top"/>
+            <w:tcMar>
+              <w:top w:w="80" w:type="dxa"/>
+              <w:start w:w="120" w:type="dxa"/>
+              <w:bottom w:w="80" w:type="dxa"/>
+              <w:end w:w="120" w:type="dxa"/>
+            </w:tcMar>
+          </w:tcPr>
+          <w:p>
+            <w:r>
+              <w:rPr>
+                <w:rFonts w:ascii="Microsoft YaHei" w:hAnsi="Microsoft YaHei" w:eastAsia="Microsoft YaHei"/>
+                <w:color w:val="0B2545"/>
+                <w:sz w:val="18"/>
+              </w:rPr>
+              <w:t>模型理解、模型审查</w:t>
+            </w:r>
+          </w:p>
+        </w:tc>
+      </w:tr>
+      <w:tr>
+        <w:tc>
+          <w:tcPr>
+            <w:tcW w:type="dxa" w:w="1700"/>
+            <w:shd w:fill="E8EEF5"/>
+            <w:vAlign w:val="top"/>
+            <w:tcMar>
+              <w:top w:w="80" w:type="dxa"/>
+              <w:start w:w="120" w:type="dxa"/>
+              <w:bottom w:w="80" w:type="dxa"/>
+              <w:end w:w="120" w:type="dxa"/>
+            </w:tcMar>
+          </w:tcPr>
+          <w:p>
+            <w:r>
+              <w:rPr>
+                <w:rFonts w:ascii="Microsoft YaHei" w:hAnsi="Microsoft YaHei" w:eastAsia="Microsoft YaHei"/>
+                <w:b/>
+                <w:color w:val="0B2545"/>
+                <w:sz w:val="18"/>
+              </w:rPr>
+              <w:t>核心能力</w:t>
+            </w:r>
+          </w:p>
+        </w:tc>
+        <w:tc>
+          <w:tcPr>
+            <w:tcW w:type="dxa" w:w="7660"/>
+            <w:vAlign w:val="top"/>
+            <w:tcMar>
+              <w:top w:w="80" w:type="dxa"/>
+              <w:start w:w="120" w:type="dxa"/>
+              <w:bottom w:w="80" w:type="dxa"/>
+              <w:end w:w="120" w:type="dxa"/>
+            </w:tcMar>
+          </w:tcPr>
+          <w:p>
+            <w:r>
+              <w:rPr>
+                <w:rFonts w:ascii="Microsoft YaHei" w:hAnsi="Microsoft YaHei" w:eastAsia="Microsoft YaHei"/>
+                <w:color w:val="0B2545"/>
+                <w:sz w:val="18"/>
+              </w:rPr>
+              <w:t>模型编辑</w:t>
+            </w:r>
+          </w:p>
+        </w:tc>
+      </w:tr>
+      <w:tr>
+        <w:tc>
+          <w:tcPr>
+            <w:tcW w:type="dxa" w:w="1700"/>
+            <w:shd w:fill="E8EEF5"/>
+            <w:vAlign w:val="top"/>
+            <w:tcMar>
+              <w:top w:w="80" w:type="dxa"/>
+              <w:start w:w="120" w:type="dxa"/>
+              <w:bottom w:w="80" w:type="dxa"/>
+              <w:end w:w="120" w:type="dxa"/>
+            </w:tcMar>
+          </w:tcPr>
+          <w:p>
+            <w:r>
+              <w:rPr>
+                <w:rFonts w:ascii="Microsoft YaHei" w:hAnsi="Microsoft YaHei" w:eastAsia="Microsoft YaHei"/>
+                <w:b/>
+                <w:color w:val="0B2545"/>
+                <w:sz w:val="18"/>
+              </w:rPr>
+              <w:t>支持平台</w:t>
+            </w:r>
+          </w:p>
+        </w:tc>
+        <w:tc>
+          <w:tcPr>
+            <w:tcW w:type="dxa" w:w="7660"/>
+            <w:vAlign w:val="top"/>
+            <w:tcMar>
+              <w:top w:w="80" w:type="dxa"/>
+              <w:start w:w="120" w:type="dxa"/>
+              <w:bottom w:w="80" w:type="dxa"/>
+              <w:end w:w="120" w:type="dxa"/>
+            </w:tcMar>
+          </w:tcPr>
+          <w:p>
+            <w:r>
+              <w:rPr>
+                <w:rFonts w:ascii="Microsoft YaHei" w:hAnsi="Microsoft YaHei" w:eastAsia="Microsoft YaHei"/>
+                <w:color w:val="0B2545"/>
+                <w:sz w:val="18"/>
+              </w:rPr>
+              <w:t>MCP</w:t>
+            </w:r>
+          </w:p>
+        </w:tc>
+      </w:tr>
+      <w:tr>
+        <w:tc>
+          <w:tcPr>
+            <w:tcW w:type="dxa" w:w="1700"/>
+            <w:shd w:fill="E8EEF5"/>
+            <w:vAlign w:val="top"/>
+            <w:tcMar>
+              <w:top w:w="80" w:type="dxa"/>
+              <w:start w:w="120" w:type="dxa"/>
+              <w:bottom w:w="80" w:type="dxa"/>
+              <w:end w:w="120" w:type="dxa"/>
+            </w:tcMar>
+          </w:tcPr>
+          <w:p>
+            <w:r>
+              <w:rPr>
+                <w:rFonts w:ascii="Microsoft YaHei" w:hAnsi="Microsoft YaHei" w:eastAsia="Microsoft YaHei"/>
+                <w:b/>
+                <w:color w:val="0B2545"/>
+                <w:sz w:val="18"/>
+              </w:rPr>
+              <w:t>隐私与离线</w:t>
+            </w:r>
+          </w:p>
+        </w:tc>
+        <w:tc>
+          <w:tcPr>
+            <w:tcW w:type="dxa" w:w="7660"/>
+            <w:vAlign w:val="top"/>
+            <w:tcMar>
+              <w:top w:w="80" w:type="dxa"/>
+              <w:start w:w="120" w:type="dxa"/>
+              <w:bottom w:w="80" w:type="dxa"/>
+              <w:end w:w="120" w:type="dxa"/>
+            </w:tcMar>
+          </w:tcPr>
+          <w:p>
+            <w:r>
+              <w:rPr>
+                <w:rFonts w:ascii="Microsoft YaHei" w:hAnsi="Microsoft YaHei" w:eastAsia="Microsoft YaHei"/>
+                <w:color w:val="0B2545"/>
+                <w:sz w:val="18"/>
+              </w:rPr>
+              <w:t>自动发现项目，数据隐私与离线能力尚待核验。（离线能力：unknown）</w:t>
+            </w:r>
+          </w:p>
+        </w:tc>
+      </w:tr>
+      <w:tr>
+        <w:tc>
+          <w:tcPr>
+            <w:tcW w:type="dxa" w:w="1700"/>
+            <w:shd w:fill="E8EEF5"/>
+            <w:vAlign w:val="top"/>
+            <w:tcMar>
+              <w:top w:w="80" w:type="dxa"/>
+              <w:start w:w="120" w:type="dxa"/>
+              <w:bottom w:w="80" w:type="dxa"/>
+              <w:end w:w="120" w:type="dxa"/>
+            </w:tcMar>
+          </w:tcPr>
+          <w:p>
+            <w:r>
+              <w:rPr>
+                <w:rFonts w:ascii="Microsoft YaHei" w:hAnsi="Microsoft YaHei" w:eastAsia="Microsoft YaHei"/>
+                <w:b/>
+                <w:color w:val="0B2545"/>
+                <w:sz w:val="18"/>
+              </w:rPr>
+              <w:t>项目地址</w:t>
+            </w:r>
+          </w:p>
+        </w:tc>
+        <w:tc>
+          <w:tcPr>
+            <w:tcW w:type="dxa" w:w="7660"/>
+            <w:vAlign w:val="top"/>
+            <w:tcMar>
+              <w:top w:w="80" w:type="dxa"/>
+              <w:start w:w="120" w:type="dxa"/>
+              <w:bottom w:w="80" w:type="dxa"/>
+              <w:end w:w="120" w:type="dxa"/>
+            </w:tcMar>
+          </w:tcPr>
+          <w:p>
+            <w:r>
+              <w:rPr>
+                <w:rFonts w:ascii="Microsoft YaHei" w:hAnsi="Microsoft YaHei" w:eastAsia="Microsoft YaHei"/>
+                <w:color w:val="0B2545"/>
+                <w:sz w:val="18"/>
+              </w:rPr>
+              <w:t>https://github.com/millserd/Cameo-mcp-full</w:t>
+            </w:r>
+          </w:p>
+        </w:tc>
+      </w:tr>
+      <w:tr>
+        <w:tc>
+          <w:tcPr>
+            <w:tcW w:type="dxa" w:w="1700"/>
+            <w:shd w:fill="E8EEF5"/>
+            <w:vAlign w:val="top"/>
+            <w:tcMar>
+              <w:top w:w="80" w:type="dxa"/>
+              <w:start w:w="120" w:type="dxa"/>
+              <w:bottom w:w="80" w:type="dxa"/>
+              <w:end w:w="120" w:type="dxa"/>
+            </w:tcMar>
+          </w:tcPr>
+          <w:p>
+            <w:r>
+              <w:rPr>
+                <w:rFonts w:ascii="Microsoft YaHei" w:hAnsi="Microsoft YaHei" w:eastAsia="Microsoft YaHei"/>
+                <w:b/>
+                <w:color w:val="0B2545"/>
+                <w:sz w:val="18"/>
+              </w:rPr>
+              <w:t>核验来源</w:t>
+            </w:r>
+          </w:p>
+        </w:tc>
+        <w:tc>
+          <w:tcPr>
+            <w:tcW w:type="dxa" w:w="7660"/>
+            <w:vAlign w:val="top"/>
+            <w:tcMar>
+              <w:top w:w="80" w:type="dxa"/>
+              <w:start w:w="120" w:type="dxa"/>
+              <w:bottom w:w="80" w:type="dxa"/>
+              <w:end w:w="120" w:type="dxa"/>
+            </w:tcMar>
+          </w:tcPr>
+          <w:p>
+            <w:r>
+              <w:rPr>
+                <w:rFonts w:ascii="Microsoft YaHei" w:hAnsi="Microsoft YaHei" w:eastAsia="Microsoft YaHei"/>
+                <w:color w:val="0B2545"/>
+                <w:sz w:val="18"/>
+              </w:rPr>
+              <w:t>https://github.com/millserd/Cameo-mcp-full</w:t>
+            </w:r>
+          </w:p>
+        </w:tc>
+      </w:tr>
+    </w:tbl>
+    <w:p>
+      <w:pPr>
+        <w:pStyle w:val="Heading2"/>
+        <w:pageBreakBefore/>
+      </w:pPr>
+      <w:r>
+        <w:t>3.11 ClosingTheLoop-Replication</w:t>
       </w:r>
     </w:p>
     <w:p>
@@ -4592,7 +4965,380 @@
         <w:pageBreakBefore/>
       </w:pPr>
       <w:r>
-        <w:t>3.11 drawio-skill</w:t>
+        <w:t>3.12 digital-thread-copilot</w:t>
+      </w:r>
+    </w:p>
+    <w:p>
+      <w:pPr>
+        <w:spacing w:after="160"/>
+      </w:pPr>
+      <w:r>
+        <w:rPr>
+          <w:rFonts w:ascii="Microsoft YaHei" w:hAnsi="Microsoft YaHei" w:eastAsia="Microsoft YaHei"/>
+          <w:b/>
+          <w:color w:val="007079"/>
+          <w:sz w:val="18"/>
+        </w:rPr>
+        <w:t>Agent · SysML v2 · 待验证 · 开源</w:t>
+      </w:r>
+    </w:p>
+    <w:tbl>
+      <w:tblPr>
+        <w:tblStyle w:val="TableGrid"/>
+        <w:tblW w:type="dxa" w:w="9360"/>
+        <w:jc w:val="left"/>
+        <w:tblLayout w:type="fixed"/>
+        <w:tblLook w:firstColumn="1" w:firstRow="1" w:lastColumn="0" w:lastRow="0" w:noHBand="0" w:noVBand="1" w:val="04A0"/>
+        <w:tblInd w:w="120" w:type="dxa"/>
+      </w:tblPr>
+      <w:tblGrid>
+        <w:gridCol w:w="1700"/>
+        <w:gridCol w:w="7660"/>
+      </w:tblGrid>
+      <w:tr>
+        <w:tc>
+          <w:tcPr>
+            <w:tcW w:type="dxa" w:w="1700"/>
+            <w:shd w:fill="E8EEF5"/>
+            <w:vAlign w:val="top"/>
+            <w:tcMar>
+              <w:top w:w="80" w:type="dxa"/>
+              <w:start w:w="120" w:type="dxa"/>
+              <w:bottom w:w="80" w:type="dxa"/>
+              <w:end w:w="120" w:type="dxa"/>
+            </w:tcMar>
+          </w:tcPr>
+          <w:p>
+            <w:r>
+              <w:rPr>
+                <w:rFonts w:ascii="Microsoft YaHei" w:hAnsi="Microsoft YaHei" w:eastAsia="Microsoft YaHei"/>
+                <w:b/>
+                <w:color w:val="0B2545"/>
+                <w:sz w:val="18"/>
+              </w:rPr>
+              <w:t>功能说明</w:t>
+            </w:r>
+          </w:p>
+        </w:tc>
+        <w:tc>
+          <w:tcPr>
+            <w:tcW w:type="dxa" w:w="7660"/>
+            <w:vAlign w:val="top"/>
+            <w:tcMar>
+              <w:top w:w="80" w:type="dxa"/>
+              <w:start w:w="120" w:type="dxa"/>
+              <w:bottom w:w="80" w:type="dxa"/>
+              <w:end w:w="120" w:type="dxa"/>
+            </w:tcMar>
+          </w:tcPr>
+          <w:p>
+            <w:r>
+              <w:rPr>
+                <w:rFonts w:ascii="Microsoft YaHei" w:hAnsi="Microsoft YaHei" w:eastAsia="Microsoft YaHei"/>
+                <w:color w:val="0B2545"/>
+                <w:sz w:val="18"/>
+              </w:rPr>
+              <w:t>公开描述：Generative AI copilot that queries and acts on a digital thread (requirements, SysML v2 models, tests) stored as a knowledge graph.。该功能说明由规则提取，需在下一次人工复核时确认。</w:t>
+            </w:r>
+          </w:p>
+        </w:tc>
+      </w:tr>
+      <w:tr>
+        <w:tc>
+          <w:tcPr>
+            <w:tcW w:type="dxa" w:w="1700"/>
+            <w:shd w:fill="E8EEF5"/>
+            <w:vAlign w:val="top"/>
+            <w:tcMar>
+              <w:top w:w="80" w:type="dxa"/>
+              <w:start w:w="120" w:type="dxa"/>
+              <w:bottom w:w="80" w:type="dxa"/>
+              <w:end w:w="120" w:type="dxa"/>
+            </w:tcMar>
+          </w:tcPr>
+          <w:p>
+            <w:r>
+              <w:rPr>
+                <w:rFonts w:ascii="Microsoft YaHei" w:hAnsi="Microsoft YaHei" w:eastAsia="Microsoft YaHei"/>
+                <w:b/>
+                <w:color w:val="0B2545"/>
+                <w:sz w:val="18"/>
+              </w:rPr>
+              <w:t>适用场景</w:t>
+            </w:r>
+          </w:p>
+        </w:tc>
+        <w:tc>
+          <w:tcPr>
+            <w:tcW w:type="dxa" w:w="7660"/>
+            <w:vAlign w:val="top"/>
+            <w:tcMar>
+              <w:top w:w="80" w:type="dxa"/>
+              <w:start w:w="120" w:type="dxa"/>
+              <w:bottom w:w="80" w:type="dxa"/>
+              <w:end w:w="120" w:type="dxa"/>
+            </w:tcMar>
+          </w:tcPr>
+          <w:p>
+            <w:r>
+              <w:rPr>
+                <w:rFonts w:ascii="Microsoft YaHei" w:hAnsi="Microsoft YaHei" w:eastAsia="Microsoft YaHei"/>
+                <w:color w:val="0B2545"/>
+                <w:sz w:val="18"/>
+              </w:rPr>
+              <w:t>需求建模</w:t>
+            </w:r>
+          </w:p>
+        </w:tc>
+      </w:tr>
+      <w:tr>
+        <w:tc>
+          <w:tcPr>
+            <w:tcW w:type="dxa" w:w="1700"/>
+            <w:shd w:fill="E8EEF5"/>
+            <w:vAlign w:val="top"/>
+            <w:tcMar>
+              <w:top w:w="80" w:type="dxa"/>
+              <w:start w:w="120" w:type="dxa"/>
+              <w:bottom w:w="80" w:type="dxa"/>
+              <w:end w:w="120" w:type="dxa"/>
+            </w:tcMar>
+          </w:tcPr>
+          <w:p>
+            <w:r>
+              <w:rPr>
+                <w:rFonts w:ascii="Microsoft YaHei" w:hAnsi="Microsoft YaHei" w:eastAsia="Microsoft YaHei"/>
+                <w:b/>
+                <w:color w:val="0B2545"/>
+                <w:sz w:val="18"/>
+              </w:rPr>
+              <w:t>核心能力</w:t>
+            </w:r>
+          </w:p>
+        </w:tc>
+        <w:tc>
+          <w:tcPr>
+            <w:tcW w:type="dxa" w:w="7660"/>
+            <w:vAlign w:val="top"/>
+            <w:tcMar>
+              <w:top w:w="80" w:type="dxa"/>
+              <w:start w:w="120" w:type="dxa"/>
+              <w:bottom w:w="80" w:type="dxa"/>
+              <w:end w:w="120" w:type="dxa"/>
+            </w:tcMar>
+          </w:tcPr>
+          <w:p>
+            <w:r>
+              <w:rPr>
+                <w:rFonts w:ascii="Microsoft YaHei" w:hAnsi="Microsoft YaHei" w:eastAsia="Microsoft YaHei"/>
+                <w:color w:val="0B2545"/>
+                <w:sz w:val="18"/>
+              </w:rPr>
+              <w:t>模型生成</w:t>
+            </w:r>
+          </w:p>
+        </w:tc>
+      </w:tr>
+      <w:tr>
+        <w:tc>
+          <w:tcPr>
+            <w:tcW w:type="dxa" w:w="1700"/>
+            <w:shd w:fill="E8EEF5"/>
+            <w:vAlign w:val="top"/>
+            <w:tcMar>
+              <w:top w:w="80" w:type="dxa"/>
+              <w:start w:w="120" w:type="dxa"/>
+              <w:bottom w:w="80" w:type="dxa"/>
+              <w:end w:w="120" w:type="dxa"/>
+            </w:tcMar>
+          </w:tcPr>
+          <w:p>
+            <w:r>
+              <w:rPr>
+                <w:rFonts w:ascii="Microsoft YaHei" w:hAnsi="Microsoft YaHei" w:eastAsia="Microsoft YaHei"/>
+                <w:b/>
+                <w:color w:val="0B2545"/>
+                <w:sz w:val="18"/>
+              </w:rPr>
+              <w:t>支持平台</w:t>
+            </w:r>
+          </w:p>
+        </w:tc>
+        <w:tc>
+          <w:tcPr>
+            <w:tcW w:type="dxa" w:w="7660"/>
+            <w:vAlign w:val="top"/>
+            <w:tcMar>
+              <w:top w:w="80" w:type="dxa"/>
+              <w:start w:w="120" w:type="dxa"/>
+              <w:bottom w:w="80" w:type="dxa"/>
+              <w:end w:w="120" w:type="dxa"/>
+            </w:tcMar>
+          </w:tcPr>
+          <w:p>
+            <w:r>
+              <w:rPr>
+                <w:rFonts w:ascii="Microsoft YaHei" w:hAnsi="Microsoft YaHei" w:eastAsia="Microsoft YaHei"/>
+                <w:color w:val="0B2545"/>
+                <w:sz w:val="18"/>
+              </w:rPr>
+              <w:t>To verify</w:t>
+            </w:r>
+          </w:p>
+        </w:tc>
+      </w:tr>
+      <w:tr>
+        <w:tc>
+          <w:tcPr>
+            <w:tcW w:type="dxa" w:w="1700"/>
+            <w:shd w:fill="E8EEF5"/>
+            <w:vAlign w:val="top"/>
+            <w:tcMar>
+              <w:top w:w="80" w:type="dxa"/>
+              <w:start w:w="120" w:type="dxa"/>
+              <w:bottom w:w="80" w:type="dxa"/>
+              <w:end w:w="120" w:type="dxa"/>
+            </w:tcMar>
+          </w:tcPr>
+          <w:p>
+            <w:r>
+              <w:rPr>
+                <w:rFonts w:ascii="Microsoft YaHei" w:hAnsi="Microsoft YaHei" w:eastAsia="Microsoft YaHei"/>
+                <w:b/>
+                <w:color w:val="0B2545"/>
+                <w:sz w:val="18"/>
+              </w:rPr>
+              <w:t>隐私与离线</w:t>
+            </w:r>
+          </w:p>
+        </w:tc>
+        <w:tc>
+          <w:tcPr>
+            <w:tcW w:type="dxa" w:w="7660"/>
+            <w:vAlign w:val="top"/>
+            <w:tcMar>
+              <w:top w:w="80" w:type="dxa"/>
+              <w:start w:w="120" w:type="dxa"/>
+              <w:bottom w:w="80" w:type="dxa"/>
+              <w:end w:w="120" w:type="dxa"/>
+            </w:tcMar>
+          </w:tcPr>
+          <w:p>
+            <w:r>
+              <w:rPr>
+                <w:rFonts w:ascii="Microsoft YaHei" w:hAnsi="Microsoft YaHei" w:eastAsia="Microsoft YaHei"/>
+                <w:color w:val="0B2545"/>
+                <w:sz w:val="18"/>
+              </w:rPr>
+              <w:t>自动发现项目，数据隐私与离线能力尚待核验。（离线能力：unknown）</w:t>
+            </w:r>
+          </w:p>
+        </w:tc>
+      </w:tr>
+      <w:tr>
+        <w:tc>
+          <w:tcPr>
+            <w:tcW w:type="dxa" w:w="1700"/>
+            <w:shd w:fill="E8EEF5"/>
+            <w:vAlign w:val="top"/>
+            <w:tcMar>
+              <w:top w:w="80" w:type="dxa"/>
+              <w:start w:w="120" w:type="dxa"/>
+              <w:bottom w:w="80" w:type="dxa"/>
+              <w:end w:w="120" w:type="dxa"/>
+            </w:tcMar>
+          </w:tcPr>
+          <w:p>
+            <w:r>
+              <w:rPr>
+                <w:rFonts w:ascii="Microsoft YaHei" w:hAnsi="Microsoft YaHei" w:eastAsia="Microsoft YaHei"/>
+                <w:b/>
+                <w:color w:val="0B2545"/>
+                <w:sz w:val="18"/>
+              </w:rPr>
+              <w:t>项目地址</w:t>
+            </w:r>
+          </w:p>
+        </w:tc>
+        <w:tc>
+          <w:tcPr>
+            <w:tcW w:type="dxa" w:w="7660"/>
+            <w:vAlign w:val="top"/>
+            <w:tcMar>
+              <w:top w:w="80" w:type="dxa"/>
+              <w:start w:w="120" w:type="dxa"/>
+              <w:bottom w:w="80" w:type="dxa"/>
+              <w:end w:w="120" w:type="dxa"/>
+            </w:tcMar>
+          </w:tcPr>
+          <w:p>
+            <w:r>
+              <w:rPr>
+                <w:rFonts w:ascii="Microsoft YaHei" w:hAnsi="Microsoft YaHei" w:eastAsia="Microsoft YaHei"/>
+                <w:color w:val="0B2545"/>
+                <w:sz w:val="18"/>
+              </w:rPr>
+              <w:t>https://github.com/TSP-UC3M/digital-thread-copilot</w:t>
+            </w:r>
+          </w:p>
+        </w:tc>
+      </w:tr>
+      <w:tr>
+        <w:tc>
+          <w:tcPr>
+            <w:tcW w:type="dxa" w:w="1700"/>
+            <w:shd w:fill="E8EEF5"/>
+            <w:vAlign w:val="top"/>
+            <w:tcMar>
+              <w:top w:w="80" w:type="dxa"/>
+              <w:start w:w="120" w:type="dxa"/>
+              <w:bottom w:w="80" w:type="dxa"/>
+              <w:end w:w="120" w:type="dxa"/>
+            </w:tcMar>
+          </w:tcPr>
+          <w:p>
+            <w:r>
+              <w:rPr>
+                <w:rFonts w:ascii="Microsoft YaHei" w:hAnsi="Microsoft YaHei" w:eastAsia="Microsoft YaHei"/>
+                <w:b/>
+                <w:color w:val="0B2545"/>
+                <w:sz w:val="18"/>
+              </w:rPr>
+              <w:t>核验来源</w:t>
+            </w:r>
+          </w:p>
+        </w:tc>
+        <w:tc>
+          <w:tcPr>
+            <w:tcW w:type="dxa" w:w="7660"/>
+            <w:vAlign w:val="top"/>
+            <w:tcMar>
+              <w:top w:w="80" w:type="dxa"/>
+              <w:start w:w="120" w:type="dxa"/>
+              <w:bottom w:w="80" w:type="dxa"/>
+              <w:end w:w="120" w:type="dxa"/>
+            </w:tcMar>
+          </w:tcPr>
+          <w:p>
+            <w:r>
+              <w:rPr>
+                <w:rFonts w:ascii="Microsoft YaHei" w:hAnsi="Microsoft YaHei" w:eastAsia="Microsoft YaHei"/>
+                <w:color w:val="0B2545"/>
+                <w:sz w:val="18"/>
+              </w:rPr>
+              <w:t>https://github.com/TSP-UC3M/digital-thread-copilot</w:t>
+            </w:r>
+          </w:p>
+        </w:tc>
+      </w:tr>
+    </w:tbl>
+    <w:p>
+      <w:pPr>
+        <w:pStyle w:val="Heading2"/>
+        <w:pageBreakBefore/>
+      </w:pPr>
+      <w:r>
+        <w:t>3.13 drawio-skill</w:t>
       </w:r>
     </w:p>
     <w:p>
@@ -4965,7 +5711,7 @@
         <w:pageBreakBefore/>
       </w:pPr>
       <w:r>
-        <w:t>3.12 epistemic-adequacy-probe</w:t>
+        <w:t>3.14 epistemic-adequacy-probe</w:t>
       </w:r>
     </w:p>
     <w:p>
@@ -5338,7 +6084,7 @@
         <w:pageBreakBefore/>
       </w:pPr>
       <w:r>
-        <w:t>3.13 FocusTick</w:t>
+        <w:t>3.15 FocusTick</w:t>
       </w:r>
     </w:p>
     <w:p>
@@ -5711,7 +6457,7 @@
         <w:pageBreakBefore/>
       </w:pPr>
       <w:r>
-        <w:t>3.14 Formal Specification Claude Plugin</w:t>
+        <w:t>3.16 Formal Specification Claude Plugin</w:t>
       </w:r>
     </w:p>
     <w:p>
@@ -6084,7 +6830,7 @@
         <w:pageBreakBefore/>
       </w:pPr>
       <w:r>
-        <w:t>3.15 HL7-HSRA_E2-SFM2SysMLv2-Agent</w:t>
+        <w:t>3.17 HL7-HSRA_E2-SFM2SysMLv2-Agent</w:t>
       </w:r>
     </w:p>
     <w:p>
@@ -6457,7 +7203,7 @@
         <w:pageBreakBefore/>
       </w:pPr>
       <w:r>
-        <w:t>3.16 INSPECTA-Spec-Code-Proof-Copilot</w:t>
+        <w:t>3.18 INSPECTA-Spec-Code-Proof-Copilot</w:t>
       </w:r>
     </w:p>
     <w:p>
@@ -6830,7 +7576,7 @@
         <w:pageBreakBefore/>
       </w:pPr>
       <w:r>
-        <w:t>3.17 jgs-magic-sysmlv1-mcp</w:t>
+        <w:t>3.19 jgs-magic-sysmlv1-mcp</w:t>
       </w:r>
     </w:p>
     <w:p>
@@ -7203,7 +7949,7 @@
         <w:pageBreakBefore/>
       </w:pPr>
       <w:r>
-        <w:t>3.18 jgs-magic-sysmlv1-pro</w:t>
+        <w:t>3.20 jgs-magic-sysmlv1-pro</w:t>
       </w:r>
     </w:p>
     <w:p>
@@ -7576,7 +8322,7 @@
         <w:pageBreakBefore/>
       </w:pPr>
       <w:r>
-        <w:t>3.19 jgs-magic-sysmlv1-read-skills</w:t>
+        <w:t>3.21 jgs-magic-sysmlv1-read-skills</w:t>
       </w:r>
     </w:p>
     <w:p>
@@ -7949,7 +8695,7 @@
         <w:pageBreakBefore/>
       </w:pPr>
       <w:r>
-        <w:t>3.20 jgs-sysmlv2-api-mcp</w:t>
+        <w:t>3.22 jgs-sysmlv2-api-mcp</w:t>
       </w:r>
     </w:p>
     <w:p>
@@ -8322,7 +9068,7 @@
         <w:pageBreakBefore/>
       </w:pPr>
       <w:r>
-        <w:t>3.21 jgsystemsconsulting</w:t>
+        <w:t>3.23 jgsystemsconsulting</w:t>
       </w:r>
     </w:p>
     <w:p>
@@ -8695,7 +9441,7 @@
         <w:pageBreakBefore/>
       </w:pPr>
       <w:r>
-        <w:t>3.22 jgsystemsconsulting-website</w:t>
+        <w:t>3.24 jgsystemsconsulting-website</w:t>
       </w:r>
     </w:p>
     <w:p>
@@ -9068,7 +9814,7 @@
         <w:pageBreakBefore/>
       </w:pPr>
       <w:r>
-        <w:t>3.23 keel</w:t>
+        <w:t>3.25 keel</w:t>
       </w:r>
     </w:p>
     <w:p>
@@ -9441,7 +10187,7 @@
         <w:pageBreakBefore/>
       </w:pPr>
       <w:r>
-        <w:t>3.24 keio-2026</w:t>
+        <w:t>3.26 keio-2026</w:t>
       </w:r>
     </w:p>
     <w:p>
@@ -9814,7 +10560,7 @@
         <w:pageBreakBefore/>
       </w:pPr>
       <w:r>
-        <w:t>3.25 mappy_mini</w:t>
+        <w:t>3.27 mappy_mini</w:t>
       </w:r>
     </w:p>
     <w:p>
@@ -10187,7 +10933,7 @@
         <w:pageBreakBefore/>
       </w:pPr>
       <w:r>
-        <w:t>3.26 mbe3d-skills</w:t>
+        <w:t>3.28 mbe3d-skills</w:t>
       </w:r>
     </w:p>
     <w:p>
@@ -10560,7 +11306,7 @@
         <w:pageBreakBefore/>
       </w:pPr>
       <w:r>
-        <w:t>3.27 mbse-local-ai-demo</w:t>
+        <w:t>3.29 mbse-local-ai-demo</w:t>
       </w:r>
     </w:p>
     <w:p>
@@ -10933,7 +11679,7 @@
         <w:pageBreakBefore/>
       </w:pPr>
       <w:r>
-        <w:t>3.28 mbse-workflow</w:t>
+        <w:t>3.30 mbse-workflow</w:t>
       </w:r>
     </w:p>
     <w:p>
@@ -11306,7 +12052,7 @@
         <w:pageBreakBefore/>
       </w:pPr>
       <w:r>
-        <w:t>3.29 mbseagent2</w:t>
+        <w:t>3.31 mbseagent2</w:t>
       </w:r>
     </w:p>
     <w:p>
@@ -11679,7 +12425,7 @@
         <w:pageBreakBefore/>
       </w:pPr>
       <w:r>
-        <w:t>3.30 mcp-syson</w:t>
+        <w:t>3.32 mcp-syson</w:t>
       </w:r>
     </w:p>
     <w:p>
@@ -12052,7 +12798,7 @@
         <w:pageBreakBefore/>
       </w:pPr>
       <w:r>
-        <w:t>3.31 mcp-syson</w:t>
+        <w:t>3.33 mcp-syson</w:t>
       </w:r>
     </w:p>
     <w:p>
@@ -12425,7 +13171,7 @@
         <w:pageBreakBefore/>
       </w:pPr>
       <w:r>
-        <w:t>3.32 memnet-lite</w:t>
+        <w:t>3.34 memnet-lite</w:t>
       </w:r>
     </w:p>
     <w:p>
@@ -12798,7 +13544,7 @@
         <w:pageBreakBefore/>
       </w:pPr>
       <w:r>
-        <w:t>3.33 modelwrite</w:t>
+        <w:t>3.35 modelwrite</w:t>
       </w:r>
     </w:p>
     <w:p>
@@ -13171,7 +13917,7 @@
         <w:pageBreakBefore/>
       </w:pPr>
       <w:r>
-        <w:t>3.34 mora-pochettino</w:t>
+        <w:t>3.36 mora-pochettino</w:t>
       </w:r>
     </w:p>
     <w:p>
@@ -13544,7 +14290,7 @@
         <w:pageBreakBefore/>
       </w:pPr>
       <w:r>
-        <w:t>3.35 mycelium-hypha</w:t>
+        <w:t>3.37 mycelium-hypha</w:t>
       </w:r>
     </w:p>
     <w:p>
@@ -13917,7 +14663,7 @@
         <w:pageBreakBefore/>
       </w:pPr>
       <w:r>
-        <w:t>3.36 OpenSysML MCP server</w:t>
+        <w:t>3.38 OpenSysML MCP server</w:t>
       </w:r>
     </w:p>
     <w:p>
@@ -14290,7 +15036,7 @@
         <w:pageBreakBefore/>
       </w:pPr>
       <w:r>
-        <w:t>3.37 OpenSysML-REDK-Skills</w:t>
+        <w:t>3.39 OpenSysML-REDK-Skills</w:t>
       </w:r>
     </w:p>
     <w:p>
@@ -14663,7 +15409,7 @@
         <w:pageBreakBefore/>
       </w:pPr>
       <w:r>
-        <w:t>3.38 se-buddy-agent</w:t>
+        <w:t>3.40 se-buddy-agent</w:t>
       </w:r>
     </w:p>
     <w:p>
@@ -15036,7 +15782,7 @@
         <w:pageBreakBefore/>
       </w:pPr>
       <w:r>
-        <w:t>3.39 sidkolapalli</w:t>
+        <w:t>3.41 sidkolapalli</w:t>
       </w:r>
     </w:p>
     <w:p>
@@ -15409,7 +16155,7 @@
         <w:pageBreakBefore/>
       </w:pPr>
       <w:r>
-        <w:t>3.40 syscribe</w:t>
+        <w:t>3.42 syscribe</w:t>
       </w:r>
     </w:p>
     <w:p>
@@ -15782,7 +16528,7 @@
         <w:pageBreakBefore/>
       </w:pPr>
       <w:r>
-        <w:t>3.41 SysML v2 MCP Server by Raghunath Torase</w:t>
+        <w:t>3.43 SysML v2 MCP Server by Raghunath Torase</w:t>
       </w:r>
     </w:p>
     <w:p>
@@ -16155,7 +16901,7 @@
         <w:pageBreakBefore/>
       </w:pPr>
       <w:r>
-        <w:t>3.42 sysml-agent-kernel</w:t>
+        <w:t>3.44 sysml-agent-kernel</w:t>
       </w:r>
     </w:p>
     <w:p>
@@ -16528,7 +17274,7 @@
         <w:pageBreakBefore/>
       </w:pPr>
       <w:r>
-        <w:t>3.43 sysml-ai-hub</w:t>
+        <w:t>3.45 sysml-ai-hub</w:t>
       </w:r>
     </w:p>
     <w:p>
@@ -16901,7 +17647,7 @@
         <w:pageBreakBefore/>
       </w:pPr>
       <w:r>
-        <w:t>3.44 sysml-rs</w:t>
+        <w:t>3.46 sysml-rs</w:t>
       </w:r>
     </w:p>
     <w:p>
@@ -17274,7 +18020,7 @@
         <w:pageBreakBefore/>
       </w:pPr>
       <w:r>
-        <w:t>3.45 sysml-v2-lsp</w:t>
+        <w:t>3.47 sysml-v2-lsp</w:t>
       </w:r>
     </w:p>
     <w:p>
@@ -17647,7 +18393,7 @@
         <w:pageBreakBefore/>
       </w:pPr>
       <w:r>
-        <w:t>3.46 sysml-v2-lsp</w:t>
+        <w:t>3.48 sysml-v2-lsp</w:t>
       </w:r>
     </w:p>
     <w:p>
@@ -18020,7 +18766,7 @@
         <w:pageBreakBefore/>
       </w:pPr>
       <w:r>
-        <w:t>3.47 sysml-v2-modeling-skill</w:t>
+        <w:t>3.49 sysml-v2-modeling-skill</w:t>
       </w:r>
     </w:p>
     <w:p>
@@ -18393,7 +19139,7 @@
         <w:pageBreakBefore/>
       </w:pPr>
       <w:r>
-        <w:t>3.48 SysML2-spec-gpt</w:t>
+        <w:t>3.50 SysML2-spec-gpt</w:t>
       </w:r>
     </w:p>
     <w:p>
@@ -18766,7 +19512,7 @@
         <w:pageBreakBefore/>
       </w:pPr>
       <w:r>
-        <w:t>3.49 SysMLEdge</w:t>
+        <w:t>3.51 SysMLEdge</w:t>
       </w:r>
     </w:p>
     <w:p>
@@ -19139,7 +19885,7 @@
         <w:pageBreakBefore/>
       </w:pPr>
       <w:r>
-        <w:t>3.50 sysmlv2-ai-toolkit</w:t>
+        <w:t>3.52 sysmlv2-ai-toolkit</w:t>
       </w:r>
     </w:p>
     <w:p>
@@ -19512,7 +20258,7 @@
         <w:pageBreakBefore/>
       </w:pPr>
       <w:r>
-        <w:t>3.51 sysprose</w:t>
+        <w:t>3.53 sysprose</w:t>
       </w:r>
     </w:p>
     <w:p>
@@ -19885,7 +20631,7 @@
         <w:pageBreakBefore/>
       </w:pPr>
       <w:r>
-        <w:t>3.52 verifying_SysML_v2_agentic_rag</w:t>
+        <w:t>3.54 verifying_SysML_v2_agentic_rag</w:t>
       </w:r>
     </w:p>
     <w:p>
@@ -20315,7 +21061,7 @@
           <w:color w:val="5D6B7A"/>
           <w:sz w:val="18"/>
         </w:rPr>
-        <w:t>生成时间：2026-10-30 08:39（Asia/Shanghai）</w:t>
+        <w:t>生成时间：2026-10-31 08:26（Asia/Shanghai）</w:t>
       </w:r>
     </w:p>
     <w:sectPr>
